--- a/downloads/teacher/ai-7-week-11.docx
+++ b/downloads/teacher/ai-7-week-11.docx
@@ -2000,6 +2000,396 @@
         <w:t>For the Reproducible AI Research Study, retain an annotated worked trace and the changed-case reasoning. Connect the claim to its records, units and assumptions so another investigator can challenge or reproduce it.</w:t>
       </w:r>
     </w:p>
+    <w:p>
+      <w:pPr>
+        <w:pStyle w:val="Heading1"/>
+      </w:pPr>
+      <w:r>
+        <w:t>07. Prepare, teach and assess</w:t>
+      </w:r>
+    </w:p>
+    <w:p>
+      <w:r>
+        <w:t>Teaching target: Explain the mechanism and terminology of sampling variability</w:t>
+      </w:r>
+    </w:p>
+    <w:p>
+      <w:r>
+        <w:t>Prepare the labelled worked-case picture, the matching workbook, fictional input cards and a place for individual responses. Check a local Python 3 environment before class; have a paper-trace version ready.</w:t>
+      </w:r>
+    </w:p>
+    <w:tbl>
+      <w:tblPr>
+        <w:tblStyle w:val="LightShading-Accent1"/>
+        <w:tblW w:type="auto" w:w="0"/>
+        <w:tblLook w:firstColumn="1" w:firstRow="1" w:lastColumn="0" w:lastRow="0" w:noHBand="0" w:noVBand="1" w:val="04A0"/>
+      </w:tblPr>
+      <w:tblGrid>
+        <w:gridCol w:w="3408"/>
+        <w:gridCol w:w="3408"/>
+        <w:gridCol w:w="3408"/>
+      </w:tblGrid>
+      <w:tr>
+        <w:trPr>
+          <w:tblHeader/>
+        </w:trPr>
+        <w:tc>
+          <w:tcPr>
+            <w:tcW w:type="dxa" w:w="3408"/>
+          </w:tcPr>
+          <w:p>
+            <w:r>
+              <w:t>Session</w:t>
+            </w:r>
+          </w:p>
+        </w:tc>
+        <w:tc>
+          <w:tcPr>
+            <w:tcW w:type="dxa" w:w="3408"/>
+          </w:tcPr>
+          <w:p>
+            <w:r>
+              <w:t>Plan</w:t>
+            </w:r>
+          </w:p>
+        </w:tc>
+        <w:tc>
+          <w:tcPr>
+            <w:tcW w:type="dxa" w:w="3408"/>
+          </w:tcPr>
+          <w:p>
+            <w:r>
+              <w:t>Resources</w:t>
+            </w:r>
+          </w:p>
+        </w:tc>
+      </w:tr>
+      <w:tr>
+        <w:tc>
+          <w:tcPr>
+            <w:tcW w:type="dxa" w:w="3408"/>
+          </w:tcPr>
+          <w:p>
+            <w:r>
+              <w:t>Session 1 · Understand · 45 min</w:t>
+            </w:r>
+          </w:p>
+        </w:tc>
+        <w:tc>
+          <w:tcPr>
+            <w:tcW w:type="dxa" w:w="3408"/>
+          </w:tcPr>
+          <w:p>
+            <w:r>
+              <w:t>0–7: recall and prerequisite; 7–15: inspect the concrete case and predict; 15–30: teacher models the worked trace; 30–40: learners explain a step using the text and visual; 40–45: check the core idea.</w:t>
+            </w:r>
+          </w:p>
+        </w:tc>
+        <w:tc>
+          <w:tcPr>
+            <w:tcW w:type="dxa" w:w="3408"/>
+          </w:tcPr>
+          <w:p>
+            <w:r>
+              <w:t>Sections 1–6; record the brief recall in the workbook.</w:t>
+            </w:r>
+          </w:p>
+        </w:tc>
+      </w:tr>
+      <w:tr>
+        <w:tc>
+          <w:tcPr>
+            <w:tcW w:type="dxa" w:w="3408"/>
+          </w:tcPr>
+          <w:p>
+            <w:r>
+              <w:t>Session 2 · Practise · 45 min</w:t>
+            </w:r>
+          </w:p>
+        </w:tc>
+        <w:tc>
+          <w:tcPr>
+            <w:tcW w:type="dxa" w:w="3408"/>
+          </w:tcPr>
+          <w:p>
+            <w:r>
+              <w:t>0–5: retrieve the procedure; 5–15: W2 completion practice; 15–23: explain and check with a partner; 23–30: each learner answers the misconception check; 30–40: targeted reteaching or a harder variation; 40–45: prepare the investigation.</w:t>
+            </w:r>
+          </w:p>
+        </w:tc>
+        <w:tc>
+          <w:tcPr>
+            <w:tcW w:type="dxa" w:w="3408"/>
+          </w:tcPr>
+          <w:p>
+            <w:r>
+              <w:t>Sections 7–10; use the matching workbook W2 and misconception check.</w:t>
+            </w:r>
+          </w:p>
+        </w:tc>
+      </w:tr>
+      <w:tr>
+        <w:tc>
+          <w:tcPr>
+            <w:tcW w:type="dxa" w:w="3408"/>
+          </w:tcPr>
+          <w:p>
+            <w:r>
+              <w:t>Session 3 · Investigate and transfer · 45 min</w:t>
+            </w:r>
+          </w:p>
+        </w:tc>
+        <w:tc>
+          <w:tcPr>
+            <w:tcW w:type="dxa" w:w="3408"/>
+          </w:tcPr>
+          <w:p>
+            <w:r>
+              <w:t>0–5: retrieve the decision rule; 5–20: investigate or trace; 20–30: start the independent case; 30–38: connect the project; 38–43: act on feedback; 43–45: plan the return check.</w:t>
+            </w:r>
+          </w:p>
+        </w:tc>
+        <w:tc>
+          <w:tcPr>
+            <w:tcW w:type="dxa" w:w="3408"/>
+          </w:tcPr>
+          <w:p>
+            <w:r>
+              <w:t>Sections 9 and 11–14. Give extra time to finish the full task set; use Section 15 when the week includes a coding lab.</w:t>
+            </w:r>
+          </w:p>
+        </w:tc>
+      </w:tr>
+    </w:tbl>
+    <w:p>
+      <w:r>
+        <w:t>Before class, solve the supported practice: Find the mean of sample means and the chance of mean2 under uniform selection of those six samples. Show the intermediate steps and give the conclusion with its scope.</w:t>
+      </w:r>
+    </w:p>
+    <w:p>
+      <w:r>
+        <w:t>Reasoned practice answer: Teacher explanation: Mean=(1+2+2+2+2+3)/6=2; mean2 occurs4/6=2/3. The population mean is2, while individual samples differ.</w:t>
+      </w:r>
+    </w:p>
+    <w:p>
+      <w:r>
+        <w:t>Check every learner before discussion: Use the worked case for Sampling variability. Proposed explanation: “The worked result establishes every future case”. Decide whether this explanation is supported. Point to the step or supplied fact that decides; explain your repair if needed.</w:t>
+      </w:r>
+    </w:p>
+    <w:p>
+      <w:r>
+        <w:t>Misconception repair: This finite example is not a general normality guarantee or a model of a biased convenience sample.</w:t>
+      </w:r>
+    </w:p>
+    <w:p>
+      <w:r>
+        <w:t>Support: read the exact case aloud, enlarge the labelled picture, supply input cards and model only the first deciding step. Accept a spoken explanation or drawing; retain the reasoning goal.</w:t>
+      </w:r>
+    </w:p>
+    <w:p>
+      <w:r>
+        <w:t>Extension: Evaluate the exact same fixed four cases twice with deterministic predictions. Require a prediction and a reason before comparing. Expected result: The counts should agree unless some condition, data or scoring changed. Reason: The sampling explanation no longer applies when the records are identical.</w:t>
+      </w:r>
+    </w:p>
+    <w:p>
+      <w:r>
+        <w:t>Independent assessment: withhold the reserved answer until the learner has attempted the new case. Record support separately from correctness.</w:t>
+      </w:r>
+    </w:p>
+    <w:tbl>
+      <w:tblPr>
+        <w:tblStyle w:val="LightShading-Accent1"/>
+        <w:tblW w:type="auto" w:w="0"/>
+        <w:tblLook w:firstColumn="1" w:firstRow="1" w:lastColumn="0" w:lastRow="0" w:noHBand="0" w:noVBand="1" w:val="04A0"/>
+      </w:tblPr>
+      <w:tblGrid>
+        <w:gridCol w:w="2556"/>
+        <w:gridCol w:w="2556"/>
+        <w:gridCol w:w="2556"/>
+        <w:gridCol w:w="2556"/>
+      </w:tblGrid>
+      <w:tr>
+        <w:trPr>
+          <w:tblHeader/>
+        </w:trPr>
+        <w:tc>
+          <w:tcPr>
+            <w:tcW w:type="dxa" w:w="2556"/>
+          </w:tcPr>
+          <w:p>
+            <w:r>
+              <w:t>Criterion</w:t>
+            </w:r>
+          </w:p>
+        </w:tc>
+        <w:tc>
+          <w:tcPr>
+            <w:tcW w:type="dxa" w:w="2556"/>
+          </w:tcPr>
+          <w:p>
+            <w:r>
+              <w:t>Not yet</w:t>
+            </w:r>
+          </w:p>
+        </w:tc>
+        <w:tc>
+          <w:tcPr>
+            <w:tcW w:type="dxa" w:w="2556"/>
+          </w:tcPr>
+          <w:p>
+            <w:r>
+              <w:t>With support</w:t>
+            </w:r>
+          </w:p>
+        </w:tc>
+        <w:tc>
+          <w:tcPr>
+            <w:tcW w:type="dxa" w:w="2556"/>
+          </w:tcPr>
+          <w:p>
+            <w:r>
+              <w:t>Independent</w:t>
+            </w:r>
+          </w:p>
+        </w:tc>
+      </w:tr>
+      <w:tr>
+        <w:tc>
+          <w:tcPr>
+            <w:tcW w:type="dxa" w:w="2556"/>
+          </w:tcPr>
+          <w:p>
+            <w:r>
+              <w:t>Explanation</w:t>
+            </w:r>
+          </w:p>
+        </w:tc>
+        <w:tc>
+          <w:tcPr>
+            <w:tcW w:type="dxa" w:w="2556"/>
+          </w:tcPr>
+          <w:p>
+            <w:r>
+              <w:t>Names an answer without a deciding fact</w:t>
+            </w:r>
+          </w:p>
+        </w:tc>
+        <w:tc>
+          <w:tcPr>
+            <w:tcW w:type="dxa" w:w="2556"/>
+          </w:tcPr>
+          <w:p>
+            <w:r>
+              <w:t>Uses a hint to link fact and decision</w:t>
+            </w:r>
+          </w:p>
+        </w:tc>
+        <w:tc>
+          <w:tcPr>
+            <w:tcW w:type="dxa" w:w="2556"/>
+          </w:tcPr>
+          <w:p>
+            <w:r>
+              <w:t>Explains the deciding fact in own words</w:t>
+            </w:r>
+          </w:p>
+        </w:tc>
+      </w:tr>
+      <w:tr>
+        <w:tc>
+          <w:tcPr>
+            <w:tcW w:type="dxa" w:w="2556"/>
+          </w:tcPr>
+          <w:p>
+            <w:r>
+              <w:t>Trace or test</w:t>
+            </w:r>
+          </w:p>
+        </w:tc>
+        <w:tc>
+          <w:tcPr>
+            <w:tcW w:type="dxa" w:w="2556"/>
+          </w:tcPr>
+          <w:p>
+            <w:r>
+              <w:t>Cannot connect input and result</w:t>
+            </w:r>
+          </w:p>
+        </w:tc>
+        <w:tc>
+          <w:tcPr>
+            <w:tcW w:type="dxa" w:w="2556"/>
+          </w:tcPr>
+          <w:p>
+            <w:r>
+              <w:t>Completes steps with prompts</w:t>
+            </w:r>
+          </w:p>
+        </w:tc>
+        <w:tc>
+          <w:tcPr>
+            <w:tcW w:type="dxa" w:w="2556"/>
+          </w:tcPr>
+          <w:p>
+            <w:r>
+              <w:t>Traces or tests a changed case accurately</w:t>
+            </w:r>
+          </w:p>
+        </w:tc>
+      </w:tr>
+      <w:tr>
+        <w:tc>
+          <w:tcPr>
+            <w:tcW w:type="dxa" w:w="2556"/>
+          </w:tcPr>
+          <w:p>
+            <w:r>
+              <w:t>Limits and revision</w:t>
+            </w:r>
+          </w:p>
+        </w:tc>
+        <w:tc>
+          <w:tcPr>
+            <w:tcW w:type="dxa" w:w="2556"/>
+          </w:tcPr>
+          <w:p>
+            <w:r>
+              <w:t>Claims more than evidence supports</w:t>
+            </w:r>
+          </w:p>
+        </w:tc>
+        <w:tc>
+          <w:tcPr>
+            <w:tcW w:type="dxa" w:w="2556"/>
+          </w:tcPr>
+          <w:p>
+            <w:r>
+              <w:t>Names a limit after a prompt</w:t>
+            </w:r>
+          </w:p>
+        </w:tc>
+        <w:tc>
+          <w:tcPr>
+            <w:tcW w:type="dxa" w:w="2556"/>
+          </w:tcPr>
+          <w:p>
+            <w:r>
+              <w:t>States a defensible limit and useful next test</w:t>
+            </w:r>
+          </w:p>
+        </w:tc>
+      </w:tr>
+    </w:tbl>
+    <w:p>
+      <w:r>
+        <w:t>Project checkpoint: Make a transparent first version. Keep a trace of how one input becomes an output; explain the rule or learned component.</w:t>
+      </w:r>
+    </w:p>
+    <w:p>
+      <w:r>
+        <w:t>Use the weekly teacher answer for topic-specific reasoning. A saved progress tick is an activity record; judge mastery from the learner’s explanation and evidence.</w:t>
+      </w:r>
+    </w:p>
     <w:sectPr>
       <w:pgSz w:w="12240" w:h="15840"/>
       <w:pgMar w:top="936" w:right="1008" w:bottom="936" w:left="1008" w:header="720" w:footer="720" w:gutter="0"/>

--- a/downloads/teacher/ai-7-week-11.docx
+++ b/downloads/teacher/ai-7-week-11.docx
@@ -2390,6 +2390,39 @@
         <w:t>Use the weekly teacher answer for topic-specific reasoning. A saved progress tick is an activity record; judge mastery from the learner’s explanation and evidence.</w:t>
       </w:r>
     </w:p>
+    <w:p>
+      <w:pPr>
+        <w:pStyle w:val="Heading1"/>
+      </w:pPr>
+      <w:r>
+        <w:t>08. Use feedback, labs and repair paths</w:t>
+      </w:r>
+    </w:p>
+    <w:p>
+      <w:r>
+        <w:t>Use the two formative questions as supported practice, not as independent mastery scores. Discuss the deciding evidence rather than accepting a guessed selection.</w:t>
+      </w:r>
+    </w:p>
+    <w:p>
+      <w:r>
+        <w:t>The feedback comes from the reviewed public worked case. Do not reveal the separately reserved independent teacher answer until the learner has attempted that case.</w:t>
+      </w:r>
+    </w:p>
+    <w:p>
+      <w:r>
+        <w:t>Ask students to predict before running code. Preserve errors and actual outputs; collect a changed test and an explanation. The branch-boundary and indexing lessons deliberately include failure cases.</w:t>
+      </w:r>
+    </w:p>
+    <w:p>
+      <w:r>
+        <w:t>Use the earlier worked-explanation links to address a specific missing building block, then return to the current question. Adapt this suggestion after observing the learner; it is not an automatic diagnosis.</w:t>
+      </w:r>
+    </w:p>
+    <w:p>
+      <w:r>
+        <w:t>Collect the completed-work portfolio as evidence. Record support separately from correctness, and assess explanation, trace/test and limitations. Progress ticks and quiz selections alone do not establish mastery.</w:t>
+      </w:r>
+    </w:p>
     <w:sectPr>
       <w:pgSz w:w="12240" w:h="15840"/>
       <w:pgMar w:top="936" w:right="1008" w:bottom="936" w:left="1008" w:header="720" w:footer="720" w:gutter="0"/>

--- a/downloads/teacher/ai-7-week-11.docx
+++ b/downloads/teacher/ai-7-week-11.docx
@@ -29,16 +29,45 @@
       </w:r>
     </w:p>
     <w:p>
-      <w:pPr>
-        <w:pStyle w:val="Heading3"/>
-      </w:pPr>
-      <w:r>
-        <w:t>Teach the learning cycle</w:t>
+      <w:r>
+        <w:t>Prepare Sampling variability: check the target, prerequisites, resources and adaptable teaching schedule.</w:t>
       </w:r>
     </w:p>
     <w:p>
-      <w:r>
-        <w:t>Primary target: Explain the mechanism and terminology of sampling variability</w:t>
+      <w:pPr>
+        <w:pStyle w:val="Heading3"/>
+      </w:pPr>
+      <w:r>
+        <w:t>Teach the learning cycle</w:t>
+      </w:r>
+    </w:p>
+    <w:p>
+      <w:pPr>
+        <w:spacing w:line="336" w:lineRule="auto" w:after="180"/>
+      </w:pPr>
+      <w:r>
+        <w:rPr>
+          <w:b w:val="0"/>
+        </w:rPr>
+        <w:t xml:space="preserve">Primary target: Explain the </w:t>
+      </w:r>
+      <w:r>
+        <w:rPr>
+          <w:b/>
+        </w:rPr>
+        <w:t>mechanism</w:t>
+      </w:r>
+      <w:r>
+        <w:rPr>
+          <w:b w:val="0"/>
+        </w:rPr>
+        <w:t xml:space="preserve"> and terminology of </w:t>
+      </w:r>
+      <w:r>
+        <w:rPr>
+          <w:b/>
+        </w:rPr>
+        <w:t>sampling variability</w:t>
       </w:r>
     </w:p>
     <w:tbl>
@@ -185,16 +214,37 @@
       </w:tr>
     </w:tbl>
     <w:p>
-      <w:r>
-        <w:t>This is a starting allocation of 135 minutes, not a validated duration. Preserve all named topics. Schedule extra time for connected examples, the full investigation, independent cases and project building. Repeated copies of a case share one recorded attempt; they are not new evidence.</w:t>
+      <w:pPr>
+        <w:spacing w:line="336" w:lineRule="auto" w:after="180"/>
+      </w:pPr>
+      <w:r>
+        <w:rPr>
+          <w:b w:val="0"/>
+        </w:rPr>
+        <w:t>This is a starting allocation of 135 minutes, not a validated duration. Preserve all named topics. Schedule extra time for connected examples, the full investigation, independent cases and project building.</w:t>
       </w:r>
     </w:p>
     <w:p>
       <w:pPr>
-        <w:pStyle w:val="Heading3"/>
-      </w:pPr>
-      <w:r>
-        <w:t>Retrieval answer guidance</w:t>
+        <w:spacing w:line="336" w:lineRule="auto" w:after="180"/>
+      </w:pPr>
+      <w:r>
+        <w:rPr>
+          <w:b w:val="0"/>
+        </w:rPr>
+        <w:t xml:space="preserve">Repeated copies of a case share one recorded attempt; they are not new </w:t>
+      </w:r>
+      <w:r>
+        <w:rPr>
+          <w:b/>
+        </w:rPr>
+        <w:t>evidence</w:t>
+      </w:r>
+      <w:r>
+        <w:rPr>
+          <w:b w:val="0"/>
+        </w:rPr>
+        <w:t>.</w:t>
       </w:r>
     </w:p>
     <w:p>
@@ -202,178 +252,648 @@
         <w:pStyle w:val="Heading3"/>
       </w:pPr>
       <w:r>
-        <w:t>Confounders and controls</w:t>
+        <w:t>Retrieval answer guidance</w:t>
       </w:r>
     </w:p>
     <w:p>
-      <w:r>
-        <w:t>Without opening the old lesson, explain one key idea from Confounders and controls. Give an example and a mistake that the idea helps you avoid.</w:t>
+      <w:pPr>
+        <w:pStyle w:val="Heading3"/>
+      </w:pPr>
+      <w:r>
+        <w:t>Confounders and controls</w:t>
       </w:r>
     </w:p>
     <w:p>
-      <w:r>
-        <w:t>Look for: Explain the mechanism and terminology of confounders and controls</w:t>
+      <w:pPr>
+        <w:spacing w:line="336" w:lineRule="auto" w:after="180"/>
+      </w:pPr>
+      <w:r>
+        <w:rPr>
+          <w:b w:val="0"/>
+        </w:rPr>
+        <w:t>Without opening the old lesson, explain one key idea from Confounders and controls. Give an example and a mistake that the idea helps you avoid.</w:t>
       </w:r>
     </w:p>
     <w:p>
-      <w:r>
-        <w:t>Reference example, not the only acceptable wording: Teacher explanation: A confounder changes alongside the intended factor and can offer another explanation. Controls aim to isolate the proposed mechanism. For a toy comparison vary only retrieval method while holding corpus, queries, cutoff and relevance rubric fixed. Randomise or counterbalance order when order effects matter.</w:t>
+      <w:pPr>
+        <w:spacing w:line="336" w:lineRule="auto" w:after="180"/>
+      </w:pPr>
+      <w:r>
+        <w:rPr>
+          <w:b w:val="0"/>
+        </w:rPr>
+        <w:t xml:space="preserve">Look for: Explain the </w:t>
+      </w:r>
+      <w:r>
+        <w:rPr>
+          <w:b/>
+        </w:rPr>
+        <w:t>mechanism</w:t>
+      </w:r>
+      <w:r>
+        <w:rPr>
+          <w:b w:val="0"/>
+        </w:rPr>
+        <w:t xml:space="preserve"> and terminology of confounders and controls</w:t>
       </w:r>
     </w:p>
     <w:p>
       <w:pPr>
-        <w:pStyle w:val="Heading3"/>
-      </w:pPr>
-      <w:r>
-        <w:t>Baselines and fair comparisons</w:t>
+        <w:spacing w:line="336" w:lineRule="auto" w:after="180"/>
+      </w:pPr>
+      <w:r>
+        <w:rPr>
+          <w:b w:val="0"/>
+        </w:rPr>
+        <w:t xml:space="preserve">Reference example, not the only acceptable wording: Teacher explanation: A confounder changes alongside the intended factor and can offer another explanation. Controls aim to isolate the proposed </w:t>
+      </w:r>
+      <w:r>
+        <w:rPr>
+          <w:b/>
+        </w:rPr>
+        <w:t>mechanism</w:t>
+      </w:r>
+      <w:r>
+        <w:rPr>
+          <w:b w:val="0"/>
+        </w:rPr>
+        <w:t>.</w:t>
       </w:r>
     </w:p>
     <w:p>
-      <w:r>
-        <w:t>Without opening the old lesson, explain one key idea from Baselines and fair comparisons. Give an example and a mistake that the idea helps you avoid.</w:t>
+      <w:pPr>
+        <w:spacing w:line="336" w:lineRule="auto" w:after="180"/>
+      </w:pPr>
+      <w:r>
+        <w:rPr>
+          <w:b w:val="0"/>
+        </w:rPr>
+        <w:t>For a toy comparison vary only retrieval method while holding corpus, queries, cutoff and relevance rubric fixed. Randomise or counterbalance order when order effects matter.</w:t>
       </w:r>
     </w:p>
     <w:p>
-      <w:r>
-        <w:t>Look for: Explain the mechanism and terminology of baselines and fair comparisons</w:t>
+      <w:pPr>
+        <w:pStyle w:val="Heading3"/>
+      </w:pPr>
+      <w:r>
+        <w:t>Baselines and fair comparisons</w:t>
       </w:r>
     </w:p>
     <w:p>
-      <w:r>
-        <w:t>Reference example, not the only acceptable wording: Teacher explanation: Fair baselines use credible procedures on matched evidence and resource conditions. A weak arbitrary reference can exaggerate improvement. For a room-reporting study use manual authoritative lookup or a deterministic same-room rule, not random room names. Match cases, available sources and scoring.</w:t>
+      <w:pPr>
+        <w:spacing w:line="336" w:lineRule="auto" w:after="180"/>
+      </w:pPr>
+      <w:r>
+        <w:rPr>
+          <w:b w:val="0"/>
+        </w:rPr>
+        <w:t>Without opening the old lesson, explain one key idea from Baselines and fair comparisons. Give an example and a mistake that the idea helps you avoid.</w:t>
       </w:r>
     </w:p>
     <w:p>
       <w:pPr>
-        <w:pStyle w:val="Heading3"/>
-      </w:pPr>
-      <w:r>
-        <w:t>Replication and reproduction</w:t>
+        <w:spacing w:line="336" w:lineRule="auto" w:after="180"/>
+      </w:pPr>
+      <w:r>
+        <w:rPr>
+          <w:b w:val="0"/>
+        </w:rPr>
+        <w:t xml:space="preserve">Look for: Explain the </w:t>
+      </w:r>
+      <w:r>
+        <w:rPr>
+          <w:b/>
+        </w:rPr>
+        <w:t>mechanism</w:t>
+      </w:r>
+      <w:r>
+        <w:rPr>
+          <w:b w:val="0"/>
+        </w:rPr>
+        <w:t xml:space="preserve"> and terminology of baselines and fair comparisons</w:t>
       </w:r>
     </w:p>
     <w:p>
-      <w:r>
-        <w:t>Without opening the old lesson, explain one key idea from Replication and reproduction. Give an example and a mistake that the idea helps you avoid.</w:t>
+      <w:pPr>
+        <w:spacing w:line="336" w:lineRule="auto" w:after="180"/>
+      </w:pPr>
+      <w:r>
+        <w:rPr>
+          <w:b w:val="0"/>
+        </w:rPr>
+        <w:t xml:space="preserve">Reference example, not the only acceptable wording: Teacher explanation: Fair baselines use credible procedures on matched </w:t>
+      </w:r>
+      <w:r>
+        <w:rPr>
+          <w:b/>
+        </w:rPr>
+        <w:t>evidence</w:t>
+      </w:r>
+      <w:r>
+        <w:rPr>
+          <w:b w:val="0"/>
+        </w:rPr>
+        <w:t xml:space="preserve"> and resource conditions. A weak arbitrary reference can exaggerate improvement.</w:t>
       </w:r>
     </w:p>
     <w:p>
-      <w:r>
-        <w:t>Look for: Explain the mechanism and terminology of replication and reproduction</w:t>
+      <w:pPr>
+        <w:spacing w:line="336" w:lineRule="auto" w:after="180"/>
+      </w:pPr>
+      <w:r>
+        <w:rPr>
+          <w:b w:val="0"/>
+        </w:rPr>
+        <w:t>For a room-reporting study use manual authoritative lookup or a deterministic same-room rule, not random room names. Match cases, available sources and scoring.</w:t>
       </w:r>
     </w:p>
     <w:p>
-      <w:r>
-        <w:t>Reference example, not the only acceptable wording: Teacher explanation: Reproducing a computation uses recorded artifacts; replication collects new evidence under a comparable question. Naming conventions vary, so define the terms in the project. Here replay means same artifacts/procedure; new-data replication means newly collected eligible cases under the same plan. Preserve environment, data versions and raw results.</w:t>
+      <w:pPr>
+        <w:pStyle w:val="Heading3"/>
+      </w:pPr>
+      <w:r>
+        <w:t>Replication and reproduction</w:t>
       </w:r>
     </w:p>
     <w:p>
-      <w:r>
-        <w:t>Two 45-minute sessions. Sampling variability means different eligible samples can give different estimates even under the same population. Separate this from procedure changes. Use the supplied constructed scenarios to make the mechanism inspectable. Collect W4 before sharing solutions. Students should name intermediate evidence and limitations; classroom pacing and learning effectiveness remain unvalidated.</w:t>
+      <w:pPr>
+        <w:spacing w:line="336" w:lineRule="auto" w:after="180"/>
+      </w:pPr>
+      <w:r>
+        <w:rPr>
+          <w:b w:val="0"/>
+        </w:rPr>
+        <w:t>Without opening the old lesson, explain one key idea from Replication and reproduction. Give an example and a mistake that the idea helps you avoid.</w:t>
       </w:r>
     </w:p>
     <w:p>
       <w:pPr>
-        <w:pStyle w:val="Heading3"/>
-      </w:pPr>
-      <w:r>
-        <w:t>Outcomes</w:t>
+        <w:spacing w:line="336" w:lineRule="auto" w:after="180"/>
+      </w:pPr>
+      <w:r>
+        <w:rPr>
+          <w:b w:val="0"/>
+        </w:rPr>
+        <w:t xml:space="preserve">Look for: Explain the </w:t>
+      </w:r>
+      <w:r>
+        <w:rPr>
+          <w:b/>
+        </w:rPr>
+        <w:t>mechanism</w:t>
+      </w:r>
+      <w:r>
+        <w:rPr>
+          <w:b w:val="0"/>
+        </w:rPr>
+        <w:t xml:space="preserve"> and terminology of replication and reproduction</w:t>
       </w:r>
     </w:p>
     <w:p>
-      <w:r>
-        <w:t>Explain the mechanism and terminology of sampling variability</w:t>
+      <w:pPr>
+        <w:spacing w:line="336" w:lineRule="auto" w:after="180"/>
+      </w:pPr>
+      <w:r>
+        <w:rPr>
+          <w:b w:val="0"/>
+        </w:rPr>
+        <w:t xml:space="preserve">Reference example, not the only acceptable wording: Teacher explanation: Reproducing a computation uses recorded artifacts; replication collects new </w:t>
+      </w:r>
+      <w:r>
+        <w:rPr>
+          <w:b/>
+        </w:rPr>
+        <w:t>evidence</w:t>
+      </w:r>
+      <w:r>
+        <w:rPr>
+          <w:b w:val="0"/>
+        </w:rPr>
+        <w:t xml:space="preserve"> under a comparable question.</w:t>
       </w:r>
     </w:p>
     <w:p>
-      <w:r>
-        <w:t>Apply the stated procedure to a new case with a traceable result</w:t>
+      <w:pPr>
+        <w:spacing w:line="336" w:lineRule="auto" w:after="180"/>
+      </w:pPr>
+      <w:r>
+        <w:rPr>
+          <w:b w:val="0"/>
+        </w:rPr>
+        <w:t>Naming conventions vary, so define the terms in the project. Here replay means same artifacts/procedure; new-data replication means newly collected eligible cases under the same plan.</w:t>
       </w:r>
     </w:p>
     <w:p>
-      <w:r>
-        <w:t>Identify an assumption or limitation and design a revealing follow-up</w:t>
+      <w:pPr>
+        <w:spacing w:line="336" w:lineRule="auto" w:after="180"/>
+      </w:pPr>
+      <w:r>
+        <w:rPr>
+          <w:b w:val="0"/>
+        </w:rPr>
+        <w:t>Preserve environment, data versions and raw results.</w:t>
       </w:r>
     </w:p>
     <w:p>
       <w:pPr>
-        <w:pStyle w:val="Heading3"/>
-      </w:pPr>
-      <w:r>
-        <w:t>Preparation</w:t>
+        <w:spacing w:line="336" w:lineRule="auto" w:after="180"/>
+      </w:pPr>
+      <w:r>
+        <w:rPr>
+          <w:b w:val="0"/>
+        </w:rPr>
+        <w:t xml:space="preserve">Two 45-minute sessions. </w:t>
+      </w:r>
+      <w:r>
+        <w:rPr>
+          <w:b/>
+        </w:rPr>
+        <w:t>Sampling variability</w:t>
+      </w:r>
+      <w:r>
+        <w:rPr>
+          <w:b w:val="0"/>
+        </w:rPr>
+        <w:t xml:space="preserve"> means different eligible samples can give different estimates even under the same population. Separate this from procedure changes.</w:t>
       </w:r>
     </w:p>
     <w:p>
-      <w:r>
-        <w:t>Lesson and workbook; paper and pencil</w:t>
+      <w:pPr>
+        <w:spacing w:line="336" w:lineRule="auto" w:after="180"/>
+      </w:pPr>
+      <w:r>
+        <w:rPr>
+          <w:b w:val="0"/>
+        </w:rPr>
+        <w:t xml:space="preserve">Use the supplied constructed scenarios to make the </w:t>
+      </w:r>
+      <w:r>
+        <w:rPr>
+          <w:b/>
+        </w:rPr>
+        <w:t>mechanism</w:t>
+      </w:r>
+      <w:r>
+        <w:rPr>
+          <w:b w:val="0"/>
+        </w:rPr>
+        <w:t xml:space="preserve"> inspectable. Collect W4 before sharing solutions.</w:t>
       </w:r>
     </w:p>
     <w:p>
-      <w:r>
-        <w:t>Calculator and optional local Python 3 for arithmetic; no live API or private data</w:t>
+      <w:pPr>
+        <w:spacing w:line="336" w:lineRule="auto" w:after="180"/>
+      </w:pPr>
+      <w:r>
+        <w:rPr>
+          <w:b w:val="0"/>
+        </w:rPr>
+        <w:t xml:space="preserve">Students should name intermediate </w:t>
+      </w:r>
+      <w:r>
+        <w:rPr>
+          <w:b/>
+        </w:rPr>
+        <w:t>evidence</w:t>
+      </w:r>
+      <w:r>
+        <w:rPr>
+          <w:b w:val="0"/>
+        </w:rPr>
+        <w:t xml:space="preserve"> and limitations; classroom pacing and learning effectiveness remain unvalidated.</w:t>
       </w:r>
     </w:p>
     <w:p>
-      <w:r>
-        <w:t>Prepare the fresh retry separately and withhold its solution until after collection</w:t>
+      <w:pPr>
+        <w:pStyle w:val="Heading3"/>
+      </w:pPr>
+      <w:r>
+        <w:t>Outcomes</w:t>
       </w:r>
     </w:p>
     <w:p>
       <w:pPr>
-        <w:pStyle w:val="Heading3"/>
-      </w:pPr>
-      <w:r>
-        <w:t>Prerequisite answer</w:t>
+        <w:spacing w:line="336" w:lineRule="auto" w:after="180"/>
+      </w:pPr>
+      <w:r>
+        <w:rPr>
+          <w:b w:val="0"/>
+        </w:rPr>
+        <w:t xml:space="preserve">Explain the </w:t>
+      </w:r>
+      <w:r>
+        <w:rPr>
+          <w:b/>
+        </w:rPr>
+        <w:t>mechanism</w:t>
+      </w:r>
+      <w:r>
+        <w:rPr>
+          <w:b w:val="0"/>
+        </w:rPr>
+        <w:t xml:space="preserve"> and terminology of </w:t>
+      </w:r>
+      <w:r>
+        <w:rPr>
+          <w:b/>
+        </w:rPr>
+        <w:t>sampling variability</w:t>
       </w:r>
     </w:p>
     <w:p>
-      <w:r>
-        <w:t>A result depends on the inputs, procedure and conditions that produced it. Preserve data roles and distinguish observed outcomes from predictions or unmeasured conditions. If the prior concept cannot be explained, use a short retrieval activity before this chapter.</w:t>
+      <w:pPr>
+        <w:spacing w:line="336" w:lineRule="auto" w:after="180"/>
+      </w:pPr>
+      <w:r>
+        <w:rPr>
+          <w:b w:val="0"/>
+        </w:rPr>
+        <w:t>Apply the stated procedure to a new case with a traceable result</w:t>
       </w:r>
     </w:p>
     <w:p>
       <w:pPr>
-        <w:pStyle w:val="Heading3"/>
-      </w:pPr>
-      <w:r>
-        <w:t>End goal for the pictorial case</w:t>
+        <w:spacing w:line="336" w:lineRule="auto" w:after="180"/>
+      </w:pPr>
+      <w:r>
+        <w:rPr>
+          <w:b w:val="0"/>
+        </w:rPr>
+        <w:t>Identify an assumption or limitation and design a revealing follow-up</w:t>
       </w:r>
     </w:p>
     <w:p>
-      <w:r>
-        <w:t>Explain sampling variability using the records and boundaries of this fictional investigation.</w:t>
+      <w:pPr>
+        <w:pStyle w:val="Heading3"/>
+      </w:pPr>
+      <w:r>
+        <w:t>Preparation</w:t>
       </w:r>
     </w:p>
     <w:p>
-      <w:r>
-        <w:t>This added worked case illustrates the week’s main idea. Retain all original and connected topics; schedule its practice within the teaching cycle.</w:t>
+      <w:pPr>
+        <w:spacing w:line="336" w:lineRule="auto" w:after="180"/>
+      </w:pPr>
+      <w:r>
+        <w:rPr>
+          <w:b w:val="0"/>
+        </w:rPr>
+        <w:t>Lesson and workbook; paper and pencil</w:t>
       </w:r>
     </w:p>
     <w:p>
       <w:pPr>
-        <w:pStyle w:val="Heading1"/>
-      </w:pPr>
-      <w:r>
-        <w:t>02. Explain and model the mechanism</w:t>
+        <w:spacing w:line="336" w:lineRule="auto" w:after="180"/>
+      </w:pPr>
+      <w:r>
+        <w:rPr>
+          <w:b w:val="0"/>
+        </w:rPr>
+        <w:t>Calculator and optional local Python 3 for arithmetic; no live API or private data</w:t>
       </w:r>
     </w:p>
     <w:p>
-      <w:r>
-        <w:t>Sampling variability means different eligible samples can give different estimates even under the same population. Separate this from procedure changes.</w:t>
+      <w:pPr>
+        <w:spacing w:line="336" w:lineRule="auto" w:after="180"/>
+      </w:pPr>
+      <w:r>
+        <w:rPr>
+          <w:b w:val="0"/>
+        </w:rPr>
+        <w:t>Prepare the fresh retry separately and withhold its solution until after collection</w:t>
       </w:r>
     </w:p>
     <w:p>
-      <w:r>
-        <w:t>Begin by writing the question the procedure is intended to answer. Identify the information already supplied, the information it will produce and the information still missing. These are constructed classroom examples; they do not require live accounts, private records or an external service. Do not treat a plausible explanation as a measured outcome.</w:t>
+      <w:pPr>
+        <w:pStyle w:val="Heading3"/>
+      </w:pPr>
+      <w:r>
+        <w:t>Prerequisite answer</w:t>
       </w:r>
     </w:p>
     <w:p>
-      <w:r>
-        <w:t>Consider finite population values1, 1, 3, 3 with distinct IDs. Enumerate the six unordered samples of size2 without replacement. Their means are1, 2, 2, 2, 2, 3.</w:t>
+      <w:pPr>
+        <w:spacing w:line="336" w:lineRule="auto" w:after="180"/>
+      </w:pPr>
+      <w:r>
+        <w:rPr>
+          <w:b w:val="0"/>
+        </w:rPr>
+        <w:t xml:space="preserve">A result depends on the </w:t>
+      </w:r>
+      <w:r>
+        <w:rPr>
+          <w:b/>
+        </w:rPr>
+        <w:t>input</w:t>
+      </w:r>
+      <w:r>
+        <w:rPr>
+          <w:b w:val="0"/>
+        </w:rPr>
+        <w:t xml:space="preserve">s, procedure and conditions that produced it. Preserve data roles and distinguish observed outcomes from </w:t>
+      </w:r>
+      <w:r>
+        <w:rPr>
+          <w:b/>
+        </w:rPr>
+        <w:t>prediction</w:t>
+      </w:r>
+      <w:r>
+        <w:rPr>
+          <w:b w:val="0"/>
+        </w:rPr>
+        <w:t>s or unmeasured conditions.</w:t>
       </w:r>
     </w:p>
     <w:p>
-      <w:r>
-        <w:t>Before applying the procedure, write its units, denominator or decision boundary where relevant. A partner should be able to repeat each step using the same inputs. If a required input is absent or violates the stated contract, record that condition explicitly instead of quietly replacing it with a convenient value.</w:t>
+      <w:pPr>
+        <w:spacing w:line="336" w:lineRule="auto" w:after="180"/>
+      </w:pPr>
+      <w:r>
+        <w:rPr>
+          <w:b w:val="0"/>
+        </w:rPr>
+        <w:t>If the prior concept cannot be explained, use a short retrieval activity before this chapter.</w:t>
+      </w:r>
+    </w:p>
+    <w:p>
+      <w:pPr>
+        <w:pStyle w:val="Heading3"/>
+      </w:pPr>
+      <w:r>
+        <w:t>End goal for the pictorial case</w:t>
+      </w:r>
+    </w:p>
+    <w:p>
+      <w:pPr>
+        <w:spacing w:line="336" w:lineRule="auto" w:after="180"/>
+      </w:pPr>
+      <w:r>
+        <w:rPr>
+          <w:b w:val="0"/>
+        </w:rPr>
+        <w:t xml:space="preserve">Explain </w:t>
+      </w:r>
+      <w:r>
+        <w:rPr>
+          <w:b/>
+        </w:rPr>
+        <w:t>sampling variability</w:t>
+      </w:r>
+      <w:r>
+        <w:rPr>
+          <w:b w:val="0"/>
+        </w:rPr>
+        <w:t xml:space="preserve"> using the records and boundaries of this fictional investigation.</w:t>
+      </w:r>
+    </w:p>
+    <w:p>
+      <w:pPr>
+        <w:spacing w:line="336" w:lineRule="auto" w:after="180"/>
+      </w:pPr>
+      <w:r>
+        <w:rPr>
+          <w:b w:val="0"/>
+        </w:rPr>
+        <w:t>This added worked case illustrates the week’s main idea. Retain all original and connected topics; schedule its practice within the teaching cycle.</w:t>
+      </w:r>
+    </w:p>
+    <w:p>
+      <w:pPr>
+        <w:pStyle w:val="Heading1"/>
+      </w:pPr>
+      <w:r>
+        <w:t>02. Explain and model the mechanism</w:t>
+      </w:r>
+    </w:p>
+    <w:p>
+      <w:r>
+        <w:t>Model Sampling variability using the supplied case, labelled mechanism and reasoning. Make the scope of each conclusion explicit.</w:t>
+      </w:r>
+    </w:p>
+    <w:p>
+      <w:pPr>
+        <w:spacing w:line="336" w:lineRule="auto" w:after="180"/>
+      </w:pPr>
+      <w:r>
+        <w:rPr>
+          <w:b/>
+        </w:rPr>
+        <w:t>Sampling variability</w:t>
+      </w:r>
+      <w:r>
+        <w:rPr>
+          <w:b w:val="0"/>
+        </w:rPr>
+        <w:t xml:space="preserve"> means different eligible samples can give different estimates even under the same population. Separate this from procedure changes.</w:t>
+      </w:r>
+    </w:p>
+    <w:p>
+      <w:pPr>
+        <w:pStyle w:val="Heading3"/>
+      </w:pPr>
+      <w:r>
+        <w:t>Explain Sampling variability · 1</w:t>
+      </w:r>
+    </w:p>
+    <w:p>
+      <w:pPr>
+        <w:spacing w:line="336" w:lineRule="auto" w:after="180"/>
+      </w:pPr>
+      <w:r>
+        <w:rPr>
+          <w:b w:val="0"/>
+        </w:rPr>
+        <w:t>Begin by writing the question the procedure is intended to answer. Identify the information already supplied, the information it will produce and the information still missing.</w:t>
+      </w:r>
+    </w:p>
+    <w:p>
+      <w:pPr>
+        <w:spacing w:line="336" w:lineRule="auto" w:after="180"/>
+      </w:pPr>
+      <w:r>
+        <w:rPr>
+          <w:b w:val="0"/>
+        </w:rPr>
+        <w:t>These are constructed classroom examples; they do not require live accounts, private records or an external service. Do not treat a plausible explanation as a measured outcome.</w:t>
+      </w:r>
+    </w:p>
+    <w:p>
+      <w:pPr>
+        <w:spacing w:line="336" w:lineRule="auto" w:after="180"/>
+      </w:pPr>
+      <w:r>
+        <w:rPr>
+          <w:b w:val="0"/>
+        </w:rPr>
+        <w:t xml:space="preserve">Consider finite population values1, 1, 3, 3 with distinct IDs. Enumerate the six unordered samples of size2 </w:t>
+      </w:r>
+      <w:r>
+        <w:rPr>
+          <w:b/>
+        </w:rPr>
+        <w:t>without replacement</w:t>
+      </w:r>
+      <w:r>
+        <w:rPr>
+          <w:b w:val="0"/>
+        </w:rPr>
+        <w:t>. Their means are1, 2, 2, 2, 2, 3.</w:t>
+      </w:r>
+    </w:p>
+    <w:p>
+      <w:pPr>
+        <w:pStyle w:val="Heading3"/>
+      </w:pPr>
+      <w:r>
+        <w:t>Explain Sampling variability · 2</w:t>
+      </w:r>
+    </w:p>
+    <w:p>
+      <w:pPr>
+        <w:spacing w:line="336" w:lineRule="auto" w:after="180"/>
+      </w:pPr>
+      <w:r>
+        <w:rPr>
+          <w:b w:val="0"/>
+        </w:rPr>
+        <w:t xml:space="preserve">Before applying the procedure, write its units, denominator or decision boundary where relevant. A partner should be able to repeat each step using the same </w:t>
+      </w:r>
+      <w:r>
+        <w:rPr>
+          <w:b/>
+        </w:rPr>
+        <w:t>input</w:t>
+      </w:r>
+      <w:r>
+        <w:rPr>
+          <w:b w:val="0"/>
+        </w:rPr>
+        <w:t>s.</w:t>
+      </w:r>
+    </w:p>
+    <w:p>
+      <w:pPr>
+        <w:spacing w:line="336" w:lineRule="auto" w:after="180"/>
+      </w:pPr>
+      <w:r>
+        <w:rPr>
+          <w:b w:val="0"/>
+        </w:rPr>
+        <w:t xml:space="preserve">If a required </w:t>
+      </w:r>
+      <w:r>
+        <w:rPr>
+          <w:b/>
+        </w:rPr>
+        <w:t>input</w:t>
+      </w:r>
+      <w:r>
+        <w:rPr>
+          <w:b w:val="0"/>
+        </w:rPr>
+        <w:t xml:space="preserve"> is absent or violates the stated contract, record that condition explicitly instead of quietly replacing it with a convenient value.</w:t>
       </w:r>
     </w:p>
     <w:tbl>
@@ -571,41 +1091,229 @@
       </w:r>
     </w:p>
     <w:p>
-      <w:r>
-        <w:t>Guided: Mean=(1+2+2+2+2+3)/6=2; mean2 occurs4/6=2/3. The population mean is2, while individual samples differ. Qualification: This finite example is not a general normality guarantee or a model of a biased convenience sample. Exit: accept a concrete variation with its predicted outcome and a stated condition that would challenge the mechanism; reject a claim resting on unmeasured evidence.</w:t>
+      <w:pPr>
+        <w:pStyle w:val="Heading3"/>
+      </w:pPr>
+      <w:r>
+        <w:t>Explain Sampling variability · 3</w:t>
       </w:r>
     </w:p>
     <w:p>
       <w:pPr>
-        <w:pStyle w:val="Heading3"/>
-      </w:pPr>
-      <w:r>
-        <w:t>Model the reasoning aloud</w:t>
+        <w:spacing w:line="336" w:lineRule="auto" w:after="180"/>
+      </w:pPr>
+      <w:r>
+        <w:rPr>
+          <w:b w:val="0"/>
+        </w:rPr>
+        <w:t>Guided: Mean=(1+2+2+2+2+3)/6=2; mean2 occurs4/6=2/3. The population mean is2, while individual samples differ. Qualification: This finite example is not a general normality guarantee or a model of a biased convenience sample.</w:t>
       </w:r>
     </w:p>
     <w:p>
-      <w:r>
-        <w:t>Use the complete worked example below before asking learners to complete W2. Reveal a small part, invite a prediction, then explain the deciding step. These teacher notes contain solutions; do not reveal the independent case answer during modelling.</w:t>
+      <w:pPr>
+        <w:spacing w:line="336" w:lineRule="auto" w:after="180"/>
+      </w:pPr>
+      <w:r>
+        <w:rPr>
+          <w:b w:val="0"/>
+        </w:rPr>
+        <w:t xml:space="preserve">Exit: accept a concrete variation with its predicted outcome and a stated condition that would challenge the </w:t>
+      </w:r>
+      <w:r>
+        <w:rPr>
+          <w:b/>
+        </w:rPr>
+        <w:t>mechanism</w:t>
+      </w:r>
+      <w:r>
+        <w:rPr>
+          <w:b w:val="0"/>
+        </w:rPr>
+        <w:t xml:space="preserve">; reject a claim resting on unmeasured </w:t>
+      </w:r>
+      <w:r>
+        <w:rPr>
+          <w:b/>
+        </w:rPr>
+        <w:t>evidence</w:t>
+      </w:r>
+      <w:r>
+        <w:rPr>
+          <w:b w:val="0"/>
+        </w:rPr>
+        <w:t>.</w:t>
       </w:r>
     </w:p>
     <w:p>
-      <w:r>
-        <w:t>Find the mean of sample means and the chance of mean2 under uniform selection of those six samples.</w:t>
+      <w:pPr>
+        <w:pStyle w:val="Heading3"/>
+      </w:pPr>
+      <w:r>
+        <w:t>Model the reasoning aloud</w:t>
       </w:r>
     </w:p>
     <w:p>
-      <w:r>
-        <w:t>Mean=(1+2+2+2+2+3)/6=2; mean2 occurs4/6=2/3. The population mean is2, while individual samples differ.</w:t>
+      <w:pPr>
+        <w:spacing w:line="336" w:lineRule="auto" w:after="180"/>
+      </w:pPr>
+      <w:r>
+        <w:rPr>
+          <w:b w:val="0"/>
+        </w:rPr>
+        <w:t xml:space="preserve">Use the complete worked example below before asking learners to complete W2. Reveal a small part, invite a </w:t>
+      </w:r>
+      <w:r>
+        <w:rPr>
+          <w:b/>
+        </w:rPr>
+        <w:t>prediction</w:t>
+      </w:r>
+      <w:r>
+        <w:rPr>
+          <w:b w:val="0"/>
+        </w:rPr>
+        <w:t>, then explain the deciding step.</w:t>
       </w:r>
     </w:p>
     <w:p>
-      <w:r>
-        <w:t>Compare the intermediate evidence with the final statement. Explain why each number or decision follows from the stated inputs. The conclusion belongs to this scenario and procedure; changing the inputs, evaluation population or authority can change what it establishes. Retain the raw record so a later revision can be compared honestly.</w:t>
+      <w:pPr>
+        <w:spacing w:line="336" w:lineRule="auto" w:after="180"/>
+      </w:pPr>
+      <w:r>
+        <w:rPr>
+          <w:b w:val="0"/>
+        </w:rPr>
+        <w:t>These teacher notes contain solutions; do not reveal the independent case answer during modelling.</w:t>
       </w:r>
     </w:p>
     <w:p>
-      <w:r>
-        <w:t>Optional local lab: predict the printed result before running this standalone Python 3 example. Change one relevant boundary input, record the outcome and state the contract or statistical assumptions. The program uses fictional values and the Python standard library; it performs no external operations.</w:t>
+      <w:pPr>
+        <w:spacing w:line="336" w:lineRule="auto" w:after="180"/>
+      </w:pPr>
+      <w:r>
+        <w:rPr>
+          <w:b w:val="0"/>
+        </w:rPr>
+        <w:t>Find the mean of sample means and the chance of mean2 under uniform selection of those six samples.</w:t>
+      </w:r>
+    </w:p>
+    <w:p>
+      <w:pPr>
+        <w:spacing w:line="336" w:lineRule="auto" w:after="180"/>
+      </w:pPr>
+      <w:r>
+        <w:rPr>
+          <w:b w:val="0"/>
+        </w:rPr>
+        <w:t>Mean=(1+2+2+2+2+3)/6=2; mean2 occurs4/6=2/3. The population mean is2, while individual samples differ.</w:t>
+      </w:r>
+    </w:p>
+    <w:p>
+      <w:pPr>
+        <w:pStyle w:val="Heading3"/>
+      </w:pPr>
+      <w:r>
+        <w:t>Model the reasoning aloud · 4</w:t>
+      </w:r>
+    </w:p>
+    <w:p>
+      <w:pPr>
+        <w:spacing w:line="336" w:lineRule="auto" w:after="180"/>
+      </w:pPr>
+      <w:r>
+        <w:rPr>
+          <w:b w:val="0"/>
+        </w:rPr>
+        <w:t xml:space="preserve">Compare the intermediate </w:t>
+      </w:r>
+      <w:r>
+        <w:rPr>
+          <w:b/>
+        </w:rPr>
+        <w:t>evidence</w:t>
+      </w:r>
+      <w:r>
+        <w:rPr>
+          <w:b w:val="0"/>
+        </w:rPr>
+        <w:t xml:space="preserve"> with the final statement. Explain why each number or decision follows from the stated </w:t>
+      </w:r>
+      <w:r>
+        <w:rPr>
+          <w:b/>
+        </w:rPr>
+        <w:t>input</w:t>
+      </w:r>
+      <w:r>
+        <w:rPr>
+          <w:b w:val="0"/>
+        </w:rPr>
+        <w:t>s.</w:t>
+      </w:r>
+    </w:p>
+    <w:p>
+      <w:pPr>
+        <w:spacing w:line="336" w:lineRule="auto" w:after="180"/>
+      </w:pPr>
+      <w:r>
+        <w:rPr>
+          <w:b w:val="0"/>
+        </w:rPr>
+        <w:t xml:space="preserve">The conclusion belongs to this scenario and procedure; changing the </w:t>
+      </w:r>
+      <w:r>
+        <w:rPr>
+          <w:b/>
+        </w:rPr>
+        <w:t>input</w:t>
+      </w:r>
+      <w:r>
+        <w:rPr>
+          <w:b w:val="0"/>
+        </w:rPr>
+        <w:t>s, evaluation population or authority can change what it establishes. Retain the raw record so a later revision can be compared honestly.</w:t>
+      </w:r>
+    </w:p>
+    <w:p>
+      <w:pPr>
+        <w:pStyle w:val="Heading3"/>
+      </w:pPr>
+      <w:r>
+        <w:t>Model the reasoning aloud · 5</w:t>
+      </w:r>
+    </w:p>
+    <w:p>
+      <w:pPr>
+        <w:spacing w:line="336" w:lineRule="auto" w:after="180"/>
+      </w:pPr>
+      <w:r>
+        <w:rPr>
+          <w:b w:val="0"/>
+        </w:rPr>
+        <w:t xml:space="preserve">Optional local lab: predict the printed result before running this standalone Python 3 example. Change one relevant boundary </w:t>
+      </w:r>
+      <w:r>
+        <w:rPr>
+          <w:b/>
+        </w:rPr>
+        <w:t>input</w:t>
+      </w:r>
+      <w:r>
+        <w:rPr>
+          <w:b w:val="0"/>
+        </w:rPr>
+        <w:t>, record the outcome and state the contract or statistical assumptions.</w:t>
+      </w:r>
+    </w:p>
+    <w:p>
+      <w:pPr>
+        <w:spacing w:line="336" w:lineRule="auto" w:after="180"/>
+      </w:pPr>
+      <w:r>
+        <w:rPr>
+          <w:b w:val="0"/>
+        </w:rPr>
+        <w:t>The program uses fictional values and the Python standard library; it performs no external operations.</w:t>
       </w:r>
     </w:p>
     <w:p>
@@ -732,7 +1440,13 @@
       </w:tr>
     </w:tbl>
     <w:p>
-      <w:r>
+      <w:pPr>
+        <w:spacing w:line="336" w:lineRule="auto" w:after="180"/>
+      </w:pPr>
+      <w:r>
+        <w:rPr>
+          <w:b w:val="0"/>
+        </w:rPr>
         <w:t>Use the diagram and verbal explanation together. Ask learners to match a sentence to a specific visual step; do not assign learners fixed visual or auditory learning styles.</w:t>
       </w:r>
     </w:p>
@@ -745,7 +1459,13 @@
       </w:r>
     </w:p>
     <w:p>
-      <w:r>
+      <w:pPr>
+        <w:spacing w:line="336" w:lineRule="auto" w:after="180"/>
+      </w:pPr>
+      <w:r>
+        <w:rPr>
+          <w:b w:val="0"/>
+        </w:rPr>
         <w:t>Two small samples can differ. A fixed classifier is scored on two distinct four-case samples from a declared collection.</w:t>
       </w:r>
     </w:p>
@@ -758,7 +1478,22 @@
       </w:r>
     </w:p>
     <w:p>
-      <w:r>
+      <w:pPr>
+        <w:pStyle w:val="Heading3"/>
+      </w:pPr>
+      <w:r>
+        <w:t>Supplied facts</w:t>
+      </w:r>
+    </w:p>
+    <w:p>
+      <w:pPr>
+        <w:spacing w:line="336" w:lineRule="auto" w:after="180"/>
+        <w:shd w:fill="F1F6FC"/>
+      </w:pPr>
+      <w:r>
+        <w:rPr>
+          <w:b w:val="0"/>
+        </w:rPr>
         <w:t>Sample A has 3 correct of 4; sample B has 2 correct of 4. The model and rubric are unchanged.</w:t>
       </w:r>
     </w:p>
@@ -958,21 +1693,37 @@
       </w:r>
     </w:p>
     <w:p>
-      <w:r>
-        <w:t>Sampling variability means a statistic can vary because different units were observed. Do not automatically attribute every rate change to a model improvement or deterioration.</w:t>
+      <w:pPr>
+        <w:pStyle w:val="Heading3"/>
+      </w:pPr>
+      <w:r>
+        <w:t>Why the result follows</w:t>
       </w:r>
     </w:p>
     <w:p>
       <w:pPr>
-        <w:pStyle w:val="Heading3"/>
-      </w:pPr>
-      <w:r>
-        <w:t>What this example does not establish</w:t>
+        <w:spacing w:line="336" w:lineRule="auto" w:after="180"/>
+        <w:shd w:fill="F1F6FC"/>
+      </w:pPr>
+      <w:r>
+        <w:rPr>
+          <w:b/>
+        </w:rPr>
+        <w:t>Sampling variability</w:t>
+      </w:r>
+      <w:r>
+        <w:rPr>
+          <w:b w:val="0"/>
+        </w:rPr>
+        <w:t xml:space="preserve"> means a statistic can vary because different units were observed. Do not automatically attribute every rate change to a model improvement or deterioration.</w:t>
       </w:r>
     </w:p>
     <w:p>
-      <w:r>
-        <w:t>These two samples do not supply a probability model or confidence interval; none is invented.</w:t>
+      <w:pPr>
+        <w:pStyle w:val="Heading3"/>
+      </w:pPr>
+      <w:r>
+        <w:t>What this example does not establish</w:t>
       </w:r>
     </w:p>
     <w:p>
@@ -980,43 +1731,180 @@
         <w:pStyle w:val="Heading3"/>
       </w:pPr>
       <w:r>
-        <w:t>Change one thing in the pictured case</w:t>
+        <w:t>Keep the stated limit</w:t>
       </w:r>
     </w:p>
     <w:p>
-      <w:r>
-        <w:t>Change: Evaluate the exact same fixed four cases twice with deterministic predictions.</w:t>
+      <w:pPr>
+        <w:spacing w:line="336" w:lineRule="auto" w:after="180"/>
+        <w:shd w:fill="FFF5E6"/>
+      </w:pPr>
+      <w:r>
+        <w:rPr>
+          <w:b w:val="0"/>
+        </w:rPr>
+        <w:t>These two samples do not supply a probability model or confidence interval; none is invented.</w:t>
       </w:r>
     </w:p>
     <w:p>
-      <w:r>
-        <w:t>Prediction: The counts should agree unless some condition, data or scoring changed.</w:t>
+      <w:pPr>
+        <w:pStyle w:val="Heading3"/>
+      </w:pPr>
+      <w:r>
+        <w:t>Change one thing in the pictured case</w:t>
       </w:r>
     </w:p>
     <w:p>
-      <w:r>
-        <w:t>Reason: The sampling explanation no longer applies when the records are identical.</w:t>
+      <w:pPr>
+        <w:pStyle w:val="Heading3"/>
+      </w:pPr>
+      <w:r>
+        <w:t>Change one thing</w:t>
       </w:r>
     </w:p>
     <w:p>
       <w:pPr>
-        <w:pStyle w:val="Heading3"/>
-      </w:pPr>
-      <w:r>
-        <w:t>Ask while showing the picture</w:t>
+        <w:spacing w:line="336" w:lineRule="auto" w:after="180"/>
+        <w:shd w:fill="F5F1FB"/>
+      </w:pPr>
+      <w:r>
+        <w:rPr>
+          <w:b w:val="0"/>
+        </w:rPr>
+        <w:t xml:space="preserve">Change: Evaluate the exact same fixed four cases twice with deterministic </w:t>
+      </w:r>
+      <w:r>
+        <w:rPr>
+          <w:b/>
+        </w:rPr>
+        <w:t>prediction</w:t>
+      </w:r>
+      <w:r>
+        <w:rPr>
+          <w:b w:val="0"/>
+        </w:rPr>
+        <w:t>s.</w:t>
       </w:r>
     </w:p>
     <w:p>
-      <w:r>
-        <w:t>Cover the result. Ask learners to name the inputs and predict the next step. Uncover one step, connect the icon to the actual procedure, and explain its evidence. Then change the supplied condition and compare. The picture is a representation; it does not document execution of a real AI model.</w:t>
+      <w:pPr>
+        <w:pStyle w:val="Heading3"/>
+      </w:pPr>
+      <w:r>
+        <w:t>Predicted result</w:t>
       </w:r>
     </w:p>
     <w:p>
       <w:pPr>
+        <w:spacing w:line="336" w:lineRule="auto" w:after="180"/>
+        <w:shd w:fill="F1F6FC"/>
+      </w:pPr>
+      <w:r>
+        <w:rPr>
+          <w:b/>
+        </w:rPr>
+        <w:t>Prediction</w:t>
+      </w:r>
+      <w:r>
+        <w:rPr>
+          <w:b w:val="0"/>
+        </w:rPr>
+        <w:t>: The counts should agree unless some condition, data or scoring changed.</w:t>
+      </w:r>
+    </w:p>
+    <w:p>
+      <w:pPr>
+        <w:pStyle w:val="Heading3"/>
+      </w:pPr>
+      <w:r>
+        <w:t>Why the result follows</w:t>
+      </w:r>
+    </w:p>
+    <w:p>
+      <w:pPr>
+        <w:spacing w:line="336" w:lineRule="auto" w:after="180"/>
+        <w:shd w:fill="F1F6FC"/>
+      </w:pPr>
+      <w:r>
+        <w:rPr>
+          <w:b w:val="0"/>
+        </w:rPr>
+        <w:t>Reason: The sampling explanation no longer applies when the records are identical.</w:t>
+      </w:r>
+    </w:p>
+    <w:p>
+      <w:pPr>
+        <w:pStyle w:val="Heading3"/>
+      </w:pPr>
+      <w:r>
+        <w:t>Ask while showing the picture</w:t>
+      </w:r>
+    </w:p>
+    <w:p>
+      <w:pPr>
+        <w:pStyle w:val="Heading3"/>
+      </w:pPr>
+      <w:r>
+        <w:t>Ask while showing the picture · 6</w:t>
+      </w:r>
+    </w:p>
+    <w:p>
+      <w:pPr>
+        <w:spacing w:line="336" w:lineRule="auto" w:after="180"/>
+      </w:pPr>
+      <w:r>
+        <w:rPr>
+          <w:b w:val="0"/>
+        </w:rPr>
+        <w:t xml:space="preserve">Cover the result. Ask learners to name the </w:t>
+      </w:r>
+      <w:r>
+        <w:rPr>
+          <w:b/>
+        </w:rPr>
+        <w:t>input</w:t>
+      </w:r>
+      <w:r>
+        <w:rPr>
+          <w:b w:val="0"/>
+        </w:rPr>
+        <w:t xml:space="preserve">s and predict the next step. Uncover one step, connect the icon to the actual procedure, and explain its </w:t>
+      </w:r>
+      <w:r>
+        <w:rPr>
+          <w:b/>
+        </w:rPr>
+        <w:t>evidence</w:t>
+      </w:r>
+      <w:r>
+        <w:rPr>
+          <w:b w:val="0"/>
+        </w:rPr>
+        <w:t>. Then change the supplied condition and compare.</w:t>
+      </w:r>
+    </w:p>
+    <w:p>
+      <w:pPr>
+        <w:spacing w:line="336" w:lineRule="auto" w:after="180"/>
+      </w:pPr>
+      <w:r>
+        <w:rPr>
+          <w:b w:val="0"/>
+        </w:rPr>
+        <w:t>The picture is a representation; it does not document execution of a real AI model.</w:t>
+      </w:r>
+    </w:p>
+    <w:p>
+      <w:pPr>
         <w:pStyle w:val="Heading1"/>
       </w:pPr>
       <w:r>
         <w:t>03. Demonstrate and guide practice</w:t>
+      </w:r>
+    </w:p>
+    <w:p>
+      <w:r>
+        <w:t>Demonstrate Sampling variability, reduce support deliberately and check individual reasoning before discussing answers.</w:t>
       </w:r>
     </w:p>
     <w:tbl>
@@ -1232,36 +2120,100 @@
       </w:tr>
     </w:tbl>
     <w:p>
-      <w:r>
-        <w:t>Use the worked example in Sections 3 and 6. Collect a prediction before revealing its result; ask the learner to point to each intermediate fact.</w:t>
+      <w:pPr>
+        <w:spacing w:line="336" w:lineRule="auto" w:after="180"/>
+      </w:pPr>
+      <w:r>
+        <w:rPr>
+          <w:b w:val="0"/>
+        </w:rPr>
+        <w:t xml:space="preserve">Use the worked example in Sections 3 and 6. Collect a </w:t>
+      </w:r>
+      <w:r>
+        <w:rPr>
+          <w:b/>
+        </w:rPr>
+        <w:t>prediction</w:t>
+      </w:r>
+      <w:r>
+        <w:rPr>
+          <w:b w:val="0"/>
+        </w:rPr>
+        <w:t xml:space="preserve"> before revealing its result; ask the learner to point to each intermediate fact.</w:t>
       </w:r>
     </w:p>
     <w:p>
-      <w:r>
-        <w:t>Provide an input/procedure/result/limit frame and a calculator when needed. Ask students to identify the first step before completing the whole trace. Extension: compare two concrete variants of this mechanism while holding unrelated conditions fixed; report both successful and unsuccessful outcomes.</w:t>
+      <w:pPr>
+        <w:spacing w:line="336" w:lineRule="auto" w:after="180"/>
+      </w:pPr>
+      <w:r>
+        <w:rPr>
+          <w:b w:val="0"/>
+        </w:rPr>
+        <w:t xml:space="preserve">Provide an </w:t>
+      </w:r>
+      <w:r>
+        <w:rPr>
+          <w:b/>
+        </w:rPr>
+        <w:t>input</w:t>
+      </w:r>
+      <w:r>
+        <w:rPr>
+          <w:b w:val="0"/>
+        </w:rPr>
+        <w:t>/procedure/result/limit frame and a calculator when needed. Ask students to identify the first step before completing the whole trace.</w:t>
       </w:r>
     </w:p>
     <w:p>
       <w:pPr>
-        <w:pStyle w:val="Heading3"/>
-      </w:pPr>
-      <w:r>
-        <w:t>Reduce help deliberately</w:t>
+        <w:spacing w:line="336" w:lineRule="auto" w:after="180"/>
+      </w:pPr>
+      <w:r>
+        <w:rPr>
+          <w:b w:val="0"/>
+        </w:rPr>
+        <w:t xml:space="preserve">Extension: compare two concrete variants of this </w:t>
+      </w:r>
+      <w:r>
+        <w:rPr>
+          <w:b/>
+        </w:rPr>
+        <w:t>mechanism</w:t>
+      </w:r>
+      <w:r>
+        <w:rPr>
+          <w:b w:val="0"/>
+        </w:rPr>
+        <w:t xml:space="preserve"> while holding unrelated conditions fixed; report both successful and unsuccessful outcomes.</w:t>
       </w:r>
     </w:p>
     <w:p>
-      <w:r>
-        <w:t>Completion task: Find the mean of sample means and the chance of mean2 under uniform selection of those six samples. Show the intermediate steps and give the conclusion with its scope.</w:t>
+      <w:pPr>
+        <w:pStyle w:val="Heading3"/>
+      </w:pPr>
+      <w:r>
+        <w:t>Reduce help deliberately</w:t>
       </w:r>
     </w:p>
     <w:p>
-      <w:r>
-        <w:t>Teacher check: Teacher explanation: Mean=(1+2+2+2+2+3)/6=2; mean2 occurs4/6=2/3. The population mean is2, while individual samples differ.</w:t>
+      <w:pPr>
+        <w:pStyle w:val="Heading3"/>
+      </w:pPr>
+      <w:r>
+        <w:t>Completion practice</w:t>
       </w:r>
     </w:p>
     <w:p>
-      <w:r>
-        <w:t>Start by identifying the given inputs together. Leave the intermediate steps blank. If needed, model one step, then withdraw that help on the next step. Move to a full trace only when the partial trace is understood. For partners, alternate explainer and checker; collect a response from every learner before discussion.</w:t>
+      <w:pPr>
+        <w:spacing w:line="336" w:lineRule="auto" w:after="180"/>
+        <w:shd w:fill="F5F1FB"/>
+      </w:pPr>
+      <w:r>
+        <w:rPr>
+          <w:b w:val="0"/>
+        </w:rPr>
+        <w:t>Completion task: Find the mean of sample means and the chance of mean2 under uniform selection of those six samples. Show the intermediate steps and give the conclusion with its scope.</w:t>
       </w:r>
     </w:p>
     <w:p>
@@ -1269,22 +2221,53 @@
         <w:pStyle w:val="Heading3"/>
       </w:pPr>
       <w:r>
-        <w:t>Individual reasoning check</w:t>
+        <w:t>Reasoning to listen for</w:t>
       </w:r>
     </w:p>
     <w:p>
-      <w:r>
-        <w:t>Use the worked case for Sampling variability. Proposed explanation: “The worked result establishes every future case”. Decide whether this explanation is supported. Point to the step or supplied fact that decides; explain your repair if needed.</w:t>
+      <w:pPr>
+        <w:spacing w:line="336" w:lineRule="auto" w:after="180"/>
+        <w:shd w:fill="F1F6FC"/>
+      </w:pPr>
+      <w:r>
+        <w:rPr>
+          <w:b w:val="0"/>
+        </w:rPr>
+        <w:t>Teacher check: Teacher explanation: Mean=(1+2+2+2+2+3)/6=2; mean2 occurs4/6=2/3. The population mean is2, while individual samples differ.</w:t>
       </w:r>
     </w:p>
     <w:p>
-      <w:r>
-        <w:t>Expected correction: This finite example is not a general normality guarantee or a model of a biased convenience sample.</w:t>
+      <w:pPr>
+        <w:spacing w:line="336" w:lineRule="auto" w:after="180"/>
+      </w:pPr>
+      <w:r>
+        <w:rPr>
+          <w:b w:val="0"/>
+        </w:rPr>
+        <w:t xml:space="preserve">Start by identifying the given </w:t>
+      </w:r>
+      <w:r>
+        <w:rPr>
+          <w:b/>
+        </w:rPr>
+        <w:t>input</w:t>
+      </w:r>
+      <w:r>
+        <w:rPr>
+          <w:b w:val="0"/>
+        </w:rPr>
+        <w:t>s together. Leave the intermediate steps blank. If needed, model one step, then withdraw that help on the next step. Move to a full trace only when the partial trace is understood.</w:t>
       </w:r>
     </w:p>
     <w:p>
-      <w:r>
-        <w:t>Collect explanations, not only yes/no votes. If a misunderstanding is common, re-model the relevant step for the class. If it affects a few learners, give a short targeted group explanation while others solve a more demanding variation.</w:t>
+      <w:pPr>
+        <w:spacing w:line="336" w:lineRule="auto" w:after="180"/>
+      </w:pPr>
+      <w:r>
+        <w:rPr>
+          <w:b w:val="0"/>
+        </w:rPr>
+        <w:t>For partners, alternate explainer and checker; collect a response from every learner before discussion.</w:t>
       </w:r>
     </w:p>
     <w:p>
@@ -1292,63 +2275,307 @@
         <w:pStyle w:val="Heading3"/>
       </w:pPr>
       <w:r>
-        <w:t>Pictorial practice question</w:t>
+        <w:t>Individual reasoning check</w:t>
       </w:r>
     </w:p>
     <w:p>
-      <w:r>
-        <w:t>Calculate the two four-case rates and their difference. Explain how changed included cases can affect a fixed model, and why identical deterministic records should not differ on a rerun.</w:t>
+      <w:pPr>
+        <w:spacing w:line="336" w:lineRule="auto" w:after="180"/>
+      </w:pPr>
+      <w:r>
+        <w:rPr>
+          <w:b w:val="0"/>
+        </w:rPr>
+        <w:t xml:space="preserve">Use the worked case for </w:t>
+      </w:r>
+      <w:r>
+        <w:rPr>
+          <w:b/>
+        </w:rPr>
+        <w:t>Sampling variability</w:t>
+      </w:r>
+      <w:r>
+        <w:rPr>
+          <w:b w:val="0"/>
+        </w:rPr>
+        <w:t>. Proposed explanation: “The worked result establishes every future case”. Decide whether this explanation is supported.</w:t>
       </w:r>
     </w:p>
     <w:p>
       <w:pPr>
-        <w:pStyle w:val="Heading3"/>
-      </w:pPr>
-      <w:r>
-        <w:t>Reasoned teacher answer</w:t>
+        <w:spacing w:line="336" w:lineRule="auto" w:after="180"/>
+      </w:pPr>
+      <w:r>
+        <w:rPr>
+          <w:b w:val="0"/>
+        </w:rPr>
+        <w:t>Point to the step or supplied fact that decides; explain your repair if needed.</w:t>
       </w:r>
     </w:p>
     <w:p>
-      <w:r>
-        <w:t>No training or threshold change occurs between samples. A is 75%; B is 50%, differing by 25 percentage points. Different included cases can change a small-sample rate. Changed case: The counts should agree unless some condition, data or scoring changed. The sampling explanation no longer applies when the records are identical.</w:t>
+      <w:pPr>
+        <w:pStyle w:val="Heading3"/>
+      </w:pPr>
+      <w:r>
+        <w:t>Expected repair</w:t>
       </w:r>
     </w:p>
     <w:p>
-      <w:r>
-        <w:t>Changed-case reasoning: The counts should agree unless some condition, data or scoring changed. The sampling explanation no longer applies when the records are identical.</w:t>
+      <w:pPr>
+        <w:spacing w:line="336" w:lineRule="auto" w:after="180"/>
+        <w:shd w:fill="F1F6FC"/>
+      </w:pPr>
+      <w:r>
+        <w:rPr>
+          <w:b w:val="0"/>
+        </w:rPr>
+        <w:t>Expected correction: This finite example is not a general normality guarantee or a model of a biased convenience sample.</w:t>
       </w:r>
     </w:p>
     <w:p>
-      <w:r>
-        <w:t>Collect each learner’s explanation before discussion. Use the first missing connection between input, deciding step and result to choose support. This question is worked-case practice, not fresh mastery evidence.</w:t>
+      <w:pPr>
+        <w:spacing w:line="336" w:lineRule="auto" w:after="180"/>
+      </w:pPr>
+      <w:r>
+        <w:rPr>
+          <w:b w:val="0"/>
+        </w:rPr>
+        <w:t>Collect explanations, not only yes/no votes. If a misunderstanding is common, re-model the relevant step for the class.</w:t>
       </w:r>
     </w:p>
     <w:p>
       <w:pPr>
-        <w:pStyle w:val="Heading1"/>
-      </w:pPr>
-      <w:r>
-        <w:t>04. Run the investigation and diagnose misconceptions</w:t>
+        <w:spacing w:line="336" w:lineRule="auto" w:after="180"/>
+      </w:pPr>
+      <w:r>
+        <w:rPr>
+          <w:b w:val="0"/>
+        </w:rPr>
+        <w:t>If it affects a few learners, give a short targeted group explanation while others solve a more demanding variation.</w:t>
       </w:r>
     </w:p>
     <w:p>
-      <w:r>
-        <w:t>The worked result establishes every future case: This finite example is not a general normality guarantee or a model of a biased convenience sample.</w:t>
+      <w:pPr>
+        <w:pStyle w:val="Heading3"/>
+      </w:pPr>
+      <w:r>
+        <w:t>Pictorial practice question</w:t>
       </w:r>
     </w:p>
     <w:p>
-      <w:r>
-        <w:t>A missing input may be replaced without recording the change: A replacement changes the evidence or contract. Record the change and its justification; do not silently turn unknown into a measured value.</w:t>
+      <w:pPr>
+        <w:spacing w:line="336" w:lineRule="auto" w:after="180"/>
+      </w:pPr>
+      <w:r>
+        <w:rPr>
+          <w:b w:val="0"/>
+        </w:rPr>
+        <w:t>Calculate the two four-case rates and their difference. Explain how changed included cases can affect a fixed model, and why identical deterministic records should not differ on a rerun.</w:t>
       </w:r>
     </w:p>
     <w:p>
-      <w:r>
-        <w:t>Repeating an assessed case is new independent evidence: A replay checks consistency. An example used for feedback or revision cannot later be described as untouched final evaluation.</w:t>
+      <w:pPr>
+        <w:pStyle w:val="Heading3"/>
+      </w:pPr>
+      <w:r>
+        <w:t>Reasoned teacher answer</w:t>
       </w:r>
     </w:p>
     <w:p>
-      <w:r>
-        <w:t>Use Section 9 for the evidence ledger. Add a boundary or missing-input case and record the expected response before checking. More successful repeats of one case do not establish wider coverage.</w:t>
+      <w:pPr>
+        <w:spacing w:line="336" w:lineRule="auto" w:after="180"/>
+      </w:pPr>
+      <w:r>
+        <w:rPr>
+          <w:b w:val="0"/>
+        </w:rPr>
+        <w:t xml:space="preserve">No </w:t>
+      </w:r>
+      <w:r>
+        <w:rPr>
+          <w:b/>
+        </w:rPr>
+        <w:t>training</w:t>
+      </w:r>
+      <w:r>
+        <w:rPr>
+          <w:b w:val="0"/>
+        </w:rPr>
+        <w:t xml:space="preserve"> or threshold change occurs between samples. A is 75%; B is 50%, differing by 25 percentage points. Different included cases can change a small-sample rate.</w:t>
+      </w:r>
+    </w:p>
+    <w:p>
+      <w:pPr>
+        <w:spacing w:line="336" w:lineRule="auto" w:after="180"/>
+      </w:pPr>
+      <w:r>
+        <w:rPr>
+          <w:b w:val="0"/>
+        </w:rPr>
+        <w:t>Changed case: The counts should agree unless some condition, data or scoring changed. The sampling explanation no longer applies when the records are identical.</w:t>
+      </w:r>
+    </w:p>
+    <w:p>
+      <w:pPr>
+        <w:spacing w:line="336" w:lineRule="auto" w:after="180"/>
+      </w:pPr>
+      <w:r>
+        <w:rPr>
+          <w:b w:val="0"/>
+        </w:rPr>
+        <w:t>Changed-case reasoning: The counts should agree unless some condition, data or scoring changed. The sampling explanation no longer applies when the records are identical.</w:t>
+      </w:r>
+    </w:p>
+    <w:p>
+      <w:pPr>
+        <w:spacing w:line="336" w:lineRule="auto" w:after="180"/>
+      </w:pPr>
+      <w:r>
+        <w:rPr>
+          <w:b w:val="0"/>
+        </w:rPr>
+        <w:t xml:space="preserve">Collect each learner’s explanation before discussion. Use the first missing connection between </w:t>
+      </w:r>
+      <w:r>
+        <w:rPr>
+          <w:b/>
+        </w:rPr>
+        <w:t>input</w:t>
+      </w:r>
+      <w:r>
+        <w:rPr>
+          <w:b w:val="0"/>
+        </w:rPr>
+        <w:t xml:space="preserve">, deciding step and result to choose support. This question is worked-case practice, not fresh mastery </w:t>
+      </w:r>
+      <w:r>
+        <w:rPr>
+          <w:b/>
+        </w:rPr>
+        <w:t>evidence</w:t>
+      </w:r>
+      <w:r>
+        <w:rPr>
+          <w:b w:val="0"/>
+        </w:rPr>
+        <w:t>.</w:t>
+      </w:r>
+    </w:p>
+    <w:p>
+      <w:pPr>
+        <w:pStyle w:val="Heading1"/>
+      </w:pPr>
+      <w:r>
+        <w:t>04. Run the investigation and diagnose misconceptions</w:t>
+      </w:r>
+    </w:p>
+    <w:p>
+      <w:r>
+        <w:t>Run the Sampling variability investigation and use the first unsupported step to choose a teaching response.</w:t>
+      </w:r>
+    </w:p>
+    <w:p>
+      <w:pPr>
+        <w:spacing w:line="336" w:lineRule="auto" w:after="180"/>
+      </w:pPr>
+      <w:r>
+        <w:rPr>
+          <w:b w:val="0"/>
+        </w:rPr>
+        <w:t>The worked result establishes every future case: This finite example is not a general normality guarantee or a model of a biased convenience sample.</w:t>
+      </w:r>
+    </w:p>
+    <w:p>
+      <w:pPr>
+        <w:spacing w:line="336" w:lineRule="auto" w:after="180"/>
+      </w:pPr>
+      <w:r>
+        <w:rPr>
+          <w:b w:val="0"/>
+        </w:rPr>
+        <w:t xml:space="preserve">A missing </w:t>
+      </w:r>
+      <w:r>
+        <w:rPr>
+          <w:b/>
+        </w:rPr>
+        <w:t>input</w:t>
+      </w:r>
+      <w:r>
+        <w:rPr>
+          <w:b w:val="0"/>
+        </w:rPr>
+        <w:t xml:space="preserve"> may be replaced without recording the change: A replacement changes the </w:t>
+      </w:r>
+      <w:r>
+        <w:rPr>
+          <w:b/>
+        </w:rPr>
+        <w:t>evidence</w:t>
+      </w:r>
+      <w:r>
+        <w:rPr>
+          <w:b w:val="0"/>
+        </w:rPr>
+        <w:t xml:space="preserve"> or contract. Record the change and its justification; do not silently turn unknown into a measured value.</w:t>
+      </w:r>
+    </w:p>
+    <w:p>
+      <w:pPr>
+        <w:spacing w:line="336" w:lineRule="auto" w:after="180"/>
+      </w:pPr>
+      <w:r>
+        <w:rPr>
+          <w:b w:val="0"/>
+        </w:rPr>
+        <w:t xml:space="preserve">Repeating an assessed case is new independent </w:t>
+      </w:r>
+      <w:r>
+        <w:rPr>
+          <w:b/>
+        </w:rPr>
+        <w:t>evidence</w:t>
+      </w:r>
+      <w:r>
+        <w:rPr>
+          <w:b w:val="0"/>
+        </w:rPr>
+        <w:t>: A replay checks consistency. An example used for feedback or revision cannot later be described as untouched final evaluation.</w:t>
+      </w:r>
+    </w:p>
+    <w:p>
+      <w:pPr>
+        <w:spacing w:line="336" w:lineRule="auto" w:after="180"/>
+      </w:pPr>
+      <w:r>
+        <w:rPr>
+          <w:b w:val="0"/>
+        </w:rPr>
+        <w:t xml:space="preserve">Use Section 9 for the </w:t>
+      </w:r>
+      <w:r>
+        <w:rPr>
+          <w:b/>
+        </w:rPr>
+        <w:t>evidence</w:t>
+      </w:r>
+      <w:r>
+        <w:rPr>
+          <w:b w:val="0"/>
+        </w:rPr>
+        <w:t xml:space="preserve"> ledger. Add a boundary or missing-</w:t>
+      </w:r>
+      <w:r>
+        <w:rPr>
+          <w:b/>
+        </w:rPr>
+        <w:t>input</w:t>
+      </w:r>
+      <w:r>
+        <w:rPr>
+          <w:b w:val="0"/>
+        </w:rPr>
+        <w:t xml:space="preserve"> case and record the expected response before checking. More successful repeats of one case do not establish wider coverage.</w:t>
       </w:r>
     </w:p>
     <w:p>
@@ -1506,29 +2733,38 @@
       </w:tr>
     </w:tbl>
     <w:p>
-      <w:r>
-        <w:t>Offer an oral explanation, drawing, enlarged visual or fewer examples when that removes a reading/writing barrier. Keep the same reasoning goal. Stretch secure learners by changing a boundary or assumption and asking them to defend the effect, not simply by assigning more of the same questions.</w:t>
+      <w:pPr>
+        <w:spacing w:line="336" w:lineRule="auto" w:after="180"/>
+      </w:pPr>
+      <w:r>
+        <w:rPr>
+          <w:b w:val="0"/>
+        </w:rPr>
+        <w:t>Offer an oral explanation, drawing, enlarged visual or fewer examples when that removes a reading/writing barrier. Keep the same reasoning goal.</w:t>
       </w:r>
     </w:p>
     <w:p>
       <w:pPr>
-        <w:pStyle w:val="Heading1"/>
-      </w:pPr>
-      <w:r>
-        <w:t>05. Assess and explain the answers</w:t>
+        <w:spacing w:line="336" w:lineRule="auto" w:after="180"/>
+      </w:pPr>
+      <w:r>
+        <w:rPr>
+          <w:b w:val="0"/>
+        </w:rPr>
+        <w:t>Stretch secure learners by changing a boundary or assumption and asking them to defend the effect, not simply by assigning more of the same questions.</w:t>
       </w:r>
     </w:p>
     <w:p>
       <w:pPr>
-        <w:pStyle w:val="Heading3"/>
-      </w:pPr>
-      <w:r>
-        <w:t>Guided and exit questions</w:t>
+        <w:pStyle w:val="Heading1"/>
+      </w:pPr>
+      <w:r>
+        <w:t>05. Assess and explain the answers</w:t>
       </w:r>
     </w:p>
     <w:p>
       <w:r>
-        <w:t>Guided: Mean=(1+2+2+2+2+3)/6=2; mean2 occurs4/6=2/3. The population mean is2, while individual samples differ. Qualification: This finite example is not a general normality guarantee or a model of a biased convenience sample. Exit: accept a concrete variation with its predicted outcome and a stated condition that would challenge the mechanism; reject a claim resting on unmeasured evidence.</w:t>
+        <w:t>Use the Sampling variability questions, teacher keys and criteria after the relevant attempts. Previously discussed cases are practice; protect the separately selected independent task.</w:t>
       </w:r>
     </w:p>
     <w:p>
@@ -1536,17 +2772,53 @@
         <w:pStyle w:val="Heading3"/>
       </w:pPr>
       <w:r>
-        <w:t>W1 Explain the mechanism</w:t>
+        <w:t>Guided and exit questions</w:t>
       </w:r>
     </w:p>
     <w:p>
-      <w:r>
-        <w:t>Explain the weekly mechanism in your own words. Use the worked scenario to name its input, decision rule and output.</w:t>
+      <w:pPr>
+        <w:spacing w:line="336" w:lineRule="auto" w:after="180"/>
+      </w:pPr>
+      <w:r>
+        <w:rPr>
+          <w:b w:val="0"/>
+        </w:rPr>
+        <w:t>Guided: Mean=(1+2+2+2+2+3)/6=2; mean2 occurs4/6=2/3. The population mean is2, while individual samples differ. Qualification: This finite example is not a general normality guarantee or a model of a biased convenience sample.</w:t>
       </w:r>
     </w:p>
     <w:p>
-      <w:r>
-        <w:t>Teacher explanation: Sampling variability means different eligible samples can give different estimates even under the same population. Separate this from procedure changes. Consider finite population values1, 1, 3, 3 with distinct IDs. Enumerate the six unordered samples of size2 without replacement. Their means are1, 2, 2, 2, 2, 3.</w:t>
+      <w:pPr>
+        <w:spacing w:line="336" w:lineRule="auto" w:after="180"/>
+      </w:pPr>
+      <w:r>
+        <w:rPr>
+          <w:b w:val="0"/>
+        </w:rPr>
+        <w:t xml:space="preserve">Exit: accept a concrete variation with its predicted outcome and a stated condition that would challenge the </w:t>
+      </w:r>
+      <w:r>
+        <w:rPr>
+          <w:b/>
+        </w:rPr>
+        <w:t>mechanism</w:t>
+      </w:r>
+      <w:r>
+        <w:rPr>
+          <w:b w:val="0"/>
+        </w:rPr>
+        <w:t xml:space="preserve">; reject a claim resting on unmeasured </w:t>
+      </w:r>
+      <w:r>
+        <w:rPr>
+          <w:b/>
+        </w:rPr>
+        <w:t>evidence</w:t>
+      </w:r>
+      <w:r>
+        <w:rPr>
+          <w:b w:val="0"/>
+        </w:rPr>
+        <w:t>.</w:t>
       </w:r>
     </w:p>
     <w:p>
@@ -1554,17 +2826,63 @@
         <w:pStyle w:val="Heading3"/>
       </w:pPr>
       <w:r>
-        <w:t>W2 Trace the worked case</w:t>
+        <w:t>W1 Explain the mechanism</w:t>
       </w:r>
     </w:p>
     <w:p>
-      <w:r>
-        <w:t>Find the mean of sample means and the chance of mean2 under uniform selection of those six samples. Show the intermediate steps and give the conclusion with its scope.</w:t>
+      <w:pPr>
+        <w:pStyle w:val="Heading3"/>
+      </w:pPr>
+      <w:r>
+        <w:t>Workbook question · W1</w:t>
       </w:r>
     </w:p>
     <w:p>
-      <w:r>
-        <w:t>Teacher explanation: Mean=(1+2+2+2+2+3)/6=2; mean2 occurs4/6=2/3. The population mean is2, while individual samples differ.</w:t>
+      <w:pPr>
+        <w:spacing w:line="336" w:lineRule="auto" w:after="180"/>
+        <w:shd w:fill="F5F1FB"/>
+      </w:pPr>
+      <w:r>
+        <w:rPr>
+          <w:b w:val="0"/>
+        </w:rPr>
+        <w:t xml:space="preserve">Explain the weekly </w:t>
+      </w:r>
+      <w:r>
+        <w:rPr>
+          <w:b/>
+        </w:rPr>
+        <w:t>mechanism</w:t>
+      </w:r>
+      <w:r>
+        <w:rPr>
+          <w:b w:val="0"/>
+        </w:rPr>
+        <w:t xml:space="preserve"> in your own words. Use the worked scenario to name its </w:t>
+      </w:r>
+      <w:r>
+        <w:rPr>
+          <w:b/>
+        </w:rPr>
+        <w:t>input</w:t>
+      </w:r>
+      <w:r>
+        <w:rPr>
+          <w:b w:val="0"/>
+        </w:rPr>
+        <w:t xml:space="preserve">, decision rule and </w:t>
+      </w:r>
+      <w:r>
+        <w:rPr>
+          <w:b/>
+        </w:rPr>
+        <w:t>output</w:t>
+      </w:r>
+      <w:r>
+        <w:rPr>
+          <w:b w:val="0"/>
+        </w:rPr>
+        <w:t>.</w:t>
       </w:r>
     </w:p>
     <w:p>
@@ -1572,17 +2890,55 @@
         <w:pStyle w:val="Heading3"/>
       </w:pPr>
       <w:r>
-        <w:t>W3 Audit the limit</w:t>
+        <w:t>Teacher reasoning · W1</w:t>
       </w:r>
     </w:p>
     <w:p>
-      <w:r>
-        <w:t>A report omits this qualification: This finite example is not a general normality guarantee or a model of a biased convenience sample. Explain how omitting it could change a reader's interpretation, and write an accurate replacement.</w:t>
+      <w:pPr>
+        <w:spacing w:line="336" w:lineRule="auto" w:after="180"/>
+        <w:shd w:fill="F1F6FC"/>
+      </w:pPr>
+      <w:r>
+        <w:rPr>
+          <w:b w:val="0"/>
+        </w:rPr>
+        <w:t xml:space="preserve">Teacher explanation: </w:t>
+      </w:r>
+      <w:r>
+        <w:rPr>
+          <w:b/>
+        </w:rPr>
+        <w:t>Sampling variability</w:t>
+      </w:r>
+      <w:r>
+        <w:rPr>
+          <w:b w:val="0"/>
+        </w:rPr>
+        <w:t xml:space="preserve"> means different eligible samples can give different estimates even under the same population. Separate this from procedure changes.</w:t>
       </w:r>
     </w:p>
     <w:p>
-      <w:r>
-        <w:t>Teacher explanation: This finite example is not a general normality guarantee or a model of a biased convenience sample. State the observed result separately from the unverified or out-of-scope claim; preserve the original evidence rather than inventing a missing fact.</w:t>
+      <w:pPr>
+        <w:spacing w:line="336" w:lineRule="auto" w:after="180"/>
+        <w:shd w:fill="F1F6FC"/>
+      </w:pPr>
+      <w:r>
+        <w:rPr>
+          <w:b w:val="0"/>
+        </w:rPr>
+        <w:t xml:space="preserve">Consider finite population values1, 1, 3, 3 with distinct IDs. Enumerate the six unordered samples of size2 </w:t>
+      </w:r>
+      <w:r>
+        <w:rPr>
+          <w:b/>
+        </w:rPr>
+        <w:t>without replacement</w:t>
+      </w:r>
+      <w:r>
+        <w:rPr>
+          <w:b w:val="0"/>
+        </w:rPr>
+        <w:t>. Their means are1, 2, 2, 2, 2, 3.</w:t>
       </w:r>
     </w:p>
     <w:p>
@@ -1590,17 +2946,27 @@
         <w:pStyle w:val="Heading3"/>
       </w:pPr>
       <w:r>
-        <w:t>W4 Apply a new case independently</w:t>
+        <w:t>W2 Trace the worked case</w:t>
       </w:r>
     </w:p>
     <w:p>
-      <w:r>
-        <w:t>Population0, 0, 4, 4 with distinct IDs; enumerate size2 sample means and their average.</w:t>
+      <w:pPr>
+        <w:pStyle w:val="Heading3"/>
+      </w:pPr>
+      <w:r>
+        <w:t>Workbook question · W2</w:t>
       </w:r>
     </w:p>
     <w:p>
-      <w:r>
-        <w:t>Teacher explanation: Means0, 2, 2, 2, 2, 4; average2; mean2 occurs4/6. Equal values have distinct IDs and count as separate eligible units.</w:t>
+      <w:pPr>
+        <w:spacing w:line="336" w:lineRule="auto" w:after="180"/>
+        <w:shd w:fill="F5F1FB"/>
+      </w:pPr>
+      <w:r>
+        <w:rPr>
+          <w:b w:val="0"/>
+        </w:rPr>
+        <w:t>Find the mean of sample means and the chance of mean2 under uniform selection of those six samples. Show the intermediate steps and give the conclusion with its scope.</w:t>
       </w:r>
     </w:p>
     <w:p>
@@ -1608,17 +2974,27 @@
         <w:pStyle w:val="Heading3"/>
       </w:pPr>
       <w:r>
-        <w:t>W5 Design a revealing follow-up</w:t>
+        <w:t>Teacher reasoning · W2</w:t>
       </w:r>
     </w:p>
     <w:p>
-      <w:r>
-        <w:t>For the worked scenario, propose one additional case that could reveal a failure, describe its expected outcome before running it, and explain what would need to remain fixed for a fair comparison. Do not reuse W4 as a new final test after receiving feedback.</w:t>
+      <w:pPr>
+        <w:spacing w:line="336" w:lineRule="auto" w:after="180"/>
+        <w:shd w:fill="F1F6FC"/>
+      </w:pPr>
+      <w:r>
+        <w:rPr>
+          <w:b w:val="0"/>
+        </w:rPr>
+        <w:t>Teacher explanation: Mean=(1+2+2+2+2+3)/6=2; mean2 occurs4/6=2/3. The population mean is2, while individual samples differ.</w:t>
       </w:r>
     </w:p>
     <w:p>
-      <w:r>
-        <w:t>Teacher explanation: Accept a concrete variant of the worked input or a missing/conflicting/boundary condition, with an expectation derived from the declared procedure. Require preserved settings, original outputs and data roles. This finite example is not a general normality guarantee or a model of a biased convenience sample. The new case should test this particular mechanism rather than merely restate the original result.</w:t>
+      <w:pPr>
+        <w:pStyle w:val="Heading3"/>
+      </w:pPr>
+      <w:r>
+        <w:t>W3 Audit the limit</w:t>
       </w:r>
     </w:p>
     <w:p>
@@ -1626,37 +3002,350 @@
         <w:pStyle w:val="Heading3"/>
       </w:pPr>
       <w:r>
-        <w:t>Independent assessment and fresh retry</w:t>
+        <w:t>Workbook question · W3</w:t>
       </w:r>
     </w:p>
     <w:p>
-      <w:r>
-        <w:t>W4: Means0, 2, 2, 2, 2, 4; average2; mean2 occurs4/6. Equal values have distinct IDs and count as separate eligible units. Require intermediate reasoning and the stated scope. Fresh retry: Population2, 2, 6, 6 under same sampling. Expected reasoning: Means2, 4, 4, 4, 4, 6; average4; mean4 probability2/3. If students need support, record it and reassess with another new case rather than awarding independence to a copied answer.</w:t>
+      <w:pPr>
+        <w:spacing w:line="336" w:lineRule="auto" w:after="180"/>
+        <w:shd w:fill="F5F1FB"/>
+      </w:pPr>
+      <w:r>
+        <w:rPr>
+          <w:b w:val="0"/>
+        </w:rPr>
+        <w:t>A report omits this qualification: This finite example is not a general normality guarantee or a model of a biased convenience sample.</w:t>
       </w:r>
     </w:p>
     <w:p>
       <w:pPr>
-        <w:pStyle w:val="Heading3"/>
-      </w:pPr>
-      <w:r>
-        <w:t>Assess independent transfer</w:t>
+        <w:spacing w:line="336" w:lineRule="auto" w:after="180"/>
+        <w:shd w:fill="F5F1FB"/>
+      </w:pPr>
+      <w:r>
+        <w:rPr>
+          <w:b w:val="0"/>
+        </w:rPr>
+        <w:t>Explain how omitting it could change a reader's interpretation, and write an accurate replacement.</w:t>
       </w:r>
     </w:p>
     <w:p>
-      <w:r>
-        <w:t>Selected case: Population0, 0, 4, 4 with distinct IDs; enumerate size2 sample means and their average.</w:t>
+      <w:pPr>
+        <w:pStyle w:val="Heading3"/>
+      </w:pPr>
+      <w:r>
+        <w:t>Teacher reasoning · W3</w:t>
       </w:r>
     </w:p>
     <w:p>
       <w:pPr>
-        <w:pStyle w:val="Heading3"/>
-      </w:pPr>
-      <w:r>
-        <w:t>Selected case answer</w:t>
+        <w:spacing w:line="336" w:lineRule="auto" w:after="180"/>
+        <w:shd w:fill="F1F6FC"/>
+      </w:pPr>
+      <w:r>
+        <w:rPr>
+          <w:b w:val="0"/>
+        </w:rPr>
+        <w:t>Teacher explanation: This finite example is not a general normality guarantee or a model of a biased convenience sample.</w:t>
       </w:r>
     </w:p>
     <w:p>
-      <w:r>
+      <w:pPr>
+        <w:spacing w:line="336" w:lineRule="auto" w:after="180"/>
+        <w:shd w:fill="F1F6FC"/>
+      </w:pPr>
+      <w:r>
+        <w:rPr>
+          <w:b w:val="0"/>
+        </w:rPr>
+        <w:t xml:space="preserve">State the observed result separately from the unverified or out-of-scope claim; preserve the original </w:t>
+      </w:r>
+      <w:r>
+        <w:rPr>
+          <w:b/>
+        </w:rPr>
+        <w:t>evidence</w:t>
+      </w:r>
+      <w:r>
+        <w:rPr>
+          <w:b w:val="0"/>
+        </w:rPr>
+        <w:t xml:space="preserve"> rather than inventing a missing fact.</w:t>
+      </w:r>
+    </w:p>
+    <w:p>
+      <w:pPr>
+        <w:pStyle w:val="Heading3"/>
+      </w:pPr>
+      <w:r>
+        <w:t>W4 Apply a new case independently</w:t>
+      </w:r>
+    </w:p>
+    <w:p>
+      <w:pPr>
+        <w:pStyle w:val="Heading3"/>
+      </w:pPr>
+      <w:r>
+        <w:t>Workbook question · W4</w:t>
+      </w:r>
+    </w:p>
+    <w:p>
+      <w:pPr>
+        <w:spacing w:line="336" w:lineRule="auto" w:after="180"/>
+        <w:shd w:fill="F5F1FB"/>
+      </w:pPr>
+      <w:r>
+        <w:rPr>
+          <w:b w:val="0"/>
+        </w:rPr>
+        <w:t>Population0, 0, 4, 4 with distinct IDs; enumerate size2 sample means and their average.</w:t>
+      </w:r>
+    </w:p>
+    <w:p>
+      <w:pPr>
+        <w:pStyle w:val="Heading3"/>
+      </w:pPr>
+      <w:r>
+        <w:t>Teacher reasoning · W4</w:t>
+      </w:r>
+    </w:p>
+    <w:p>
+      <w:pPr>
+        <w:spacing w:line="336" w:lineRule="auto" w:after="180"/>
+        <w:shd w:fill="F1F6FC"/>
+      </w:pPr>
+      <w:r>
+        <w:rPr>
+          <w:b w:val="0"/>
+        </w:rPr>
+        <w:t>Teacher explanation: Means0, 2, 2, 2, 2, 4; average2; mean2 occurs4/6. Equal values have distinct IDs and count as separate eligible units.</w:t>
+      </w:r>
+    </w:p>
+    <w:p>
+      <w:pPr>
+        <w:pStyle w:val="Heading3"/>
+      </w:pPr>
+      <w:r>
+        <w:t>W5 Design a revealing follow-up</w:t>
+      </w:r>
+    </w:p>
+    <w:p>
+      <w:pPr>
+        <w:pStyle w:val="Heading3"/>
+      </w:pPr>
+      <w:r>
+        <w:t>Workbook question · W5</w:t>
+      </w:r>
+    </w:p>
+    <w:p>
+      <w:pPr>
+        <w:spacing w:line="336" w:lineRule="auto" w:after="180"/>
+        <w:shd w:fill="F5F1FB"/>
+      </w:pPr>
+      <w:r>
+        <w:rPr>
+          <w:b w:val="0"/>
+        </w:rPr>
+        <w:t>For the worked scenario, propose one additional case that could reveal a failure, describe its expected outcome before running it, and explain what would need to remain fixed for a fair comparison.</w:t>
+      </w:r>
+    </w:p>
+    <w:p>
+      <w:pPr>
+        <w:spacing w:line="336" w:lineRule="auto" w:after="180"/>
+        <w:shd w:fill="F5F1FB"/>
+      </w:pPr>
+      <w:r>
+        <w:rPr>
+          <w:b w:val="0"/>
+        </w:rPr>
+        <w:t>Do not reuse W4 as a new final test after receiving feedback.</w:t>
+      </w:r>
+    </w:p>
+    <w:p>
+      <w:pPr>
+        <w:pStyle w:val="Heading3"/>
+      </w:pPr>
+      <w:r>
+        <w:t>Teacher reasoning · W5</w:t>
+      </w:r>
+    </w:p>
+    <w:p>
+      <w:pPr>
+        <w:spacing w:line="336" w:lineRule="auto" w:after="180"/>
+        <w:shd w:fill="F1F6FC"/>
+      </w:pPr>
+      <w:r>
+        <w:rPr>
+          <w:b w:val="0"/>
+        </w:rPr>
+        <w:t xml:space="preserve">Teacher explanation: Accept a concrete variant of the worked </w:t>
+      </w:r>
+      <w:r>
+        <w:rPr>
+          <w:b/>
+        </w:rPr>
+        <w:t>input</w:t>
+      </w:r>
+      <w:r>
+        <w:rPr>
+          <w:b w:val="0"/>
+        </w:rPr>
+        <w:t xml:space="preserve"> or a missing/conflicting/boundary condition, with an expectation derived from the declared procedure.</w:t>
+      </w:r>
+    </w:p>
+    <w:p>
+      <w:pPr>
+        <w:spacing w:line="336" w:lineRule="auto" w:after="180"/>
+        <w:shd w:fill="F1F6FC"/>
+      </w:pPr>
+      <w:r>
+        <w:rPr>
+          <w:b w:val="0"/>
+        </w:rPr>
+        <w:t xml:space="preserve">Require preserved settings, original </w:t>
+      </w:r>
+      <w:r>
+        <w:rPr>
+          <w:b/>
+        </w:rPr>
+        <w:t>output</w:t>
+      </w:r>
+      <w:r>
+        <w:rPr>
+          <w:b w:val="0"/>
+        </w:rPr>
+        <w:t>s and data roles. This finite example is not a general normality guarantee or a model of a biased convenience sample.</w:t>
+      </w:r>
+    </w:p>
+    <w:p>
+      <w:pPr>
+        <w:spacing w:line="336" w:lineRule="auto" w:after="180"/>
+        <w:shd w:fill="F1F6FC"/>
+      </w:pPr>
+      <w:r>
+        <w:rPr>
+          <w:b w:val="0"/>
+        </w:rPr>
+        <w:t xml:space="preserve">The new case should test this particular </w:t>
+      </w:r>
+      <w:r>
+        <w:rPr>
+          <w:b/>
+        </w:rPr>
+        <w:t>mechanism</w:t>
+      </w:r>
+      <w:r>
+        <w:rPr>
+          <w:b w:val="0"/>
+        </w:rPr>
+        <w:t xml:space="preserve"> rather than merely restate the original result.</w:t>
+      </w:r>
+    </w:p>
+    <w:p>
+      <w:pPr>
+        <w:pStyle w:val="Heading3"/>
+      </w:pPr>
+      <w:r>
+        <w:t>Independent assessment and fresh retry</w:t>
+      </w:r>
+    </w:p>
+    <w:p>
+      <w:pPr>
+        <w:pStyle w:val="Heading3"/>
+      </w:pPr>
+      <w:r>
+        <w:t>Teacher key · Independent assessment and fresh retry</w:t>
+      </w:r>
+    </w:p>
+    <w:p>
+      <w:pPr>
+        <w:spacing w:line="336" w:lineRule="auto" w:after="180"/>
+        <w:shd w:fill="F1F6FC"/>
+      </w:pPr>
+      <w:r>
+        <w:rPr>
+          <w:b w:val="0"/>
+        </w:rPr>
+        <w:t>W4: Means0, 2, 2, 2, 2, 4; average2; mean2 occurs4/6. Equal values have distinct IDs and count as separate eligible units. Require intermediate reasoning and the stated scope.</w:t>
+      </w:r>
+    </w:p>
+    <w:p>
+      <w:pPr>
+        <w:spacing w:line="336" w:lineRule="auto" w:after="180"/>
+        <w:shd w:fill="F1F6FC"/>
+      </w:pPr>
+      <w:r>
+        <w:rPr>
+          <w:b w:val="0"/>
+        </w:rPr>
+        <w:t>Fresh retry: Population2, 2, 6, 6 under same sampling. Expected reasoning: Means2, 4, 4, 4, 4, 6; average4; mean4 probability2/3.</w:t>
+      </w:r>
+    </w:p>
+    <w:p>
+      <w:pPr>
+        <w:spacing w:line="336" w:lineRule="auto" w:after="180"/>
+        <w:shd w:fill="F1F6FC"/>
+      </w:pPr>
+      <w:r>
+        <w:rPr>
+          <w:b w:val="0"/>
+        </w:rPr>
+        <w:t>If students need support, record it and reassess with another new case rather than awarding independence to a copied answer.</w:t>
+      </w:r>
+    </w:p>
+    <w:p>
+      <w:pPr>
+        <w:pStyle w:val="Heading3"/>
+      </w:pPr>
+      <w:r>
+        <w:t>Assess independent transfer</w:t>
+      </w:r>
+    </w:p>
+    <w:p>
+      <w:pPr>
+        <w:pStyle w:val="Heading3"/>
+      </w:pPr>
+      <w:r>
+        <w:t>Independent question · withhold the key</w:t>
+      </w:r>
+    </w:p>
+    <w:p>
+      <w:pPr>
+        <w:spacing w:line="336" w:lineRule="auto" w:after="180"/>
+        <w:shd w:fill="F5F1FB"/>
+      </w:pPr>
+      <w:r>
+        <w:rPr>
+          <w:b w:val="0"/>
+        </w:rPr>
+        <w:t>Selected case: Population0, 0, 4, 4 with distinct IDs; enumerate size2 sample means and their average.</w:t>
+      </w:r>
+    </w:p>
+    <w:p>
+      <w:pPr>
+        <w:pStyle w:val="Heading3"/>
+      </w:pPr>
+      <w:r>
+        <w:t>Selected case answer</w:t>
+      </w:r>
+    </w:p>
+    <w:p>
+      <w:pPr>
+        <w:pStyle w:val="Heading3"/>
+      </w:pPr>
+      <w:r>
+        <w:t>Teacher key · Selected case answer</w:t>
+      </w:r>
+    </w:p>
+    <w:p>
+      <w:pPr>
+        <w:spacing w:line="336" w:lineRule="auto" w:after="180"/>
+        <w:shd w:fill="F1F6FC"/>
+      </w:pPr>
+      <w:r>
+        <w:rPr>
+          <w:b w:val="0"/>
+        </w:rPr>
         <w:t>Teacher explanation: Means0, 2, 2, 2, 2, 4; average2; mean2 occurs4/6. Equal values have distinct IDs and count as separate eligible units.</w:t>
       </w:r>
     </w:p>
@@ -1763,67 +3452,305 @@
       </w:tr>
     </w:tbl>
     <w:p>
-      <w:r>
-        <w:t>Record each dimension as not yet, with support, or independent. Accept a valid alternative procedure with a defensible trace. Do not penalise an honestly recorded model failure if the learner correctly explains its evidence and limits.</w:t>
+      <w:pPr>
+        <w:pStyle w:val="Heading3"/>
+      </w:pPr>
+      <w:r>
+        <w:t>Teacher key · Selected case answer</w:t>
       </w:r>
     </w:p>
     <w:p>
       <w:pPr>
-        <w:pStyle w:val="Heading3"/>
-      </w:pPr>
-      <w:r>
-        <w:t>Feedback that the learner uses</w:t>
+        <w:spacing w:line="336" w:lineRule="auto" w:after="180"/>
+        <w:shd w:fill="F1F6FC"/>
+      </w:pPr>
+      <w:r>
+        <w:rPr>
+          <w:b w:val="0"/>
+        </w:rPr>
+        <w:t>Record each dimension as not yet, with support, or independent. Accept a valid alternative procedure with a defensible trace.</w:t>
       </w:r>
     </w:p>
     <w:p>
-      <w:r>
-        <w:t>Name the earliest unsupported step and give one action to repair it. Have the learner make that repair now and explain why. Then assess the relevant skill on a fresh, fully specified case. Confirm it was not previously practised with feedback; solve and check the new case before assigning it. A follow-up design prompt is a starting brief, not automatically an equivalent test.</w:t>
+      <w:pPr>
+        <w:spacing w:line="336" w:lineRule="auto" w:after="180"/>
+        <w:shd w:fill="F1F6FC"/>
+      </w:pPr>
+      <w:r>
+        <w:rPr>
+          <w:b w:val="0"/>
+        </w:rPr>
+        <w:t xml:space="preserve">Do not penalise an honestly recorded model failure if the learner correctly explains its </w:t>
+      </w:r>
+      <w:r>
+        <w:rPr>
+          <w:b/>
+        </w:rPr>
+        <w:t>evidence</w:t>
+      </w:r>
+      <w:r>
+        <w:rPr>
+          <w:b w:val="0"/>
+        </w:rPr>
+        <w:t xml:space="preserve"> and limits.</w:t>
       </w:r>
     </w:p>
     <w:p>
       <w:pPr>
-        <w:pStyle w:val="Heading1"/>
-      </w:pPr>
-      <w:r>
-        <w:t>06. Connect the project, support and next lesson</w:t>
+        <w:pStyle w:val="Heading3"/>
+      </w:pPr>
+      <w:r>
+        <w:t>Feedback that the learner uses</w:t>
       </w:r>
     </w:p>
     <w:p>
-      <w:r>
-        <w:t>Add a labelled sampling variability evidence sheet to Reproducible AI Research Study. Show how you can explain the mechanism and terminology of sampling variability. Use the supplied fictional case and keep its inputs, intermediate steps, calculation or prediction, and limitation. Connect this record to last week’s record; a matching answer without a trace is insufficient.</w:t>
+      <w:pPr>
+        <w:spacing w:line="336" w:lineRule="auto" w:after="180"/>
+      </w:pPr>
+      <w:r>
+        <w:rPr>
+          <w:b w:val="0"/>
+        </w:rPr>
+        <w:t>Name the earliest unsupported step and give one action to repair it. Have the learner make that repair now and explain why. Then assess the relevant skill on a fresh, fully specified case.</w:t>
       </w:r>
     </w:p>
     <w:p>
-      <w:r>
-        <w:t>Provide an input/procedure/result/limit frame and a calculator when needed. Ask students to identify the first step before completing the whole trace. Extension: compare two concrete variants of this mechanism while holding unrelated conditions fixed; report both successful and unsuccessful outcomes.</w:t>
+      <w:pPr>
+        <w:spacing w:line="336" w:lineRule="auto" w:after="180"/>
+      </w:pPr>
+      <w:r>
+        <w:rPr>
+          <w:b w:val="0"/>
+        </w:rPr>
+        <w:t>Confirm it was not previously practised with feedback; solve and check the new case before assigning it. A follow-up design prompt is a starting brief, not automatically an equivalent test.</w:t>
       </w:r>
     </w:p>
     <w:p>
-      <w:r>
-        <w:t>Next connection: Uncertainty intervals. Preserve the current case record and retrieve its evidence boundary before moving on.</w:t>
+      <w:pPr>
+        <w:pStyle w:val="Heading1"/>
+      </w:pPr>
+      <w:r>
+        <w:t>06. Connect the project, support and next lesson</w:t>
       </w:r>
     </w:p>
     <w:p>
       <w:r>
-        <w:t>Retain the project ledger and assess a changed case after support. Check the relevant prerequisite before carrying this component forward.</w:t>
+        <w:t>Connect Sampling variability to Reproducible AI Research Study, adapt support and plan a later changed-case check.</w:t>
       </w:r>
     </w:p>
     <w:p>
       <w:pPr>
-        <w:pStyle w:val="Heading3"/>
-      </w:pPr>
-      <w:r>
-        <w:t>Plan the delayed return</w:t>
+        <w:spacing w:line="336" w:lineRule="auto" w:after="180"/>
+      </w:pPr>
+      <w:r>
+        <w:rPr>
+          <w:b w:val="0"/>
+        </w:rPr>
+        <w:t xml:space="preserve">Add a labelled </w:t>
+      </w:r>
+      <w:r>
+        <w:rPr>
+          <w:b/>
+        </w:rPr>
+        <w:t>sampling variability</w:t>
+      </w:r>
+      <w:r>
+        <w:rPr>
+          <w:b w:val="0"/>
+        </w:rPr>
+        <w:t xml:space="preserve"> </w:t>
+      </w:r>
+      <w:r>
+        <w:rPr>
+          <w:b/>
+        </w:rPr>
+        <w:t>evidence</w:t>
+      </w:r>
+      <w:r>
+        <w:rPr>
+          <w:b w:val="0"/>
+        </w:rPr>
+        <w:t xml:space="preserve"> sheet to Reproducible AI Research Study. Show how you can explain the </w:t>
+      </w:r>
+      <w:r>
+        <w:rPr>
+          <w:b/>
+        </w:rPr>
+        <w:t>mechanism</w:t>
+      </w:r>
+      <w:r>
+        <w:rPr>
+          <w:b w:val="0"/>
+        </w:rPr>
+        <w:t xml:space="preserve"> and terminology of </w:t>
+      </w:r>
+      <w:r>
+        <w:rPr>
+          <w:b/>
+        </w:rPr>
+        <w:t>sampling variability</w:t>
+      </w:r>
+      <w:r>
+        <w:rPr>
+          <w:b w:val="0"/>
+        </w:rPr>
+        <w:t>.</w:t>
       </w:r>
     </w:p>
     <w:p>
-      <w:r>
-        <w:t>Suggested return points in this level: ai-7/12, ai-7/14, ai-7/17. Use actual classroom dates, adjusting for holidays and gaps. One, three and six teaching weeks are scheduling choices, not a claimed optimal spacing.</w:t>
+      <w:pPr>
+        <w:spacing w:line="336" w:lineRule="auto" w:after="180"/>
+      </w:pPr>
+      <w:r>
+        <w:rPr>
+          <w:b w:val="0"/>
+        </w:rPr>
+        <w:t xml:space="preserve">Use the supplied fictional case and keep its </w:t>
+      </w:r>
+      <w:r>
+        <w:rPr>
+          <w:b/>
+        </w:rPr>
+        <w:t>input</w:t>
+      </w:r>
+      <w:r>
+        <w:rPr>
+          <w:b w:val="0"/>
+        </w:rPr>
+        <w:t xml:space="preserve">s, intermediate steps, calculation or </w:t>
+      </w:r>
+      <w:r>
+        <w:rPr>
+          <w:b/>
+        </w:rPr>
+        <w:t>prediction</w:t>
+      </w:r>
+      <w:r>
+        <w:rPr>
+          <w:b w:val="0"/>
+        </w:rPr>
+        <w:t>, and limitation. Connect this record to last week’s record; a matching answer without a trace is insufficient.</w:t>
       </w:r>
     </w:p>
     <w:p>
-      <w:r>
-        <w:t>At a delayed check, ask for the idea from memory and a changed application. Compare with the earlier independent response and record support used. For a new level, revisit the previous capstone before checking the new prerequisites.</w:t>
+      <w:pPr>
+        <w:spacing w:line="336" w:lineRule="auto" w:after="180"/>
+      </w:pPr>
+      <w:r>
+        <w:rPr>
+          <w:b w:val="0"/>
+        </w:rPr>
+        <w:t xml:space="preserve">Provide an </w:t>
+      </w:r>
+      <w:r>
+        <w:rPr>
+          <w:b/>
+        </w:rPr>
+        <w:t>input</w:t>
+      </w:r>
+      <w:r>
+        <w:rPr>
+          <w:b w:val="0"/>
+        </w:rPr>
+        <w:t>/procedure/result/limit frame and a calculator when needed. Ask students to identify the first step before completing the whole trace.</w:t>
+      </w:r>
+    </w:p>
+    <w:p>
+      <w:pPr>
+        <w:spacing w:line="336" w:lineRule="auto" w:after="180"/>
+      </w:pPr>
+      <w:r>
+        <w:rPr>
+          <w:b w:val="0"/>
+        </w:rPr>
+        <w:t xml:space="preserve">Extension: compare two concrete variants of this </w:t>
+      </w:r>
+      <w:r>
+        <w:rPr>
+          <w:b/>
+        </w:rPr>
+        <w:t>mechanism</w:t>
+      </w:r>
+      <w:r>
+        <w:rPr>
+          <w:b w:val="0"/>
+        </w:rPr>
+        <w:t xml:space="preserve"> while holding unrelated conditions fixed; report both successful and unsuccessful outcomes.</w:t>
+      </w:r>
+    </w:p>
+    <w:p>
+      <w:pPr>
+        <w:spacing w:line="336" w:lineRule="auto" w:after="180"/>
+      </w:pPr>
+      <w:r>
+        <w:rPr>
+          <w:b w:val="0"/>
+        </w:rPr>
+        <w:t xml:space="preserve">Next connection: Uncertainty intervals. Preserve the current case record and retrieve its </w:t>
+      </w:r>
+      <w:r>
+        <w:rPr>
+          <w:b/>
+        </w:rPr>
+        <w:t>evidence</w:t>
+      </w:r>
+      <w:r>
+        <w:rPr>
+          <w:b w:val="0"/>
+        </w:rPr>
+        <w:t xml:space="preserve"> boundary before moving on.</w:t>
+      </w:r>
+    </w:p>
+    <w:p>
+      <w:pPr>
+        <w:spacing w:line="336" w:lineRule="auto" w:after="180"/>
+      </w:pPr>
+      <w:r>
+        <w:rPr>
+          <w:b w:val="0"/>
+        </w:rPr>
+        <w:t>Retain the project ledger and assess a changed case after support. Check the relevant prerequisite before carrying this component forward.</w:t>
+      </w:r>
+    </w:p>
+    <w:p>
+      <w:pPr>
+        <w:pStyle w:val="Heading3"/>
+      </w:pPr>
+      <w:r>
+        <w:t>Plan the delayed return</w:t>
+      </w:r>
+    </w:p>
+    <w:p>
+      <w:pPr>
+        <w:spacing w:line="336" w:lineRule="auto" w:after="180"/>
+      </w:pPr>
+      <w:r>
+        <w:rPr>
+          <w:b w:val="0"/>
+        </w:rPr>
+        <w:t>Suggested return points in this level: ai-7/12, ai-7/14, ai-7/17. Use actual classroom dates, adjusting for holidays and gaps. One, three and six teaching weeks are scheduling choices, not a claimed optimal spacing.</w:t>
+      </w:r>
+    </w:p>
+    <w:p>
+      <w:pPr>
+        <w:spacing w:line="336" w:lineRule="auto" w:after="180"/>
+      </w:pPr>
+      <w:r>
+        <w:rPr>
+          <w:b w:val="0"/>
+        </w:rPr>
+        <w:t>At a delayed check, ask for the idea from memory and a changed application. Compare with the earlier independent response and record support used.</w:t>
+      </w:r>
+    </w:p>
+    <w:p>
+      <w:pPr>
+        <w:spacing w:line="336" w:lineRule="auto" w:after="180"/>
+      </w:pPr>
+      <w:r>
+        <w:rPr>
+          <w:b w:val="0"/>
+        </w:rPr>
+        <w:t>For a new level, revisit the previous capstone before checking the new prerequisites.</w:t>
       </w:r>
     </w:p>
     <w:tbl>
@@ -1983,8 +3910,26 @@
       </w:tr>
     </w:tbl>
     <w:p>
-      <w:r>
-        <w:t>Use the evidence to choose reteaching or the next step. A completed page, confidence rating or attractive project does not by itself demonstrate understanding.</w:t>
+      <w:pPr>
+        <w:spacing w:line="336" w:lineRule="auto" w:after="180"/>
+      </w:pPr>
+      <w:r>
+        <w:rPr>
+          <w:b w:val="0"/>
+        </w:rPr>
+        <w:t xml:space="preserve">Use the </w:t>
+      </w:r>
+      <w:r>
+        <w:rPr>
+          <w:b/>
+        </w:rPr>
+        <w:t>evidence</w:t>
+      </w:r>
+      <w:r>
+        <w:rPr>
+          <w:b w:val="0"/>
+        </w:rPr>
+        <w:t xml:space="preserve"> to choose reteaching or the next step. A completed page, confidence rating or attractive project does not by itself demonstrate understanding.</w:t>
       </w:r>
     </w:p>
     <w:p>
@@ -1996,7 +3941,13 @@
       </w:r>
     </w:p>
     <w:p>
-      <w:r>
+      <w:pPr>
+        <w:spacing w:line="336" w:lineRule="auto" w:after="180"/>
+      </w:pPr>
+      <w:r>
+        <w:rPr>
+          <w:b w:val="0"/>
+        </w:rPr>
         <w:t>For the Reproducible AI Research Study, retain an annotated worked trace and the changed-case reasoning. Connect the claim to its records, units and assumptions so another investigator can challenge or reproduce it.</w:t>
       </w:r>
     </w:p>
@@ -2010,12 +3961,68 @@
     </w:p>
     <w:p>
       <w:r>
-        <w:t>Teaching target: Explain the mechanism and terminology of sampling variability</w:t>
+        <w:t>Use this preparation summary alongside the detailed Sampling variability lesson; it is a checklist rather than a replacement for the full sequence.</w:t>
       </w:r>
     </w:p>
     <w:p>
-      <w:r>
-        <w:t>Prepare the labelled worked-case picture, the matching workbook, fictional input cards and a place for individual responses. Check a local Python 3 environment before class; have a paper-trace version ready.</w:t>
+      <w:pPr>
+        <w:pStyle w:val="Heading3"/>
+      </w:pPr>
+      <w:r>
+        <w:t>Teaching target</w:t>
+      </w:r>
+    </w:p>
+    <w:p>
+      <w:pPr>
+        <w:spacing w:line="336" w:lineRule="auto" w:after="180"/>
+        <w:shd w:fill="EDF7F3"/>
+      </w:pPr>
+      <w:r>
+        <w:rPr>
+          <w:b w:val="0"/>
+        </w:rPr>
+        <w:t xml:space="preserve">Teaching target: Explain the </w:t>
+      </w:r>
+      <w:r>
+        <w:rPr>
+          <w:b/>
+        </w:rPr>
+        <w:t>mechanism</w:t>
+      </w:r>
+      <w:r>
+        <w:rPr>
+          <w:b w:val="0"/>
+        </w:rPr>
+        <w:t xml:space="preserve"> and terminology of </w:t>
+      </w:r>
+      <w:r>
+        <w:rPr>
+          <w:b/>
+        </w:rPr>
+        <w:t>sampling variability</w:t>
+      </w:r>
+    </w:p>
+    <w:p>
+      <w:pPr>
+        <w:spacing w:line="336" w:lineRule="auto" w:after="180"/>
+      </w:pPr>
+      <w:r>
+        <w:rPr>
+          <w:b w:val="0"/>
+        </w:rPr>
+        <w:t xml:space="preserve">Prepare the labelled worked-case picture, the matching workbook, fictional </w:t>
+      </w:r>
+      <w:r>
+        <w:rPr>
+          <w:b/>
+        </w:rPr>
+        <w:t>input</w:t>
+      </w:r>
+      <w:r>
+        <w:rPr>
+          <w:b w:val="0"/>
+        </w:rPr>
+        <w:t xml:space="preserve"> cards and a place for individual responses. Check a local Python 3 environment before class; have a paper-trace version ready.</w:t>
       </w:r>
     </w:p>
     <w:tbl>
@@ -2162,37 +4169,195 @@
       </w:tr>
     </w:tbl>
     <w:p>
-      <w:r>
+      <w:pPr>
+        <w:spacing w:line="336" w:lineRule="auto" w:after="180"/>
+      </w:pPr>
+      <w:r>
+        <w:rPr>
+          <w:b w:val="0"/>
+        </w:rPr>
         <w:t>Before class, solve the supported practice: Find the mean of sample means and the chance of mean2 under uniform selection of those six samples. Show the intermediate steps and give the conclusion with its scope.</w:t>
       </w:r>
     </w:p>
     <w:p>
-      <w:r>
-        <w:t>Reasoned practice answer: Teacher explanation: Mean=(1+2+2+2+2+3)/6=2; mean2 occurs4/6=2/3. The population mean is2, while individual samples differ.</w:t>
+      <w:pPr>
+        <w:pStyle w:val="Heading3"/>
+      </w:pPr>
+      <w:r>
+        <w:t>Supported practice answer</w:t>
       </w:r>
     </w:p>
     <w:p>
-      <w:r>
-        <w:t>Check every learner before discussion: Use the worked case for Sampling variability. Proposed explanation: “The worked result establishes every future case”. Decide whether this explanation is supported. Point to the step or supplied fact that decides; explain your repair if needed.</w:t>
+      <w:pPr>
+        <w:spacing w:line="336" w:lineRule="auto" w:after="180"/>
+        <w:shd w:fill="F1F6FC"/>
+      </w:pPr>
+      <w:r>
+        <w:rPr>
+          <w:b w:val="0"/>
+        </w:rPr>
+        <w:t>Reasoned practice answer: Teacher explanation: Mean=(1+2+2+2+2+3)/6=2; mean2 occurs4/6=2/3. The population mean is2, while individual samples differ.</w:t>
       </w:r>
     </w:p>
     <w:p>
-      <w:r>
-        <w:t>Misconception repair: This finite example is not a general normality guarantee or a model of a biased convenience sample.</w:t>
+      <w:pPr>
+        <w:spacing w:line="336" w:lineRule="auto" w:after="180"/>
+      </w:pPr>
+      <w:r>
+        <w:rPr>
+          <w:b w:val="0"/>
+        </w:rPr>
+        <w:t xml:space="preserve">Check every learner before discussion: Use the worked case for </w:t>
+      </w:r>
+      <w:r>
+        <w:rPr>
+          <w:b/>
+        </w:rPr>
+        <w:t>Sampling variability</w:t>
+      </w:r>
+      <w:r>
+        <w:rPr>
+          <w:b w:val="0"/>
+        </w:rPr>
+        <w:t>. Proposed explanation: “The worked result establishes every future case”. Decide whether this explanation is supported.</w:t>
       </w:r>
     </w:p>
     <w:p>
-      <w:r>
-        <w:t>Support: read the exact case aloud, enlarge the labelled picture, supply input cards and model only the first deciding step. Accept a spoken explanation or drawing; retain the reasoning goal.</w:t>
+      <w:pPr>
+        <w:spacing w:line="336" w:lineRule="auto" w:after="180"/>
+      </w:pPr>
+      <w:r>
+        <w:rPr>
+          <w:b w:val="0"/>
+        </w:rPr>
+        <w:t>Point to the step or supplied fact that decides; explain your repair if needed.</w:t>
       </w:r>
     </w:p>
     <w:p>
-      <w:r>
-        <w:t>Extension: Evaluate the exact same fixed four cases twice with deterministic predictions. Require a prediction and a reason before comparing. Expected result: The counts should agree unless some condition, data or scoring changed. Reason: The sampling explanation no longer applies when the records are identical.</w:t>
+      <w:pPr>
+        <w:pStyle w:val="Heading3"/>
+      </w:pPr>
+      <w:r>
+        <w:t>Repair the misconception</w:t>
       </w:r>
     </w:p>
     <w:p>
-      <w:r>
+      <w:pPr>
+        <w:spacing w:line="336" w:lineRule="auto" w:after="180"/>
+        <w:shd w:fill="FFF5E6"/>
+      </w:pPr>
+      <w:r>
+        <w:rPr>
+          <w:b w:val="0"/>
+        </w:rPr>
+        <w:t>Misconception repair: This finite example is not a general normality guarantee or a model of a biased convenience sample.</w:t>
+      </w:r>
+    </w:p>
+    <w:p>
+      <w:pPr>
+        <w:pStyle w:val="Heading3"/>
+      </w:pPr>
+      <w:r>
+        <w:t>Support without giving away the answer</w:t>
+      </w:r>
+    </w:p>
+    <w:p>
+      <w:pPr>
+        <w:spacing w:line="336" w:lineRule="auto" w:after="180"/>
+        <w:shd w:fill="F1F6F8"/>
+      </w:pPr>
+      <w:r>
+        <w:rPr>
+          <w:b w:val="0"/>
+        </w:rPr>
+        <w:t xml:space="preserve">Support: read the exact case aloud, enlarge the labelled picture, supply </w:t>
+      </w:r>
+      <w:r>
+        <w:rPr>
+          <w:b/>
+        </w:rPr>
+        <w:t>input</w:t>
+      </w:r>
+      <w:r>
+        <w:rPr>
+          <w:b w:val="0"/>
+        </w:rPr>
+        <w:t xml:space="preserve"> cards and model only the first deciding step. Accept a spoken explanation or drawing; retain the reasoning goal.</w:t>
+      </w:r>
+    </w:p>
+    <w:p>
+      <w:pPr>
+        <w:pStyle w:val="Heading3"/>
+      </w:pPr>
+      <w:r>
+        <w:t>Extend the reasoning</w:t>
+      </w:r>
+    </w:p>
+    <w:p>
+      <w:pPr>
+        <w:spacing w:line="336" w:lineRule="auto" w:after="180"/>
+        <w:shd w:fill="F5F1FB"/>
+      </w:pPr>
+      <w:r>
+        <w:rPr>
+          <w:b w:val="0"/>
+        </w:rPr>
+        <w:t xml:space="preserve">Extension: Evaluate the exact same fixed four cases twice with deterministic </w:t>
+      </w:r>
+      <w:r>
+        <w:rPr>
+          <w:b/>
+        </w:rPr>
+        <w:t>prediction</w:t>
+      </w:r>
+      <w:r>
+        <w:rPr>
+          <w:b w:val="0"/>
+        </w:rPr>
+        <w:t xml:space="preserve">s. Require a </w:t>
+      </w:r>
+      <w:r>
+        <w:rPr>
+          <w:b/>
+        </w:rPr>
+        <w:t>prediction</w:t>
+      </w:r>
+      <w:r>
+        <w:rPr>
+          <w:b w:val="0"/>
+        </w:rPr>
+        <w:t xml:space="preserve"> and a reason before comparing.</w:t>
+      </w:r>
+    </w:p>
+    <w:p>
+      <w:pPr>
+        <w:spacing w:line="336" w:lineRule="auto" w:after="180"/>
+        <w:shd w:fill="F5F1FB"/>
+      </w:pPr>
+      <w:r>
+        <w:rPr>
+          <w:b w:val="0"/>
+        </w:rPr>
+        <w:t>Expected result: The counts should agree unless some condition, data or scoring changed. Reason: The sampling explanation no longer applies when the records are identical.</w:t>
+      </w:r>
+    </w:p>
+    <w:p>
+      <w:pPr>
+        <w:pStyle w:val="Heading3"/>
+      </w:pPr>
+      <w:r>
+        <w:t>Protect the independent attempt</w:t>
+      </w:r>
+    </w:p>
+    <w:p>
+      <w:pPr>
+        <w:spacing w:line="336" w:lineRule="auto" w:after="180"/>
+        <w:shd w:fill="FFF5E6"/>
+      </w:pPr>
+      <w:r>
+        <w:rPr>
+          <w:b w:val="0"/>
+        </w:rPr>
         <w:t>Independent assessment: withhold the reserved answer until the learner has attempted the new case. Record support separately from correctness.</w:t>
       </w:r>
     </w:p>
@@ -2381,46 +4546,949 @@
       </w:tr>
     </w:tbl>
     <w:p>
-      <w:r>
-        <w:t>Project checkpoint: Make a transparent first version. Keep a trace of how one input becomes an output; explain the rule or learned component.</w:t>
+      <w:pPr>
+        <w:pStyle w:val="Heading3"/>
+      </w:pPr>
+      <w:r>
+        <w:t>Project checkpoint</w:t>
       </w:r>
     </w:p>
     <w:p>
-      <w:r>
-        <w:t>Use the weekly teacher answer for topic-specific reasoning. A saved progress tick is an activity record; judge mastery from the learner’s explanation and evidence.</w:t>
+      <w:pPr>
+        <w:spacing w:line="336" w:lineRule="auto" w:after="180"/>
+        <w:shd w:fill="EDF7F3"/>
+      </w:pPr>
+      <w:r>
+        <w:rPr>
+          <w:b w:val="0"/>
+        </w:rPr>
+        <w:t xml:space="preserve">Project checkpoint: Make a transparent first version. Keep a trace of how one </w:t>
+      </w:r>
+      <w:r>
+        <w:rPr>
+          <w:b/>
+        </w:rPr>
+        <w:t>input</w:t>
+      </w:r>
+      <w:r>
+        <w:rPr>
+          <w:b w:val="0"/>
+        </w:rPr>
+        <w:t xml:space="preserve"> becomes an </w:t>
+      </w:r>
+      <w:r>
+        <w:rPr>
+          <w:b/>
+        </w:rPr>
+        <w:t>output</w:t>
+      </w:r>
+      <w:r>
+        <w:rPr>
+          <w:b w:val="0"/>
+        </w:rPr>
+        <w:t>; explain the rule or learned component.</w:t>
       </w:r>
     </w:p>
     <w:p>
       <w:pPr>
-        <w:pStyle w:val="Heading1"/>
-      </w:pPr>
-      <w:r>
-        <w:t>08. Use feedback, labs and repair paths</w:t>
+        <w:spacing w:line="336" w:lineRule="auto" w:after="180"/>
+      </w:pPr>
+      <w:r>
+        <w:rPr>
+          <w:b w:val="0"/>
+        </w:rPr>
+        <w:t xml:space="preserve">Use the weekly teacher answer for topic-specific reasoning. A saved progress tick is an activity record; judge mastery from the learner’s explanation and </w:t>
+      </w:r>
+      <w:r>
+        <w:rPr>
+          <w:b/>
+        </w:rPr>
+        <w:t>evidence</w:t>
+      </w:r>
+      <w:r>
+        <w:rPr>
+          <w:b w:val="0"/>
+        </w:rPr>
+        <w:t>.</w:t>
       </w:r>
     </w:p>
     <w:p>
-      <w:r>
-        <w:t>Use the two formative questions as supported practice, not as independent mastery scores. Discuss the deciding evidence rather than accepting a guessed selection.</w:t>
+      <w:pPr>
+        <w:pStyle w:val="Heading1"/>
+      </w:pPr>
+      <w:r>
+        <w:t>08. Use feedback, labs and repair paths</w:t>
       </w:r>
     </w:p>
     <w:p>
       <w:r>
-        <w:t>The feedback comes from the reviewed public worked case. Do not reveal the separately reserved independent teacher answer until the learner has attempted that case.</w:t>
+        <w:t>Use feedback, earlier review and portfolios purposefully. Apply the coding routine only when this lesson has an executable lab.</w:t>
       </w:r>
     </w:p>
     <w:p>
-      <w:r>
-        <w:t>Ask students to predict before running code. Preserve errors and actual outputs; collect a changed test and an explanation. The branch-boundary and indexing lessons deliberately include failure cases.</w:t>
+      <w:pPr>
+        <w:spacing w:line="336" w:lineRule="auto" w:after="180"/>
+      </w:pPr>
+      <w:r>
+        <w:rPr>
+          <w:b w:val="0"/>
+        </w:rPr>
+        <w:t xml:space="preserve">Use the two formative questions as supported practice, not as independent mastery scores. Discuss the deciding </w:t>
+      </w:r>
+      <w:r>
+        <w:rPr>
+          <w:b/>
+        </w:rPr>
+        <w:t>evidence</w:t>
+      </w:r>
+      <w:r>
+        <w:rPr>
+          <w:b w:val="0"/>
+        </w:rPr>
+        <w:t xml:space="preserve"> rather than accepting a guessed selection.</w:t>
       </w:r>
     </w:p>
     <w:p>
-      <w:r>
-        <w:t>Use the earlier worked-explanation links to address a specific missing building block, then return to the current question. Adapt this suggestion after observing the learner; it is not an automatic diagnosis.</w:t>
+      <w:pPr>
+        <w:spacing w:line="336" w:lineRule="auto" w:after="180"/>
+      </w:pPr>
+      <w:r>
+        <w:rPr>
+          <w:b w:val="0"/>
+        </w:rPr>
+        <w:t>The feedback comes from the reviewed public worked case. Do not reveal the separately reserved independent teacher answer until the learner has attempted that case.</w:t>
       </w:r>
     </w:p>
     <w:p>
-      <w:r>
-        <w:t>Collect the completed-work portfolio as evidence. Record support separately from correctness, and assess explanation, trace/test and limitations. Progress ticks and quiz selections alone do not establish mastery.</w:t>
+      <w:pPr>
+        <w:spacing w:line="336" w:lineRule="auto" w:after="180"/>
+      </w:pPr>
+      <w:r>
+        <w:rPr>
+          <w:b w:val="0"/>
+        </w:rPr>
+        <w:t xml:space="preserve">Ask students to predict before running code. Preserve errors and actual </w:t>
+      </w:r>
+      <w:r>
+        <w:rPr>
+          <w:b/>
+        </w:rPr>
+        <w:t>output</w:t>
+      </w:r>
+      <w:r>
+        <w:rPr>
+          <w:b w:val="0"/>
+        </w:rPr>
+        <w:t>s; collect a changed test and an explanation. The branch-boundary and indexing lessons deliberately include failure cases.</w:t>
+      </w:r>
+    </w:p>
+    <w:p>
+      <w:pPr>
+        <w:spacing w:line="336" w:lineRule="auto" w:after="180"/>
+      </w:pPr>
+      <w:r>
+        <w:rPr>
+          <w:b w:val="0"/>
+        </w:rPr>
+        <w:t>Use the earlier worked-explanation links to address a specific missing building block, then return to the current question. Adapt this suggestion after observing the learner; it is not an automatic diagnosis.</w:t>
+      </w:r>
+    </w:p>
+    <w:p>
+      <w:pPr>
+        <w:spacing w:line="336" w:lineRule="auto" w:after="180"/>
+      </w:pPr>
+      <w:r>
+        <w:rPr>
+          <w:b w:val="0"/>
+        </w:rPr>
+        <w:t xml:space="preserve">Collect the completed-work portfolio as </w:t>
+      </w:r>
+      <w:r>
+        <w:rPr>
+          <w:b/>
+        </w:rPr>
+        <w:t>evidence</w:t>
+      </w:r>
+      <w:r>
+        <w:rPr>
+          <w:b w:val="0"/>
+        </w:rPr>
+        <w:t>. Record support separately from correctness, and assess explanation, trace/test and limitations. Progress ticks and quiz selections alone do not establish mastery.</w:t>
+      </w:r>
+    </w:p>
+    <w:p>
+      <w:pPr>
+        <w:pStyle w:val="Heading1"/>
+      </w:pPr>
+      <w:r>
+        <w:t>09. Visual concept journey</w:t>
+      </w:r>
+    </w:p>
+    <w:p>
+      <w:r>
+        <w:t>Show one Sampling variability graphic at a time, request a prediction and discuss its trace before the independent assessment.</w:t>
+      </w:r>
+    </w:p>
+    <w:p>
+      <w:pPr>
+        <w:spacing w:line="336" w:lineRule="auto" w:after="180"/>
+      </w:pPr>
+      <w:r>
+        <w:rPr>
+          <w:b w:val="0"/>
+        </w:rPr>
+        <w:t xml:space="preserve">Use one picture at a time. Hide a worked result before asking for a </w:t>
+      </w:r>
+      <w:r>
+        <w:rPr>
+          <w:b/>
+        </w:rPr>
+        <w:t>prediction</w:t>
+      </w:r>
+      <w:r>
+        <w:rPr>
+          <w:b w:val="0"/>
+        </w:rPr>
+        <w:t>, then reveal it for feedback. These are supported teaching cases; retain the separate independent assessment for a fresh first attempt.</w:t>
+      </w:r>
+    </w:p>
+    <w:p>
+      <w:pPr>
+        <w:pStyle w:val="Heading3"/>
+      </w:pPr>
+      <w:r>
+        <w:t>01. Sampling variability: the case</w:t>
+      </w:r>
+    </w:p>
+    <w:p>
+      <w:r>
+        <w:drawing>
+          <wp:inline xmlns:a="http://schemas.openxmlformats.org/drawingml/2006/main" xmlns:pic="http://schemas.openxmlformats.org/drawingml/2006/picture">
+            <wp:extent cx="5486400" cy="2834640"/>
+            <wp:docPr id="3" name="Picture 3" descr="Two small samples can differ. A fixed classifier is scored on two distinct four-case samples from a declared collection. Supplied facts: Sample A has 3 correct of 4; sample B has 2 correct of 4. The model and rubric are unchanged."/>
+            <wp:cNvGraphicFramePr>
+              <a:graphicFrameLocks noChangeAspect="1"/>
+            </wp:cNvGraphicFramePr>
+            <a:graphic>
+              <a:graphicData uri="http://schemas.openxmlformats.org/drawingml/2006/picture">
+                <pic:pic>
+                  <pic:nvPicPr>
+                    <pic:cNvPr id="0" name="academy-story-ai-7-11-01.png"/>
+                    <pic:cNvPicPr/>
+                  </pic:nvPicPr>
+                  <pic:blipFill>
+                    <a:blip r:embed="rId11"/>
+                    <a:stretch>
+                      <a:fillRect/>
+                    </a:stretch>
+                  </pic:blipFill>
+                  <pic:spPr>
+                    <a:xfrm>
+                      <a:off x="0" y="0"/>
+                      <a:ext cx="5486400" cy="2834640"/>
+                    </a:xfrm>
+                    <a:prstGeom prst="rect"/>
+                  </pic:spPr>
+                </pic:pic>
+              </a:graphicData>
+            </a:graphic>
+          </wp:inline>
+        </w:drawing>
+      </w:r>
+    </w:p>
+    <w:p>
+      <w:pPr>
+        <w:spacing w:line="336" w:lineRule="auto" w:after="180"/>
+      </w:pPr>
+      <w:r>
+        <w:rPr>
+          <w:b w:val="0"/>
+        </w:rPr>
+        <w:t>Two small samples can differ. A fixed classifier is scored on two distinct four-case samples from a declared collection. Supplied facts: Sample A has 3 correct of 4; sample B has 2 correct of 4.</w:t>
+      </w:r>
+    </w:p>
+    <w:p>
+      <w:pPr>
+        <w:spacing w:line="336" w:lineRule="auto" w:after="180"/>
+      </w:pPr>
+      <w:r>
+        <w:rPr>
+          <w:b w:val="0"/>
+        </w:rPr>
+        <w:t>The model and rubric are unchanged.</w:t>
+      </w:r>
+    </w:p>
+    <w:p>
+      <w:pPr>
+        <w:spacing w:line="336" w:lineRule="auto" w:after="180"/>
+        <w:shd w:fill="F5F1FB"/>
+      </w:pPr>
+      <w:r>
+        <w:rPr>
+          <w:b w:val="0"/>
+        </w:rPr>
+        <w:t>Point to the given fact that matters most. Explain why it matters.</w:t>
+      </w:r>
+    </w:p>
+    <w:p>
+      <w:pPr>
+        <w:pStyle w:val="Heading3"/>
+      </w:pPr>
+      <w:r>
+        <w:t>Discuss while showing the picture</w:t>
+      </w:r>
+    </w:p>
+    <w:p>
+      <w:pPr>
+        <w:spacing w:line="336" w:lineRule="auto" w:after="180"/>
+        <w:shd w:fill="F1F6F8"/>
+      </w:pPr>
+      <w:r>
+        <w:rPr>
+          <w:b w:val="0"/>
+        </w:rPr>
+        <w:t>Teacher prompt: Point to the given fact that matters most. Explain why it matters. Ask learners to describe one label or arrow in ordinary words. Use the adjacent transcript if the image is difficult to see.</w:t>
+      </w:r>
+    </w:p>
+    <w:p>
+      <w:pPr>
+        <w:pStyle w:val="Heading3"/>
+      </w:pPr>
+      <w:r>
+        <w:t>02. Follow the deciding steps</w:t>
+      </w:r>
+    </w:p>
+    <w:p>
+      <w:r>
+        <w:drawing>
+          <wp:inline xmlns:a="http://schemas.openxmlformats.org/drawingml/2006/main" xmlns:pic="http://schemas.openxmlformats.org/drawingml/2006/picture">
+            <wp:extent cx="5486400" cy="3182112"/>
+            <wp:docPr id="4" name="Picture 4" descr="Keep model fixed: No training or threshold change occurs between samples. → Compute observed rates: A is 75%; B is 50%, differing by 25 percentage points. → Consider sampling: Different included cases can change a small-sample rate."/>
+            <wp:cNvGraphicFramePr>
+              <a:graphicFrameLocks noChangeAspect="1"/>
+            </wp:cNvGraphicFramePr>
+            <a:graphic>
+              <a:graphicData uri="http://schemas.openxmlformats.org/drawingml/2006/picture">
+                <pic:pic>
+                  <pic:nvPicPr>
+                    <pic:cNvPr id="0" name="academy-story-ai-7-11-02.png"/>
+                    <pic:cNvPicPr/>
+                  </pic:nvPicPr>
+                  <pic:blipFill>
+                    <a:blip r:embed="rId12"/>
+                    <a:stretch>
+                      <a:fillRect/>
+                    </a:stretch>
+                  </pic:blipFill>
+                  <pic:spPr>
+                    <a:xfrm>
+                      <a:off x="0" y="0"/>
+                      <a:ext cx="5486400" cy="3182112"/>
+                    </a:xfrm>
+                    <a:prstGeom prst="rect"/>
+                  </pic:spPr>
+                </pic:pic>
+              </a:graphicData>
+            </a:graphic>
+          </wp:inline>
+        </w:drawing>
+      </w:r>
+    </w:p>
+    <w:p>
+      <w:pPr>
+        <w:spacing w:line="336" w:lineRule="auto" w:after="180"/>
+      </w:pPr>
+      <w:r>
+        <w:rPr>
+          <w:b w:val="0"/>
+        </w:rPr>
+        <w:t xml:space="preserve">Keep model fixed: No </w:t>
+      </w:r>
+      <w:r>
+        <w:rPr>
+          <w:b/>
+        </w:rPr>
+        <w:t>training</w:t>
+      </w:r>
+      <w:r>
+        <w:rPr>
+          <w:b w:val="0"/>
+        </w:rPr>
+        <w:t xml:space="preserve"> or threshold change occurs between samples. → Compute observed rates: A is 75%; B is 50%, differing by 25 percentage points. → Consider sampling: Different included cases can change a small-sample rate.</w:t>
+      </w:r>
+    </w:p>
+    <w:p>
+      <w:pPr>
+        <w:spacing w:line="336" w:lineRule="auto" w:after="180"/>
+        <w:shd w:fill="F5F1FB"/>
+      </w:pPr>
+      <w:r>
+        <w:rPr>
+          <w:b w:val="0"/>
+        </w:rPr>
+        <w:t xml:space="preserve">Point to each numbered stage and explain which recorded </w:t>
+      </w:r>
+      <w:r>
+        <w:rPr>
+          <w:b/>
+        </w:rPr>
+        <w:t>input</w:t>
+      </w:r>
+      <w:r>
+        <w:rPr>
+          <w:b w:val="0"/>
+        </w:rPr>
+        <w:t xml:space="preserve"> it uses.</w:t>
+      </w:r>
+    </w:p>
+    <w:p>
+      <w:pPr>
+        <w:pStyle w:val="Heading3"/>
+      </w:pPr>
+      <w:r>
+        <w:t>Discuss while showing the picture</w:t>
+      </w:r>
+    </w:p>
+    <w:p>
+      <w:pPr>
+        <w:spacing w:line="336" w:lineRule="auto" w:after="180"/>
+        <w:shd w:fill="F1F6F8"/>
+      </w:pPr>
+      <w:r>
+        <w:rPr>
+          <w:b w:val="0"/>
+        </w:rPr>
+        <w:t xml:space="preserve">Teacher prompt: Point to each numbered stage and explain which recorded </w:t>
+      </w:r>
+      <w:r>
+        <w:rPr>
+          <w:b/>
+        </w:rPr>
+        <w:t>input</w:t>
+      </w:r>
+      <w:r>
+        <w:rPr>
+          <w:b w:val="0"/>
+        </w:rPr>
+        <w:t xml:space="preserve"> it uses. Ask learners to describe one label or arrow in ordinary words. Use the adjacent transcript if the image is difficult to see.</w:t>
+      </w:r>
+    </w:p>
+    <w:p>
+      <w:pPr>
+        <w:pStyle w:val="Heading3"/>
+      </w:pPr>
+      <w:r>
+        <w:t>03. Two distinct samples, fixed model</w:t>
+      </w:r>
+    </w:p>
+    <w:p>
+      <w:r>
+        <w:drawing>
+          <wp:inline xmlns:a="http://schemas.openxmlformats.org/drawingml/2006/main" xmlns:pic="http://schemas.openxmlformats.org/drawingml/2006/picture">
+            <wp:extent cx="5486400" cy="2834640"/>
+            <wp:docPr id="5" name="Picture 5" descr="Two distinct samples, fixed model. Units: correct cases out of 4 in each sample. Sample A: 3. Sample B: 2."/>
+            <wp:cNvGraphicFramePr>
+              <a:graphicFrameLocks noChangeAspect="1"/>
+            </wp:cNvGraphicFramePr>
+            <a:graphic>
+              <a:graphicData uri="http://schemas.openxmlformats.org/drawingml/2006/picture">
+                <pic:pic>
+                  <pic:nvPicPr>
+                    <pic:cNvPr id="0" name="academy-story-ai-7-11-03.png"/>
+                    <pic:cNvPicPr/>
+                  </pic:nvPicPr>
+                  <pic:blipFill>
+                    <a:blip r:embed="rId13"/>
+                    <a:stretch>
+                      <a:fillRect/>
+                    </a:stretch>
+                  </pic:blipFill>
+                  <pic:spPr>
+                    <a:xfrm>
+                      <a:off x="0" y="0"/>
+                      <a:ext cx="5486400" cy="2834640"/>
+                    </a:xfrm>
+                    <a:prstGeom prst="rect"/>
+                  </pic:spPr>
+                </pic:pic>
+              </a:graphicData>
+            </a:graphic>
+          </wp:inline>
+        </w:drawing>
+      </w:r>
+    </w:p>
+    <w:p>
+      <w:pPr>
+        <w:spacing w:line="336" w:lineRule="auto" w:after="180"/>
+      </w:pPr>
+      <w:r>
+        <w:rPr>
+          <w:b w:val="0"/>
+        </w:rPr>
+        <w:t>Two distinct samples, fixed model. Units: correct cases out of 4 in each sample. Sample A: 3. Sample B: 2.</w:t>
+      </w:r>
+    </w:p>
+    <w:p>
+      <w:pPr>
+        <w:spacing w:line="336" w:lineRule="auto" w:after="180"/>
+        <w:shd w:fill="F5F1FB"/>
+      </w:pPr>
+      <w:r>
+        <w:rPr>
+          <w:b w:val="0"/>
+        </w:rPr>
+        <w:t>Read the labels and values. Explain the relationship the model shows.</w:t>
+      </w:r>
+    </w:p>
+    <w:p>
+      <w:pPr>
+        <w:pStyle w:val="Heading3"/>
+      </w:pPr>
+      <w:r>
+        <w:t>Discuss while showing the picture</w:t>
+      </w:r>
+    </w:p>
+    <w:p>
+      <w:pPr>
+        <w:spacing w:line="336" w:lineRule="auto" w:after="180"/>
+        <w:shd w:fill="F1F6F8"/>
+      </w:pPr>
+      <w:r>
+        <w:rPr>
+          <w:b w:val="0"/>
+        </w:rPr>
+        <w:t>Teacher prompt: Read the labels and values. Explain the relationship the model shows. Ask learners to describe one label or arrow in ordinary words. Use the adjacent transcript if the image is difficult to see.</w:t>
+      </w:r>
+    </w:p>
+    <w:p>
+      <w:pPr>
+        <w:spacing w:line="336" w:lineRule="auto" w:after="180"/>
+        <w:shd w:fill="F1F6F8"/>
+      </w:pPr>
+      <w:r>
+        <w:rPr>
+          <w:b w:val="0"/>
+        </w:rPr>
+        <w:t>Check row/column meanings, units and denominators before discussing a difference. Supplied toy values are not real class or model results.</w:t>
+      </w:r>
+    </w:p>
+    <w:p>
+      <w:pPr>
+        <w:pStyle w:val="Heading3"/>
+      </w:pPr>
+      <w:r>
+        <w:t>04. Change one thing. Trace what follows.</w:t>
+      </w:r>
+    </w:p>
+    <w:p>
+      <w:r>
+        <w:drawing>
+          <wp:inline xmlns:a="http://schemas.openxmlformats.org/drawingml/2006/main" xmlns:pic="http://schemas.openxmlformats.org/drawingml/2006/picture">
+            <wp:extent cx="5486400" cy="3026664"/>
+            <wp:docPr id="6" name="Picture 6" descr="Original case: Different included cases can change a small-sample rate. Changed condition: Evaluate the exact same fixed four cases twice with deterministic predictions. Expected result: The counts should agree unless some condition, data or scoring changed. Reason: The sampling explanation no longer applies when the records are identical."/>
+            <wp:cNvGraphicFramePr>
+              <a:graphicFrameLocks noChangeAspect="1"/>
+            </wp:cNvGraphicFramePr>
+            <a:graphic>
+              <a:graphicData uri="http://schemas.openxmlformats.org/drawingml/2006/picture">
+                <pic:pic>
+                  <pic:nvPicPr>
+                    <pic:cNvPr id="0" name="academy-story-ai-7-11-04.png"/>
+                    <pic:cNvPicPr/>
+                  </pic:nvPicPr>
+                  <pic:blipFill>
+                    <a:blip r:embed="rId14"/>
+                    <a:stretch>
+                      <a:fillRect/>
+                    </a:stretch>
+                  </pic:blipFill>
+                  <pic:spPr>
+                    <a:xfrm>
+                      <a:off x="0" y="0"/>
+                      <a:ext cx="5486400" cy="3026664"/>
+                    </a:xfrm>
+                    <a:prstGeom prst="rect"/>
+                  </pic:spPr>
+                </pic:pic>
+              </a:graphicData>
+            </a:graphic>
+          </wp:inline>
+        </w:drawing>
+      </w:r>
+    </w:p>
+    <w:p>
+      <w:pPr>
+        <w:spacing w:line="336" w:lineRule="auto" w:after="180"/>
+      </w:pPr>
+      <w:r>
+        <w:rPr>
+          <w:b w:val="0"/>
+        </w:rPr>
+        <w:t xml:space="preserve">Original case: Different included cases can change a small-sample rate. Changed condition: Evaluate the exact same fixed four cases twice with deterministic </w:t>
+      </w:r>
+      <w:r>
+        <w:rPr>
+          <w:b/>
+        </w:rPr>
+        <w:t>prediction</w:t>
+      </w:r>
+      <w:r>
+        <w:rPr>
+          <w:b w:val="0"/>
+        </w:rPr>
+        <w:t>s.</w:t>
+      </w:r>
+    </w:p>
+    <w:p>
+      <w:pPr>
+        <w:spacing w:line="336" w:lineRule="auto" w:after="180"/>
+      </w:pPr>
+      <w:r>
+        <w:rPr>
+          <w:b w:val="0"/>
+        </w:rPr>
+        <w:t>Expected result: The counts should agree unless some condition, data or scoring changed. Reason: The sampling explanation no longer applies when the records are identical.</w:t>
+      </w:r>
+    </w:p>
+    <w:p>
+      <w:pPr>
+        <w:spacing w:line="336" w:lineRule="auto" w:after="180"/>
+        <w:shd w:fill="F5F1FB"/>
+      </w:pPr>
+      <w:r>
+        <w:rPr>
+          <w:b w:val="0"/>
+        </w:rPr>
+        <w:t>Predict before checking the worked changed-case result. Name what changed and what the supplied facts allow you to conclude.</w:t>
+      </w:r>
+    </w:p>
+    <w:p>
+      <w:pPr>
+        <w:pStyle w:val="Heading3"/>
+      </w:pPr>
+      <w:r>
+        <w:t>Discuss while showing the picture</w:t>
+      </w:r>
+    </w:p>
+    <w:p>
+      <w:pPr>
+        <w:spacing w:line="336" w:lineRule="auto" w:after="180"/>
+        <w:shd w:fill="F1F6F8"/>
+      </w:pPr>
+      <w:r>
+        <w:rPr>
+          <w:b w:val="0"/>
+        </w:rPr>
+        <w:t>Teacher prompt: Predict before checking the worked changed-case result. Name what changed and what the supplied facts allow you to conclude. Ask learners to describe one label or arrow in ordinary words.</w:t>
+      </w:r>
+    </w:p>
+    <w:p>
+      <w:pPr>
+        <w:spacing w:line="336" w:lineRule="auto" w:after="180"/>
+        <w:shd w:fill="F1F6F8"/>
+      </w:pPr>
+      <w:r>
+        <w:rPr>
+          <w:b w:val="0"/>
+        </w:rPr>
+        <w:t>Use the adjacent transcript if the image is difficult to see. Changed-case reasoning: The sampling explanation no longer applies when the records are identical.</w:t>
+      </w:r>
+    </w:p>
+    <w:p>
+      <w:pPr>
+        <w:pStyle w:val="Heading3"/>
+      </w:pPr>
+      <w:r>
+        <w:t>05. Connect the explanation to its limit</w:t>
+      </w:r>
+    </w:p>
+    <w:p>
+      <w:r>
+        <w:drawing>
+          <wp:inline xmlns:a="http://schemas.openxmlformats.org/drawingml/2006/main" xmlns:pic="http://schemas.openxmlformats.org/drawingml/2006/picture">
+            <wp:extent cx="5486400" cy="2834640"/>
+            <wp:docPr id="7" name="Picture 7" descr="Sampling variability means a statistic can vary because different units were observed. Do not automatically attribute every rate change to a model improvement or deterioration. Limit: These two samples do not supply a probability model or confidence interval; none is invented."/>
+            <wp:cNvGraphicFramePr>
+              <a:graphicFrameLocks noChangeAspect="1"/>
+            </wp:cNvGraphicFramePr>
+            <a:graphic>
+              <a:graphicData uri="http://schemas.openxmlformats.org/drawingml/2006/picture">
+                <pic:pic>
+                  <pic:nvPicPr>
+                    <pic:cNvPr id="0" name="academy-story-ai-7-11-05.png"/>
+                    <pic:cNvPicPr/>
+                  </pic:nvPicPr>
+                  <pic:blipFill>
+                    <a:blip r:embed="rId15"/>
+                    <a:stretch>
+                      <a:fillRect/>
+                    </a:stretch>
+                  </pic:blipFill>
+                  <pic:spPr>
+                    <a:xfrm>
+                      <a:off x="0" y="0"/>
+                      <a:ext cx="5486400" cy="2834640"/>
+                    </a:xfrm>
+                    <a:prstGeom prst="rect"/>
+                  </pic:spPr>
+                </pic:pic>
+              </a:graphicData>
+            </a:graphic>
+          </wp:inline>
+        </w:drawing>
+      </w:r>
+    </w:p>
+    <w:p>
+      <w:pPr>
+        <w:spacing w:line="336" w:lineRule="auto" w:after="180"/>
+      </w:pPr>
+      <w:r>
+        <w:rPr>
+          <w:b/>
+        </w:rPr>
+        <w:t>Sampling variability</w:t>
+      </w:r>
+      <w:r>
+        <w:rPr>
+          <w:b w:val="0"/>
+        </w:rPr>
+        <w:t xml:space="preserve"> means a statistic can vary because different units were observed. Do not automatically attribute every rate change to a model improvement or deterioration.</w:t>
+      </w:r>
+    </w:p>
+    <w:p>
+      <w:pPr>
+        <w:spacing w:line="336" w:lineRule="auto" w:after="180"/>
+      </w:pPr>
+      <w:r>
+        <w:rPr>
+          <w:b w:val="0"/>
+        </w:rPr>
+        <w:t>Limit: These two samples do not supply a probability model or confidence interval; none is invented.</w:t>
+      </w:r>
+    </w:p>
+    <w:p>
+      <w:pPr>
+        <w:spacing w:line="336" w:lineRule="auto" w:after="180"/>
+        <w:shd w:fill="F5F1FB"/>
+      </w:pPr>
+      <w:r>
+        <w:rPr>
+          <w:b w:val="0"/>
+        </w:rPr>
+        <w:t>Explain the case, then point to a limit on the claim.</w:t>
+      </w:r>
+    </w:p>
+    <w:p>
+      <w:pPr>
+        <w:pStyle w:val="Heading3"/>
+      </w:pPr>
+      <w:r>
+        <w:t>Discuss while showing the picture</w:t>
+      </w:r>
+    </w:p>
+    <w:p>
+      <w:pPr>
+        <w:spacing w:line="336" w:lineRule="auto" w:after="180"/>
+        <w:shd w:fill="F1F6F8"/>
+      </w:pPr>
+      <w:r>
+        <w:rPr>
+          <w:b w:val="0"/>
+        </w:rPr>
+        <w:t>Teacher prompt: Explain the case, then point to a limit on the claim. Ask learners to describe one label or arrow in ordinary words. Use the adjacent transcript if the image is difficult to see.</w:t>
+      </w:r>
+    </w:p>
+    <w:p>
+      <w:pPr>
+        <w:spacing w:line="336" w:lineRule="auto" w:after="180"/>
+        <w:shd w:fill="F1F6F8"/>
+      </w:pPr>
+      <w:r>
+        <w:rPr>
+          <w:b w:val="0"/>
+        </w:rPr>
+        <w:t>Keep the stated scope: These two samples do not supply a probability model or confidence interval; none is invented.</w:t>
+      </w:r>
+    </w:p>
+    <w:p>
+      <w:pPr>
+        <w:pStyle w:val="Heading3"/>
+      </w:pPr>
+      <w:r>
+        <w:t>06. Make the idea visible in your project</w:t>
+      </w:r>
+    </w:p>
+    <w:p>
+      <w:r>
+        <w:drawing>
+          <wp:inline xmlns:a="http://schemas.openxmlformats.org/drawingml/2006/main" xmlns:pic="http://schemas.openxmlformats.org/drawingml/2006/picture">
+            <wp:extent cx="5486400" cy="3681984"/>
+            <wp:docPr id="8" name="Picture 8" descr="For the Reproducible AI Research Study, retain an annotated worked trace and the changed-case reasoning. Connect the claim to its records, units and assumptions so another investigator can challenge or reproduce it. Draw your input, deciding step, result and limit. Supported question: Calculate the two four-case rates and their difference. Explain how changed included cases can affect a fixed model, and why identical deterministic records should not differ on a rerun."/>
+            <wp:cNvGraphicFramePr>
+              <a:graphicFrameLocks noChangeAspect="1"/>
+            </wp:cNvGraphicFramePr>
+            <a:graphic>
+              <a:graphicData uri="http://schemas.openxmlformats.org/drawingml/2006/picture">
+                <pic:pic>
+                  <pic:nvPicPr>
+                    <pic:cNvPr id="0" name="academy-story-ai-7-11-06.png"/>
+                    <pic:cNvPicPr/>
+                  </pic:nvPicPr>
+                  <pic:blipFill>
+                    <a:blip r:embed="rId16"/>
+                    <a:stretch>
+                      <a:fillRect/>
+                    </a:stretch>
+                  </pic:blipFill>
+                  <pic:spPr>
+                    <a:xfrm>
+                      <a:off x="0" y="0"/>
+                      <a:ext cx="5486400" cy="3681984"/>
+                    </a:xfrm>
+                    <a:prstGeom prst="rect"/>
+                  </pic:spPr>
+                </pic:pic>
+              </a:graphicData>
+            </a:graphic>
+          </wp:inline>
+        </w:drawing>
+      </w:r>
+    </w:p>
+    <w:p>
+      <w:pPr>
+        <w:spacing w:line="336" w:lineRule="auto" w:after="180"/>
+      </w:pPr>
+      <w:r>
+        <w:rPr>
+          <w:b w:val="0"/>
+        </w:rPr>
+        <w:t>For the Reproducible AI Research Study, retain an annotated worked trace and the changed-case reasoning. Connect the claim to its records, units and assumptions so another investigator can challenge or reproduce it.</w:t>
+      </w:r>
+    </w:p>
+    <w:p>
+      <w:pPr>
+        <w:spacing w:line="336" w:lineRule="auto" w:after="180"/>
+      </w:pPr>
+      <w:r>
+        <w:rPr>
+          <w:b w:val="0"/>
+        </w:rPr>
+        <w:t xml:space="preserve">Draw your </w:t>
+      </w:r>
+      <w:r>
+        <w:rPr>
+          <w:b/>
+        </w:rPr>
+        <w:t>input</w:t>
+      </w:r>
+      <w:r>
+        <w:rPr>
+          <w:b w:val="0"/>
+        </w:rPr>
+        <w:t>, deciding step, result and limit. Supported question: Calculate the two four-case rates and their difference.</w:t>
+      </w:r>
+    </w:p>
+    <w:p>
+      <w:pPr>
+        <w:spacing w:line="336" w:lineRule="auto" w:after="180"/>
+      </w:pPr>
+      <w:r>
+        <w:rPr>
+          <w:b w:val="0"/>
+        </w:rPr>
+        <w:t>Explain how changed included cases can affect a fixed model, and why identical deterministic records should not differ on a rerun.</w:t>
+      </w:r>
+    </w:p>
+    <w:p>
+      <w:pPr>
+        <w:spacing w:line="336" w:lineRule="auto" w:after="180"/>
+        <w:shd w:fill="F5F1FB"/>
+      </w:pPr>
+      <w:r>
+        <w:rPr>
+          <w:b w:val="0"/>
+        </w:rPr>
+        <w:t xml:space="preserve">Draw your project trace and justify the deciding step using </w:t>
+      </w:r>
+      <w:r>
+        <w:rPr>
+          <w:b/>
+        </w:rPr>
+        <w:t>evidence</w:t>
+      </w:r>
+      <w:r>
+        <w:rPr>
+          <w:b w:val="0"/>
+        </w:rPr>
+        <w:t>.</w:t>
+      </w:r>
+    </w:p>
+    <w:p>
+      <w:pPr>
+        <w:pStyle w:val="Heading3"/>
+      </w:pPr>
+      <w:r>
+        <w:t>Discuss while showing the picture</w:t>
+      </w:r>
+    </w:p>
+    <w:p>
+      <w:pPr>
+        <w:spacing w:line="336" w:lineRule="auto" w:after="180"/>
+        <w:shd w:fill="F1F6F8"/>
+      </w:pPr>
+      <w:r>
+        <w:rPr>
+          <w:b w:val="0"/>
+        </w:rPr>
+        <w:t xml:space="preserve">Teacher prompt: Draw your project trace and justify the deciding step using </w:t>
+      </w:r>
+      <w:r>
+        <w:rPr>
+          <w:b/>
+        </w:rPr>
+        <w:t>evidence</w:t>
+      </w:r>
+      <w:r>
+        <w:rPr>
+          <w:b w:val="0"/>
+        </w:rPr>
+        <w:t>. Ask learners to describe one label or arrow in ordinary words. Use the adjacent transcript if the image is difficult to see.</w:t>
+      </w:r>
+    </w:p>
+    <w:p>
+      <w:pPr>
+        <w:spacing w:line="336" w:lineRule="auto" w:after="180"/>
+        <w:shd w:fill="F1F6F8"/>
+      </w:pPr>
+      <w:r>
+        <w:rPr>
+          <w:b w:val="0"/>
+        </w:rPr>
+        <w:t xml:space="preserve">Supported practice key: No </w:t>
+      </w:r>
+      <w:r>
+        <w:rPr>
+          <w:b/>
+        </w:rPr>
+        <w:t>training</w:t>
+      </w:r>
+      <w:r>
+        <w:rPr>
+          <w:b w:val="0"/>
+        </w:rPr>
+        <w:t xml:space="preserve"> or threshold change occurs between samples. A is 75%; B is 50%, differing by 25 percentage points. Different included cases can change a small-sample rate.</w:t>
+      </w:r>
+    </w:p>
+    <w:p>
+      <w:pPr>
+        <w:spacing w:line="336" w:lineRule="auto" w:after="180"/>
+        <w:shd w:fill="F1F6F8"/>
+      </w:pPr>
+      <w:r>
+        <w:rPr>
+          <w:b w:val="0"/>
+        </w:rPr>
+        <w:t>Changed case: The counts should agree unless some condition, data or scoring changed. The sampling explanation no longer applies when the records are identical.</w:t>
       </w:r>
     </w:p>
     <w:sectPr>

--- a/downloads/teacher/ai-7-week-11.docx
+++ b/downloads/teacher/ai-7-week-11.docx
@@ -143,7 +143,7 @@
           </w:tcPr>
           <w:p>
             <w:r>
-              <w:t>Sections 1–6; record the brief recall in the workbook.</w:t>
+              <w:t>Use Your mission, Notice the evidence, See how it works, Words that unlock the idea and Follow a worked example; record the brief recall in the workbook.</w:t>
             </w:r>
           </w:p>
         </w:tc>
@@ -175,7 +175,7 @@
           </w:tcPr>
           <w:p>
             <w:r>
-              <w:t>Sections 7–10; use the matching workbook W2 and misconception check.</w:t>
+              <w:t>Use Find and repair a mistake, Practise together and Run the investigation, with workbook W2 and Individual reasoning check.</w:t>
             </w:r>
           </w:p>
         </w:tc>
@@ -207,7 +207,7 @@
           </w:tcPr>
           <w:p>
             <w:r>
-              <w:t>Sections 9 and 11–14. Give extra time to finish the full task set; use Section 15 when the week includes a coding lab.</w:t>
+              <w:t>Use Run the investigation, Build your understanding, Connect your project and Show what you know. Reserve further time for the full task set. Use a code example only where one is actually supplied.</w:t>
             </w:r>
           </w:p>
         </w:tc>
@@ -502,7 +502,7 @@
         <w:rPr>
           <w:b w:val="0"/>
         </w:rPr>
-        <w:t xml:space="preserve">Two 45-minute sessions. </w:t>
+        <w:t xml:space="preserve">Compact alternative: two 45-minute sessions for the core explanation and W1–W5 only. The main plan uses three sessions; schedule further time for the complete investigation, project, visual journey and any code examples. </w:t>
       </w:r>
       <w:r>
         <w:rPr>
@@ -1059,7 +1059,7 @@
           </w:tcPr>
           <w:p>
             <w:r>
-              <w:t>Find the mean of sample means and the chance of mean2 under uniform selection of those six samples.</w:t>
+              <w:t>Population values are 1, 1, 3, 3, with four distinct IDs. Choose two IDs uniformly without replacement. List all six unordered pairs and their means, then find the mean of those means and the chance of obtaining a mean of 2.</w:t>
             </w:r>
           </w:p>
         </w:tc>
@@ -1194,7 +1194,7 @@
         <w:rPr>
           <w:b w:val="0"/>
         </w:rPr>
-        <w:t>Find the mean of sample means and the chance of mean2 under uniform selection of those six samples.</w:t>
+        <w:t>Population values are 1, 1, 3, 3, with four distinct IDs. Choose two IDs uniformly without replacement. List all six unordered pairs and their means, then find the mean of those means and the chance of obtaining a mean of 2.</w:t>
       </w:r>
     </w:p>
     <w:p>
@@ -1981,7 +1981,7 @@
           </w:tcPr>
           <w:p>
             <w:r>
-              <w:t>Explain section 1 and vocabulary. Complete W1 with a mechanism-based explanation.</w:t>
+              <w:t>Explain See how it works and Words that unlock the idea. Complete W1 with a mechanism-based explanation.</w:t>
             </w:r>
           </w:p>
         </w:tc>
@@ -2213,7 +2213,7 @@
         <w:rPr>
           <w:b w:val="0"/>
         </w:rPr>
-        <w:t>Completion task: Find the mean of sample means and the chance of mean2 under uniform selection of those six samples. Show the intermediate steps and give the conclusion with its scope.</w:t>
+        <w:t>Completion task: Population values are 1, 1, 3, 3, with four distinct IDs. Choose two IDs uniformly without replacement. List all six unordered pairs and their means, then find the mean of those means and the chance of obtaining a mean of 2. Show the intermediate steps and give the conclusion with its scope.</w:t>
       </w:r>
     </w:p>
     <w:p>
@@ -2966,7 +2966,7 @@
         <w:rPr>
           <w:b w:val="0"/>
         </w:rPr>
-        <w:t>Find the mean of sample means and the chance of mean2 under uniform selection of those six samples. Show the intermediate steps and give the conclusion with its scope.</w:t>
+        <w:t>Population values are 1, 1, 3, 3, with four distinct IDs. Choose two IDs uniformly without replacement. List all six unordered pairs and their means, then find the mean of those means and the chance of obtaining a mean of 2. Show the intermediate steps and give the conclusion with its scope.</w:t>
       </w:r>
     </w:p>
     <w:p>
@@ -3098,7 +3098,7 @@
         <w:rPr>
           <w:b w:val="0"/>
         </w:rPr>
-        <w:t>Population0, 0, 4, 4 with distinct IDs; enumerate size2 sample means and their average.</w:t>
+        <w:t>Population values are 0, 0, 4, 4, with four distinct IDs. Choose two IDs uniformly without replacement. Enumerate all six unordered pairs, calculate their sample means and find their average.</w:t>
       </w:r>
     </w:p>
     <w:p>
@@ -3318,7 +3318,7 @@
         <w:rPr>
           <w:b w:val="0"/>
         </w:rPr>
-        <w:t>Selected case: Population0, 0, 4, 4 with distinct IDs; enumerate size2 sample means and their average.</w:t>
+        <w:t>Selected case: Population values are 0, 0, 4, 4, with four distinct IDs. Choose two IDs uniformly without replacement. Enumerate all six unordered pairs, calculate their sample means and find their average.</w:t>
       </w:r>
     </w:p>
     <w:p>
@@ -4098,7 +4098,7 @@
           </w:tcPr>
           <w:p>
             <w:r>
-              <w:t>Sections 1–6; record the brief recall in the workbook.</w:t>
+              <w:t>Use Your mission, Notice the evidence, See how it works, Words that unlock the idea and Follow a worked example; record the brief recall in the workbook.</w:t>
             </w:r>
           </w:p>
         </w:tc>
@@ -4130,7 +4130,7 @@
           </w:tcPr>
           <w:p>
             <w:r>
-              <w:t>Sections 7–10; use the matching workbook W2 and misconception check.</w:t>
+              <w:t>Use Find and repair a mistake, Practise together and Run the investigation, with workbook W2 and Individual reasoning check.</w:t>
             </w:r>
           </w:p>
         </w:tc>
@@ -4162,7 +4162,7 @@
           </w:tcPr>
           <w:p>
             <w:r>
-              <w:t>Sections 9 and 11–14. Give extra time to finish the full task set; use Section 15 when the week includes a coding lab.</w:t>
+              <w:t>Use Run the investigation, Build your understanding, Connect your project and Show what you know. Reserve further time for the full task set. Use a code example only where one is actually supplied.</w:t>
             </w:r>
           </w:p>
         </w:tc>
@@ -4176,7 +4176,7 @@
         <w:rPr>
           <w:b w:val="0"/>
         </w:rPr>
-        <w:t>Before class, solve the supported practice: Find the mean of sample means and the chance of mean2 under uniform selection of those six samples. Show the intermediate steps and give the conclusion with its scope.</w:t>
+        <w:t>Before class, solve the supported practice: Population values are 1, 1, 3, 3, with four distinct IDs. Choose two IDs uniformly without replacement. List all six unordered pairs and their means, then find the mean of those means and the chance of obtaining a mean of 2. Show the intermediate steps and give the conclusion with its scope.</w:t>
       </w:r>
     </w:p>
     <w:p>

--- a/downloads/teacher/ai-7-week-11.docx
+++ b/downloads/teacher/ai-7-week-11.docx
@@ -25,20 +25,38 @@
         <w:pStyle w:val="Heading1"/>
       </w:pPr>
       <w:r>
-        <w:t>01. Prepare the purpose, prerequisites and materials</w:t>
+        <w:t>Ask which units were sampled and what makes each sample equally likely.</w:t>
       </w:r>
     </w:p>
     <w:p>
       <w:r>
-        <w:t>Prepare Sampling variability: check the target, prerequisites, resources and adaptable teaching schedule.</w:t>
+        <w:t>Teach exact probabilities without inventing observed studies, independent draws or classifier confidence intervals.</w:t>
       </w:r>
     </w:p>
     <w:p>
-      <w:pPr>
-        <w:pStyle w:val="Heading3"/>
-      </w:pPr>
-      <w:r>
-        <w:t>Teach the learning cycle</w:t>
+      <w:r>
+        <w:t>Model six distinct-ID pairs → inspect probability bars → contrast two classifier rates → assess new-value enumeration → preserve selection and evidence limits.</w:t>
+      </w:r>
+    </w:p>
+    <w:p>
+      <w:pPr>
+        <w:pStyle w:val="Heading1"/>
+      </w:pPr>
+      <w:r>
+        <w:t>01. Prepare the connected research investigation</w:t>
+      </w:r>
+    </w:p>
+    <w:p>
+      <w:r>
+        <w:t>Keep modelling, shared practice and independent evidence distinct.</w:t>
+      </w:r>
+    </w:p>
+    <w:p>
+      <w:pPr>
+        <w:pStyle w:val="Heading2"/>
+      </w:pPr>
+      <w:r>
+        <w:t>Target and main teaching plan</w:t>
       </w:r>
     </w:p>
     <w:p>
@@ -249,18 +267,21 @@
     </w:p>
     <w:p>
       <w:pPr>
-        <w:pStyle w:val="Heading3"/>
-      </w:pPr>
-      <w:r>
-        <w:t>Retrieval answer guidance</w:t>
+        <w:pStyle w:val="Heading2"/>
+      </w:pPr>
+      <w:r>
+        <w:t>Preparation and prerequisite</w:t>
       </w:r>
     </w:p>
     <w:p>
       <w:pPr>
-        <w:pStyle w:val="Heading3"/>
-      </w:pPr>
-      <w:r>
-        <w:t>Confounders and controls</w:t>
+        <w:spacing w:line="336" w:lineRule="auto" w:after="180"/>
+      </w:pPr>
+      <w:r>
+        <w:rPr>
+          <w:b w:val="0"/>
+        </w:rPr>
+        <w:t>Lesson and workbook; paper and pencil</w:t>
       </w:r>
     </w:p>
     <w:p>
@@ -271,7 +292,7 @@
         <w:rPr>
           <w:b w:val="0"/>
         </w:rPr>
-        <w:t>Without opening the old lesson, explain one key idea from Confounders and controls. Give an example and a mistake that the idea helps you avoid.</w:t>
+        <w:t>Calculator and optional local Python 3 for arithmetic; no live API or private data</w:t>
       </w:r>
     </w:p>
     <w:p>
@@ -282,19 +303,7 @@
         <w:rPr>
           <w:b w:val="0"/>
         </w:rPr>
-        <w:t xml:space="preserve">Look for: Explain the </w:t>
-      </w:r>
-      <w:r>
-        <w:rPr>
-          <w:b/>
-        </w:rPr>
-        <w:t>mechanism</w:t>
-      </w:r>
-      <w:r>
-        <w:rPr>
-          <w:b w:val="0"/>
-        </w:rPr>
-        <w:t xml:space="preserve"> and terminology of confounders and controls</w:t>
+        <w:t>Prepare the fresh retry separately and withhold its solution until after collection</w:t>
       </w:r>
     </w:p>
     <w:p>
@@ -305,19 +314,31 @@
         <w:rPr>
           <w:b w:val="0"/>
         </w:rPr>
-        <w:t xml:space="preserve">Reference example, not the only acceptable wording: Teacher explanation: A confounder changes alongside the intended factor and can offer another explanation. Controls aim to isolate the proposed </w:t>
+        <w:t xml:space="preserve">A result depends on the </w:t>
       </w:r>
       <w:r>
         <w:rPr>
           <w:b/>
         </w:rPr>
-        <w:t>mechanism</w:t>
+        <w:t>input</w:t>
       </w:r>
       <w:r>
         <w:rPr>
           <w:b w:val="0"/>
         </w:rPr>
-        <w:t>.</w:t>
+        <w:t xml:space="preserve">s, procedure and conditions that produced it. Preserve data roles and distinguish observed outcomes from </w:t>
+      </w:r>
+      <w:r>
+        <w:rPr>
+          <w:b/>
+        </w:rPr>
+        <w:t>prediction</w:t>
+      </w:r>
+      <w:r>
+        <w:rPr>
+          <w:b w:val="0"/>
+        </w:rPr>
+        <w:t>s or unmeasured conditions.</w:t>
       </w:r>
     </w:p>
     <w:p>
@@ -328,15 +349,15 @@
         <w:rPr>
           <w:b w:val="0"/>
         </w:rPr>
-        <w:t>For a toy comparison vary only retrieval method while holding corpus, queries, cutoff and relevance rubric fixed. Randomise or counterbalance order when order effects matter.</w:t>
+        <w:t>If the prior concept cannot be explained, use a short retrieval activity before this chapter.</w:t>
       </w:r>
     </w:p>
     <w:p>
       <w:pPr>
-        <w:pStyle w:val="Heading3"/>
-      </w:pPr>
-      <w:r>
-        <w:t>Baselines and fair comparisons</w:t>
+        <w:pStyle w:val="Heading2"/>
+      </w:pPr>
+      <w:r>
+        <w:t>Opening retrieval</w:t>
       </w:r>
     </w:p>
     <w:p>
@@ -347,7 +368,7 @@
         <w:rPr>
           <w:b w:val="0"/>
         </w:rPr>
-        <w:t>Without opening the old lesson, explain one key idea from Baselines and fair comparisons. Give an example and a mistake that the idea helps you avoid.</w:t>
+        <w:t>Without opening the old lesson, explain one key idea from Confounders and controls. Give an example and a mistake that the idea helps you avoid.</w:t>
       </w:r>
     </w:p>
     <w:p>
@@ -370,7 +391,7 @@
         <w:rPr>
           <w:b w:val="0"/>
         </w:rPr>
-        <w:t xml:space="preserve"> and terminology of baselines and fair comparisons</w:t>
+        <w:t xml:space="preserve"> and terminology of confounders and controls</w:t>
       </w:r>
     </w:p>
     <w:p>
@@ -381,19 +402,19 @@
         <w:rPr>
           <w:b w:val="0"/>
         </w:rPr>
-        <w:t xml:space="preserve">Reference example, not the only acceptable wording: Teacher explanation: Fair baselines use credible procedures on matched </w:t>
+        <w:t xml:space="preserve">Reference example, not the only acceptable wording: Teacher explanation: A confounder changes alongside the intended factor and can offer another explanation. Controls aim to isolate the proposed </w:t>
       </w:r>
       <w:r>
         <w:rPr>
           <w:b/>
         </w:rPr>
-        <w:t>evidence</w:t>
+        <w:t>mechanism</w:t>
       </w:r>
       <w:r>
         <w:rPr>
           <w:b w:val="0"/>
         </w:rPr>
-        <w:t xml:space="preserve"> and resource conditions. A weak arbitrary reference can exaggerate improvement.</w:t>
+        <w:t>.</w:t>
       </w:r>
     </w:p>
     <w:p>
@@ -404,15 +425,18 @@
         <w:rPr>
           <w:b w:val="0"/>
         </w:rPr>
-        <w:t>For a room-reporting study use manual authoritative lookup or a deterministic same-room rule, not random room names. Match cases, available sources and scoring.</w:t>
+        <w:t>For a toy comparison vary only retrieval method while holding corpus, queries, cutoff and relevance rubric fixed. Randomise or counterbalance order when order effects matter.</w:t>
       </w:r>
     </w:p>
     <w:p>
       <w:pPr>
-        <w:pStyle w:val="Heading3"/>
-      </w:pPr>
-      <w:r>
-        <w:t>Replication and reproduction</w:t>
+        <w:spacing w:line="336" w:lineRule="auto" w:after="180"/>
+      </w:pPr>
+      <w:r>
+        <w:rPr>
+          <w:b w:val="0"/>
+        </w:rPr>
+        <w:t>Without opening the old lesson, explain one key idea from Baselines and fair comparisons. Give an example and a mistake that the idea helps you avoid.</w:t>
       </w:r>
     </w:p>
     <w:p>
@@ -423,7 +447,19 @@
         <w:rPr>
           <w:b w:val="0"/>
         </w:rPr>
-        <w:t>Without opening the old lesson, explain one key idea from Replication and reproduction. Give an example and a mistake that the idea helps you avoid.</w:t>
+        <w:t xml:space="preserve">Look for: Explain the </w:t>
+      </w:r>
+      <w:r>
+        <w:rPr>
+          <w:b/>
+        </w:rPr>
+        <w:t>mechanism</w:t>
+      </w:r>
+      <w:r>
+        <w:rPr>
+          <w:b w:val="0"/>
+        </w:rPr>
+        <w:t xml:space="preserve"> and terminology of baselines and fair comparisons</w:t>
       </w:r>
     </w:p>
     <w:p>
@@ -434,19 +470,19 @@
         <w:rPr>
           <w:b w:val="0"/>
         </w:rPr>
-        <w:t xml:space="preserve">Look for: Explain the </w:t>
+        <w:t xml:space="preserve">Reference example, not the only acceptable wording: Teacher explanation: Fair baselines use credible procedures on matched </w:t>
       </w:r>
       <w:r>
         <w:rPr>
           <w:b/>
         </w:rPr>
-        <w:t>mechanism</w:t>
+        <w:t>evidence</w:t>
       </w:r>
       <w:r>
         <w:rPr>
           <w:b w:val="0"/>
         </w:rPr>
-        <w:t xml:space="preserve"> and terminology of replication and reproduction</w:t>
+        <w:t xml:space="preserve"> and resource conditions. A weak arbitrary reference can exaggerate improvement.</w:t>
       </w:r>
     </w:p>
     <w:p>
@@ -457,19 +493,7 @@
         <w:rPr>
           <w:b w:val="0"/>
         </w:rPr>
-        <w:t xml:space="preserve">Reference example, not the only acceptable wording: Teacher explanation: Reproducing a computation uses recorded artifacts; replication collects new </w:t>
-      </w:r>
-      <w:r>
-        <w:rPr>
-          <w:b/>
-        </w:rPr>
-        <w:t>evidence</w:t>
-      </w:r>
-      <w:r>
-        <w:rPr>
-          <w:b w:val="0"/>
-        </w:rPr>
-        <w:t xml:space="preserve"> under a comparable question.</w:t>
+        <w:t>For a room-reporting study use manual authoritative lookup or a deterministic same-room rule, not random room names. Match cases, available sources and scoring.</w:t>
       </w:r>
     </w:p>
     <w:p>
@@ -480,7 +504,7 @@
         <w:rPr>
           <w:b w:val="0"/>
         </w:rPr>
-        <w:t>Naming conventions vary, so define the terms in the project. Here replay means same artifacts/procedure; new-data replication means newly collected eligible cases under the same plan.</w:t>
+        <w:t>Without opening the old lesson, explain one key idea from Replication and reproduction. Give an example and a mistake that the idea helps you avoid.</w:t>
       </w:r>
     </w:p>
     <w:p>
@@ -491,7 +515,19 @@
         <w:rPr>
           <w:b w:val="0"/>
         </w:rPr>
-        <w:t>Preserve environment, data versions and raw results.</w:t>
+        <w:t xml:space="preserve">Look for: Explain the </w:t>
+      </w:r>
+      <w:r>
+        <w:rPr>
+          <w:b/>
+        </w:rPr>
+        <w:t>mechanism</w:t>
+      </w:r>
+      <w:r>
+        <w:rPr>
+          <w:b w:val="0"/>
+        </w:rPr>
+        <w:t xml:space="preserve"> and terminology of replication and reproduction</w:t>
       </w:r>
     </w:p>
     <w:p>
@@ -502,19 +538,19 @@
         <w:rPr>
           <w:b w:val="0"/>
         </w:rPr>
-        <w:t xml:space="preserve">Compact alternative: two 45-minute sessions for the core explanation and W1–W5 only. The main plan uses three sessions; schedule further time for the complete investigation, project, visual journey and any code examples. </w:t>
+        <w:t xml:space="preserve">Reference example, not the only acceptable wording: Teacher explanation: Reproducing a computation uses recorded artifacts; replication collects new </w:t>
       </w:r>
       <w:r>
         <w:rPr>
           <w:b/>
         </w:rPr>
-        <w:t>Sampling variability</w:t>
+        <w:t>evidence</w:t>
       </w:r>
       <w:r>
         <w:rPr>
           <w:b w:val="0"/>
         </w:rPr>
-        <w:t xml:space="preserve"> means different eligible samples can give different estimates even under the same population. Separate this from procedure changes.</w:t>
+        <w:t xml:space="preserve"> under a comparable question.</w:t>
       </w:r>
     </w:p>
     <w:p>
@@ -525,19 +561,7 @@
         <w:rPr>
           <w:b w:val="0"/>
         </w:rPr>
-        <w:t xml:space="preserve">Use the supplied constructed scenarios to make the </w:t>
-      </w:r>
-      <w:r>
-        <w:rPr>
-          <w:b/>
-        </w:rPr>
-        <w:t>mechanism</w:t>
-      </w:r>
-      <w:r>
-        <w:rPr>
-          <w:b w:val="0"/>
-        </w:rPr>
-        <w:t xml:space="preserve"> inspectable. Collect W4 before sharing solutions.</w:t>
+        <w:t>Naming conventions vary, so define the terms in the project. Here replay means same artifacts/procedure; new-data replication means newly collected eligible cases under the same plan.</w:t>
       </w:r>
     </w:p>
     <w:p>
@@ -548,27 +572,15 @@
         <w:rPr>
           <w:b w:val="0"/>
         </w:rPr>
-        <w:t xml:space="preserve">Students should name intermediate </w:t>
-      </w:r>
-      <w:r>
-        <w:rPr>
-          <w:b/>
-        </w:rPr>
-        <w:t>evidence</w:t>
-      </w:r>
-      <w:r>
-        <w:rPr>
-          <w:b w:val="0"/>
-        </w:rPr>
-        <w:t xml:space="preserve"> and limitations; classroom pacing and learning effectiveness remain unvalidated.</w:t>
+        <w:t>Preserve environment, data versions and raw results.</w:t>
       </w:r>
     </w:p>
     <w:p>
       <w:pPr>
-        <w:pStyle w:val="Heading3"/>
-      </w:pPr>
-      <w:r>
-        <w:t>Outcomes</w:t>
+        <w:pStyle w:val="Heading2"/>
+      </w:pPr>
+      <w:r>
+        <w:t>Pictured end goal</w:t>
       </w:r>
     </w:p>
     <w:p>
@@ -579,47 +591,35 @@
         <w:rPr>
           <w:b w:val="0"/>
         </w:rPr>
-        <w:t xml:space="preserve">Explain the </w:t>
+        <w:t xml:space="preserve">Explain </w:t>
       </w:r>
       <w:r>
         <w:rPr>
           <w:b/>
         </w:rPr>
-        <w:t>mechanism</w:t>
+        <w:t>sampling variability</w:t>
       </w:r>
       <w:r>
         <w:rPr>
           <w:b w:val="0"/>
         </w:rPr>
-        <w:t xml:space="preserve"> and terminology of </w:t>
-      </w:r>
-      <w:r>
-        <w:rPr>
-          <w:b/>
-        </w:rPr>
-        <w:t>sampling variability</w:t>
+        <w:t xml:space="preserve"> using the records and boundaries of this fictional investigation.</w:t>
       </w:r>
     </w:p>
     <w:p>
       <w:pPr>
-        <w:spacing w:line="336" w:lineRule="auto" w:after="180"/>
-      </w:pPr>
-      <w:r>
-        <w:rPr>
-          <w:b w:val="0"/>
-        </w:rPr>
-        <w:t>Apply the stated procedure to a new case with a traceable result</w:t>
+        <w:pStyle w:val="Heading2"/>
+      </w:pPr>
+      <w:r>
+        <w:t>Earlier wording, alternatives and picture transcripts · reference / check after trying</w:t>
       </w:r>
     </w:p>
     <w:p>
       <w:pPr>
-        <w:spacing w:line="336" w:lineRule="auto" w:after="180"/>
-      </w:pPr>
-      <w:r>
-        <w:rPr>
-          <w:b w:val="0"/>
-        </w:rPr>
-        <w:t>Identify an assumption or limitation and design a revealing follow-up</w:t>
+        <w:pStyle w:val="Heading3"/>
+      </w:pPr>
+      <w:r>
+        <w:t>Teach the learning cycle</w:t>
       </w:r>
     </w:p>
     <w:p>
@@ -627,48 +627,54 @@
         <w:pStyle w:val="Heading3"/>
       </w:pPr>
       <w:r>
-        <w:t>Preparation</w:t>
+        <w:t>Retrieval answer guidance</w:t>
       </w:r>
     </w:p>
     <w:p>
       <w:pPr>
-        <w:spacing w:line="336" w:lineRule="auto" w:after="180"/>
-      </w:pPr>
-      <w:r>
-        <w:rPr>
-          <w:b w:val="0"/>
-        </w:rPr>
-        <w:t>Lesson and workbook; paper and pencil</w:t>
+        <w:pStyle w:val="Heading3"/>
+      </w:pPr>
+      <w:r>
+        <w:t>Confounders and controls</w:t>
       </w:r>
     </w:p>
     <w:p>
       <w:pPr>
-        <w:spacing w:line="336" w:lineRule="auto" w:after="180"/>
-      </w:pPr>
-      <w:r>
-        <w:rPr>
-          <w:b w:val="0"/>
-        </w:rPr>
-        <w:t>Calculator and optional local Python 3 for arithmetic; no live API or private data</w:t>
+        <w:pStyle w:val="Heading3"/>
+      </w:pPr>
+      <w:r>
+        <w:t>Baselines and fair comparisons</w:t>
       </w:r>
     </w:p>
     <w:p>
       <w:pPr>
-        <w:spacing w:line="336" w:lineRule="auto" w:after="180"/>
-      </w:pPr>
-      <w:r>
-        <w:rPr>
-          <w:b w:val="0"/>
-        </w:rPr>
-        <w:t>Prepare the fresh retry separately and withhold its solution until after collection</w:t>
+        <w:pStyle w:val="Heading3"/>
+      </w:pPr>
+      <w:r>
+        <w:t>Replication and reproduction</w:t>
       </w:r>
     </w:p>
     <w:p>
       <w:pPr>
-        <w:pStyle w:val="Heading3"/>
-      </w:pPr>
-      <w:r>
-        <w:t>Prerequisite answer</w:t>
+        <w:spacing w:line="336" w:lineRule="auto" w:after="180"/>
+      </w:pPr>
+      <w:r>
+        <w:rPr>
+          <w:b w:val="0"/>
+        </w:rPr>
+        <w:t xml:space="preserve">Compact alternative: two 45-minute sessions for the core explanation and W1–W5 only. The main plan uses three sessions; schedule further time for the complete investigation, project, visual journey and any code examples. </w:t>
+      </w:r>
+      <w:r>
+        <w:rPr>
+          <w:b/>
+        </w:rPr>
+        <w:t>Sampling variability</w:t>
+      </w:r>
+      <w:r>
+        <w:rPr>
+          <w:b w:val="0"/>
+        </w:rPr>
+        <w:t xml:space="preserve"> means different eligible samples can give different estimates even under the same population. Separate this from procedure changes.</w:t>
       </w:r>
     </w:p>
     <w:p>
@@ -679,31 +685,19 @@
         <w:rPr>
           <w:b w:val="0"/>
         </w:rPr>
-        <w:t xml:space="preserve">A result depends on the </w:t>
+        <w:t xml:space="preserve">Use the supplied constructed scenarios to make the </w:t>
       </w:r>
       <w:r>
         <w:rPr>
           <w:b/>
         </w:rPr>
-        <w:t>input</w:t>
+        <w:t>mechanism</w:t>
       </w:r>
       <w:r>
         <w:rPr>
           <w:b w:val="0"/>
         </w:rPr>
-        <w:t xml:space="preserve">s, procedure and conditions that produced it. Preserve data roles and distinguish observed outcomes from </w:t>
-      </w:r>
-      <w:r>
-        <w:rPr>
-          <w:b/>
-        </w:rPr>
-        <w:t>prediction</w:t>
-      </w:r>
-      <w:r>
-        <w:rPr>
-          <w:b w:val="0"/>
-        </w:rPr>
-        <w:t>s or unmeasured conditions.</w:t>
+        <w:t xml:space="preserve"> inspectable. Collect W4 before sharing solutions.</w:t>
       </w:r>
     </w:p>
     <w:p>
@@ -714,7 +708,19 @@
         <w:rPr>
           <w:b w:val="0"/>
         </w:rPr>
-        <w:t>If the prior concept cannot be explained, use a short retrieval activity before this chapter.</w:t>
+        <w:t xml:space="preserve">Students should name intermediate </w:t>
+      </w:r>
+      <w:r>
+        <w:rPr>
+          <w:b/>
+        </w:rPr>
+        <w:t>evidence</w:t>
+      </w:r>
+      <w:r>
+        <w:rPr>
+          <w:b w:val="0"/>
+        </w:rPr>
+        <w:t xml:space="preserve"> and limitations; classroom pacing and learning effectiveness remain unvalidated.</w:t>
       </w:r>
     </w:p>
     <w:p>
@@ -722,7 +728,7 @@
         <w:pStyle w:val="Heading3"/>
       </w:pPr>
       <w:r>
-        <w:t>End goal for the pictorial case</w:t>
+        <w:t>Outcomes</w:t>
       </w:r>
     </w:p>
     <w:p>
@@ -733,19 +739,25 @@
         <w:rPr>
           <w:b w:val="0"/>
         </w:rPr>
-        <w:t xml:space="preserve">Explain </w:t>
+        <w:t xml:space="preserve">Explain the </w:t>
       </w:r>
       <w:r>
         <w:rPr>
           <w:b/>
         </w:rPr>
+        <w:t>mechanism</w:t>
+      </w:r>
+      <w:r>
+        <w:rPr>
+          <w:b w:val="0"/>
+        </w:rPr>
+        <w:t xml:space="preserve"> and terminology of </w:t>
+      </w:r>
+      <w:r>
+        <w:rPr>
+          <w:b/>
+        </w:rPr>
         <w:t>sampling variability</w:t>
-      </w:r>
-      <w:r>
-        <w:rPr>
-          <w:b w:val="0"/>
-        </w:rPr>
-        <w:t xml:space="preserve"> using the records and boundaries of this fictional investigation.</w:t>
       </w:r>
     </w:p>
     <w:p>
@@ -756,37 +768,34 @@
         <w:rPr>
           <w:b w:val="0"/>
         </w:rPr>
-        <w:t>This added worked case illustrates the week’s main idea. Retain all original and connected topics; schedule its practice within the teaching cycle.</w:t>
+        <w:t>Apply the stated procedure to a new case with a traceable result</w:t>
       </w:r>
     </w:p>
     <w:p>
       <w:pPr>
-        <w:pStyle w:val="Heading1"/>
-      </w:pPr>
-      <w:r>
-        <w:t>02. Explain and model the mechanism</w:t>
+        <w:spacing w:line="336" w:lineRule="auto" w:after="180"/>
+      </w:pPr>
+      <w:r>
+        <w:rPr>
+          <w:b w:val="0"/>
+        </w:rPr>
+        <w:t>Identify an assumption or limitation and design a revealing follow-up</w:t>
       </w:r>
     </w:p>
     <w:p>
-      <w:r>
-        <w:t>Model Sampling variability using the supplied case, labelled mechanism and reasoning. Make the scope of each conclusion explicit.</w:t>
+      <w:pPr>
+        <w:pStyle w:val="Heading3"/>
+      </w:pPr>
+      <w:r>
+        <w:t>Preparation</w:t>
       </w:r>
     </w:p>
     <w:p>
       <w:pPr>
-        <w:spacing w:line="336" w:lineRule="auto" w:after="180"/>
-      </w:pPr>
-      <w:r>
-        <w:rPr>
-          <w:b/>
-        </w:rPr>
-        <w:t>Sampling variability</w:t>
-      </w:r>
-      <w:r>
-        <w:rPr>
-          <w:b w:val="0"/>
-        </w:rPr>
-        <w:t xml:space="preserve"> means different eligible samples can give different estimates even under the same population. Separate this from procedure changes.</w:t>
+        <w:pStyle w:val="Heading3"/>
+      </w:pPr>
+      <w:r>
+        <w:t>Prerequisite answer</w:t>
       </w:r>
     </w:p>
     <w:p>
@@ -794,7 +803,7 @@
         <w:pStyle w:val="Heading3"/>
       </w:pPr>
       <w:r>
-        <w:t>Explain Sampling variability · 1</w:t>
+        <w:t>End goal for the pictorial case</w:t>
       </w:r>
     </w:p>
     <w:p>
@@ -805,49 +814,1750 @@
         <w:rPr>
           <w:b w:val="0"/>
         </w:rPr>
-        <w:t>Begin by writing the question the procedure is intended to answer. Identify the information already supplied, the information it will produce and the information still missing.</w:t>
+        <w:t>This added worked case illustrates the week’s main idea. Retain all original and connected topics; schedule its practice within the teaching cycle.</w:t>
       </w:r>
     </w:p>
     <w:p>
       <w:pPr>
-        <w:spacing w:line="336" w:lineRule="auto" w:after="180"/>
-      </w:pPr>
-      <w:r>
-        <w:rPr>
-          <w:b w:val="0"/>
-        </w:rPr>
-        <w:t>These are constructed classroom examples; they do not require live accounts, private records or an external service. Do not treat a plausible explanation as a measured outcome.</w:t>
+        <w:pStyle w:val="Heading1"/>
+      </w:pPr>
+      <w:r>
+        <w:t>02. Teach exact sampling possibilities and observed-rate limits separately</w:t>
       </w:r>
     </w:p>
     <w:p>
-      <w:pPr>
-        <w:spacing w:line="336" w:lineRule="auto" w:after="180"/>
-      </w:pPr>
-      <w:r>
-        <w:rPr>
-          <w:b w:val="0"/>
-        </w:rPr>
-        <w:t xml:space="preserve">Consider finite population values1, 1, 3, 3 with distinct IDs. Enumerate the six unordered samples of size2 </w:t>
-      </w:r>
-      <w:r>
-        <w:rPr>
-          <w:b/>
-        </w:rPr>
-        <w:t>without replacement</w:t>
-      </w:r>
-      <w:r>
-        <w:rPr>
-          <w:b w:val="0"/>
-        </w:rPr>
-        <w:t>. Their means are1, 2, 2, 2, 2, 3.</w:t>
+      <w:r>
+        <w:t>Do not transfer the finite toy model’s probabilities to unrelated classifier samples.</w:t>
       </w:r>
     </w:p>
     <w:p>
       <w:pPr>
+        <w:pStyle w:val="Heading2"/>
+      </w:pPr>
+      <w:r>
+        <w:t>Definitions and complete finite-population contract</w:t>
+      </w:r>
+    </w:p>
+    <w:p>
+      <w:pPr>
+        <w:spacing w:line="336" w:lineRule="auto" w:after="180"/>
+      </w:pPr>
+      <w:r>
+        <w:rPr>
+          <w:b/>
+        </w:rPr>
+        <w:t>Sampling variability</w:t>
+      </w:r>
+      <w:r>
+        <w:rPr>
+          <w:b w:val="0"/>
+        </w:rPr>
+        <w:t xml:space="preserve"> means different eligible samples can give different estimates even under the same population. Separate this from procedure changes.</w:t>
+      </w:r>
+    </w:p>
+    <w:p>
+      <w:pPr>
+        <w:spacing w:line="336" w:lineRule="auto" w:after="180"/>
+      </w:pPr>
+      <w:r>
+        <w:rPr>
+          <w:b w:val="0"/>
+        </w:rPr>
+        <w:t xml:space="preserve">Consider finite population values 1, 1, 3, 3 with distinct IDs. Enumerate the six unordered samples of size 2 </w:t>
+      </w:r>
+      <w:r>
+        <w:rPr>
+          <w:b/>
+        </w:rPr>
+        <w:t>without replacement</w:t>
+      </w:r>
+      <w:r>
+        <w:rPr>
+          <w:b w:val="0"/>
+        </w:rPr>
+        <w:t>. Their means are 1, 2, 2, 2, 2, 3.</w:t>
+      </w:r>
+    </w:p>
+    <w:tbl>
+      <w:tblPr>
+        <w:tblStyle w:val="LightShading-Accent1"/>
+        <w:tblW w:type="auto" w:w="0"/>
+        <w:tblLook w:firstColumn="1" w:firstRow="1" w:lastColumn="0" w:lastRow="0" w:noHBand="0" w:noVBand="1" w:val="04A0"/>
+      </w:tblPr>
+      <w:tblGrid>
+        <w:gridCol w:w="5112"/>
+        <w:gridCol w:w="5112"/>
+      </w:tblGrid>
+      <w:tr>
+        <w:trPr>
+          <w:tblHeader/>
+        </w:trPr>
+        <w:tc>
+          <w:tcPr>
+            <w:tcW w:type="dxa" w:w="5112"/>
+          </w:tcPr>
+          <w:p>
+            <w:r>
+              <w:t>Sampling-model item</w:t>
+            </w:r>
+          </w:p>
+        </w:tc>
+        <w:tc>
+          <w:tcPr>
+            <w:tcW w:type="dxa" w:w="5112"/>
+          </w:tcPr>
+          <w:p>
+            <w:r>
+              <w:t>Complete fictional finite-population rule</w:t>
+            </w:r>
+          </w:p>
+        </w:tc>
+      </w:tr>
+      <w:tr>
+        <w:tc>
+          <w:tcPr>
+            <w:tcW w:type="dxa" w:w="5112"/>
+          </w:tcPr>
+          <w:p>
+            <w:r>
+              <w:t>Known population</w:t>
+            </w:r>
+          </w:p>
+        </w:tc>
+        <w:tc>
+          <w:tcPr>
+            <w:tcW w:type="dxa" w:w="5112"/>
+          </w:tcPr>
+          <w:p>
+            <w:r>
+              <w:t>U1=1, U2=1, U3=3, U4=3; four distinct IDs</w:t>
+            </w:r>
+          </w:p>
+        </w:tc>
+      </w:tr>
+      <w:tr>
+        <w:tc>
+          <w:tcPr>
+            <w:tcW w:type="dxa" w:w="5112"/>
+          </w:tcPr>
+          <w:p>
+            <w:r>
+              <w:t>Sample</w:t>
+            </w:r>
+          </w:p>
+        </w:tc>
+        <w:tc>
+          <w:tcPr>
+            <w:tcW w:type="dxa" w:w="5112"/>
+          </w:tcPr>
+          <w:p>
+            <w:r>
+              <w:t>Two different IDs, without replacement within a sample</w:t>
+            </w:r>
+          </w:p>
+        </w:tc>
+      </w:tr>
+      <w:tr>
+        <w:tc>
+          <w:tcPr>
+            <w:tcW w:type="dxa" w:w="5112"/>
+          </w:tcPr>
+          <w:p>
+            <w:r>
+              <w:t>Probability model</w:t>
+            </w:r>
+          </w:p>
+        </w:tc>
+        <w:tc>
+          <w:tcPr>
+            <w:tcW w:type="dxa" w:w="5112"/>
+          </w:tcPr>
+          <w:p>
+            <w:r>
+              <w:t>All six unordered ID pairs equally likely</w:t>
+            </w:r>
+          </w:p>
+        </w:tc>
+      </w:tr>
+      <w:tr>
+        <w:tc>
+          <w:tcPr>
+            <w:tcW w:type="dxa" w:w="5112"/>
+          </w:tcPr>
+          <w:p>
+            <w:r>
+              <w:t>Statistic</w:t>
+            </w:r>
+          </w:p>
+        </w:tc>
+        <w:tc>
+          <w:tcPr>
+            <w:tcW w:type="dxa" w:w="5112"/>
+          </w:tcPr>
+          <w:p>
+            <w:r>
+              <w:t>Arithmetic mean of the two selected values</w:t>
+            </w:r>
+          </w:p>
+        </w:tc>
+      </w:tr>
+      <w:tr>
+        <w:tc>
+          <w:tcPr>
+            <w:tcW w:type="dxa" w:w="5112"/>
+          </w:tcPr>
+          <w:p>
+            <w:r>
+              <w:t>All possible sample means</w:t>
+            </w:r>
+          </w:p>
+        </w:tc>
+        <w:tc>
+          <w:tcPr>
+            <w:tcW w:type="dxa" w:w="5112"/>
+          </w:tcPr>
+          <w:p>
+            <w:r>
+              <w:t>1, 2, 2, 2, 2, 3 in the declared pair order</w:t>
+            </w:r>
+          </w:p>
+        </w:tc>
+      </w:tr>
+      <w:tr>
+        <w:tc>
+          <w:tcPr>
+            <w:tcW w:type="dxa" w:w="5112"/>
+          </w:tcPr>
+          <w:p>
+            <w:r>
+              <w:t>Probability of mean 2</w:t>
+            </w:r>
+          </w:p>
+        </w:tc>
+        <w:tc>
+          <w:tcPr>
+            <w:tcW w:type="dxa" w:w="5112"/>
+          </w:tcPr>
+          <w:p>
+            <w:r>
+              <w:t>Four of six eligible pairs = 2/3</w:t>
+            </w:r>
+          </w:p>
+        </w:tc>
+      </w:tr>
+      <w:tr>
+        <w:tc>
+          <w:tcPr>
+            <w:tcW w:type="dxa" w:w="5112"/>
+          </w:tcPr>
+          <w:p>
+            <w:r>
+              <w:t>Average of all possible means</w:t>
+            </w:r>
+          </w:p>
+        </w:tc>
+        <w:tc>
+          <w:tcPr>
+            <w:tcW w:type="dxa" w:w="5112"/>
+          </w:tcPr>
+          <w:p>
+            <w:r>
+              <w:t>2, equal to this known population mean</w:t>
+            </w:r>
+          </w:p>
+        </w:tc>
+      </w:tr>
+      <w:tr>
+        <w:tc>
+          <w:tcPr>
+            <w:tcW w:type="dxa" w:w="5112"/>
+          </w:tcPr>
+          <w:p>
+            <w:r>
+              <w:t>Dependence and counting</w:t>
+            </w:r>
+          </w:p>
+        </w:tc>
+        <w:tc>
+          <w:tcPr>
+            <w:tcW w:type="dxa" w:w="5112"/>
+          </w:tcPr>
+          <w:p>
+            <w:r>
+              <w:t>Do not merge IDs with equal values; without-replacement draws are not independent</w:t>
+            </w:r>
+          </w:p>
+        </w:tc>
+      </w:tr>
+      <w:tr>
+        <w:tc>
+          <w:tcPr>
+            <w:tcW w:type="dxa" w:w="5112"/>
+          </w:tcPr>
+          <w:p>
+            <w:r>
+              <w:t>Separate picture</w:t>
+            </w:r>
+          </w:p>
+        </w:tc>
+        <w:tc>
+          <w:tcPr>
+            <w:tcW w:type="dxa" w:w="5112"/>
+          </w:tcPr>
+          <w:p>
+            <w:r>
+              <w:t>Different four-case classifier samples score 3/4 and 2/4; no sampling probability model supplied</w:t>
+            </w:r>
+          </w:p>
+        </w:tc>
+      </w:tr>
+      <w:tr>
+        <w:tc>
+          <w:tcPr>
+            <w:tcW w:type="dxa" w:w="5112"/>
+          </w:tcPr>
+          <w:p>
+            <w:r>
+              <w:t>Scope</w:t>
+            </w:r>
+          </w:p>
+        </w:tc>
+        <w:tc>
+          <w:tcPr>
+            <w:tcW w:type="dxa" w:w="5112"/>
+          </w:tcPr>
+          <w:p>
+            <w:r>
+              <w:t>Exact enumeration under the stated toy model, not a random experiment, confidence interval or real model evaluation</w:t>
+            </w:r>
+          </w:p>
+        </w:tc>
+      </w:tr>
+    </w:tbl>
+    <w:p>
+      <w:pPr>
+        <w:pStyle w:val="Heading2"/>
+      </w:pPr>
+      <w:r>
+        <w:t>Main ID-pair ledger, native distribution and checked reasoning</w:t>
+      </w:r>
+    </w:p>
+    <w:tbl>
+      <w:tblPr>
+        <w:tblStyle w:val="LightShading-Accent1"/>
+        <w:tblW w:type="auto" w:w="0"/>
+        <w:tblLook w:firstColumn="1" w:firstRow="1" w:lastColumn="0" w:lastRow="0" w:noHBand="0" w:noVBand="1" w:val="04A0"/>
+      </w:tblPr>
+      <w:tblGrid>
+        <w:gridCol w:w="2556"/>
+        <w:gridCol w:w="2556"/>
+        <w:gridCol w:w="2556"/>
+        <w:gridCol w:w="2556"/>
+      </w:tblGrid>
+      <w:tr>
+        <w:trPr>
+          <w:tblHeader/>
+        </w:trPr>
+        <w:tc>
+          <w:tcPr>
+            <w:tcW w:type="dxa" w:w="2556"/>
+          </w:tcPr>
+          <w:p>
+            <w:r>
+              <w:t>Unordered ID pair</w:t>
+            </w:r>
+          </w:p>
+        </w:tc>
+        <w:tc>
+          <w:tcPr>
+            <w:tcW w:type="dxa" w:w="2556"/>
+          </w:tcPr>
+          <w:p>
+            <w:r>
+              <w:t>Selected values</w:t>
+            </w:r>
+          </w:p>
+        </w:tc>
+        <w:tc>
+          <w:tcPr>
+            <w:tcW w:type="dxa" w:w="2556"/>
+          </w:tcPr>
+          <w:p>
+            <w:r>
+              <w:t>Sample mean</w:t>
+            </w:r>
+          </w:p>
+        </w:tc>
+        <w:tc>
+          <w:tcPr>
+            <w:tcW w:type="dxa" w:w="2556"/>
+          </w:tcPr>
+          <w:p>
+            <w:r>
+              <w:t>Model probability</w:t>
+            </w:r>
+          </w:p>
+        </w:tc>
+      </w:tr>
+      <w:tr>
+        <w:tc>
+          <w:tcPr>
+            <w:tcW w:type="dxa" w:w="2556"/>
+          </w:tcPr>
+          <w:p>
+            <w:r>
+              <w:t>U1, U2</w:t>
+            </w:r>
+          </w:p>
+        </w:tc>
+        <w:tc>
+          <w:tcPr>
+            <w:tcW w:type="dxa" w:w="2556"/>
+          </w:tcPr>
+          <w:p>
+            <w:r>
+              <w:t>1, 1</w:t>
+            </w:r>
+          </w:p>
+        </w:tc>
+        <w:tc>
+          <w:tcPr>
+            <w:tcW w:type="dxa" w:w="2556"/>
+          </w:tcPr>
+          <w:p>
+            <w:r>
+              <w:t>1</w:t>
+            </w:r>
+          </w:p>
+        </w:tc>
+        <w:tc>
+          <w:tcPr>
+            <w:tcW w:type="dxa" w:w="2556"/>
+          </w:tcPr>
+          <w:p>
+            <w:r>
+              <w:t>1/6</w:t>
+            </w:r>
+          </w:p>
+        </w:tc>
+      </w:tr>
+      <w:tr>
+        <w:tc>
+          <w:tcPr>
+            <w:tcW w:type="dxa" w:w="2556"/>
+          </w:tcPr>
+          <w:p>
+            <w:r>
+              <w:t>U1, U3</w:t>
+            </w:r>
+          </w:p>
+        </w:tc>
+        <w:tc>
+          <w:tcPr>
+            <w:tcW w:type="dxa" w:w="2556"/>
+          </w:tcPr>
+          <w:p>
+            <w:r>
+              <w:t>1, 3</w:t>
+            </w:r>
+          </w:p>
+        </w:tc>
+        <w:tc>
+          <w:tcPr>
+            <w:tcW w:type="dxa" w:w="2556"/>
+          </w:tcPr>
+          <w:p>
+            <w:r>
+              <w:t>2</w:t>
+            </w:r>
+          </w:p>
+        </w:tc>
+        <w:tc>
+          <w:tcPr>
+            <w:tcW w:type="dxa" w:w="2556"/>
+          </w:tcPr>
+          <w:p>
+            <w:r>
+              <w:t>1/6</w:t>
+            </w:r>
+          </w:p>
+        </w:tc>
+      </w:tr>
+      <w:tr>
+        <w:tc>
+          <w:tcPr>
+            <w:tcW w:type="dxa" w:w="2556"/>
+          </w:tcPr>
+          <w:p>
+            <w:r>
+              <w:t>U1, U4</w:t>
+            </w:r>
+          </w:p>
+        </w:tc>
+        <w:tc>
+          <w:tcPr>
+            <w:tcW w:type="dxa" w:w="2556"/>
+          </w:tcPr>
+          <w:p>
+            <w:r>
+              <w:t>1, 3</w:t>
+            </w:r>
+          </w:p>
+        </w:tc>
+        <w:tc>
+          <w:tcPr>
+            <w:tcW w:type="dxa" w:w="2556"/>
+          </w:tcPr>
+          <w:p>
+            <w:r>
+              <w:t>2</w:t>
+            </w:r>
+          </w:p>
+        </w:tc>
+        <w:tc>
+          <w:tcPr>
+            <w:tcW w:type="dxa" w:w="2556"/>
+          </w:tcPr>
+          <w:p>
+            <w:r>
+              <w:t>1/6</w:t>
+            </w:r>
+          </w:p>
+        </w:tc>
+      </w:tr>
+      <w:tr>
+        <w:tc>
+          <w:tcPr>
+            <w:tcW w:type="dxa" w:w="2556"/>
+          </w:tcPr>
+          <w:p>
+            <w:r>
+              <w:t>U2, U3</w:t>
+            </w:r>
+          </w:p>
+        </w:tc>
+        <w:tc>
+          <w:tcPr>
+            <w:tcW w:type="dxa" w:w="2556"/>
+          </w:tcPr>
+          <w:p>
+            <w:r>
+              <w:t>1, 3</w:t>
+            </w:r>
+          </w:p>
+        </w:tc>
+        <w:tc>
+          <w:tcPr>
+            <w:tcW w:type="dxa" w:w="2556"/>
+          </w:tcPr>
+          <w:p>
+            <w:r>
+              <w:t>2</w:t>
+            </w:r>
+          </w:p>
+        </w:tc>
+        <w:tc>
+          <w:tcPr>
+            <w:tcW w:type="dxa" w:w="2556"/>
+          </w:tcPr>
+          <w:p>
+            <w:r>
+              <w:t>1/6</w:t>
+            </w:r>
+          </w:p>
+        </w:tc>
+      </w:tr>
+      <w:tr>
+        <w:tc>
+          <w:tcPr>
+            <w:tcW w:type="dxa" w:w="2556"/>
+          </w:tcPr>
+          <w:p>
+            <w:r>
+              <w:t>U2, U4</w:t>
+            </w:r>
+          </w:p>
+        </w:tc>
+        <w:tc>
+          <w:tcPr>
+            <w:tcW w:type="dxa" w:w="2556"/>
+          </w:tcPr>
+          <w:p>
+            <w:r>
+              <w:t>1, 3</w:t>
+            </w:r>
+          </w:p>
+        </w:tc>
+        <w:tc>
+          <w:tcPr>
+            <w:tcW w:type="dxa" w:w="2556"/>
+          </w:tcPr>
+          <w:p>
+            <w:r>
+              <w:t>2</w:t>
+            </w:r>
+          </w:p>
+        </w:tc>
+        <w:tc>
+          <w:tcPr>
+            <w:tcW w:type="dxa" w:w="2556"/>
+          </w:tcPr>
+          <w:p>
+            <w:r>
+              <w:t>1/6</w:t>
+            </w:r>
+          </w:p>
+        </w:tc>
+      </w:tr>
+      <w:tr>
+        <w:tc>
+          <w:tcPr>
+            <w:tcW w:type="dxa" w:w="2556"/>
+          </w:tcPr>
+          <w:p>
+            <w:r>
+              <w:t>U3, U4</w:t>
+            </w:r>
+          </w:p>
+        </w:tc>
+        <w:tc>
+          <w:tcPr>
+            <w:tcW w:type="dxa" w:w="2556"/>
+          </w:tcPr>
+          <w:p>
+            <w:r>
+              <w:t>3, 3</w:t>
+            </w:r>
+          </w:p>
+        </w:tc>
+        <w:tc>
+          <w:tcPr>
+            <w:tcW w:type="dxa" w:w="2556"/>
+          </w:tcPr>
+          <w:p>
+            <w:r>
+              <w:t>3</w:t>
+            </w:r>
+          </w:p>
+        </w:tc>
+        <w:tc>
+          <w:tcPr>
+            <w:tcW w:type="dxa" w:w="2556"/>
+          </w:tcPr>
+          <w:p>
+            <w:r>
+              <w:t>1/6</w:t>
+            </w:r>
+          </w:p>
+        </w:tc>
+      </w:tr>
+      <w:tr>
+        <w:tc>
+          <w:tcPr>
+            <w:tcW w:type="dxa" w:w="2556"/>
+          </w:tcPr>
+          <w:p>
+            <w:r>
+              <w:t>Summary</w:t>
+            </w:r>
+          </w:p>
+        </w:tc>
+        <w:tc>
+          <w:tcPr>
+            <w:tcW w:type="dxa" w:w="2556"/>
+          </w:tcPr>
+          <w:p>
+            <w:r>
+              <w:t>Six equally likely ID pairs</w:t>
+            </w:r>
+          </w:p>
+        </w:tc>
+        <w:tc>
+          <w:tcPr>
+            <w:tcW w:type="dxa" w:w="2556"/>
+          </w:tcPr>
+          <w:p>
+            <w:r>
+              <w:t>Average = (1+2+2+2+2+3)/6 = 2</w:t>
+            </w:r>
+          </w:p>
+        </w:tc>
+        <w:tc>
+          <w:tcPr>
+            <w:tcW w:type="dxa" w:w="2556"/>
+          </w:tcPr>
+          <w:p>
+            <w:r>
+              <w:t>P(mean 2) = 4/6 = 2/3</w:t>
+            </w:r>
+          </w:p>
+        </w:tc>
+      </w:tr>
+    </w:tbl>
+    <w:p>
+      <w:r>
+        <w:drawing>
+          <wp:inline xmlns:a="http://schemas.openxmlformats.org/drawingml/2006/main" xmlns:pic="http://schemas.openxmlformats.org/drawingml/2006/picture">
+            <wp:extent cx="5161935" cy="3200400"/>
+            <wp:docPr id="1" name="Picture 1" descr="Exact sampling distribution for choosing two distinct IDs uniformly from values one, one, three, three. One of six unordered pairs has mean one, four have mean two and one has mean three. Probabilities are one sixth, two thirds and one sixth; the average of the six means is two."/>
+            <wp:cNvGraphicFramePr>
+              <a:graphicFrameLocks noChangeAspect="1"/>
+            </wp:cNvGraphicFramePr>
+            <a:graphic>
+              <a:graphicData uri="http://schemas.openxmlformats.org/drawingml/2006/picture">
+                <pic:pic>
+                  <pic:nvPicPr>
+                    <pic:cNvPr id="0" name="ai-7-11-exact-sampling-distribution.png"/>
+                    <pic:cNvPicPr/>
+                  </pic:nvPicPr>
+                  <pic:blipFill>
+                    <a:blip r:embed="rId9"/>
+                    <a:stretch>
+                      <a:fillRect/>
+                    </a:stretch>
+                  </pic:blipFill>
+                  <pic:spPr>
+                    <a:xfrm>
+                      <a:off x="0" y="0"/>
+                      <a:ext cx="5161935" cy="3200400"/>
+                    </a:xfrm>
+                    <a:prstGeom prst="rect"/>
+                  </pic:spPr>
+                </pic:pic>
+              </a:graphicData>
+            </a:graphic>
+          </wp:inline>
+        </w:drawing>
+      </w:r>
+    </w:p>
+    <w:p>
+      <w:pPr>
+        <w:spacing w:line="336" w:lineRule="auto" w:after="180"/>
+      </w:pPr>
+      <w:r>
+        <w:rPr>
+          <w:b w:val="0"/>
+        </w:rPr>
+        <w:t>Main U1/U2 have value one and U3/U4 value three. Six uniform unordered two-ID samples give means one, two, two, two, two, three; average two and probability of mean two is four sixths. Equal values remain distinct IDs, enumeration is not six observed experiments, and without-replacement draws are not independent. Picture rates 75%/50% differ by 25 points, with no supplied sampling model or interval.</w:t>
+      </w:r>
+    </w:p>
+    <w:p>
+      <w:pPr>
+        <w:spacing w:line="336" w:lineRule="auto" w:after="180"/>
+      </w:pPr>
+      <w:r>
+        <w:rPr>
+          <w:b w:val="0"/>
+        </w:rPr>
+        <w:t>Identical fixed deterministic records should agree on replay. Selected values zero, zero, four, four yield means zero, two, two, two, two, four; average two and mean two occurs four of six. Preserve exact IDs and the uniform sample rule, without claiming a real study or broader uncertainty analysis.</w:t>
+      </w:r>
+    </w:p>
+    <w:p>
+      <w:pPr>
         <w:pStyle w:val="Heading3"/>
       </w:pPr>
       <w:r>
-        <w:t>Explain Sampling variability · 2</w:t>
+        <w:t>Sampling variability — evidence trace</w:t>
+      </w:r>
+    </w:p>
+    <w:tbl>
+      <w:tblPr>
+        <w:tblStyle w:val="LightShading-Accent1"/>
+        <w:tblW w:type="auto" w:w="0"/>
+        <w:tblLook w:firstColumn="1" w:firstRow="1" w:lastColumn="0" w:lastRow="0" w:noHBand="0" w:noVBand="1" w:val="04A0"/>
+      </w:tblPr>
+      <w:tblGrid>
+        <w:gridCol w:w="3408"/>
+        <w:gridCol w:w="3408"/>
+        <w:gridCol w:w="3408"/>
+      </w:tblGrid>
+      <w:tr>
+        <w:trPr>
+          <w:tblHeader/>
+        </w:trPr>
+        <w:tc>
+          <w:tcPr>
+            <w:tcW w:type="dxa" w:w="3408"/>
+          </w:tcPr>
+          <w:p>
+            <w:r>
+              <w:t>Input and scope</w:t>
+            </w:r>
+          </w:p>
+        </w:tc>
+        <w:tc>
+          <w:tcPr>
+            <w:tcW w:type="dxa" w:w="3408"/>
+          </w:tcPr>
+          <w:p>
+            <w:r>
+              <w:t>Check or calculation</w:t>
+            </w:r>
+          </w:p>
+        </w:tc>
+        <w:tc>
+          <w:tcPr>
+            <w:tcW w:type="dxa" w:w="3408"/>
+          </w:tcPr>
+          <w:p>
+            <w:r>
+              <w:t>Conclusion and limit</w:t>
+            </w:r>
+          </w:p>
+        </w:tc>
+      </w:tr>
+      <w:tr>
+        <w:tc>
+          <w:tcPr>
+            <w:tcW w:type="dxa" w:w="3408"/>
+          </w:tcPr>
+          <w:p>
+            <w:r>
+              <w:t>Population values are 1, 1, 3, 3, with four distinct IDs. Choose two IDs uniformly without replacement. List all six unordered pairs and their means, then find the mean of those means and the chance of obtaining a mean of 2.</w:t>
+            </w:r>
+          </w:p>
+        </w:tc>
+        <w:tc>
+          <w:tcPr>
+            <w:tcW w:type="dxa" w:w="3408"/>
+          </w:tcPr>
+          <w:p>
+            <w:r>
+              <w:t>Consider finite population values 1, 1, 3, 3 with distinct IDs. Enumerate the six unordered samples of size 2 without replacement.</w:t>
+            </w:r>
+          </w:p>
+        </w:tc>
+        <w:tc>
+          <w:tcPr>
+            <w:tcW w:type="dxa" w:w="3408"/>
+          </w:tcPr>
+          <w:p>
+            <w:r>
+              <w:t>Mean = (1+2+2+2+2+3)/6=2; mean 2 occurs 4/6=2/3. The population mean is 2, while individual samples differ.</w:t>
+            </w:r>
+          </w:p>
+        </w:tc>
+      </w:tr>
+    </w:tbl>
+    <w:p>
+      <w:r>
+        <w:t>The figure connects this chapter's worked input, declared procedure and result. Read the complete worked reasoning for qualifiers and intermediate steps; the abbreviated labels do not replace that reasoning.</w:t>
+      </w:r>
+    </w:p>
+    <w:p>
+      <w:pPr>
+        <w:spacing w:line="336" w:lineRule="auto" w:after="180"/>
+      </w:pPr>
+      <w:r>
+        <w:rPr>
+          <w:b w:val="0"/>
+        </w:rPr>
+        <w:t xml:space="preserve">Guided: Mean = (1+2+2+2+2+3)/6=2; mean 2 occurs 4/6=2/3. The population mean is 2, while individual samples differ. Qualification: This finite example is not a general normality guarantee or a model of a biased convenience sample. Exit: accept a concrete variation with its predicted outcome and a stated condition that would challenge the </w:t>
+      </w:r>
+      <w:r>
+        <w:rPr>
+          <w:b/>
+        </w:rPr>
+        <w:t>mechanism</w:t>
+      </w:r>
+      <w:r>
+        <w:rPr>
+          <w:b w:val="0"/>
+        </w:rPr>
+        <w:t xml:space="preserve">; reject a claim resting on unmeasured </w:t>
+      </w:r>
+      <w:r>
+        <w:rPr>
+          <w:b/>
+        </w:rPr>
+        <w:t>evidence</w:t>
+      </w:r>
+      <w:r>
+        <w:rPr>
+          <w:b w:val="0"/>
+        </w:rPr>
+        <w:t>.</w:t>
+      </w:r>
+    </w:p>
+    <w:p>
+      <w:pPr>
+        <w:spacing w:line="336" w:lineRule="auto" w:after="180"/>
+      </w:pPr>
+      <w:r>
+        <w:rPr>
+          <w:b w:val="0"/>
+        </w:rPr>
+        <w:t>Population values are 1, 1, 3, 3, with four distinct IDs. Choose two IDs uniformly without replacement. List all six unordered pairs and their means, then find the mean of those means and the chance of obtaining a mean of 2.</w:t>
+      </w:r>
+    </w:p>
+    <w:p>
+      <w:pPr>
+        <w:spacing w:line="336" w:lineRule="auto" w:after="180"/>
+      </w:pPr>
+      <w:r>
+        <w:rPr>
+          <w:b w:val="0"/>
+        </w:rPr>
+        <w:t>Mean = (1+2+2+2+2+3)/6=2; mean 2 occurs 4/6=2/3. The population mean is 2, while individual samples differ.</w:t>
+      </w:r>
+    </w:p>
+    <w:p>
+      <w:pPr>
+        <w:spacing w:line="336" w:lineRule="auto" w:after="180"/>
+      </w:pPr>
+      <w:r>
+        <w:rPr>
+          <w:b w:val="0"/>
+        </w:rPr>
+        <w:t xml:space="preserve">Compare the intermediate </w:t>
+      </w:r>
+      <w:r>
+        <w:rPr>
+          <w:b/>
+        </w:rPr>
+        <w:t>evidence</w:t>
+      </w:r>
+      <w:r>
+        <w:rPr>
+          <w:b w:val="0"/>
+        </w:rPr>
+        <w:t xml:space="preserve"> with the final statement. Explain why each number or decision follows from the stated </w:t>
+      </w:r>
+      <w:r>
+        <w:rPr>
+          <w:b/>
+        </w:rPr>
+        <w:t>input</w:t>
+      </w:r>
+      <w:r>
+        <w:rPr>
+          <w:b w:val="0"/>
+        </w:rPr>
+        <w:t>s.</w:t>
+      </w:r>
+    </w:p>
+    <w:p>
+      <w:pPr>
+        <w:spacing w:line="336" w:lineRule="auto" w:after="180"/>
+      </w:pPr>
+      <w:r>
+        <w:rPr>
+          <w:b w:val="0"/>
+        </w:rPr>
+        <w:t xml:space="preserve">The conclusion belongs to this scenario and procedure; changing the </w:t>
+      </w:r>
+      <w:r>
+        <w:rPr>
+          <w:b/>
+        </w:rPr>
+        <w:t>input</w:t>
+      </w:r>
+      <w:r>
+        <w:rPr>
+          <w:b w:val="0"/>
+        </w:rPr>
+        <w:t>s, evaluation population or authority can change what it establishes. Retain the raw record so a later revision can be compared honestly.</w:t>
+      </w:r>
+    </w:p>
+    <w:p>
+      <w:pPr>
+        <w:pStyle w:val="Heading2"/>
+      </w:pPr>
+      <w:r>
+        <w:t>Selection, identity and deterministic-replay probes</w:t>
+      </w:r>
+    </w:p>
+    <w:tbl>
+      <w:tblPr>
+        <w:tblStyle w:val="LightShading-Accent1"/>
+        <w:tblW w:type="auto" w:w="0"/>
+        <w:tblLook w:firstColumn="1" w:firstRow="1" w:lastColumn="0" w:lastRow="0" w:noHBand="0" w:noVBand="1" w:val="04A0"/>
+      </w:tblPr>
+      <w:tblGrid>
+        <w:gridCol w:w="5112"/>
+        <w:gridCol w:w="5112"/>
+      </w:tblGrid>
+      <w:tr>
+        <w:trPr>
+          <w:tblHeader/>
+        </w:trPr>
+        <w:tc>
+          <w:tcPr>
+            <w:tcW w:type="dxa" w:w="5112"/>
+          </w:tcPr>
+          <w:p>
+            <w:r>
+              <w:t>Sampling-variability probe</w:t>
+            </w:r>
+          </w:p>
+        </w:tc>
+        <w:tc>
+          <w:tcPr>
+            <w:tcW w:type="dxa" w:w="5112"/>
+          </w:tcPr>
+          <w:p>
+            <w:r>
+              <w:t>Expected interpretation</w:t>
+            </w:r>
+          </w:p>
+        </w:tc>
+      </w:tr>
+      <w:tr>
+        <w:tc>
+          <w:tcPr>
+            <w:tcW w:type="dxa" w:w="5112"/>
+          </w:tcPr>
+          <w:p>
+            <w:r>
+              <w:t>Equal values with distinct IDs</w:t>
+            </w:r>
+          </w:p>
+        </w:tc>
+        <w:tc>
+          <w:tcPr>
+            <w:tcW w:type="dxa" w:w="5112"/>
+          </w:tcPr>
+          <w:p>
+            <w:r>
+              <w:t>Remain separate eligible units</w:t>
+            </w:r>
+          </w:p>
+        </w:tc>
+      </w:tr>
+      <w:tr>
+        <w:tc>
+          <w:tcPr>
+            <w:tcW w:type="dxa" w:w="5112"/>
+          </w:tcPr>
+          <w:p>
+            <w:r>
+              <w:t>Choose two uniformly without replacement</w:t>
+            </w:r>
+          </w:p>
+        </w:tc>
+        <w:tc>
+          <w:tcPr>
+            <w:tcW w:type="dxa" w:w="5112"/>
+          </w:tcPr>
+          <w:p>
+            <w:r>
+              <w:t>Six equally likely unordered pairs for four IDs</w:t>
+            </w:r>
+          </w:p>
+        </w:tc>
+      </w:tr>
+      <w:tr>
+        <w:tc>
+          <w:tcPr>
+            <w:tcW w:type="dxa" w:w="5112"/>
+          </w:tcPr>
+          <w:p>
+            <w:r>
+              <w:t>Six sample possibilities listed</w:t>
+            </w:r>
+          </w:p>
+        </w:tc>
+        <w:tc>
+          <w:tcPr>
+            <w:tcW w:type="dxa" w:w="5112"/>
+          </w:tcPr>
+          <w:p>
+            <w:r>
+              <w:t>Not six independently observed experiments</w:t>
+            </w:r>
+          </w:p>
+        </w:tc>
+      </w:tr>
+      <w:tr>
+        <w:tc>
+          <w:tcPr>
+            <w:tcW w:type="dxa" w:w="5112"/>
+          </w:tcPr>
+          <w:p>
+            <w:r>
+              <w:t>A sample mean is 1 or 3</w:t>
+            </w:r>
+          </w:p>
+        </w:tc>
+        <w:tc>
+          <w:tcPr>
+            <w:tcW w:type="dxa" w:w="5112"/>
+          </w:tcPr>
+          <w:p>
+            <w:r>
+              <w:t>Compatible with fixed population mean 2 under this model</w:t>
+            </w:r>
+          </w:p>
+        </w:tc>
+      </w:tr>
+      <w:tr>
+        <w:tc>
+          <w:tcPr>
+            <w:tcW w:type="dxa" w:w="5112"/>
+          </w:tcPr>
+          <w:p>
+            <w:r>
+              <w:t>Four pairs have mean 2</w:t>
+            </w:r>
+          </w:p>
+        </w:tc>
+        <w:tc>
+          <w:tcPr>
+            <w:tcW w:type="dxa" w:w="5112"/>
+          </w:tcPr>
+          <w:p>
+            <w:r>
+              <w:t>Exact model probability 4/6, not a universal sampling rule</w:t>
+            </w:r>
+          </w:p>
+        </w:tc>
+      </w:tr>
+      <w:tr>
+        <w:tc>
+          <w:tcPr>
+            <w:tcW w:type="dxa" w:w="5112"/>
+          </w:tcPr>
+          <w:p>
+            <w:r>
+              <w:t>Selection rule changes</w:t>
+            </w:r>
+          </w:p>
+        </w:tc>
+        <w:tc>
+          <w:tcPr>
+            <w:tcW w:type="dxa" w:w="5112"/>
+          </w:tcPr>
+          <w:p>
+            <w:r>
+              <w:t>Recompute probabilities; do not reuse uniform-pair weights blindly</w:t>
+            </w:r>
+          </w:p>
+        </w:tc>
+      </w:tr>
+      <w:tr>
+        <w:tc>
+          <w:tcPr>
+            <w:tcW w:type="dxa" w:w="5112"/>
+          </w:tcPr>
+          <w:p>
+            <w:r>
+              <w:t>New classifier sample differs</w:t>
+            </w:r>
+          </w:p>
+        </w:tc>
+        <w:tc>
+          <w:tcPr>
+            <w:tcW w:type="dxa" w:w="5112"/>
+          </w:tcPr>
+          <w:p>
+            <w:r>
+              <w:t>May reflect changed included cases; not automatic model drift</w:t>
+            </w:r>
+          </w:p>
+        </w:tc>
+      </w:tr>
+      <w:tr>
+        <w:tc>
+          <w:tcPr>
+            <w:tcW w:type="dxa" w:w="5112"/>
+          </w:tcPr>
+          <w:p>
+            <w:r>
+              <w:t>Same deterministic cases score differently</w:t>
+            </w:r>
+          </w:p>
+        </w:tc>
+        <w:tc>
+          <w:tcPr>
+            <w:tcW w:type="dxa" w:w="5112"/>
+          </w:tcPr>
+          <w:p>
+            <w:r>
+              <w:t>Inspect data, code, settings and scoring changes</w:t>
+            </w:r>
+          </w:p>
+        </w:tc>
+      </w:tr>
+      <w:tr>
+        <w:tc>
+          <w:tcPr>
+            <w:tcW w:type="dxa" w:w="5112"/>
+          </w:tcPr>
+          <w:p>
+            <w:r>
+              <w:t>Only two observed rates supplied</w:t>
+            </w:r>
+          </w:p>
+        </w:tc>
+        <w:tc>
+          <w:tcPr>
+            <w:tcW w:type="dxa" w:w="5112"/>
+          </w:tcPr>
+          <w:p>
+            <w:r>
+              <w:t>No confidence interval or probability of the difference established</w:t>
+            </w:r>
+          </w:p>
+        </w:tc>
+      </w:tr>
+    </w:tbl>
+    <w:p>
+      <w:pPr>
+        <w:pStyle w:val="Heading2"/>
+      </w:pPr>
+      <w:r>
+        <w:t>Separate classifier samples and model-information contrast</w:t>
+      </w:r>
+    </w:p>
+    <w:p>
+      <w:pPr>
+        <w:spacing w:line="336" w:lineRule="auto" w:after="180"/>
+      </w:pPr>
+      <w:r>
+        <w:rPr>
+          <w:b w:val="0"/>
+        </w:rPr>
+        <w:t>Two small samples can differ. A fixed classifier is scored on two distinct four-case samples from a declared collection.</w:t>
+      </w:r>
+    </w:p>
+    <w:p>
+      <w:pPr>
+        <w:spacing w:line="336" w:lineRule="auto" w:after="180"/>
+      </w:pPr>
+      <w:r>
+        <w:rPr>
+          <w:b w:val="0"/>
+        </w:rPr>
+        <w:t>Sample A has 3 correct of 4; sample B has 2 correct of 4. The model and rubric are unchanged.</w:t>
+      </w:r>
+    </w:p>
+    <w:p>
+      <w:pPr>
+        <w:spacing w:line="336" w:lineRule="auto" w:after="180"/>
+      </w:pPr>
+      <w:r>
+        <w:rPr>
+          <w:b w:val="0"/>
+        </w:rPr>
+        <w:t>The picture is a separate fixed-classifier example, not another draw from the four-card population. Sample A has three correct of four, or 75%; B has two of four, or 50%, a difference of 25 percentage points. Different included cases can change the observed rate without changing the classifier or rubric.</w:t>
+      </w:r>
+    </w:p>
+    <w:p>
+      <w:pPr>
+        <w:spacing w:line="336" w:lineRule="auto" w:after="180"/>
+      </w:pPr>
+      <w:r>
+        <w:rPr>
+          <w:b w:val="0"/>
+        </w:rPr>
+        <w:t>But no sampling design or probability model is supplied for these two samples, so do not borrow the main example’s 2/3 probability or invent a confidence interval. Repeating the same cases with deterministic fixed predictions and unchanged scoring should give the same count; investigate an unexplained mismatch rather than calling it new-sample variability.</w:t>
+      </w:r>
+    </w:p>
+    <w:tbl>
+      <w:tblPr>
+        <w:tblStyle w:val="LightShading-Accent1"/>
+        <w:tblW w:type="auto" w:w="0"/>
+        <w:tblLook w:firstColumn="1" w:firstRow="1" w:lastColumn="0" w:lastRow="0" w:noHBand="0" w:noVBand="1" w:val="04A0"/>
+      </w:tblPr>
+      <w:tblGrid>
+        <w:gridCol w:w="3408"/>
+        <w:gridCol w:w="3408"/>
+        <w:gridCol w:w="3408"/>
+      </w:tblGrid>
+      <w:tr>
+        <w:trPr>
+          <w:tblHeader/>
+        </w:trPr>
+        <w:tc>
+          <w:tcPr>
+            <w:tcW w:type="dxa" w:w="3408"/>
+          </w:tcPr>
+          <w:p>
+            <w:r>
+              <w:t>Evidence distinction</w:t>
+            </w:r>
+          </w:p>
+        </w:tc>
+        <w:tc>
+          <w:tcPr>
+            <w:tcW w:type="dxa" w:w="3408"/>
+          </w:tcPr>
+          <w:p>
+            <w:r>
+              <w:t>Main finite model</w:t>
+            </w:r>
+          </w:p>
+        </w:tc>
+        <w:tc>
+          <w:tcPr>
+            <w:tcW w:type="dxa" w:w="3408"/>
+          </w:tcPr>
+          <w:p>
+            <w:r>
+              <w:t>Separate classifier picture</w:t>
+            </w:r>
+          </w:p>
+        </w:tc>
+      </w:tr>
+      <w:tr>
+        <w:tc>
+          <w:tcPr>
+            <w:tcW w:type="dxa" w:w="3408"/>
+          </w:tcPr>
+          <w:p>
+            <w:r>
+              <w:t>Population/sample information</w:t>
+            </w:r>
+          </w:p>
+        </w:tc>
+        <w:tc>
+          <w:tcPr>
+            <w:tcW w:type="dxa" w:w="3408"/>
+          </w:tcPr>
+          <w:p>
+            <w:r>
+              <w:t>All four IDs/values and uniform pair selection known</w:t>
+            </w:r>
+          </w:p>
+        </w:tc>
+        <w:tc>
+          <w:tcPr>
+            <w:tcW w:type="dxa" w:w="3408"/>
+          </w:tcPr>
+          <w:p>
+            <w:r>
+              <w:t>Only two four-case counts supplied</w:t>
+            </w:r>
+          </w:p>
+        </w:tc>
+      </w:tr>
+      <w:tr>
+        <w:tc>
+          <w:tcPr>
+            <w:tcW w:type="dxa" w:w="3408"/>
+          </w:tcPr>
+          <w:p>
+            <w:r>
+              <w:t>Observed/possible quantities</w:t>
+            </w:r>
+          </w:p>
+        </w:tc>
+        <w:tc>
+          <w:tcPr>
+            <w:tcW w:type="dxa" w:w="3408"/>
+          </w:tcPr>
+          <w:p>
+            <w:r>
+              <w:t>Six possible means enumerated exactly</w:t>
+            </w:r>
+          </w:p>
+        </w:tc>
+        <w:tc>
+          <w:tcPr>
+            <w:tcW w:type="dxa" w:w="3408"/>
+          </w:tcPr>
+          <w:p>
+            <w:r>
+              <w:t>A 3/4 = 75%; B 2/4 = 50%</w:t>
+            </w:r>
+          </w:p>
+        </w:tc>
+      </w:tr>
+      <w:tr>
+        <w:tc>
+          <w:tcPr>
+            <w:tcW w:type="dxa" w:w="3408"/>
+          </w:tcPr>
+          <w:p>
+            <w:r>
+              <w:t>Computed probability</w:t>
+            </w:r>
+          </w:p>
+        </w:tc>
+        <w:tc>
+          <w:tcPr>
+            <w:tcW w:type="dxa" w:w="3408"/>
+          </w:tcPr>
+          <w:p>
+            <w:r>
+              <w:t>P(mean 2)=2/3 under stated model</w:t>
+            </w:r>
+          </w:p>
+        </w:tc>
+        <w:tc>
+          <w:tcPr>
+            <w:tcW w:type="dxa" w:w="3408"/>
+          </w:tcPr>
+          <w:p>
+            <w:r>
+              <w:t>No probability model supplied</w:t>
+            </w:r>
+          </w:p>
+        </w:tc>
+      </w:tr>
+      <w:tr>
+        <w:tc>
+          <w:tcPr>
+            <w:tcW w:type="dxa" w:w="3408"/>
+          </w:tcPr>
+          <w:p>
+            <w:r>
+              <w:t>What changes</w:t>
+            </w:r>
+          </w:p>
+        </w:tc>
+        <w:tc>
+          <w:tcPr>
+            <w:tcW w:type="dxa" w:w="3408"/>
+          </w:tcPr>
+          <w:p>
+            <w:r>
+              <w:t>Which two IDs enter a sample</w:t>
+            </w:r>
+          </w:p>
+        </w:tc>
+        <w:tc>
+          <w:tcPr>
+            <w:tcW w:type="dxa" w:w="3408"/>
+          </w:tcPr>
+          <w:p>
+            <w:r>
+              <w:t>Which four cases enter the scored sample</w:t>
+            </w:r>
+          </w:p>
+        </w:tc>
+      </w:tr>
+      <w:tr>
+        <w:tc>
+          <w:tcPr>
+            <w:tcW w:type="dxa" w:w="3408"/>
+          </w:tcPr>
+          <w:p>
+            <w:r>
+              <w:t>Identical deterministic replay</w:t>
+            </w:r>
+          </w:p>
+        </w:tc>
+        <w:tc>
+          <w:tcPr>
+            <w:tcW w:type="dxa" w:w="3408"/>
+          </w:tcPr>
+          <w:p>
+            <w:r>
+              <w:t>Same chosen records give same mean</w:t>
+            </w:r>
+          </w:p>
+        </w:tc>
+        <w:tc>
+          <w:tcPr>
+            <w:tcW w:type="dxa" w:w="3408"/>
+          </w:tcPr>
+          <w:p>
+            <w:r>
+              <w:t>Same cases/predictions/scoring give same rate</w:t>
+            </w:r>
+          </w:p>
+        </w:tc>
+      </w:tr>
+      <w:tr>
+        <w:tc>
+          <w:tcPr>
+            <w:tcW w:type="dxa" w:w="3408"/>
+          </w:tcPr>
+          <w:p>
+            <w:r>
+              <w:t>Not established</w:t>
+            </w:r>
+          </w:p>
+        </w:tc>
+        <w:tc>
+          <w:tcPr>
+            <w:tcW w:type="dxa" w:w="3408"/>
+          </w:tcPr>
+          <w:p>
+            <w:r>
+              <w:t>Broader real-population inference</w:t>
+            </w:r>
+          </w:p>
+        </w:tc>
+        <w:tc>
+          <w:tcPr>
+            <w:tcW w:type="dxa" w:w="3408"/>
+          </w:tcPr>
+          <w:p>
+            <w:r>
+              <w:t>Cause, population precision or confidence interval</w:t>
+            </w:r>
+          </w:p>
+        </w:tc>
+      </w:tr>
+    </w:tbl>
+    <w:p>
+      <w:pPr>
+        <w:pStyle w:val="Heading2"/>
+      </w:pPr>
+      <w:r>
+        <w:t>Picture trace and identical-record replay key</w:t>
+      </w:r>
+    </w:p>
+    <w:p>
+      <w:r>
+        <w:drawing>
+          <wp:inline xmlns:a="http://schemas.openxmlformats.org/drawingml/2006/main" xmlns:pic="http://schemas.openxmlformats.org/drawingml/2006/picture">
+            <wp:extent cx="5486400" cy="3182112"/>
+            <wp:docPr id="2" name="Picture 2" descr="Keep model fixed: No training or threshold change occurs between samples. → Compute observed rates: A is 75%; B is 50%, differing by 25 percentage points. → Consider sampling: Different included cases can change a small-sample rate."/>
+            <wp:cNvGraphicFramePr>
+              <a:graphicFrameLocks noChangeAspect="1"/>
+            </wp:cNvGraphicFramePr>
+            <a:graphic>
+              <a:graphicData uri="http://schemas.openxmlformats.org/drawingml/2006/picture">
+                <pic:pic>
+                  <pic:nvPicPr>
+                    <pic:cNvPr id="0" name="academy-story-ai-7-11-02.png"/>
+                    <pic:cNvPicPr/>
+                  </pic:nvPicPr>
+                  <pic:blipFill>
+                    <a:blip r:embed="rId10"/>
+                    <a:stretch>
+                      <a:fillRect/>
+                    </a:stretch>
+                  </pic:blipFill>
+                  <pic:spPr>
+                    <a:xfrm>
+                      <a:off x="0" y="0"/>
+                      <a:ext cx="5486400" cy="3182112"/>
+                    </a:xfrm>
+                    <a:prstGeom prst="rect"/>
+                  </pic:spPr>
+                </pic:pic>
+              </a:graphicData>
+            </a:graphic>
+          </wp:inline>
+        </w:drawing>
+      </w:r>
+    </w:p>
+    <w:p>
+      <w:pPr>
+        <w:pStyle w:val="Heading3"/>
+      </w:pPr>
+      <w:r>
+        <w:t>Read the picture one step at a time</w:t>
+      </w:r>
+    </w:p>
+    <w:tbl>
+      <w:tblPr>
+        <w:tblStyle w:val="LightShading-Accent1"/>
+        <w:tblW w:type="auto" w:w="0"/>
+        <w:tblLook w:firstColumn="1" w:firstRow="1" w:lastColumn="0" w:lastRow="0" w:noHBand="0" w:noVBand="1" w:val="04A0"/>
+      </w:tblPr>
+      <w:tblGrid>
+        <w:gridCol w:w="5112"/>
+        <w:gridCol w:w="5112"/>
+      </w:tblGrid>
+      <w:tr>
+        <w:trPr>
+          <w:tblHeader/>
+        </w:trPr>
+        <w:tc>
+          <w:tcPr>
+            <w:tcW w:type="dxa" w:w="5112"/>
+          </w:tcPr>
+          <w:p>
+            <w:r>
+              <w:t>Step</w:t>
+            </w:r>
+          </w:p>
+        </w:tc>
+        <w:tc>
+          <w:tcPr>
+            <w:tcW w:type="dxa" w:w="5112"/>
+          </w:tcPr>
+          <w:p>
+            <w:r>
+              <w:t>What happens and why</w:t>
+            </w:r>
+          </w:p>
+        </w:tc>
+      </w:tr>
+      <w:tr>
+        <w:tc>
+          <w:tcPr>
+            <w:tcW w:type="dxa" w:w="5112"/>
+          </w:tcPr>
+          <w:p>
+            <w:r>
+              <w:t>1. Keep model fixed</w:t>
+            </w:r>
+          </w:p>
+        </w:tc>
+        <w:tc>
+          <w:tcPr>
+            <w:tcW w:type="dxa" w:w="5112"/>
+          </w:tcPr>
+          <w:p>
+            <w:r>
+              <w:t>No training or threshold change occurs between samples.</w:t>
+            </w:r>
+          </w:p>
+        </w:tc>
+      </w:tr>
+      <w:tr>
+        <w:tc>
+          <w:tcPr>
+            <w:tcW w:type="dxa" w:w="5112"/>
+          </w:tcPr>
+          <w:p>
+            <w:r>
+              <w:t>2. Compute observed rates</w:t>
+            </w:r>
+          </w:p>
+        </w:tc>
+        <w:tc>
+          <w:tcPr>
+            <w:tcW w:type="dxa" w:w="5112"/>
+          </w:tcPr>
+          <w:p>
+            <w:r>
+              <w:t>A is 75%; B is 50%, differing by 25 percentage points.</w:t>
+            </w:r>
+          </w:p>
+        </w:tc>
+      </w:tr>
+      <w:tr>
+        <w:tc>
+          <w:tcPr>
+            <w:tcW w:type="dxa" w:w="5112"/>
+          </w:tcPr>
+          <w:p>
+            <w:r>
+              <w:t>3. Consider sampling</w:t>
+            </w:r>
+          </w:p>
+        </w:tc>
+        <w:tc>
+          <w:tcPr>
+            <w:tcW w:type="dxa" w:w="5112"/>
+          </w:tcPr>
+          <w:p>
+            <w:r>
+              <w:t>Different included cases can change a small-sample rate.</w:t>
+            </w:r>
+          </w:p>
+        </w:tc>
+      </w:tr>
+    </w:tbl>
+    <w:p>
+      <w:r>
+        <w:t>Match each pictured step to the supplied facts. This is a worked teaching case, not an independent assessment.</w:t>
+      </w:r>
+    </w:p>
+    <w:p>
+      <w:pPr>
+        <w:spacing w:line="336" w:lineRule="auto" w:after="180"/>
+      </w:pPr>
+      <w:r>
+        <w:rPr>
+          <w:b/>
+        </w:rPr>
+        <w:t>Sampling variability</w:t>
+      </w:r>
+      <w:r>
+        <w:rPr>
+          <w:b w:val="0"/>
+        </w:rPr>
+        <w:t xml:space="preserve"> means a statistic can vary because different units were observed. Do not automatically attribute every rate change to a model improvement or deterioration.</w:t>
+      </w:r>
+    </w:p>
+    <w:p>
+      <w:pPr>
+        <w:spacing w:line="336" w:lineRule="auto" w:after="180"/>
+      </w:pPr>
+      <w:r>
+        <w:rPr>
+          <w:b w:val="0"/>
+        </w:rPr>
+        <w:t>These two samples do not supply a probability model or confidence interval; none is invented.</w:t>
+      </w:r>
+    </w:p>
+    <w:p>
+      <w:pPr>
+        <w:spacing w:line="336" w:lineRule="auto" w:after="180"/>
+      </w:pPr>
+      <w:r>
+        <w:rPr>
+          <w:b w:val="0"/>
+        </w:rPr>
+        <w:t xml:space="preserve">Change: Evaluate the exact same fixed four cases twice with deterministic </w:t>
+      </w:r>
+      <w:r>
+        <w:rPr>
+          <w:b/>
+        </w:rPr>
+        <w:t>prediction</w:t>
+      </w:r>
+      <w:r>
+        <w:rPr>
+          <w:b w:val="0"/>
+        </w:rPr>
+        <w:t>s.</w:t>
+      </w:r>
+    </w:p>
+    <w:p>
+      <w:pPr>
+        <w:spacing w:line="336" w:lineRule="auto" w:after="180"/>
+      </w:pPr>
+      <w:r>
+        <w:rPr>
+          <w:b/>
+        </w:rPr>
+        <w:t>Prediction</w:t>
+      </w:r>
+      <w:r>
+        <w:rPr>
+          <w:b w:val="0"/>
+        </w:rPr>
+        <w:t>: The counts should agree unless some condition, data or scoring changed.</w:t>
+      </w:r>
+    </w:p>
+    <w:p>
+      <w:pPr>
+        <w:spacing w:line="336" w:lineRule="auto" w:after="180"/>
+      </w:pPr>
+      <w:r>
+        <w:rPr>
+          <w:b w:val="0"/>
+        </w:rPr>
+        <w:t>Reason: The sampling explanation no longer applies when the records are identical.</w:t>
+      </w:r>
+    </w:p>
+    <w:p>
+      <w:pPr>
+        <w:pStyle w:val="Heading2"/>
+      </w:pPr>
+      <w:r>
+        <w:t>Earlier wording, alternatives and picture transcripts · reference / check after trying</w:t>
+      </w:r>
+    </w:p>
+    <w:p>
+      <w:pPr>
+        <w:spacing w:line="336" w:lineRule="auto" w:after="180"/>
+      </w:pPr>
+      <w:r>
+        <w:rPr>
+          <w:b w:val="0"/>
+        </w:rPr>
+        <w:t>Begin by writing the question the procedure is intended to answer. Identify the information already supplied, the information it will produce and the information still missing.</w:t>
+      </w:r>
+    </w:p>
+    <w:p>
+      <w:pPr>
+        <w:spacing w:line="336" w:lineRule="auto" w:after="180"/>
+      </w:pPr>
+      <w:r>
+        <w:rPr>
+          <w:b w:val="0"/>
+        </w:rPr>
+        <w:t>These are constructed classroom examples; they do not require live accounts, private records or an external service. Do not treat a plausible explanation as a measured outcome.</w:t>
       </w:r>
     </w:p>
     <w:p>
@@ -1003,99 +2713,30 @@
         <w:pStyle w:val="Heading3"/>
       </w:pPr>
       <w:r>
-        <w:t>Sampling variability — evidence trace</w:t>
-      </w:r>
-    </w:p>
-    <w:tbl>
-      <w:tblPr>
-        <w:tblStyle w:val="LightShading-Accent1"/>
-        <w:tblW w:type="auto" w:w="0"/>
-        <w:tblLook w:firstColumn="1" w:firstRow="1" w:lastColumn="0" w:lastRow="0" w:noHBand="0" w:noVBand="1" w:val="04A0"/>
-      </w:tblPr>
-      <w:tblGrid>
-        <w:gridCol w:w="3408"/>
-        <w:gridCol w:w="3408"/>
-        <w:gridCol w:w="3408"/>
-      </w:tblGrid>
-      <w:tr>
-        <w:trPr>
-          <w:tblHeader/>
-        </w:trPr>
-        <w:tc>
-          <w:tcPr>
-            <w:tcW w:type="dxa" w:w="3408"/>
-          </w:tcPr>
-          <w:p>
-            <w:r>
-              <w:t>Input and scope</w:t>
-            </w:r>
-          </w:p>
-        </w:tc>
-        <w:tc>
-          <w:tcPr>
-            <w:tcW w:type="dxa" w:w="3408"/>
-          </w:tcPr>
-          <w:p>
-            <w:r>
-              <w:t>Check or calculation</w:t>
-            </w:r>
-          </w:p>
-        </w:tc>
-        <w:tc>
-          <w:tcPr>
-            <w:tcW w:type="dxa" w:w="3408"/>
-          </w:tcPr>
-          <w:p>
-            <w:r>
-              <w:t>Conclusion and limit</w:t>
-            </w:r>
-          </w:p>
-        </w:tc>
-      </w:tr>
-      <w:tr>
-        <w:tc>
-          <w:tcPr>
-            <w:tcW w:type="dxa" w:w="3408"/>
-          </w:tcPr>
-          <w:p>
-            <w:r>
-              <w:t>Population values are 1, 1, 3, 3, with four distinct IDs. Choose two IDs uniformly without replacement. List all six unordered pairs and their means, then find the mean of those means and the chance of obtaining a mean of 2.</w:t>
-            </w:r>
-          </w:p>
-        </w:tc>
-        <w:tc>
-          <w:tcPr>
-            <w:tcW w:type="dxa" w:w="3408"/>
-          </w:tcPr>
-          <w:p>
-            <w:r>
-              <w:t>Consider finite population values1, 1, 3, 3 with distinct IDs. Enumerate the six unordered samples of size2 without replacement.</w:t>
-            </w:r>
-          </w:p>
-        </w:tc>
-        <w:tc>
-          <w:tcPr>
-            <w:tcW w:type="dxa" w:w="3408"/>
-          </w:tcPr>
-          <w:p>
-            <w:r>
-              <w:t>Mean=(1+2+2+2+2+3)/6=2; mean2 occurs4/6=2/3. The population mean is2, while individual samples differ.</w:t>
-            </w:r>
-          </w:p>
-        </w:tc>
-      </w:tr>
-    </w:tbl>
-    <w:p>
-      <w:r>
-        <w:t>The figure connects this chapter's worked input, declared procedure and result. Read the complete worked reasoning for qualifiers and intermediate steps; the abbreviated labels do not replace that reasoning.</w:t>
+        <w:t>Model the reasoning aloud</w:t>
       </w:r>
     </w:p>
     <w:p>
       <w:pPr>
-        <w:pStyle w:val="Heading3"/>
-      </w:pPr>
-      <w:r>
-        <w:t>Explain Sampling variability · 3</w:t>
+        <w:spacing w:line="336" w:lineRule="auto" w:after="180"/>
+      </w:pPr>
+      <w:r>
+        <w:rPr>
+          <w:b w:val="0"/>
+        </w:rPr>
+        <w:t xml:space="preserve">Use the complete worked example below before asking learners to complete W2. Reveal a small part, invite a </w:t>
+      </w:r>
+      <w:r>
+        <w:rPr>
+          <w:b/>
+        </w:rPr>
+        <w:t>prediction</w:t>
+      </w:r>
+      <w:r>
+        <w:rPr>
+          <w:b w:val="0"/>
+        </w:rPr>
+        <w:t>, then explain the deciding step.</w:t>
       </w:r>
     </w:p>
     <w:p>
@@ -1106,180 +2747,7 @@
         <w:rPr>
           <w:b w:val="0"/>
         </w:rPr>
-        <w:t>Guided: Mean=(1+2+2+2+2+3)/6=2; mean2 occurs4/6=2/3. The population mean is2, while individual samples differ. Qualification: This finite example is not a general normality guarantee or a model of a biased convenience sample.</w:t>
-      </w:r>
-    </w:p>
-    <w:p>
-      <w:pPr>
-        <w:spacing w:line="336" w:lineRule="auto" w:after="180"/>
-      </w:pPr>
-      <w:r>
-        <w:rPr>
-          <w:b w:val="0"/>
-        </w:rPr>
-        <w:t xml:space="preserve">Exit: accept a concrete variation with its predicted outcome and a stated condition that would challenge the </w:t>
-      </w:r>
-      <w:r>
-        <w:rPr>
-          <w:b/>
-        </w:rPr>
-        <w:t>mechanism</w:t>
-      </w:r>
-      <w:r>
-        <w:rPr>
-          <w:b w:val="0"/>
-        </w:rPr>
-        <w:t xml:space="preserve">; reject a claim resting on unmeasured </w:t>
-      </w:r>
-      <w:r>
-        <w:rPr>
-          <w:b/>
-        </w:rPr>
-        <w:t>evidence</w:t>
-      </w:r>
-      <w:r>
-        <w:rPr>
-          <w:b w:val="0"/>
-        </w:rPr>
-        <w:t>.</w:t>
-      </w:r>
-    </w:p>
-    <w:p>
-      <w:pPr>
-        <w:pStyle w:val="Heading3"/>
-      </w:pPr>
-      <w:r>
-        <w:t>Model the reasoning aloud</w:t>
-      </w:r>
-    </w:p>
-    <w:p>
-      <w:pPr>
-        <w:spacing w:line="336" w:lineRule="auto" w:after="180"/>
-      </w:pPr>
-      <w:r>
-        <w:rPr>
-          <w:b w:val="0"/>
-        </w:rPr>
-        <w:t xml:space="preserve">Use the complete worked example below before asking learners to complete W2. Reveal a small part, invite a </w:t>
-      </w:r>
-      <w:r>
-        <w:rPr>
-          <w:b/>
-        </w:rPr>
-        <w:t>prediction</w:t>
-      </w:r>
-      <w:r>
-        <w:rPr>
-          <w:b w:val="0"/>
-        </w:rPr>
-        <w:t>, then explain the deciding step.</w:t>
-      </w:r>
-    </w:p>
-    <w:p>
-      <w:pPr>
-        <w:spacing w:line="336" w:lineRule="auto" w:after="180"/>
-      </w:pPr>
-      <w:r>
-        <w:rPr>
-          <w:b w:val="0"/>
-        </w:rPr>
         <w:t>These teacher notes contain solutions; do not reveal the independent case answer during modelling.</w:t>
-      </w:r>
-    </w:p>
-    <w:p>
-      <w:pPr>
-        <w:spacing w:line="336" w:lineRule="auto" w:after="180"/>
-      </w:pPr>
-      <w:r>
-        <w:rPr>
-          <w:b w:val="0"/>
-        </w:rPr>
-        <w:t>Population values are 1, 1, 3, 3, with four distinct IDs. Choose two IDs uniformly without replacement. List all six unordered pairs and their means, then find the mean of those means and the chance of obtaining a mean of 2.</w:t>
-      </w:r>
-    </w:p>
-    <w:p>
-      <w:pPr>
-        <w:spacing w:line="336" w:lineRule="auto" w:after="180"/>
-      </w:pPr>
-      <w:r>
-        <w:rPr>
-          <w:b w:val="0"/>
-        </w:rPr>
-        <w:t>Mean=(1+2+2+2+2+3)/6=2; mean2 occurs4/6=2/3. The population mean is2, while individual samples differ.</w:t>
-      </w:r>
-    </w:p>
-    <w:p>
-      <w:pPr>
-        <w:pStyle w:val="Heading3"/>
-      </w:pPr>
-      <w:r>
-        <w:t>Model the reasoning aloud · 4</w:t>
-      </w:r>
-    </w:p>
-    <w:p>
-      <w:pPr>
-        <w:spacing w:line="336" w:lineRule="auto" w:after="180"/>
-      </w:pPr>
-      <w:r>
-        <w:rPr>
-          <w:b w:val="0"/>
-        </w:rPr>
-        <w:t xml:space="preserve">Compare the intermediate </w:t>
-      </w:r>
-      <w:r>
-        <w:rPr>
-          <w:b/>
-        </w:rPr>
-        <w:t>evidence</w:t>
-      </w:r>
-      <w:r>
-        <w:rPr>
-          <w:b w:val="0"/>
-        </w:rPr>
-        <w:t xml:space="preserve"> with the final statement. Explain why each number or decision follows from the stated </w:t>
-      </w:r>
-      <w:r>
-        <w:rPr>
-          <w:b/>
-        </w:rPr>
-        <w:t>input</w:t>
-      </w:r>
-      <w:r>
-        <w:rPr>
-          <w:b w:val="0"/>
-        </w:rPr>
-        <w:t>s.</w:t>
-      </w:r>
-    </w:p>
-    <w:p>
-      <w:pPr>
-        <w:spacing w:line="336" w:lineRule="auto" w:after="180"/>
-      </w:pPr>
-      <w:r>
-        <w:rPr>
-          <w:b w:val="0"/>
-        </w:rPr>
-        <w:t xml:space="preserve">The conclusion belongs to this scenario and procedure; changing the </w:t>
-      </w:r>
-      <w:r>
-        <w:rPr>
-          <w:b/>
-        </w:rPr>
-        <w:t>input</w:t>
-      </w:r>
-      <w:r>
-        <w:rPr>
-          <w:b w:val="0"/>
-        </w:rPr>
-        <w:t>s, evaluation population or authority can change what it establishes. Retain the raw record so a later revision can be compared honestly.</w:t>
-      </w:r>
-    </w:p>
-    <w:p>
-      <w:pPr>
-        <w:pStyle w:val="Heading3"/>
-      </w:pPr>
-      <w:r>
-        <w:t>Model the reasoning aloud · 5</w:t>
       </w:r>
     </w:p>
     <w:p>
@@ -1460,41 +2928,10 @@
     </w:p>
     <w:p>
       <w:pPr>
-        <w:spacing w:line="336" w:lineRule="auto" w:after="180"/>
-      </w:pPr>
-      <w:r>
-        <w:rPr>
-          <w:b w:val="0"/>
-        </w:rPr>
-        <w:t>Two small samples can differ. A fixed classifier is scored on two distinct four-case samples from a declared collection.</w:t>
-      </w:r>
-    </w:p>
-    <w:p>
-      <w:pPr>
         <w:pStyle w:val="Heading3"/>
       </w:pPr>
       <w:r>
         <w:t>The facts we will use</w:t>
-      </w:r>
-    </w:p>
-    <w:p>
-      <w:pPr>
-        <w:pStyle w:val="Heading3"/>
-      </w:pPr>
-      <w:r>
-        <w:t>Supplied facts</w:t>
-      </w:r>
-    </w:p>
-    <w:p>
-      <w:pPr>
-        <w:spacing w:line="336" w:lineRule="auto" w:after="180"/>
-        <w:shd w:fill="F1F6FC"/>
-      </w:pPr>
-      <w:r>
-        <w:rPr>
-          <w:b w:val="0"/>
-        </w:rPr>
-        <w:t>Sample A has 3 correct of 4; sample B has 2 correct of 4. The model and rubric are unchanged.</w:t>
       </w:r>
     </w:p>
     <w:p>
@@ -1502,7 +2939,7 @@
         <w:drawing>
           <wp:inline xmlns:a="http://schemas.openxmlformats.org/drawingml/2006/main" xmlns:pic="http://schemas.openxmlformats.org/drawingml/2006/picture">
             <wp:extent cx="5486400" cy="2641600"/>
-            <wp:docPr id="1" name="Picture 1" descr="Two distinct samples, fixed model"/>
+            <wp:docPr id="3" name="Picture 3" descr="Two distinct samples, fixed model"/>
             <wp:cNvGraphicFramePr>
               <a:graphicFrameLocks noChangeAspect="1"/>
             </wp:cNvGraphicFramePr>
@@ -1514,7 +2951,7 @@
                     <pic:cNvPicPr/>
                   </pic:nvPicPr>
                   <pic:blipFill>
-                    <a:blip r:embed="rId9"/>
+                    <a:blip r:embed="rId11"/>
                     <a:stretch>
                       <a:fillRect/>
                     </a:stretch>
@@ -1538,7 +2975,7 @@
         <w:drawing>
           <wp:inline xmlns:a="http://schemas.openxmlformats.org/drawingml/2006/main" xmlns:pic="http://schemas.openxmlformats.org/drawingml/2006/picture">
             <wp:extent cx="5486400" cy="5145314"/>
-            <wp:docPr id="2" name="Picture 2" descr="Sampling variability. Keep model fixed: No training or threshold change occurs between samples.. Compute observed rates: A is 75%; B is 50%, differing by 25 percentage points.. Consider sampling: Different included cases can change a small-sample rate."/>
+            <wp:docPr id="4" name="Picture 4" descr="Sampling variability. Keep model fixed: No training or threshold change occurs between samples.. Compute observed rates: A is 75%; B is 50%, differing by 25 percentage points.. Consider sampling: Different included cases can change a small-sample rate."/>
             <wp:cNvGraphicFramePr>
               <a:graphicFrameLocks noChangeAspect="1"/>
             </wp:cNvGraphicFramePr>
@@ -1550,7 +2987,7 @@
                     <pic:cNvPicPr/>
                   </pic:nvPicPr>
                   <pic:blipFill>
-                    <a:blip r:embed="rId10"/>
+                    <a:blip r:embed="rId12"/>
                     <a:stretch>
                       <a:fillRect/>
                     </a:stretch>
@@ -1574,114 +3011,7 @@
         <w:pStyle w:val="Heading3"/>
       </w:pPr>
       <w:r>
-        <w:t>Read the picture one step at a time</w:t>
-      </w:r>
-    </w:p>
-    <w:tbl>
-      <w:tblPr>
-        <w:tblStyle w:val="LightShading-Accent1"/>
-        <w:tblW w:type="auto" w:w="0"/>
-        <w:tblLook w:firstColumn="1" w:firstRow="1" w:lastColumn="0" w:lastRow="0" w:noHBand="0" w:noVBand="1" w:val="04A0"/>
-      </w:tblPr>
-      <w:tblGrid>
-        <w:gridCol w:w="5112"/>
-        <w:gridCol w:w="5112"/>
-      </w:tblGrid>
-      <w:tr>
-        <w:trPr>
-          <w:tblHeader/>
-        </w:trPr>
-        <w:tc>
-          <w:tcPr>
-            <w:tcW w:type="dxa" w:w="5112"/>
-          </w:tcPr>
-          <w:p>
-            <w:r>
-              <w:t>Step</w:t>
-            </w:r>
-          </w:p>
-        </w:tc>
-        <w:tc>
-          <w:tcPr>
-            <w:tcW w:type="dxa" w:w="5112"/>
-          </w:tcPr>
-          <w:p>
-            <w:r>
-              <w:t>What happens and why</w:t>
-            </w:r>
-          </w:p>
-        </w:tc>
-      </w:tr>
-      <w:tr>
-        <w:tc>
-          <w:tcPr>
-            <w:tcW w:type="dxa" w:w="5112"/>
-          </w:tcPr>
-          <w:p>
-            <w:r>
-              <w:t>1. Keep model fixed</w:t>
-            </w:r>
-          </w:p>
-        </w:tc>
-        <w:tc>
-          <w:tcPr>
-            <w:tcW w:type="dxa" w:w="5112"/>
-          </w:tcPr>
-          <w:p>
-            <w:r>
-              <w:t>No training or threshold change occurs between samples.</w:t>
-            </w:r>
-          </w:p>
-        </w:tc>
-      </w:tr>
-      <w:tr>
-        <w:tc>
-          <w:tcPr>
-            <w:tcW w:type="dxa" w:w="5112"/>
-          </w:tcPr>
-          <w:p>
-            <w:r>
-              <w:t>2. Compute observed rates</w:t>
-            </w:r>
-          </w:p>
-        </w:tc>
-        <w:tc>
-          <w:tcPr>
-            <w:tcW w:type="dxa" w:w="5112"/>
-          </w:tcPr>
-          <w:p>
-            <w:r>
-              <w:t>A is 75%; B is 50%, differing by 25 percentage points.</w:t>
-            </w:r>
-          </w:p>
-        </w:tc>
-      </w:tr>
-      <w:tr>
-        <w:tc>
-          <w:tcPr>
-            <w:tcW w:type="dxa" w:w="5112"/>
-          </w:tcPr>
-          <w:p>
-            <w:r>
-              <w:t>3. Consider sampling</w:t>
-            </w:r>
-          </w:p>
-        </w:tc>
-        <w:tc>
-          <w:tcPr>
-            <w:tcW w:type="dxa" w:w="5112"/>
-          </w:tcPr>
-          <w:p>
-            <w:r>
-              <w:t>Different included cases can change a small-sample rate.</w:t>
-            </w:r>
-          </w:p>
-        </w:tc>
-      </w:tr>
-    </w:tbl>
-    <w:p>
-      <w:r>
-        <w:t>Match each pictured step to the supplied facts. This is a worked teaching case, not an independent assessment.</w:t>
+        <w:t>Why this result follows</w:t>
       </w:r>
     </w:p>
     <w:p>
@@ -1689,7 +3019,7 @@
         <w:pStyle w:val="Heading3"/>
       </w:pPr>
       <w:r>
-        <w:t>Why this result follows</w:t>
+        <w:t>What this example does not establish</w:t>
       </w:r>
     </w:p>
     <w:p>
@@ -1697,155 +3027,180 @@
         <w:pStyle w:val="Heading3"/>
       </w:pPr>
       <w:r>
-        <w:t>Why the result follows</w:t>
+        <w:t>Change one thing in the pictured case</w:t>
       </w:r>
     </w:p>
     <w:p>
       <w:pPr>
-        <w:spacing w:line="336" w:lineRule="auto" w:after="180"/>
-        <w:shd w:fill="F1F6FC"/>
-      </w:pPr>
-      <w:r>
-        <w:rPr>
-          <w:b/>
-        </w:rPr>
-        <w:t>Sampling variability</w:t>
-      </w:r>
-      <w:r>
-        <w:rPr>
-          <w:b w:val="0"/>
-        </w:rPr>
-        <w:t xml:space="preserve"> means a statistic can vary because different units were observed. Do not automatically attribute every rate change to a model improvement or deterioration.</w:t>
+        <w:pStyle w:val="Heading3"/>
+      </w:pPr>
+      <w:r>
+        <w:t>Ask while showing the picture</w:t>
       </w:r>
     </w:p>
     <w:p>
       <w:pPr>
-        <w:pStyle w:val="Heading3"/>
-      </w:pPr>
-      <w:r>
-        <w:t>What this example does not establish</w:t>
+        <w:spacing w:line="336" w:lineRule="auto" w:after="180"/>
+      </w:pPr>
+      <w:r>
+        <w:rPr>
+          <w:b w:val="0"/>
+        </w:rPr>
+        <w:t xml:space="preserve">Cover the result. Ask learners to name the </w:t>
+      </w:r>
+      <w:r>
+        <w:rPr>
+          <w:b/>
+        </w:rPr>
+        <w:t>input</w:t>
+      </w:r>
+      <w:r>
+        <w:rPr>
+          <w:b w:val="0"/>
+        </w:rPr>
+        <w:t xml:space="preserve">s and predict the next step. Uncover one step, connect the icon to the actual procedure, and explain its </w:t>
+      </w:r>
+      <w:r>
+        <w:rPr>
+          <w:b/>
+        </w:rPr>
+        <w:t>evidence</w:t>
+      </w:r>
+      <w:r>
+        <w:rPr>
+          <w:b w:val="0"/>
+        </w:rPr>
+        <w:t>. Then change the supplied condition and compare.</w:t>
       </w:r>
     </w:p>
     <w:p>
       <w:pPr>
-        <w:pStyle w:val="Heading3"/>
-      </w:pPr>
-      <w:r>
-        <w:t>Keep the stated limit</w:t>
+        <w:spacing w:line="336" w:lineRule="auto" w:after="180"/>
+      </w:pPr>
+      <w:r>
+        <w:rPr>
+          <w:b w:val="0"/>
+        </w:rPr>
+        <w:t>The picture is a representation; it does not document execution of a real AI model.</w:t>
       </w:r>
     </w:p>
     <w:p>
       <w:pPr>
-        <w:spacing w:line="336" w:lineRule="auto" w:after="180"/>
-        <w:shd w:fill="FFF5E6"/>
-      </w:pPr>
-      <w:r>
-        <w:rPr>
-          <w:b w:val="0"/>
-        </w:rPr>
-        <w:t>These two samples do not supply a probability model or confidence interval; none is invented.</w:t>
+        <w:pStyle w:val="Heading1"/>
+      </w:pPr>
+      <w:r>
+        <w:t>03. Model a step,then remove help</w:t>
       </w:r>
     </w:p>
     <w:p>
-      <w:pPr>
-        <w:pStyle w:val="Heading3"/>
-      </w:pPr>
-      <w:r>
-        <w:t>Change one thing in the pictured case</w:t>
+      <w:r>
+        <w:t>Collect each learner’s reasoning before showing a key.</w:t>
       </w:r>
     </w:p>
     <w:p>
       <w:pPr>
-        <w:pStyle w:val="Heading3"/>
-      </w:pPr>
-      <w:r>
-        <w:t>Change one thing</w:t>
+        <w:pStyle w:val="Heading2"/>
+      </w:pPr>
+      <w:r>
+        <w:t>Current completion task and checked reasoning</w:t>
       </w:r>
     </w:p>
     <w:p>
       <w:pPr>
         <w:spacing w:line="336" w:lineRule="auto" w:after="180"/>
-        <w:shd w:fill="F5F1FB"/>
       </w:pPr>
       <w:r>
         <w:rPr>
           <w:b w:val="0"/>
         </w:rPr>
-        <w:t xml:space="preserve">Change: Evaluate the exact same fixed four cases twice with deterministic </w:t>
-      </w:r>
-      <w:r>
-        <w:rPr>
-          <w:b/>
-        </w:rPr>
-        <w:t>prediction</w:t>
-      </w:r>
-      <w:r>
-        <w:rPr>
-          <w:b w:val="0"/>
-        </w:rPr>
-        <w:t>s.</w:t>
+        <w:t>Completion task: Population values are 1, 1, 3, 3, with four distinct IDs. Choose two IDs uniformly without replacement. List all six unordered pairs and their means, then find the mean of those means and the chance of obtaining a mean of 2. Show the intermediate steps and give the conclusion with its scope.</w:t>
       </w:r>
     </w:p>
     <w:p>
       <w:pPr>
-        <w:pStyle w:val="Heading3"/>
-      </w:pPr>
-      <w:r>
-        <w:t>Predicted result</w:t>
+        <w:spacing w:line="336" w:lineRule="auto" w:after="180"/>
+      </w:pPr>
+      <w:r>
+        <w:rPr>
+          <w:b w:val="0"/>
+        </w:rPr>
+        <w:t>Teacher check: Teacher explanation: Mean = (1+2+2+2+2+3)/6=2; mean 2 occurs 4/6=2/3. The population mean is 2, while individual samples differ.</w:t>
       </w:r>
     </w:p>
     <w:p>
       <w:pPr>
         <w:spacing w:line="336" w:lineRule="auto" w:after="180"/>
-        <w:shd w:fill="F1F6FC"/>
-      </w:pPr>
+      </w:pPr>
+      <w:r>
+        <w:rPr>
+          <w:b w:val="0"/>
+        </w:rPr>
+        <w:t xml:space="preserve">Start by identifying the given </w:t>
+      </w:r>
       <w:r>
         <w:rPr>
           <w:b/>
         </w:rPr>
-        <w:t>Prediction</w:t>
+        <w:t>input</w:t>
       </w:r>
       <w:r>
         <w:rPr>
           <w:b w:val="0"/>
         </w:rPr>
-        <w:t>: The counts should agree unless some condition, data or scoring changed.</w:t>
+        <w:t>s together. Leave the intermediate steps blank. If needed, model one step, then withdraw that help on the next step. Move to a full trace only when the partial trace is understood.</w:t>
       </w:r>
     </w:p>
     <w:p>
       <w:pPr>
-        <w:pStyle w:val="Heading3"/>
-      </w:pPr>
-      <w:r>
-        <w:t>Why the result follows</w:t>
+        <w:spacing w:line="336" w:lineRule="auto" w:after="180"/>
+      </w:pPr>
+      <w:r>
+        <w:rPr>
+          <w:b w:val="0"/>
+        </w:rPr>
+        <w:t>For partners, alternate explainer and checker; collect a response from every learner before discussion.</w:t>
       </w:r>
     </w:p>
     <w:p>
       <w:pPr>
-        <w:spacing w:line="336" w:lineRule="auto" w:after="180"/>
-        <w:shd w:fill="F1F6FC"/>
-      </w:pPr>
-      <w:r>
-        <w:rPr>
-          <w:b w:val="0"/>
-        </w:rPr>
-        <w:t>Reason: The sampling explanation no longer applies when the records are identical.</w:t>
+        <w:pStyle w:val="Heading2"/>
+      </w:pPr>
+      <w:r>
+        <w:t>Individual misconception check</w:t>
       </w:r>
     </w:p>
     <w:p>
       <w:pPr>
-        <w:pStyle w:val="Heading3"/>
-      </w:pPr>
-      <w:r>
-        <w:t>Ask while showing the picture</w:t>
+        <w:spacing w:line="336" w:lineRule="auto" w:after="180"/>
+      </w:pPr>
+      <w:r>
+        <w:rPr>
+          <w:b w:val="0"/>
+        </w:rPr>
+        <w:t xml:space="preserve">Use the worked case for </w:t>
+      </w:r>
+      <w:r>
+        <w:rPr>
+          <w:b/>
+        </w:rPr>
+        <w:t>Sampling variability</w:t>
+      </w:r>
+      <w:r>
+        <w:rPr>
+          <w:b w:val="0"/>
+        </w:rPr>
+        <w:t>. Proposed explanation: “The worked result establishes every future case”. Decide whether this explanation is supported.</w:t>
       </w:r>
     </w:p>
     <w:p>
       <w:pPr>
-        <w:pStyle w:val="Heading3"/>
-      </w:pPr>
-      <w:r>
-        <w:t>Ask while showing the picture · 6</w:t>
+        <w:spacing w:line="336" w:lineRule="auto" w:after="180"/>
+      </w:pPr>
+      <w:r>
+        <w:rPr>
+          <w:b w:val="0"/>
+        </w:rPr>
+        <w:t>Point to the step or supplied fact that decides; explain your repair if needed.</w:t>
       </w:r>
     </w:p>
     <w:p>
@@ -1856,31 +3211,7 @@
         <w:rPr>
           <w:b w:val="0"/>
         </w:rPr>
-        <w:t xml:space="preserve">Cover the result. Ask learners to name the </w:t>
-      </w:r>
-      <w:r>
-        <w:rPr>
-          <w:b/>
-        </w:rPr>
-        <w:t>input</w:t>
-      </w:r>
-      <w:r>
-        <w:rPr>
-          <w:b w:val="0"/>
-        </w:rPr>
-        <w:t xml:space="preserve">s and predict the next step. Uncover one step, connect the icon to the actual procedure, and explain its </w:t>
-      </w:r>
-      <w:r>
-        <w:rPr>
-          <w:b/>
-        </w:rPr>
-        <w:t>evidence</w:t>
-      </w:r>
-      <w:r>
-        <w:rPr>
-          <w:b w:val="0"/>
-        </w:rPr>
-        <w:t>. Then change the supplied condition and compare.</w:t>
+        <w:t>Expected correction: This finite example is not a general normality guarantee or a model of a biased convenience sample.</w:t>
       </w:r>
     </w:p>
     <w:p>
@@ -1891,20 +3222,202 @@
         <w:rPr>
           <w:b w:val="0"/>
         </w:rPr>
-        <w:t>The picture is a representation; it does not document execution of a real AI model.</w:t>
+        <w:t>Collect explanations, not only yes/no votes. If a misunderstanding is common, re-model the relevant step for the class.</w:t>
       </w:r>
     </w:p>
     <w:p>
       <w:pPr>
-        <w:pStyle w:val="Heading1"/>
-      </w:pPr>
-      <w:r>
-        <w:t>03. Demonstrate and guide practice</w:t>
+        <w:spacing w:line="336" w:lineRule="auto" w:after="180"/>
+      </w:pPr>
+      <w:r>
+        <w:rPr>
+          <w:b w:val="0"/>
+        </w:rPr>
+        <w:t>If it affects a few learners, give a short targeted group explanation while others solve a more demanding variation.</w:t>
       </w:r>
     </w:p>
     <w:p>
-      <w:r>
-        <w:t>Demonstrate Sampling variability, reduce support deliberately and check individual reasoning before discussing answers.</w:t>
+      <w:pPr>
+        <w:pStyle w:val="Heading2"/>
+      </w:pPr>
+      <w:r>
+        <w:t>Pictured reasoning and changed case</w:t>
+      </w:r>
+    </w:p>
+    <w:p>
+      <w:pPr>
+        <w:spacing w:line="336" w:lineRule="auto" w:after="180"/>
+      </w:pPr>
+      <w:r>
+        <w:rPr>
+          <w:b w:val="0"/>
+        </w:rPr>
+        <w:t>Calculate the two four-case rates and their difference. Explain how changed included cases can affect a fixed model, and why identical deterministic records should not differ on a rerun.</w:t>
+      </w:r>
+    </w:p>
+    <w:p>
+      <w:pPr>
+        <w:spacing w:line="336" w:lineRule="auto" w:after="180"/>
+      </w:pPr>
+      <w:r>
+        <w:rPr>
+          <w:b w:val="0"/>
+        </w:rPr>
+        <w:t xml:space="preserve">No </w:t>
+      </w:r>
+      <w:r>
+        <w:rPr>
+          <w:b/>
+        </w:rPr>
+        <w:t>training</w:t>
+      </w:r>
+      <w:r>
+        <w:rPr>
+          <w:b w:val="0"/>
+        </w:rPr>
+        <w:t xml:space="preserve"> or threshold change occurs between samples. A is 75%; B is 50%, differing by 25 percentage points. Different included cases can change a small-sample rate.</w:t>
+      </w:r>
+    </w:p>
+    <w:p>
+      <w:pPr>
+        <w:spacing w:line="336" w:lineRule="auto" w:after="180"/>
+      </w:pPr>
+      <w:r>
+        <w:rPr>
+          <w:b w:val="0"/>
+        </w:rPr>
+        <w:t>Changed case: The counts should agree unless some condition, data or scoring changed. The sampling explanation no longer applies when the records are identical.</w:t>
+      </w:r>
+    </w:p>
+    <w:p>
+      <w:pPr>
+        <w:spacing w:line="336" w:lineRule="auto" w:after="180"/>
+      </w:pPr>
+      <w:r>
+        <w:rPr>
+          <w:b w:val="0"/>
+        </w:rPr>
+        <w:t>Changed-case reasoning: The counts should agree unless some condition, data or scoring changed. The sampling explanation no longer applies when the records are identical.</w:t>
+      </w:r>
+    </w:p>
+    <w:p>
+      <w:pPr>
+        <w:spacing w:line="336" w:lineRule="auto" w:after="180"/>
+      </w:pPr>
+      <w:r>
+        <w:rPr>
+          <w:b w:val="0"/>
+        </w:rPr>
+        <w:t xml:space="preserve">Collect each learner’s explanation before discussion. Use the first missing connection between </w:t>
+      </w:r>
+      <w:r>
+        <w:rPr>
+          <w:b/>
+        </w:rPr>
+        <w:t>input</w:t>
+      </w:r>
+      <w:r>
+        <w:rPr>
+          <w:b w:val="0"/>
+        </w:rPr>
+        <w:t xml:space="preserve">, deciding step and result to choose support. This question is worked-case practice, not fresh mastery </w:t>
+      </w:r>
+      <w:r>
+        <w:rPr>
+          <w:b/>
+        </w:rPr>
+        <w:t>evidence</w:t>
+      </w:r>
+      <w:r>
+        <w:rPr>
+          <w:b w:val="0"/>
+        </w:rPr>
+        <w:t>.</w:t>
+      </w:r>
+    </w:p>
+    <w:p>
+      <w:pPr>
+        <w:pStyle w:val="Heading2"/>
+      </w:pPr>
+      <w:r>
+        <w:t>Accessible support and extension</w:t>
+      </w:r>
+    </w:p>
+    <w:p>
+      <w:pPr>
+        <w:spacing w:line="336" w:lineRule="auto" w:after="180"/>
+      </w:pPr>
+      <w:r>
+        <w:rPr>
+          <w:b w:val="0"/>
+        </w:rPr>
+        <w:t xml:space="preserve">Use the worked example in Sections 3 and 6. Collect a </w:t>
+      </w:r>
+      <w:r>
+        <w:rPr>
+          <w:b/>
+        </w:rPr>
+        <w:t>prediction</w:t>
+      </w:r>
+      <w:r>
+        <w:rPr>
+          <w:b w:val="0"/>
+        </w:rPr>
+        <w:t xml:space="preserve"> before revealing its result; ask the learner to point to each intermediate fact.</w:t>
+      </w:r>
+    </w:p>
+    <w:p>
+      <w:pPr>
+        <w:spacing w:line="336" w:lineRule="auto" w:after="180"/>
+      </w:pPr>
+      <w:r>
+        <w:rPr>
+          <w:b w:val="0"/>
+        </w:rPr>
+        <w:t xml:space="preserve">Provide an </w:t>
+      </w:r>
+      <w:r>
+        <w:rPr>
+          <w:b/>
+        </w:rPr>
+        <w:t>input</w:t>
+      </w:r>
+      <w:r>
+        <w:rPr>
+          <w:b w:val="0"/>
+        </w:rPr>
+        <w:t>/procedure/result/limit frame and a calculator when needed. Ask students to identify the first step before completing the whole trace.</w:t>
+      </w:r>
+    </w:p>
+    <w:p>
+      <w:pPr>
+        <w:spacing w:line="336" w:lineRule="auto" w:after="180"/>
+      </w:pPr>
+      <w:r>
+        <w:rPr>
+          <w:b w:val="0"/>
+        </w:rPr>
+        <w:t xml:space="preserve">Extension: compare two concrete variants of this </w:t>
+      </w:r>
+      <w:r>
+        <w:rPr>
+          <w:b/>
+        </w:rPr>
+        <w:t>mechanism</w:t>
+      </w:r>
+      <w:r>
+        <w:rPr>
+          <w:b w:val="0"/>
+        </w:rPr>
+        <w:t xml:space="preserve"> while holding unrelated conditions fixed; report both successful and unsuccessful outcomes.</w:t>
+      </w:r>
+    </w:p>
+    <w:p>
+      <w:pPr>
+        <w:pStyle w:val="Heading2"/>
+      </w:pPr>
+      <w:r>
+        <w:t>Earlier wording, alternatives and picture transcripts · reference / check after trying</w:t>
       </w:r>
     </w:p>
     <w:tbl>
@@ -2121,71 +3634,26 @@
     </w:tbl>
     <w:p>
       <w:pPr>
-        <w:spacing w:line="336" w:lineRule="auto" w:after="180"/>
-      </w:pPr>
-      <w:r>
-        <w:rPr>
-          <w:b w:val="0"/>
-        </w:rPr>
-        <w:t xml:space="preserve">Use the worked example in Sections 3 and 6. Collect a </w:t>
-      </w:r>
-      <w:r>
-        <w:rPr>
-          <w:b/>
-        </w:rPr>
-        <w:t>prediction</w:t>
-      </w:r>
-      <w:r>
-        <w:rPr>
-          <w:b w:val="0"/>
-        </w:rPr>
-        <w:t xml:space="preserve"> before revealing its result; ask the learner to point to each intermediate fact.</w:t>
+        <w:pStyle w:val="Heading3"/>
+      </w:pPr>
+      <w:r>
+        <w:t>Reduce help deliberately</w:t>
       </w:r>
     </w:p>
     <w:p>
       <w:pPr>
-        <w:spacing w:line="336" w:lineRule="auto" w:after="180"/>
-      </w:pPr>
-      <w:r>
-        <w:rPr>
-          <w:b w:val="0"/>
-        </w:rPr>
-        <w:t xml:space="preserve">Provide an </w:t>
-      </w:r>
-      <w:r>
-        <w:rPr>
-          <w:b/>
-        </w:rPr>
-        <w:t>input</w:t>
-      </w:r>
-      <w:r>
-        <w:rPr>
-          <w:b w:val="0"/>
-        </w:rPr>
-        <w:t>/procedure/result/limit frame and a calculator when needed. Ask students to identify the first step before completing the whole trace.</w:t>
+        <w:pStyle w:val="Heading3"/>
+      </w:pPr>
+      <w:r>
+        <w:t>Individual reasoning check</w:t>
       </w:r>
     </w:p>
     <w:p>
       <w:pPr>
-        <w:spacing w:line="336" w:lineRule="auto" w:after="180"/>
-      </w:pPr>
-      <w:r>
-        <w:rPr>
-          <w:b w:val="0"/>
-        </w:rPr>
-        <w:t xml:space="preserve">Extension: compare two concrete variants of this </w:t>
-      </w:r>
-      <w:r>
-        <w:rPr>
-          <w:b/>
-        </w:rPr>
-        <w:t>mechanism</w:t>
-      </w:r>
-      <w:r>
-        <w:rPr>
-          <w:b w:val="0"/>
-        </w:rPr>
-        <w:t xml:space="preserve"> while holding unrelated conditions fixed; report both successful and unsuccessful outcomes.</w:t>
+        <w:pStyle w:val="Heading3"/>
+      </w:pPr>
+      <w:r>
+        <w:t>Pictorial practice question</w:t>
       </w:r>
     </w:p>
     <w:p>
@@ -2193,47 +3661,39 @@
         <w:pStyle w:val="Heading3"/>
       </w:pPr>
       <w:r>
-        <w:t>Reduce help deliberately</w:t>
+        <w:t>Reasoned teacher answer</w:t>
       </w:r>
     </w:p>
     <w:p>
       <w:pPr>
-        <w:pStyle w:val="Heading3"/>
-      </w:pPr>
-      <w:r>
-        <w:t>Completion practice</w:t>
+        <w:pStyle w:val="Heading1"/>
+      </w:pPr>
+      <w:r>
+        <w:t>04. Run the complete supplied investigation</w:t>
       </w:r>
     </w:p>
     <w:p>
-      <w:pPr>
-        <w:spacing w:line="336" w:lineRule="auto" w:after="180"/>
-        <w:shd w:fill="F5F1FB"/>
-      </w:pPr>
-      <w:r>
-        <w:rPr>
-          <w:b w:val="0"/>
-        </w:rPr>
-        <w:t>Completion task: Population values are 1, 1, 3, 3, with four distinct IDs. Choose two IDs uniformly without replacement. List all six unordered pairs and their means, then find the mean of those means and the chance of obtaining a mean of 2. Show the intermediate steps and give the conclusion with its scope.</w:t>
+      <w:r>
+        <w:t>Separate predictions,actual runs and paper traces.</w:t>
       </w:r>
     </w:p>
     <w:p>
       <w:pPr>
-        <w:pStyle w:val="Heading3"/>
-      </w:pPr>
-      <w:r>
-        <w:t>Reasoning to listen for</w:t>
+        <w:pStyle w:val="Heading2"/>
+      </w:pPr>
+      <w:r>
+        <w:t>Complete inputs,expected results and limits</w:t>
       </w:r>
     </w:p>
     <w:p>
       <w:pPr>
         <w:spacing w:line="336" w:lineRule="auto" w:after="180"/>
-        <w:shd w:fill="F1F6FC"/>
       </w:pPr>
       <w:r>
         <w:rPr>
           <w:b w:val="0"/>
         </w:rPr>
-        <w:t>Teacher check: Teacher explanation: Mean=(1+2+2+2+2+3)/6=2; mean2 occurs4/6=2/3. The population mean is2, while individual samples differ.</w:t>
+        <w:t>Main six uniform ID pairs yield means 1, 2, 2, 2, 2, 3, with probability 4/6 for mean 2. Picture 75%/50% rates cannot borrow that probability or a confidence interval; identical deterministic records should replay consistently. Selected values 0, 0, 4, 4 with distinct IDs yield means 0, 2, 2, 2, 2, 4, averaging 2; mean 2 occurs four of six times.</w:t>
       </w:r>
     </w:p>
     <w:p>
@@ -2244,38 +3704,26 @@
         <w:rPr>
           <w:b w:val="0"/>
         </w:rPr>
-        <w:t xml:space="preserve">Start by identifying the given </w:t>
-      </w:r>
-      <w:r>
-        <w:rPr>
-          <w:b/>
-        </w:rPr>
-        <w:t>input</w:t>
-      </w:r>
-      <w:r>
-        <w:rPr>
-          <w:b w:val="0"/>
-        </w:rPr>
-        <w:t>s together. Leave the intermediate steps blank. If needed, model one step, then withdraw that help on the next step. Move to a full trace only when the partial trace is understood.</w:t>
+        <w:t>Preserve the uniform without-replacement ID sampling rule rather than counting unique-value pairs.</w:t>
       </w:r>
     </w:p>
     <w:p>
       <w:pPr>
-        <w:spacing w:line="336" w:lineRule="auto" w:after="180"/>
-      </w:pPr>
-      <w:r>
-        <w:rPr>
-          <w:b w:val="0"/>
-        </w:rPr>
-        <w:t>For partners, alternate explainer and checker; collect a response from every learner before discussion.</w:t>
+        <w:pStyle w:val="Heading2"/>
+      </w:pPr>
+      <w:r>
+        <w:t>Diagnose the current misconceptions</w:t>
       </w:r>
     </w:p>
     <w:p>
       <w:pPr>
-        <w:pStyle w:val="Heading3"/>
-      </w:pPr>
-      <w:r>
-        <w:t>Individual reasoning check</w:t>
+        <w:spacing w:line="336" w:lineRule="auto" w:after="180"/>
+      </w:pPr>
+      <w:r>
+        <w:rPr>
+          <w:b w:val="0"/>
+        </w:rPr>
+        <w:t>The worked result establishes every future case: This finite example is not a general normality guarantee or a model of a biased convenience sample.</w:t>
       </w:r>
     </w:p>
     <w:p>
@@ -2286,19 +3734,31 @@
         <w:rPr>
           <w:b w:val="0"/>
         </w:rPr>
-        <w:t xml:space="preserve">Use the worked case for </w:t>
+        <w:t xml:space="preserve">A missing </w:t>
       </w:r>
       <w:r>
         <w:rPr>
           <w:b/>
         </w:rPr>
-        <w:t>Sampling variability</w:t>
+        <w:t>input</w:t>
       </w:r>
       <w:r>
         <w:rPr>
           <w:b w:val="0"/>
         </w:rPr>
-        <w:t>. Proposed explanation: “The worked result establishes every future case”. Decide whether this explanation is supported.</w:t>
+        <w:t xml:space="preserve"> may be replaced without recording the change: A replacement changes the </w:t>
+      </w:r>
+      <w:r>
+        <w:rPr>
+          <w:b/>
+        </w:rPr>
+        <w:t>evidence</w:t>
+      </w:r>
+      <w:r>
+        <w:rPr>
+          <w:b w:val="0"/>
+        </w:rPr>
+        <w:t xml:space="preserve"> or contract. Record the change and its justification; do not silently turn unknown into a measured value.</w:t>
       </w:r>
     </w:p>
     <w:p>
@@ -2309,281 +3769,62 @@
         <w:rPr>
           <w:b w:val="0"/>
         </w:rPr>
-        <w:t>Point to the step or supplied fact that decides; explain your repair if needed.</w:t>
+        <w:t xml:space="preserve">Repeating an assessed case is new independent </w:t>
+      </w:r>
+      <w:r>
+        <w:rPr>
+          <w:b/>
+        </w:rPr>
+        <w:t>evidence</w:t>
+      </w:r>
+      <w:r>
+        <w:rPr>
+          <w:b w:val="0"/>
+        </w:rPr>
+        <w:t>: A replay checks consistency. An example used for feedback or revision cannot later be described as untouched final evaluation.</w:t>
       </w:r>
     </w:p>
     <w:p>
       <w:pPr>
-        <w:pStyle w:val="Heading3"/>
-      </w:pPr>
-      <w:r>
-        <w:t>Expected repair</w:t>
+        <w:spacing w:line="336" w:lineRule="auto" w:after="180"/>
+      </w:pPr>
+      <w:r>
+        <w:rPr>
+          <w:b w:val="0"/>
+        </w:rPr>
+        <w:t xml:space="preserve">Use Section 9 for the </w:t>
+      </w:r>
+      <w:r>
+        <w:rPr>
+          <w:b/>
+        </w:rPr>
+        <w:t>evidence</w:t>
+      </w:r>
+      <w:r>
+        <w:rPr>
+          <w:b w:val="0"/>
+        </w:rPr>
+        <w:t xml:space="preserve"> ledger. Add a boundary or missing-</w:t>
+      </w:r>
+      <w:r>
+        <w:rPr>
+          <w:b/>
+        </w:rPr>
+        <w:t>input</w:t>
+      </w:r>
+      <w:r>
+        <w:rPr>
+          <w:b w:val="0"/>
+        </w:rPr>
+        <w:t xml:space="preserve"> case and record the expected response before checking. More successful repeats of one case do not establish wider coverage.</w:t>
       </w:r>
     </w:p>
     <w:p>
       <w:pPr>
-        <w:spacing w:line="336" w:lineRule="auto" w:after="180"/>
-        <w:shd w:fill="F1F6FC"/>
-      </w:pPr>
-      <w:r>
-        <w:rPr>
-          <w:b w:val="0"/>
-        </w:rPr>
-        <w:t>Expected correction: This finite example is not a general normality guarantee or a model of a biased convenience sample.</w:t>
-      </w:r>
-    </w:p>
-    <w:p>
-      <w:pPr>
-        <w:spacing w:line="336" w:lineRule="auto" w:after="180"/>
-      </w:pPr>
-      <w:r>
-        <w:rPr>
-          <w:b w:val="0"/>
-        </w:rPr>
-        <w:t>Collect explanations, not only yes/no votes. If a misunderstanding is common, re-model the relevant step for the class.</w:t>
-      </w:r>
-    </w:p>
-    <w:p>
-      <w:pPr>
-        <w:spacing w:line="336" w:lineRule="auto" w:after="180"/>
-      </w:pPr>
-      <w:r>
-        <w:rPr>
-          <w:b w:val="0"/>
-        </w:rPr>
-        <w:t>If it affects a few learners, give a short targeted group explanation while others solve a more demanding variation.</w:t>
-      </w:r>
-    </w:p>
-    <w:p>
-      <w:pPr>
-        <w:pStyle w:val="Heading3"/>
-      </w:pPr>
-      <w:r>
-        <w:t>Pictorial practice question</w:t>
-      </w:r>
-    </w:p>
-    <w:p>
-      <w:pPr>
-        <w:spacing w:line="336" w:lineRule="auto" w:after="180"/>
-      </w:pPr>
-      <w:r>
-        <w:rPr>
-          <w:b w:val="0"/>
-        </w:rPr>
-        <w:t>Calculate the two four-case rates and their difference. Explain how changed included cases can affect a fixed model, and why identical deterministic records should not differ on a rerun.</w:t>
-      </w:r>
-    </w:p>
-    <w:p>
-      <w:pPr>
-        <w:pStyle w:val="Heading3"/>
-      </w:pPr>
-      <w:r>
-        <w:t>Reasoned teacher answer</w:t>
-      </w:r>
-    </w:p>
-    <w:p>
-      <w:pPr>
-        <w:spacing w:line="336" w:lineRule="auto" w:after="180"/>
-      </w:pPr>
-      <w:r>
-        <w:rPr>
-          <w:b w:val="0"/>
-        </w:rPr>
-        <w:t xml:space="preserve">No </w:t>
-      </w:r>
-      <w:r>
-        <w:rPr>
-          <w:b/>
-        </w:rPr>
-        <w:t>training</w:t>
-      </w:r>
-      <w:r>
-        <w:rPr>
-          <w:b w:val="0"/>
-        </w:rPr>
-        <w:t xml:space="preserve"> or threshold change occurs between samples. A is 75%; B is 50%, differing by 25 percentage points. Different included cases can change a small-sample rate.</w:t>
-      </w:r>
-    </w:p>
-    <w:p>
-      <w:pPr>
-        <w:spacing w:line="336" w:lineRule="auto" w:after="180"/>
-      </w:pPr>
-      <w:r>
-        <w:rPr>
-          <w:b w:val="0"/>
-        </w:rPr>
-        <w:t>Changed case: The counts should agree unless some condition, data or scoring changed. The sampling explanation no longer applies when the records are identical.</w:t>
-      </w:r>
-    </w:p>
-    <w:p>
-      <w:pPr>
-        <w:spacing w:line="336" w:lineRule="auto" w:after="180"/>
-      </w:pPr>
-      <w:r>
-        <w:rPr>
-          <w:b w:val="0"/>
-        </w:rPr>
-        <w:t>Changed-case reasoning: The counts should agree unless some condition, data or scoring changed. The sampling explanation no longer applies when the records are identical.</w:t>
-      </w:r>
-    </w:p>
-    <w:p>
-      <w:pPr>
-        <w:spacing w:line="336" w:lineRule="auto" w:after="180"/>
-      </w:pPr>
-      <w:r>
-        <w:rPr>
-          <w:b w:val="0"/>
-        </w:rPr>
-        <w:t xml:space="preserve">Collect each learner’s explanation before discussion. Use the first missing connection between </w:t>
-      </w:r>
-      <w:r>
-        <w:rPr>
-          <w:b/>
-        </w:rPr>
-        <w:t>input</w:t>
-      </w:r>
-      <w:r>
-        <w:rPr>
-          <w:b w:val="0"/>
-        </w:rPr>
-        <w:t xml:space="preserve">, deciding step and result to choose support. This question is worked-case practice, not fresh mastery </w:t>
-      </w:r>
-      <w:r>
-        <w:rPr>
-          <w:b/>
-        </w:rPr>
-        <w:t>evidence</w:t>
-      </w:r>
-      <w:r>
-        <w:rPr>
-          <w:b w:val="0"/>
-        </w:rPr>
-        <w:t>.</w:t>
-      </w:r>
-    </w:p>
-    <w:p>
-      <w:pPr>
-        <w:pStyle w:val="Heading1"/>
-      </w:pPr>
-      <w:r>
-        <w:t>04. Run the investigation and diagnose misconceptions</w:t>
-      </w:r>
-    </w:p>
-    <w:p>
-      <w:r>
-        <w:t>Run the Sampling variability investigation and use the first unsupported step to choose a teaching response.</w:t>
-      </w:r>
-    </w:p>
-    <w:p>
-      <w:pPr>
-        <w:spacing w:line="336" w:lineRule="auto" w:after="180"/>
-      </w:pPr>
-      <w:r>
-        <w:rPr>
-          <w:b w:val="0"/>
-        </w:rPr>
-        <w:t>The worked result establishes every future case: This finite example is not a general normality guarantee or a model of a biased convenience sample.</w:t>
-      </w:r>
-    </w:p>
-    <w:p>
-      <w:pPr>
-        <w:spacing w:line="336" w:lineRule="auto" w:after="180"/>
-      </w:pPr>
-      <w:r>
-        <w:rPr>
-          <w:b w:val="0"/>
-        </w:rPr>
-        <w:t xml:space="preserve">A missing </w:t>
-      </w:r>
-      <w:r>
-        <w:rPr>
-          <w:b/>
-        </w:rPr>
-        <w:t>input</w:t>
-      </w:r>
-      <w:r>
-        <w:rPr>
-          <w:b w:val="0"/>
-        </w:rPr>
-        <w:t xml:space="preserve"> may be replaced without recording the change: A replacement changes the </w:t>
-      </w:r>
-      <w:r>
-        <w:rPr>
-          <w:b/>
-        </w:rPr>
-        <w:t>evidence</w:t>
-      </w:r>
-      <w:r>
-        <w:rPr>
-          <w:b w:val="0"/>
-        </w:rPr>
-        <w:t xml:space="preserve"> or contract. Record the change and its justification; do not silently turn unknown into a measured value.</w:t>
-      </w:r>
-    </w:p>
-    <w:p>
-      <w:pPr>
-        <w:spacing w:line="336" w:lineRule="auto" w:after="180"/>
-      </w:pPr>
-      <w:r>
-        <w:rPr>
-          <w:b w:val="0"/>
-        </w:rPr>
-        <w:t xml:space="preserve">Repeating an assessed case is new independent </w:t>
-      </w:r>
-      <w:r>
-        <w:rPr>
-          <w:b/>
-        </w:rPr>
-        <w:t>evidence</w:t>
-      </w:r>
-      <w:r>
-        <w:rPr>
-          <w:b w:val="0"/>
-        </w:rPr>
-        <w:t>: A replay checks consistency. An example used for feedback or revision cannot later be described as untouched final evaluation.</w:t>
-      </w:r>
-    </w:p>
-    <w:p>
-      <w:pPr>
-        <w:spacing w:line="336" w:lineRule="auto" w:after="180"/>
-      </w:pPr>
-      <w:r>
-        <w:rPr>
-          <w:b w:val="0"/>
-        </w:rPr>
-        <w:t xml:space="preserve">Use Section 9 for the </w:t>
-      </w:r>
-      <w:r>
-        <w:rPr>
-          <w:b/>
-        </w:rPr>
-        <w:t>evidence</w:t>
-      </w:r>
-      <w:r>
-        <w:rPr>
-          <w:b w:val="0"/>
-        </w:rPr>
-        <w:t xml:space="preserve"> ledger. Add a boundary or missing-</w:t>
-      </w:r>
-      <w:r>
-        <w:rPr>
-          <w:b/>
-        </w:rPr>
-        <w:t>input</w:t>
-      </w:r>
-      <w:r>
-        <w:rPr>
-          <w:b w:val="0"/>
-        </w:rPr>
-        <w:t xml:space="preserve"> case and record the expected response before checking. More successful repeats of one case do not establish wider coverage.</w:t>
-      </w:r>
-    </w:p>
-    <w:p>
-      <w:pPr>
-        <w:pStyle w:val="Heading3"/>
-      </w:pPr>
-      <w:r>
-        <w:t>Match the support to the first error</w:t>
+        <w:pStyle w:val="Heading2"/>
+      </w:pPr>
+      <w:r>
+        <w:t>Choose accessible support</w:t>
       </w:r>
     </w:p>
     <w:tbl>
@@ -2756,597 +3997,69 @@
     </w:p>
     <w:p>
       <w:pPr>
-        <w:pStyle w:val="Heading1"/>
-      </w:pPr>
-      <w:r>
-        <w:t>05. Assess and explain the answers</w:t>
+        <w:pStyle w:val="Heading2"/>
+      </w:pPr>
+      <w:r>
+        <w:t>Earlier wording, alternatives and picture transcripts · reference / check after trying</w:t>
       </w:r>
     </w:p>
     <w:p>
-      <w:r>
-        <w:t>Use the Sampling variability questions, teacher keys and criteria after the relevant attempts. Previously discussed cases are practice; protect the separately selected independent task.</w:t>
+      <w:pPr>
+        <w:pStyle w:val="Heading3"/>
+      </w:pPr>
+      <w:r>
+        <w:t>Match the support to the first error</w:t>
       </w:r>
     </w:p>
     <w:p>
       <w:pPr>
-        <w:pStyle w:val="Heading3"/>
-      </w:pPr>
-      <w:r>
-        <w:t>Guided and exit questions</w:t>
+        <w:pStyle w:val="Heading1"/>
+      </w:pPr>
+      <w:r>
+        <w:t>05. Assess the new research scenario</w:t>
       </w:r>
     </w:p>
     <w:p>
-      <w:pPr>
-        <w:spacing w:line="336" w:lineRule="auto" w:after="180"/>
-      </w:pPr>
-      <w:r>
-        <w:rPr>
-          <w:b w:val="0"/>
-        </w:rPr>
-        <w:t>Guided: Mean=(1+2+2+2+2+3)/6=2; mean2 occurs4/6=2/3. The population mean is2, while individual samples differ. Qualification: This finite example is not a general normality guarantee or a model of a biased convenience sample.</w:t>
+      <w:r>
+        <w:t>Keep the selected answer private until after a first attempt.</w:t>
       </w:r>
     </w:p>
     <w:p>
       <w:pPr>
-        <w:spacing w:line="336" w:lineRule="auto" w:after="180"/>
-      </w:pPr>
-      <w:r>
-        <w:rPr>
-          <w:b w:val="0"/>
-        </w:rPr>
-        <w:t xml:space="preserve">Exit: accept a concrete variation with its predicted outcome and a stated condition that would challenge the </w:t>
-      </w:r>
-      <w:r>
-        <w:rPr>
-          <w:b/>
-        </w:rPr>
-        <w:t>mechanism</w:t>
-      </w:r>
-      <w:r>
-        <w:rPr>
-          <w:b w:val="0"/>
-        </w:rPr>
-        <w:t xml:space="preserve">; reject a claim resting on unmeasured </w:t>
-      </w:r>
-      <w:r>
-        <w:rPr>
-          <w:b/>
-        </w:rPr>
-        <w:t>evidence</w:t>
-      </w:r>
-      <w:r>
-        <w:rPr>
-          <w:b w:val="0"/>
-        </w:rPr>
-        <w:t>.</w:t>
+        <w:pStyle w:val="Heading2"/>
+      </w:pPr>
+      <w:r>
+        <w:t>Selected independent task and checked answer</w:t>
       </w:r>
     </w:p>
     <w:p>
       <w:pPr>
-        <w:pStyle w:val="Heading3"/>
-      </w:pPr>
-      <w:r>
-        <w:t>W1 Explain the mechanism</w:t>
+        <w:spacing w:line="336" w:lineRule="auto" w:after="180"/>
+      </w:pPr>
+      <w:r>
+        <w:rPr>
+          <w:b w:val="0"/>
+        </w:rPr>
+        <w:t>Selected case: Population values are 0, 0, 4, 4, with four distinct IDs. Choose two IDs uniformly without replacement. Enumerate all six unordered pairs, calculate their sample means and find their average.</w:t>
       </w:r>
     </w:p>
     <w:p>
       <w:pPr>
-        <w:pStyle w:val="Heading3"/>
-      </w:pPr>
-      <w:r>
-        <w:t>Workbook question · W1</w:t>
+        <w:spacing w:line="336" w:lineRule="auto" w:after="180"/>
+      </w:pPr>
+      <w:r>
+        <w:rPr>
+          <w:b w:val="0"/>
+        </w:rPr>
+        <w:t>Teacher explanation: Means 0, 2, 2, 2, 2, 4; average 2; mean 2 occurs 4/6. Equal values have distinct IDs and count as separate eligible units.</w:t>
       </w:r>
     </w:p>
     <w:p>
       <w:pPr>
-        <w:spacing w:line="336" w:lineRule="auto" w:after="180"/>
-        <w:shd w:fill="F5F1FB"/>
-      </w:pPr>
-      <w:r>
-        <w:rPr>
-          <w:b w:val="0"/>
-        </w:rPr>
-        <w:t xml:space="preserve">Explain the weekly </w:t>
-      </w:r>
-      <w:r>
-        <w:rPr>
-          <w:b/>
-        </w:rPr>
-        <w:t>mechanism</w:t>
-      </w:r>
-      <w:r>
-        <w:rPr>
-          <w:b w:val="0"/>
-        </w:rPr>
-        <w:t xml:space="preserve"> in your own words. Use the worked scenario to name its </w:t>
-      </w:r>
-      <w:r>
-        <w:rPr>
-          <w:b/>
-        </w:rPr>
-        <w:t>input</w:t>
-      </w:r>
-      <w:r>
-        <w:rPr>
-          <w:b w:val="0"/>
-        </w:rPr>
-        <w:t xml:space="preserve">, decision rule and </w:t>
-      </w:r>
-      <w:r>
-        <w:rPr>
-          <w:b/>
-        </w:rPr>
-        <w:t>output</w:t>
-      </w:r>
-      <w:r>
-        <w:rPr>
-          <w:b w:val="0"/>
-        </w:rPr>
-        <w:t>.</w:t>
-      </w:r>
-    </w:p>
-    <w:p>
-      <w:pPr>
-        <w:pStyle w:val="Heading3"/>
-      </w:pPr>
-      <w:r>
-        <w:t>Teacher reasoning · W1</w:t>
-      </w:r>
-    </w:p>
-    <w:p>
-      <w:pPr>
-        <w:spacing w:line="336" w:lineRule="auto" w:after="180"/>
-        <w:shd w:fill="F1F6FC"/>
-      </w:pPr>
-      <w:r>
-        <w:rPr>
-          <w:b w:val="0"/>
-        </w:rPr>
-        <w:t xml:space="preserve">Teacher explanation: </w:t>
-      </w:r>
-      <w:r>
-        <w:rPr>
-          <w:b/>
-        </w:rPr>
-        <w:t>Sampling variability</w:t>
-      </w:r>
-      <w:r>
-        <w:rPr>
-          <w:b w:val="0"/>
-        </w:rPr>
-        <w:t xml:space="preserve"> means different eligible samples can give different estimates even under the same population. Separate this from procedure changes.</w:t>
-      </w:r>
-    </w:p>
-    <w:p>
-      <w:pPr>
-        <w:spacing w:line="336" w:lineRule="auto" w:after="180"/>
-        <w:shd w:fill="F1F6FC"/>
-      </w:pPr>
-      <w:r>
-        <w:rPr>
-          <w:b w:val="0"/>
-        </w:rPr>
-        <w:t xml:space="preserve">Consider finite population values1, 1, 3, 3 with distinct IDs. Enumerate the six unordered samples of size2 </w:t>
-      </w:r>
-      <w:r>
-        <w:rPr>
-          <w:b/>
-        </w:rPr>
-        <w:t>without replacement</w:t>
-      </w:r>
-      <w:r>
-        <w:rPr>
-          <w:b w:val="0"/>
-        </w:rPr>
-        <w:t>. Their means are1, 2, 2, 2, 2, 3.</w:t>
-      </w:r>
-    </w:p>
-    <w:p>
-      <w:pPr>
-        <w:pStyle w:val="Heading3"/>
-      </w:pPr>
-      <w:r>
-        <w:t>W2 Trace the worked case</w:t>
-      </w:r>
-    </w:p>
-    <w:p>
-      <w:pPr>
-        <w:pStyle w:val="Heading3"/>
-      </w:pPr>
-      <w:r>
-        <w:t>Workbook question · W2</w:t>
-      </w:r>
-    </w:p>
-    <w:p>
-      <w:pPr>
-        <w:spacing w:line="336" w:lineRule="auto" w:after="180"/>
-        <w:shd w:fill="F5F1FB"/>
-      </w:pPr>
-      <w:r>
-        <w:rPr>
-          <w:b w:val="0"/>
-        </w:rPr>
-        <w:t>Population values are 1, 1, 3, 3, with four distinct IDs. Choose two IDs uniformly without replacement. List all six unordered pairs and their means, then find the mean of those means and the chance of obtaining a mean of 2. Show the intermediate steps and give the conclusion with its scope.</w:t>
-      </w:r>
-    </w:p>
-    <w:p>
-      <w:pPr>
-        <w:pStyle w:val="Heading3"/>
-      </w:pPr>
-      <w:r>
-        <w:t>Teacher reasoning · W2</w:t>
-      </w:r>
-    </w:p>
-    <w:p>
-      <w:pPr>
-        <w:spacing w:line="336" w:lineRule="auto" w:after="180"/>
-        <w:shd w:fill="F1F6FC"/>
-      </w:pPr>
-      <w:r>
-        <w:rPr>
-          <w:b w:val="0"/>
-        </w:rPr>
-        <w:t>Teacher explanation: Mean=(1+2+2+2+2+3)/6=2; mean2 occurs4/6=2/3. The population mean is2, while individual samples differ.</w:t>
-      </w:r>
-    </w:p>
-    <w:p>
-      <w:pPr>
-        <w:pStyle w:val="Heading3"/>
-      </w:pPr>
-      <w:r>
-        <w:t>W3 Audit the limit</w:t>
-      </w:r>
-    </w:p>
-    <w:p>
-      <w:pPr>
-        <w:pStyle w:val="Heading3"/>
-      </w:pPr>
-      <w:r>
-        <w:t>Workbook question · W3</w:t>
-      </w:r>
-    </w:p>
-    <w:p>
-      <w:pPr>
-        <w:spacing w:line="336" w:lineRule="auto" w:after="180"/>
-        <w:shd w:fill="F5F1FB"/>
-      </w:pPr>
-      <w:r>
-        <w:rPr>
-          <w:b w:val="0"/>
-        </w:rPr>
-        <w:t>A report omits this qualification: This finite example is not a general normality guarantee or a model of a biased convenience sample.</w:t>
-      </w:r>
-    </w:p>
-    <w:p>
-      <w:pPr>
-        <w:spacing w:line="336" w:lineRule="auto" w:after="180"/>
-        <w:shd w:fill="F5F1FB"/>
-      </w:pPr>
-      <w:r>
-        <w:rPr>
-          <w:b w:val="0"/>
-        </w:rPr>
-        <w:t>Explain how omitting it could change a reader's interpretation, and write an accurate replacement.</w:t>
-      </w:r>
-    </w:p>
-    <w:p>
-      <w:pPr>
-        <w:pStyle w:val="Heading3"/>
-      </w:pPr>
-      <w:r>
-        <w:t>Teacher reasoning · W3</w:t>
-      </w:r>
-    </w:p>
-    <w:p>
-      <w:pPr>
-        <w:spacing w:line="336" w:lineRule="auto" w:after="180"/>
-        <w:shd w:fill="F1F6FC"/>
-      </w:pPr>
-      <w:r>
-        <w:rPr>
-          <w:b w:val="0"/>
-        </w:rPr>
-        <w:t>Teacher explanation: This finite example is not a general normality guarantee or a model of a biased convenience sample.</w:t>
-      </w:r>
-    </w:p>
-    <w:p>
-      <w:pPr>
-        <w:spacing w:line="336" w:lineRule="auto" w:after="180"/>
-        <w:shd w:fill="F1F6FC"/>
-      </w:pPr>
-      <w:r>
-        <w:rPr>
-          <w:b w:val="0"/>
-        </w:rPr>
-        <w:t xml:space="preserve">State the observed result separately from the unverified or out-of-scope claim; preserve the original </w:t>
-      </w:r>
-      <w:r>
-        <w:rPr>
-          <w:b/>
-        </w:rPr>
-        <w:t>evidence</w:t>
-      </w:r>
-      <w:r>
-        <w:rPr>
-          <w:b w:val="0"/>
-        </w:rPr>
-        <w:t xml:space="preserve"> rather than inventing a missing fact.</w:t>
-      </w:r>
-    </w:p>
-    <w:p>
-      <w:pPr>
-        <w:pStyle w:val="Heading3"/>
-      </w:pPr>
-      <w:r>
-        <w:t>W4 Apply a new case independently</w:t>
-      </w:r>
-    </w:p>
-    <w:p>
-      <w:pPr>
-        <w:pStyle w:val="Heading3"/>
-      </w:pPr>
-      <w:r>
-        <w:t>Workbook question · W4</w:t>
-      </w:r>
-    </w:p>
-    <w:p>
-      <w:pPr>
-        <w:spacing w:line="336" w:lineRule="auto" w:after="180"/>
-        <w:shd w:fill="F5F1FB"/>
-      </w:pPr>
-      <w:r>
-        <w:rPr>
-          <w:b w:val="0"/>
-        </w:rPr>
-        <w:t>Population values are 0, 0, 4, 4, with four distinct IDs. Choose two IDs uniformly without replacement. Enumerate all six unordered pairs, calculate their sample means and find their average.</w:t>
-      </w:r>
-    </w:p>
-    <w:p>
-      <w:pPr>
-        <w:pStyle w:val="Heading3"/>
-      </w:pPr>
-      <w:r>
-        <w:t>Teacher reasoning · W4</w:t>
-      </w:r>
-    </w:p>
-    <w:p>
-      <w:pPr>
-        <w:spacing w:line="336" w:lineRule="auto" w:after="180"/>
-        <w:shd w:fill="F1F6FC"/>
-      </w:pPr>
-      <w:r>
-        <w:rPr>
-          <w:b w:val="0"/>
-        </w:rPr>
-        <w:t>Teacher explanation: Means0, 2, 2, 2, 2, 4; average2; mean2 occurs4/6. Equal values have distinct IDs and count as separate eligible units.</w:t>
-      </w:r>
-    </w:p>
-    <w:p>
-      <w:pPr>
-        <w:pStyle w:val="Heading3"/>
-      </w:pPr>
-      <w:r>
-        <w:t>W5 Design a revealing follow-up</w:t>
-      </w:r>
-    </w:p>
-    <w:p>
-      <w:pPr>
-        <w:pStyle w:val="Heading3"/>
-      </w:pPr>
-      <w:r>
-        <w:t>Workbook question · W5</w:t>
-      </w:r>
-    </w:p>
-    <w:p>
-      <w:pPr>
-        <w:spacing w:line="336" w:lineRule="auto" w:after="180"/>
-        <w:shd w:fill="F5F1FB"/>
-      </w:pPr>
-      <w:r>
-        <w:rPr>
-          <w:b w:val="0"/>
-        </w:rPr>
-        <w:t>For the worked scenario, propose one additional case that could reveal a failure, describe its expected outcome before running it, and explain what would need to remain fixed for a fair comparison.</w:t>
-      </w:r>
-    </w:p>
-    <w:p>
-      <w:pPr>
-        <w:spacing w:line="336" w:lineRule="auto" w:after="180"/>
-        <w:shd w:fill="F5F1FB"/>
-      </w:pPr>
-      <w:r>
-        <w:rPr>
-          <w:b w:val="0"/>
-        </w:rPr>
-        <w:t>Do not reuse W4 as a new final test after receiving feedback.</w:t>
-      </w:r>
-    </w:p>
-    <w:p>
-      <w:pPr>
-        <w:pStyle w:val="Heading3"/>
-      </w:pPr>
-      <w:r>
-        <w:t>Teacher reasoning · W5</w:t>
-      </w:r>
-    </w:p>
-    <w:p>
-      <w:pPr>
-        <w:spacing w:line="336" w:lineRule="auto" w:after="180"/>
-        <w:shd w:fill="F1F6FC"/>
-      </w:pPr>
-      <w:r>
-        <w:rPr>
-          <w:b w:val="0"/>
-        </w:rPr>
-        <w:t xml:space="preserve">Teacher explanation: Accept a concrete variant of the worked </w:t>
-      </w:r>
-      <w:r>
-        <w:rPr>
-          <w:b/>
-        </w:rPr>
-        <w:t>input</w:t>
-      </w:r>
-      <w:r>
-        <w:rPr>
-          <w:b w:val="0"/>
-        </w:rPr>
-        <w:t xml:space="preserve"> or a missing/conflicting/boundary condition, with an expectation derived from the declared procedure.</w:t>
-      </w:r>
-    </w:p>
-    <w:p>
-      <w:pPr>
-        <w:spacing w:line="336" w:lineRule="auto" w:after="180"/>
-        <w:shd w:fill="F1F6FC"/>
-      </w:pPr>
-      <w:r>
-        <w:rPr>
-          <w:b w:val="0"/>
-        </w:rPr>
-        <w:t xml:space="preserve">Require preserved settings, original </w:t>
-      </w:r>
-      <w:r>
-        <w:rPr>
-          <w:b/>
-        </w:rPr>
-        <w:t>output</w:t>
-      </w:r>
-      <w:r>
-        <w:rPr>
-          <w:b w:val="0"/>
-        </w:rPr>
-        <w:t>s and data roles. This finite example is not a general normality guarantee or a model of a biased convenience sample.</w:t>
-      </w:r>
-    </w:p>
-    <w:p>
-      <w:pPr>
-        <w:spacing w:line="336" w:lineRule="auto" w:after="180"/>
-        <w:shd w:fill="F1F6FC"/>
-      </w:pPr>
-      <w:r>
-        <w:rPr>
-          <w:b w:val="0"/>
-        </w:rPr>
-        <w:t xml:space="preserve">The new case should test this particular </w:t>
-      </w:r>
-      <w:r>
-        <w:rPr>
-          <w:b/>
-        </w:rPr>
-        <w:t>mechanism</w:t>
-      </w:r>
-      <w:r>
-        <w:rPr>
-          <w:b w:val="0"/>
-        </w:rPr>
-        <w:t xml:space="preserve"> rather than merely restate the original result.</w:t>
-      </w:r>
-    </w:p>
-    <w:p>
-      <w:pPr>
-        <w:pStyle w:val="Heading3"/>
-      </w:pPr>
-      <w:r>
-        <w:t>Independent assessment and fresh retry</w:t>
-      </w:r>
-    </w:p>
-    <w:p>
-      <w:pPr>
-        <w:pStyle w:val="Heading3"/>
-      </w:pPr>
-      <w:r>
-        <w:t>Teacher key · Independent assessment and fresh retry</w:t>
-      </w:r>
-    </w:p>
-    <w:p>
-      <w:pPr>
-        <w:spacing w:line="336" w:lineRule="auto" w:after="180"/>
-        <w:shd w:fill="F1F6FC"/>
-      </w:pPr>
-      <w:r>
-        <w:rPr>
-          <w:b w:val="0"/>
-        </w:rPr>
-        <w:t>W4: Means0, 2, 2, 2, 2, 4; average2; mean2 occurs4/6. Equal values have distinct IDs and count as separate eligible units. Require intermediate reasoning and the stated scope.</w:t>
-      </w:r>
-    </w:p>
-    <w:p>
-      <w:pPr>
-        <w:spacing w:line="336" w:lineRule="auto" w:after="180"/>
-        <w:shd w:fill="F1F6FC"/>
-      </w:pPr>
-      <w:r>
-        <w:rPr>
-          <w:b w:val="0"/>
-        </w:rPr>
-        <w:t>Fresh retry: Population2, 2, 6, 6 under same sampling. Expected reasoning: Means2, 4, 4, 4, 4, 6; average4; mean4 probability2/3.</w:t>
-      </w:r>
-    </w:p>
-    <w:p>
-      <w:pPr>
-        <w:spacing w:line="336" w:lineRule="auto" w:after="180"/>
-        <w:shd w:fill="F1F6FC"/>
-      </w:pPr>
-      <w:r>
-        <w:rPr>
-          <w:b w:val="0"/>
-        </w:rPr>
-        <w:t>If students need support, record it and reassess with another new case rather than awarding independence to a copied answer.</w:t>
-      </w:r>
-    </w:p>
-    <w:p>
-      <w:pPr>
-        <w:pStyle w:val="Heading3"/>
-      </w:pPr>
-      <w:r>
-        <w:t>Assess independent transfer</w:t>
-      </w:r>
-    </w:p>
-    <w:p>
-      <w:pPr>
-        <w:pStyle w:val="Heading3"/>
-      </w:pPr>
-      <w:r>
-        <w:t>Independent question · withhold the key</w:t>
-      </w:r>
-    </w:p>
-    <w:p>
-      <w:pPr>
-        <w:spacing w:line="336" w:lineRule="auto" w:after="180"/>
-        <w:shd w:fill="F5F1FB"/>
-      </w:pPr>
-      <w:r>
-        <w:rPr>
-          <w:b w:val="0"/>
-        </w:rPr>
-        <w:t>Selected case: Population values are 0, 0, 4, 4, with four distinct IDs. Choose two IDs uniformly without replacement. Enumerate all six unordered pairs, calculate their sample means and find their average.</w:t>
-      </w:r>
-    </w:p>
-    <w:p>
-      <w:pPr>
-        <w:pStyle w:val="Heading3"/>
-      </w:pPr>
-      <w:r>
-        <w:t>Selected case answer</w:t>
-      </w:r>
-    </w:p>
-    <w:p>
-      <w:pPr>
-        <w:pStyle w:val="Heading3"/>
-      </w:pPr>
-      <w:r>
-        <w:t>Teacher key · Selected case answer</w:t>
-      </w:r>
-    </w:p>
-    <w:p>
-      <w:pPr>
-        <w:spacing w:line="336" w:lineRule="auto" w:after="180"/>
-        <w:shd w:fill="F1F6FC"/>
-      </w:pPr>
-      <w:r>
-        <w:rPr>
-          <w:b w:val="0"/>
-        </w:rPr>
-        <w:t>Teacher explanation: Means0, 2, 2, 2, 2, 4; average2; mean2 occurs4/6. Equal values have distinct IDs and count as separate eligible units.</w:t>
+        <w:pStyle w:val="Heading2"/>
+      </w:pPr>
+      <w:r>
+        <w:t>Judge explanation,trace and limits</w:t>
       </w:r>
     </w:p>
     <w:tbl>
@@ -3453,54 +4166,55 @@
     </w:tbl>
     <w:p>
       <w:pPr>
-        <w:pStyle w:val="Heading3"/>
-      </w:pPr>
-      <w:r>
-        <w:t>Teacher key · Selected case answer</w:t>
+        <w:spacing w:line="336" w:lineRule="auto" w:after="180"/>
+      </w:pPr>
+      <w:r>
+        <w:rPr>
+          <w:b w:val="0"/>
+        </w:rPr>
+        <w:t>Record each dimension as not yet, with support, or independent. Accept a valid alternative procedure with a defensible trace.</w:t>
       </w:r>
     </w:p>
     <w:p>
       <w:pPr>
         <w:spacing w:line="336" w:lineRule="auto" w:after="180"/>
-        <w:shd w:fill="F1F6FC"/>
       </w:pPr>
       <w:r>
         <w:rPr>
           <w:b w:val="0"/>
         </w:rPr>
-        <w:t>Record each dimension as not yet, with support, or independent. Accept a valid alternative procedure with a defensible trace.</w:t>
+        <w:t xml:space="preserve">Do not penalise an honestly recorded model failure if the learner correctly explains its </w:t>
+      </w:r>
+      <w:r>
+        <w:rPr>
+          <w:b/>
+        </w:rPr>
+        <w:t>evidence</w:t>
+      </w:r>
+      <w:r>
+        <w:rPr>
+          <w:b w:val="0"/>
+        </w:rPr>
+        <w:t xml:space="preserve"> and limits.</w:t>
       </w:r>
     </w:p>
     <w:p>
       <w:pPr>
-        <w:spacing w:line="336" w:lineRule="auto" w:after="180"/>
-        <w:shd w:fill="F1F6FC"/>
-      </w:pPr>
-      <w:r>
-        <w:rPr>
-          <w:b w:val="0"/>
-        </w:rPr>
-        <w:t xml:space="preserve">Do not penalise an honestly recorded model failure if the learner correctly explains its </w:t>
-      </w:r>
-      <w:r>
-        <w:rPr>
-          <w:b/>
-        </w:rPr>
-        <w:t>evidence</w:t>
-      </w:r>
-      <w:r>
-        <w:rPr>
-          <w:b w:val="0"/>
-        </w:rPr>
-        <w:t xml:space="preserve"> and limits.</w:t>
+        <w:pStyle w:val="Heading2"/>
+      </w:pPr>
+      <w:r>
+        <w:t>Give one usable repair</w:t>
       </w:r>
     </w:p>
     <w:p>
       <w:pPr>
-        <w:pStyle w:val="Heading3"/>
-      </w:pPr>
-      <w:r>
-        <w:t>Feedback that the learner uses</w:t>
+        <w:spacing w:line="336" w:lineRule="auto" w:after="180"/>
+      </w:pPr>
+      <w:r>
+        <w:rPr>
+          <w:b w:val="0"/>
+        </w:rPr>
+        <w:t>Name the earliest unsupported step and give one action to repair it. Have the learner make that repair now and explain why. Then assess the relevant skill on a fresh, fully specified case.</w:t>
       </w:r>
     </w:p>
     <w:p>
@@ -3511,90 +4225,105 @@
         <w:rPr>
           <w:b w:val="0"/>
         </w:rPr>
-        <w:t>Name the earliest unsupported step and give one action to repair it. Have the learner make that repair now and explain why. Then assess the relevant skill on a fresh, fully specified case.</w:t>
+        <w:t>Confirm it was not previously practised with feedback; solve and check the new case before assigning it. A follow-up design prompt is a starting brief, not automatically an equivalent test.</w:t>
       </w:r>
     </w:p>
     <w:p>
       <w:pPr>
-        <w:spacing w:line="336" w:lineRule="auto" w:after="180"/>
-      </w:pPr>
-      <w:r>
-        <w:rPr>
-          <w:b w:val="0"/>
-        </w:rPr>
-        <w:t>Confirm it was not previously practised with feedback; solve and check the new case before assigning it. A follow-up design prompt is a starting brief, not automatically an equivalent test.</w:t>
+        <w:pStyle w:val="Heading2"/>
+      </w:pPr>
+      <w:r>
+        <w:t>W1 Explain the mechanism</w:t>
       </w:r>
     </w:p>
     <w:p>
       <w:pPr>
-        <w:pStyle w:val="Heading1"/>
-      </w:pPr>
-      <w:r>
-        <w:t>06. Connect the project, support and next lesson</w:t>
+        <w:spacing w:line="336" w:lineRule="auto" w:after="180"/>
+      </w:pPr>
+      <w:r>
+        <w:rPr>
+          <w:b w:val="0"/>
+        </w:rPr>
+        <w:t xml:space="preserve">Explain the weekly </w:t>
+      </w:r>
+      <w:r>
+        <w:rPr>
+          <w:b/>
+        </w:rPr>
+        <w:t>mechanism</w:t>
+      </w:r>
+      <w:r>
+        <w:rPr>
+          <w:b w:val="0"/>
+        </w:rPr>
+        <w:t xml:space="preserve"> in your own words. Use the worked scenario to name its </w:t>
+      </w:r>
+      <w:r>
+        <w:rPr>
+          <w:b/>
+        </w:rPr>
+        <w:t>input</w:t>
+      </w:r>
+      <w:r>
+        <w:rPr>
+          <w:b w:val="0"/>
+        </w:rPr>
+        <w:t xml:space="preserve">, decision rule and </w:t>
+      </w:r>
+      <w:r>
+        <w:rPr>
+          <w:b/>
+        </w:rPr>
+        <w:t>output</w:t>
+      </w:r>
+      <w:r>
+        <w:rPr>
+          <w:b w:val="0"/>
+        </w:rPr>
+        <w:t>.</w:t>
       </w:r>
     </w:p>
     <w:p>
-      <w:r>
-        <w:t>Connect Sampling variability to Reproducible AI Research Study, adapt support and plan a later changed-case check.</w:t>
+      <w:pPr>
+        <w:spacing w:line="336" w:lineRule="auto" w:after="180"/>
+      </w:pPr>
+      <w:r>
+        <w:rPr>
+          <w:b w:val="0"/>
+        </w:rPr>
+        <w:t xml:space="preserve">Teacher explanation: </w:t>
+      </w:r>
+      <w:r>
+        <w:rPr>
+          <w:b/>
+        </w:rPr>
+        <w:t>Sampling variability</w:t>
+      </w:r>
+      <w:r>
+        <w:rPr>
+          <w:b w:val="0"/>
+        </w:rPr>
+        <w:t xml:space="preserve"> means different eligible samples can give different estimates even under the same population. Separate this from procedure changes. Consider finite population values 1, 1, 3, 3 with distinct IDs. Enumerate the six unordered samples of size 2 </w:t>
+      </w:r>
+      <w:r>
+        <w:rPr>
+          <w:b/>
+        </w:rPr>
+        <w:t>without replacement</w:t>
+      </w:r>
+      <w:r>
+        <w:rPr>
+          <w:b w:val="0"/>
+        </w:rPr>
+        <w:t>. Their means are 1, 2, 2, 2, 2, 3.</w:t>
       </w:r>
     </w:p>
     <w:p>
       <w:pPr>
-        <w:spacing w:line="336" w:lineRule="auto" w:after="180"/>
-      </w:pPr>
-      <w:r>
-        <w:rPr>
-          <w:b w:val="0"/>
-        </w:rPr>
-        <w:t xml:space="preserve">Add a labelled </w:t>
-      </w:r>
-      <w:r>
-        <w:rPr>
-          <w:b/>
-        </w:rPr>
-        <w:t>sampling variability</w:t>
-      </w:r>
-      <w:r>
-        <w:rPr>
-          <w:b w:val="0"/>
-        </w:rPr>
-        <w:t xml:space="preserve"> </w:t>
-      </w:r>
-      <w:r>
-        <w:rPr>
-          <w:b/>
-        </w:rPr>
-        <w:t>evidence</w:t>
-      </w:r>
-      <w:r>
-        <w:rPr>
-          <w:b w:val="0"/>
-        </w:rPr>
-        <w:t xml:space="preserve"> sheet to Reproducible AI Research Study. Show how you can explain the </w:t>
-      </w:r>
-      <w:r>
-        <w:rPr>
-          <w:b/>
-        </w:rPr>
-        <w:t>mechanism</w:t>
-      </w:r>
-      <w:r>
-        <w:rPr>
-          <w:b w:val="0"/>
-        </w:rPr>
-        <w:t xml:space="preserve"> and terminology of </w:t>
-      </w:r>
-      <w:r>
-        <w:rPr>
-          <w:b/>
-        </w:rPr>
-        <w:t>sampling variability</w:t>
-      </w:r>
-      <w:r>
-        <w:rPr>
-          <w:b w:val="0"/>
-        </w:rPr>
-        <w:t>.</w:t>
+        <w:pStyle w:val="Heading2"/>
+      </w:pPr>
+      <w:r>
+        <w:t>W2 Trace the worked case</w:t>
       </w:r>
     </w:p>
     <w:p>
@@ -3605,31 +4334,7 @@
         <w:rPr>
           <w:b w:val="0"/>
         </w:rPr>
-        <w:t xml:space="preserve">Use the supplied fictional case and keep its </w:t>
-      </w:r>
-      <w:r>
-        <w:rPr>
-          <w:b/>
-        </w:rPr>
-        <w:t>input</w:t>
-      </w:r>
-      <w:r>
-        <w:rPr>
-          <w:b w:val="0"/>
-        </w:rPr>
-        <w:t xml:space="preserve">s, intermediate steps, calculation or </w:t>
-      </w:r>
-      <w:r>
-        <w:rPr>
-          <w:b/>
-        </w:rPr>
-        <w:t>prediction</w:t>
-      </w:r>
-      <w:r>
-        <w:rPr>
-          <w:b w:val="0"/>
-        </w:rPr>
-        <w:t>, and limitation. Connect this record to last week’s record; a matching answer without a trace is insufficient.</w:t>
+        <w:t>Population values are 1, 1, 3, 3, with four distinct IDs. Choose two IDs uniformly without replacement. List all six unordered pairs and their means, then find the mean of those means and the chance of obtaining a mean of 2. Show the intermediate steps and give the conclusion with its scope.</w:t>
       </w:r>
     </w:p>
     <w:p>
@@ -3640,42 +4345,15 @@
         <w:rPr>
           <w:b w:val="0"/>
         </w:rPr>
-        <w:t xml:space="preserve">Provide an </w:t>
-      </w:r>
-      <w:r>
-        <w:rPr>
-          <w:b/>
-        </w:rPr>
-        <w:t>input</w:t>
-      </w:r>
-      <w:r>
-        <w:rPr>
-          <w:b w:val="0"/>
-        </w:rPr>
-        <w:t>/procedure/result/limit frame and a calculator when needed. Ask students to identify the first step before completing the whole trace.</w:t>
+        <w:t>Teacher explanation: Mean = (1+2+2+2+2+3)/6=2; mean 2 occurs 4/6=2/3. The population mean is 2, while individual samples differ.</w:t>
       </w:r>
     </w:p>
     <w:p>
       <w:pPr>
-        <w:spacing w:line="336" w:lineRule="auto" w:after="180"/>
-      </w:pPr>
-      <w:r>
-        <w:rPr>
-          <w:b w:val="0"/>
-        </w:rPr>
-        <w:t xml:space="preserve">Extension: compare two concrete variants of this </w:t>
-      </w:r>
-      <w:r>
-        <w:rPr>
-          <w:b/>
-        </w:rPr>
-        <w:t>mechanism</w:t>
-      </w:r>
-      <w:r>
-        <w:rPr>
-          <w:b w:val="0"/>
-        </w:rPr>
-        <w:t xml:space="preserve"> while holding unrelated conditions fixed; report both successful and unsuccessful outcomes.</w:t>
+        <w:pStyle w:val="Heading2"/>
+      </w:pPr>
+      <w:r>
+        <w:t>W3 Audit the limit</w:t>
       </w:r>
     </w:p>
     <w:p>
@@ -3686,19 +4364,7 @@
         <w:rPr>
           <w:b w:val="0"/>
         </w:rPr>
-        <w:t xml:space="preserve">Next connection: Uncertainty intervals. Preserve the current case record and retrieve its </w:t>
-      </w:r>
-      <w:r>
-        <w:rPr>
-          <w:b/>
-        </w:rPr>
-        <w:t>evidence</w:t>
-      </w:r>
-      <w:r>
-        <w:rPr>
-          <w:b w:val="0"/>
-        </w:rPr>
-        <w:t xml:space="preserve"> boundary before moving on.</w:t>
+        <w:t>A report omits this qualification: This finite example is not a general normality guarantee or a model of a biased convenience sample.</w:t>
       </w:r>
     </w:p>
     <w:p>
@@ -3709,15 +4375,510 @@
         <w:rPr>
           <w:b w:val="0"/>
         </w:rPr>
-        <w:t>Retain the project ledger and assess a changed case after support. Check the relevant prerequisite before carrying this component forward.</w:t>
+        <w:t>Explain how omitting it could change a reader's interpretation, and write an accurate replacement.</w:t>
       </w:r>
     </w:p>
     <w:p>
       <w:pPr>
+        <w:spacing w:line="336" w:lineRule="auto" w:after="180"/>
+      </w:pPr>
+      <w:r>
+        <w:rPr>
+          <w:b w:val="0"/>
+        </w:rPr>
+        <w:t>Teacher explanation: This finite example is not a general normality guarantee or a model of a biased convenience sample.</w:t>
+      </w:r>
+    </w:p>
+    <w:p>
+      <w:pPr>
+        <w:spacing w:line="336" w:lineRule="auto" w:after="180"/>
+      </w:pPr>
+      <w:r>
+        <w:rPr>
+          <w:b w:val="0"/>
+        </w:rPr>
+        <w:t xml:space="preserve">State the observed result separately from the unverified or out-of-scope claim; preserve the original </w:t>
+      </w:r>
+      <w:r>
+        <w:rPr>
+          <w:b/>
+        </w:rPr>
+        <w:t>evidence</w:t>
+      </w:r>
+      <w:r>
+        <w:rPr>
+          <w:b w:val="0"/>
+        </w:rPr>
+        <w:t xml:space="preserve"> rather than inventing a missing fact.</w:t>
+      </w:r>
+    </w:p>
+    <w:p>
+      <w:pPr>
+        <w:pStyle w:val="Heading2"/>
+      </w:pPr>
+      <w:r>
+        <w:t>W5 Design a revealing follow-up</w:t>
+      </w:r>
+    </w:p>
+    <w:p>
+      <w:pPr>
+        <w:spacing w:line="336" w:lineRule="auto" w:after="180"/>
+      </w:pPr>
+      <w:r>
+        <w:rPr>
+          <w:b w:val="0"/>
+        </w:rPr>
+        <w:t>For the worked scenario, propose one additional case that could reveal a failure, describe its expected outcome before running it, and explain what would need to remain fixed for a fair comparison.</w:t>
+      </w:r>
+    </w:p>
+    <w:p>
+      <w:pPr>
+        <w:spacing w:line="336" w:lineRule="auto" w:after="180"/>
+      </w:pPr>
+      <w:r>
+        <w:rPr>
+          <w:b w:val="0"/>
+        </w:rPr>
+        <w:t>Do not reuse W4 as a new final test after receiving feedback.</w:t>
+      </w:r>
+    </w:p>
+    <w:p>
+      <w:pPr>
+        <w:spacing w:line="336" w:lineRule="auto" w:after="180"/>
+      </w:pPr>
+      <w:r>
+        <w:rPr>
+          <w:b w:val="0"/>
+        </w:rPr>
+        <w:t xml:space="preserve">Teacher explanation: Accept a concrete variant of the worked </w:t>
+      </w:r>
+      <w:r>
+        <w:rPr>
+          <w:b/>
+        </w:rPr>
+        <w:t>input</w:t>
+      </w:r>
+      <w:r>
+        <w:rPr>
+          <w:b w:val="0"/>
+        </w:rPr>
+        <w:t xml:space="preserve"> or a missing/conflicting/boundary condition, with an expectation derived from the declared procedure.</w:t>
+      </w:r>
+    </w:p>
+    <w:p>
+      <w:pPr>
+        <w:spacing w:line="336" w:lineRule="auto" w:after="180"/>
+      </w:pPr>
+      <w:r>
+        <w:rPr>
+          <w:b w:val="0"/>
+        </w:rPr>
+        <w:t xml:space="preserve">Require preserved settings, original </w:t>
+      </w:r>
+      <w:r>
+        <w:rPr>
+          <w:b/>
+        </w:rPr>
+        <w:t>output</w:t>
+      </w:r>
+      <w:r>
+        <w:rPr>
+          <w:b w:val="0"/>
+        </w:rPr>
+        <w:t>s and data roles. This finite example is not a general normality guarantee or a model of a biased convenience sample.</w:t>
+      </w:r>
+    </w:p>
+    <w:p>
+      <w:pPr>
+        <w:spacing w:line="336" w:lineRule="auto" w:after="180"/>
+      </w:pPr>
+      <w:r>
+        <w:rPr>
+          <w:b w:val="0"/>
+        </w:rPr>
+        <w:t xml:space="preserve">The new case should test this particular </w:t>
+      </w:r>
+      <w:r>
+        <w:rPr>
+          <w:b/>
+        </w:rPr>
+        <w:t>mechanism</w:t>
+      </w:r>
+      <w:r>
+        <w:rPr>
+          <w:b w:val="0"/>
+        </w:rPr>
+        <w:t xml:space="preserve"> rather than merely restate the original result.</w:t>
+      </w:r>
+    </w:p>
+    <w:p>
+      <w:pPr>
+        <w:pStyle w:val="Heading2"/>
+      </w:pPr>
+      <w:r>
+        <w:t>Earlier wording, alternatives and picture transcripts · reference / check after trying</w:t>
+      </w:r>
+    </w:p>
+    <w:p>
+      <w:pPr>
         <w:pStyle w:val="Heading3"/>
       </w:pPr>
       <w:r>
-        <w:t>Plan the delayed return</w:t>
+        <w:t>Guided and exit questions</w:t>
+      </w:r>
+    </w:p>
+    <w:p>
+      <w:pPr>
+        <w:spacing w:line="336" w:lineRule="auto" w:after="180"/>
+      </w:pPr>
+      <w:r>
+        <w:rPr>
+          <w:b w:val="0"/>
+        </w:rPr>
+        <w:t xml:space="preserve">Guided: Mean = (1+2+2+2+2+3)/6=2; mean 2 occurs 4/6=2/3. The population mean is 2, while individual samples differ. Qualification: This finite example is not a general normality guarantee or a model of a biased convenience sample. Exit: accept a concrete variation with its predicted outcome and a stated condition that would challenge the </w:t>
+      </w:r>
+      <w:r>
+        <w:rPr>
+          <w:b/>
+        </w:rPr>
+        <w:t>mechanism</w:t>
+      </w:r>
+      <w:r>
+        <w:rPr>
+          <w:b w:val="0"/>
+        </w:rPr>
+        <w:t xml:space="preserve">; reject a claim resting on unmeasured </w:t>
+      </w:r>
+      <w:r>
+        <w:rPr>
+          <w:b/>
+        </w:rPr>
+        <w:t>evidence</w:t>
+      </w:r>
+      <w:r>
+        <w:rPr>
+          <w:b w:val="0"/>
+        </w:rPr>
+        <w:t>.</w:t>
+      </w:r>
+    </w:p>
+    <w:p>
+      <w:pPr>
+        <w:pStyle w:val="Heading3"/>
+      </w:pPr>
+      <w:r>
+        <w:t>W1 Explain the mechanism</w:t>
+      </w:r>
+    </w:p>
+    <w:p>
+      <w:pPr>
+        <w:pStyle w:val="Heading3"/>
+      </w:pPr>
+      <w:r>
+        <w:t>W2 Trace the worked case</w:t>
+      </w:r>
+    </w:p>
+    <w:p>
+      <w:pPr>
+        <w:pStyle w:val="Heading3"/>
+      </w:pPr>
+      <w:r>
+        <w:t>W3 Audit the limit</w:t>
+      </w:r>
+    </w:p>
+    <w:p>
+      <w:pPr>
+        <w:pStyle w:val="Heading3"/>
+      </w:pPr>
+      <w:r>
+        <w:t>W4 Apply a new case independently</w:t>
+      </w:r>
+    </w:p>
+    <w:p>
+      <w:pPr>
+        <w:spacing w:line="336" w:lineRule="auto" w:after="180"/>
+      </w:pPr>
+      <w:r>
+        <w:rPr>
+          <w:b w:val="0"/>
+        </w:rPr>
+        <w:t>Population values are 0, 0, 4, 4, with four distinct IDs. Choose two IDs uniformly without replacement. Enumerate all six unordered pairs, calculate their sample means and find their average.</w:t>
+      </w:r>
+    </w:p>
+    <w:p>
+      <w:pPr>
+        <w:spacing w:line="336" w:lineRule="auto" w:after="180"/>
+      </w:pPr>
+      <w:r>
+        <w:rPr>
+          <w:b w:val="0"/>
+        </w:rPr>
+        <w:t>Teacher explanation: Means 0, 2, 2, 2, 2, 4; average 2; mean 2 occurs 4/6. Equal values have distinct IDs and count as separate eligible units.</w:t>
+      </w:r>
+    </w:p>
+    <w:p>
+      <w:pPr>
+        <w:pStyle w:val="Heading3"/>
+      </w:pPr>
+      <w:r>
+        <w:t>W5 Design a revealing follow-up</w:t>
+      </w:r>
+    </w:p>
+    <w:p>
+      <w:pPr>
+        <w:pStyle w:val="Heading3"/>
+      </w:pPr>
+      <w:r>
+        <w:t>Independent assessment and fresh retry</w:t>
+      </w:r>
+    </w:p>
+    <w:p>
+      <w:pPr>
+        <w:spacing w:line="336" w:lineRule="auto" w:after="180"/>
+      </w:pPr>
+      <w:r>
+        <w:rPr>
+          <w:b w:val="0"/>
+        </w:rPr>
+        <w:t>W4: Means 0, 2, 2, 2, 2, 4; average 2; mean 2 occurs 4/6. Equal values have distinct IDs and count as separate eligible units. Require intermediate reasoning and the stated scope. Fresh retry: Population2, 2, 6, 6 under same sampling. Expected reasoning: Means2, 4, 4, 4, 4, 6; average4; mean4 probability2/3. If students need support, record it and reassess with another new case rather than awarding independence to a copied answer.</w:t>
+      </w:r>
+    </w:p>
+    <w:p>
+      <w:pPr>
+        <w:pStyle w:val="Heading3"/>
+      </w:pPr>
+      <w:r>
+        <w:t>Assess independent transfer</w:t>
+      </w:r>
+    </w:p>
+    <w:p>
+      <w:pPr>
+        <w:pStyle w:val="Heading3"/>
+      </w:pPr>
+      <w:r>
+        <w:t>Selected case answer</w:t>
+      </w:r>
+    </w:p>
+    <w:p>
+      <w:pPr>
+        <w:pStyle w:val="Heading3"/>
+      </w:pPr>
+      <w:r>
+        <w:t>Feedback that the learner uses</w:t>
+      </w:r>
+    </w:p>
+    <w:p>
+      <w:pPr>
+        <w:pStyle w:val="Heading1"/>
+      </w:pPr>
+      <w:r>
+        <w:t>06. Connect, support and revisit research reasoning</w:t>
+      </w:r>
+    </w:p>
+    <w:p>
+      <w:r>
+        <w:t>Use saved evidence and assumptions to choose the next question.</w:t>
+      </w:r>
+    </w:p>
+    <w:p>
+      <w:pPr>
+        <w:pStyle w:val="Heading2"/>
+      </w:pPr>
+      <w:r>
+        <w:t>Project and next-week bridge</w:t>
+      </w:r>
+    </w:p>
+    <w:p>
+      <w:pPr>
+        <w:spacing w:line="336" w:lineRule="auto" w:after="180"/>
+      </w:pPr>
+      <w:r>
+        <w:rPr>
+          <w:b w:val="0"/>
+        </w:rPr>
+        <w:t xml:space="preserve">Add a labelled </w:t>
+      </w:r>
+      <w:r>
+        <w:rPr>
+          <w:b/>
+        </w:rPr>
+        <w:t>sampling variability</w:t>
+      </w:r>
+      <w:r>
+        <w:rPr>
+          <w:b w:val="0"/>
+        </w:rPr>
+        <w:t xml:space="preserve"> </w:t>
+      </w:r>
+      <w:r>
+        <w:rPr>
+          <w:b/>
+        </w:rPr>
+        <w:t>evidence</w:t>
+      </w:r>
+      <w:r>
+        <w:rPr>
+          <w:b w:val="0"/>
+        </w:rPr>
+        <w:t xml:space="preserve"> sheet to Reproducible AI Research Study. Show how you can explain the </w:t>
+      </w:r>
+      <w:r>
+        <w:rPr>
+          <w:b/>
+        </w:rPr>
+        <w:t>mechanism</w:t>
+      </w:r>
+      <w:r>
+        <w:rPr>
+          <w:b w:val="0"/>
+        </w:rPr>
+        <w:t xml:space="preserve"> and terminology of </w:t>
+      </w:r>
+      <w:r>
+        <w:rPr>
+          <w:b/>
+        </w:rPr>
+        <w:t>sampling variability</w:t>
+      </w:r>
+      <w:r>
+        <w:rPr>
+          <w:b w:val="0"/>
+        </w:rPr>
+        <w:t>.</w:t>
+      </w:r>
+    </w:p>
+    <w:p>
+      <w:pPr>
+        <w:spacing w:line="336" w:lineRule="auto" w:after="180"/>
+      </w:pPr>
+      <w:r>
+        <w:rPr>
+          <w:b w:val="0"/>
+        </w:rPr>
+        <w:t xml:space="preserve">Use the supplied fictional case and keep its </w:t>
+      </w:r>
+      <w:r>
+        <w:rPr>
+          <w:b/>
+        </w:rPr>
+        <w:t>input</w:t>
+      </w:r>
+      <w:r>
+        <w:rPr>
+          <w:b w:val="0"/>
+        </w:rPr>
+        <w:t xml:space="preserve">s, intermediate steps, calculation or </w:t>
+      </w:r>
+      <w:r>
+        <w:rPr>
+          <w:b/>
+        </w:rPr>
+        <w:t>prediction</w:t>
+      </w:r>
+      <w:r>
+        <w:rPr>
+          <w:b w:val="0"/>
+        </w:rPr>
+        <w:t>, and limitation. Connect this record to last week’s record; a matching answer without a trace is insufficient.</w:t>
+      </w:r>
+    </w:p>
+    <w:p>
+      <w:pPr>
+        <w:spacing w:line="336" w:lineRule="auto" w:after="180"/>
+      </w:pPr>
+      <w:r>
+        <w:rPr>
+          <w:b w:val="0"/>
+        </w:rPr>
+        <w:t xml:space="preserve">Provide an </w:t>
+      </w:r>
+      <w:r>
+        <w:rPr>
+          <w:b/>
+        </w:rPr>
+        <w:t>input</w:t>
+      </w:r>
+      <w:r>
+        <w:rPr>
+          <w:b w:val="0"/>
+        </w:rPr>
+        <w:t>/procedure/result/limit frame and a calculator when needed. Ask students to identify the first step before completing the whole trace.</w:t>
+      </w:r>
+    </w:p>
+    <w:p>
+      <w:pPr>
+        <w:spacing w:line="336" w:lineRule="auto" w:after="180"/>
+      </w:pPr>
+      <w:r>
+        <w:rPr>
+          <w:b w:val="0"/>
+        </w:rPr>
+        <w:t xml:space="preserve">Extension: compare two concrete variants of this </w:t>
+      </w:r>
+      <w:r>
+        <w:rPr>
+          <w:b/>
+        </w:rPr>
+        <w:t>mechanism</w:t>
+      </w:r>
+      <w:r>
+        <w:rPr>
+          <w:b w:val="0"/>
+        </w:rPr>
+        <w:t xml:space="preserve"> while holding unrelated conditions fixed; report both successful and unsuccessful outcomes.</w:t>
+      </w:r>
+    </w:p>
+    <w:p>
+      <w:pPr>
+        <w:spacing w:line="336" w:lineRule="auto" w:after="180"/>
+      </w:pPr>
+      <w:r>
+        <w:rPr>
+          <w:b w:val="0"/>
+        </w:rPr>
+        <w:t xml:space="preserve">Next connection: Uncertainty intervals. Preserve the current case record and retrieve its </w:t>
+      </w:r>
+      <w:r>
+        <w:rPr>
+          <w:b/>
+        </w:rPr>
+        <w:t>evidence</w:t>
+      </w:r>
+      <w:r>
+        <w:rPr>
+          <w:b w:val="0"/>
+        </w:rPr>
+        <w:t xml:space="preserve"> boundary before moving on.</w:t>
+      </w:r>
+    </w:p>
+    <w:p>
+      <w:pPr>
+        <w:spacing w:line="336" w:lineRule="auto" w:after="180"/>
+      </w:pPr>
+      <w:r>
+        <w:rPr>
+          <w:b w:val="0"/>
+        </w:rPr>
+        <w:t>Retain the project ledger and assess a changed case after support. Check the relevant prerequisite before carrying this component forward.</w:t>
+      </w:r>
+    </w:p>
+    <w:p>
+      <w:pPr>
+        <w:spacing w:line="336" w:lineRule="auto" w:after="180"/>
+      </w:pPr>
+      <w:r>
+        <w:rPr>
+          <w:b w:val="0"/>
+        </w:rPr>
+        <w:t>For the Reproducible AI Research Study, retain an annotated worked trace and the changed-case reasoning. Connect the claim to its records, units and assumptions so another investigator can challenge or reproduce it.</w:t>
+      </w:r>
+    </w:p>
+    <w:p>
+      <w:pPr>
+        <w:pStyle w:val="Heading2"/>
+      </w:pPr>
+      <w:r>
+        <w:t>Delayed return and support record</w:t>
       </w:r>
     </w:p>
     <w:p>
@@ -3934,48 +5095,60 @@
     </w:p>
     <w:p>
       <w:pPr>
-        <w:pStyle w:val="Heading3"/>
-      </w:pPr>
-      <w:r>
-        <w:t>Project evidence from this case</w:t>
+        <w:pStyle w:val="Heading2"/>
+      </w:pPr>
+      <w:r>
+        <w:t>Earlier wording, alternatives and picture transcripts · reference / check after trying</w:t>
       </w:r>
     </w:p>
     <w:p>
       <w:pPr>
-        <w:spacing w:line="336" w:lineRule="auto" w:after="180"/>
-      </w:pPr>
-      <w:r>
-        <w:rPr>
-          <w:b w:val="0"/>
-        </w:rPr>
-        <w:t>For the Reproducible AI Research Study, retain an annotated worked trace and the changed-case reasoning. Connect the claim to its records, units and assumptions so another investigator can challenge or reproduce it.</w:t>
+        <w:pStyle w:val="Heading3"/>
+      </w:pPr>
+      <w:r>
+        <w:t>Plan the delayed return</w:t>
       </w:r>
     </w:p>
     <w:p>
       <w:pPr>
-        <w:pStyle w:val="Heading1"/>
-      </w:pPr>
-      <w:r>
-        <w:t>07. Prepare, teach and assess</w:t>
+        <w:pStyle w:val="Heading3"/>
+      </w:pPr>
+      <w:r>
+        <w:t>Project evidence from this case</w:t>
       </w:r>
     </w:p>
     <w:p>
-      <w:r>
-        <w:t>Use this preparation summary alongside the detailed Sampling variability lesson; it is a checklist rather than a replacement for the full sequence.</w:t>
+      <w:pPr>
+        <w:pStyle w:val="Heading1"/>
+      </w:pPr>
+      <w:r>
+        <w:t>Reference bank and extra practice</w:t>
       </w:r>
     </w:p>
     <w:p>
       <w:pPr>
-        <w:pStyle w:val="Heading3"/>
-      </w:pPr>
-      <w:r>
-        <w:t>Teaching target</w:t>
+        <w:pStyle w:val="Heading1"/>
+      </w:pPr>
+      <w:r>
+        <w:t>07. Reference · Alternative planning checklist</w:t>
       </w:r>
     </w:p>
     <w:p>
+      <w:r>
+        <w:t>Use alongside the main route when helpful.</w:t>
+      </w:r>
+    </w:p>
+    <w:p>
+      <w:pPr>
+        <w:pStyle w:val="Heading2"/>
+      </w:pPr>
+      <w:r>
+        <w:t>Planning,assessment and project reminders</w:t>
+      </w:r>
+    </w:p>
+    <w:p>
       <w:pPr>
         <w:spacing w:line="336" w:lineRule="auto" w:after="180"/>
-        <w:shd w:fill="EDF7F3"/>
       </w:pPr>
       <w:r>
         <w:rPr>
@@ -4181,22 +5354,36 @@
     </w:p>
     <w:p>
       <w:pPr>
-        <w:pStyle w:val="Heading3"/>
-      </w:pPr>
-      <w:r>
-        <w:t>Supported practice answer</w:t>
+        <w:spacing w:line="336" w:lineRule="auto" w:after="180"/>
+      </w:pPr>
+      <w:r>
+        <w:rPr>
+          <w:b w:val="0"/>
+        </w:rPr>
+        <w:t>Reasoned practice answer: Teacher explanation: Mean = (1+2+2+2+2+3)/6=2; mean 2 occurs 4/6=2/3. The population mean is 2, while individual samples differ.</w:t>
       </w:r>
     </w:p>
     <w:p>
       <w:pPr>
         <w:spacing w:line="336" w:lineRule="auto" w:after="180"/>
-        <w:shd w:fill="F1F6FC"/>
       </w:pPr>
       <w:r>
         <w:rPr>
           <w:b w:val="0"/>
         </w:rPr>
-        <w:t>Reasoned practice answer: Teacher explanation: Mean=(1+2+2+2+2+3)/6=2; mean2 occurs4/6=2/3. The population mean is2, while individual samples differ.</w:t>
+        <w:t xml:space="preserve">Check every learner before discussion: Use the worked case for </w:t>
+      </w:r>
+      <w:r>
+        <w:rPr>
+          <w:b/>
+        </w:rPr>
+        <w:t>Sampling variability</w:t>
+      </w:r>
+      <w:r>
+        <w:rPr>
+          <w:b w:val="0"/>
+        </w:rPr>
+        <w:t>. Proposed explanation: “The worked result establishes every future case”. Decide whether this explanation is supported.</w:t>
       </w:r>
     </w:p>
     <w:p>
@@ -4207,19 +5394,7 @@
         <w:rPr>
           <w:b w:val="0"/>
         </w:rPr>
-        <w:t xml:space="preserve">Check every learner before discussion: Use the worked case for </w:t>
-      </w:r>
-      <w:r>
-        <w:rPr>
-          <w:b/>
-        </w:rPr>
-        <w:t>Sampling variability</w:t>
-      </w:r>
-      <w:r>
-        <w:rPr>
-          <w:b w:val="0"/>
-        </w:rPr>
-        <w:t>. Proposed explanation: “The worked result establishes every future case”. Decide whether this explanation is supported.</w:t>
+        <w:t>Point to the step or supplied fact that decides; explain your repair if needed.</w:t>
       </w:r>
     </w:p>
     <w:p>
@@ -4230,129 +5405,81 @@
         <w:rPr>
           <w:b w:val="0"/>
         </w:rPr>
-        <w:t>Point to the step or supplied fact that decides; explain your repair if needed.</w:t>
+        <w:t>Misconception repair: This finite example is not a general normality guarantee or a model of a biased convenience sample.</w:t>
       </w:r>
     </w:p>
     <w:p>
       <w:pPr>
-        <w:pStyle w:val="Heading3"/>
-      </w:pPr>
-      <w:r>
-        <w:t>Repair the misconception</w:t>
+        <w:spacing w:line="336" w:lineRule="auto" w:after="180"/>
+      </w:pPr>
+      <w:r>
+        <w:rPr>
+          <w:b w:val="0"/>
+        </w:rPr>
+        <w:t xml:space="preserve">Support: read the exact case aloud, enlarge the labelled picture, supply </w:t>
+      </w:r>
+      <w:r>
+        <w:rPr>
+          <w:b/>
+        </w:rPr>
+        <w:t>input</w:t>
+      </w:r>
+      <w:r>
+        <w:rPr>
+          <w:b w:val="0"/>
+        </w:rPr>
+        <w:t xml:space="preserve"> cards and model only the first deciding step. Accept a spoken explanation or drawing; retain the reasoning goal.</w:t>
       </w:r>
     </w:p>
     <w:p>
       <w:pPr>
         <w:spacing w:line="336" w:lineRule="auto" w:after="180"/>
-        <w:shd w:fill="FFF5E6"/>
       </w:pPr>
       <w:r>
         <w:rPr>
           <w:b w:val="0"/>
         </w:rPr>
-        <w:t>Misconception repair: This finite example is not a general normality guarantee or a model of a biased convenience sample.</w:t>
+        <w:t xml:space="preserve">Extension: Evaluate the exact same fixed four cases twice with deterministic </w:t>
+      </w:r>
+      <w:r>
+        <w:rPr>
+          <w:b/>
+        </w:rPr>
+        <w:t>prediction</w:t>
+      </w:r>
+      <w:r>
+        <w:rPr>
+          <w:b w:val="0"/>
+        </w:rPr>
+        <w:t xml:space="preserve">s. Require a </w:t>
+      </w:r>
+      <w:r>
+        <w:rPr>
+          <w:b/>
+        </w:rPr>
+        <w:t>prediction</w:t>
+      </w:r>
+      <w:r>
+        <w:rPr>
+          <w:b w:val="0"/>
+        </w:rPr>
+        <w:t xml:space="preserve"> and a reason before comparing.</w:t>
       </w:r>
     </w:p>
     <w:p>
       <w:pPr>
-        <w:pStyle w:val="Heading3"/>
-      </w:pPr>
-      <w:r>
-        <w:t>Support without giving away the answer</w:t>
+        <w:spacing w:line="336" w:lineRule="auto" w:after="180"/>
+      </w:pPr>
+      <w:r>
+        <w:rPr>
+          <w:b w:val="0"/>
+        </w:rPr>
+        <w:t>Expected result: The counts should agree unless some condition, data or scoring changed. Reason: The sampling explanation no longer applies when the records are identical.</w:t>
       </w:r>
     </w:p>
     <w:p>
       <w:pPr>
         <w:spacing w:line="336" w:lineRule="auto" w:after="180"/>
-        <w:shd w:fill="F1F6F8"/>
-      </w:pPr>
-      <w:r>
-        <w:rPr>
-          <w:b w:val="0"/>
-        </w:rPr>
-        <w:t xml:space="preserve">Support: read the exact case aloud, enlarge the labelled picture, supply </w:t>
-      </w:r>
-      <w:r>
-        <w:rPr>
-          <w:b/>
-        </w:rPr>
-        <w:t>input</w:t>
-      </w:r>
-      <w:r>
-        <w:rPr>
-          <w:b w:val="0"/>
-        </w:rPr>
-        <w:t xml:space="preserve"> cards and model only the first deciding step. Accept a spoken explanation or drawing; retain the reasoning goal.</w:t>
-      </w:r>
-    </w:p>
-    <w:p>
-      <w:pPr>
-        <w:pStyle w:val="Heading3"/>
-      </w:pPr>
-      <w:r>
-        <w:t>Extend the reasoning</w:t>
-      </w:r>
-    </w:p>
-    <w:p>
-      <w:pPr>
-        <w:spacing w:line="336" w:lineRule="auto" w:after="180"/>
-        <w:shd w:fill="F5F1FB"/>
-      </w:pPr>
-      <w:r>
-        <w:rPr>
-          <w:b w:val="0"/>
-        </w:rPr>
-        <w:t xml:space="preserve">Extension: Evaluate the exact same fixed four cases twice with deterministic </w:t>
-      </w:r>
-      <w:r>
-        <w:rPr>
-          <w:b/>
-        </w:rPr>
-        <w:t>prediction</w:t>
-      </w:r>
-      <w:r>
-        <w:rPr>
-          <w:b w:val="0"/>
-        </w:rPr>
-        <w:t xml:space="preserve">s. Require a </w:t>
-      </w:r>
-      <w:r>
-        <w:rPr>
-          <w:b/>
-        </w:rPr>
-        <w:t>prediction</w:t>
-      </w:r>
-      <w:r>
-        <w:rPr>
-          <w:b w:val="0"/>
-        </w:rPr>
-        <w:t xml:space="preserve"> and a reason before comparing.</w:t>
-      </w:r>
-    </w:p>
-    <w:p>
-      <w:pPr>
-        <w:spacing w:line="336" w:lineRule="auto" w:after="180"/>
-        <w:shd w:fill="F5F1FB"/>
-      </w:pPr>
-      <w:r>
-        <w:rPr>
-          <w:b w:val="0"/>
-        </w:rPr>
-        <w:t>Expected result: The counts should agree unless some condition, data or scoring changed. Reason: The sampling explanation no longer applies when the records are identical.</w:t>
-      </w:r>
-    </w:p>
-    <w:p>
-      <w:pPr>
-        <w:pStyle w:val="Heading3"/>
-      </w:pPr>
-      <w:r>
-        <w:t>Protect the independent attempt</w:t>
-      </w:r>
-    </w:p>
-    <w:p>
-      <w:pPr>
-        <w:spacing w:line="336" w:lineRule="auto" w:after="180"/>
-        <w:shd w:fill="FFF5E6"/>
       </w:pPr>
       <w:r>
         <w:rPr>
@@ -4547,82 +5674,81 @@
     </w:tbl>
     <w:p>
       <w:pPr>
-        <w:pStyle w:val="Heading3"/>
-      </w:pPr>
-      <w:r>
-        <w:t>Project checkpoint</w:t>
+        <w:spacing w:line="336" w:lineRule="auto" w:after="180"/>
+      </w:pPr>
+      <w:r>
+        <w:rPr>
+          <w:b w:val="0"/>
+        </w:rPr>
+        <w:t xml:space="preserve">Project checkpoint: Make a transparent first version. Keep a trace of how one </w:t>
+      </w:r>
+      <w:r>
+        <w:rPr>
+          <w:b/>
+        </w:rPr>
+        <w:t>input</w:t>
+      </w:r>
+      <w:r>
+        <w:rPr>
+          <w:b w:val="0"/>
+        </w:rPr>
+        <w:t xml:space="preserve"> becomes an </w:t>
+      </w:r>
+      <w:r>
+        <w:rPr>
+          <w:b/>
+        </w:rPr>
+        <w:t>output</w:t>
+      </w:r>
+      <w:r>
+        <w:rPr>
+          <w:b w:val="0"/>
+        </w:rPr>
+        <w:t>; explain the rule or learned component.</w:t>
       </w:r>
     </w:p>
     <w:p>
       <w:pPr>
         <w:spacing w:line="336" w:lineRule="auto" w:after="180"/>
-        <w:shd w:fill="EDF7F3"/>
       </w:pPr>
       <w:r>
         <w:rPr>
           <w:b w:val="0"/>
         </w:rPr>
-        <w:t xml:space="preserve">Project checkpoint: Make a transparent first version. Keep a trace of how one </w:t>
+        <w:t xml:space="preserve">Use the weekly teacher answer for topic-specific reasoning. A saved progress tick is an activity record; judge mastery from the learner’s explanation and </w:t>
       </w:r>
       <w:r>
         <w:rPr>
           <w:b/>
         </w:rPr>
-        <w:t>input</w:t>
+        <w:t>evidence</w:t>
       </w:r>
       <w:r>
         <w:rPr>
           <w:b w:val="0"/>
         </w:rPr>
-        <w:t xml:space="preserve"> becomes an </w:t>
-      </w:r>
-      <w:r>
-        <w:rPr>
-          <w:b/>
-        </w:rPr>
-        <w:t>output</w:t>
-      </w:r>
-      <w:r>
-        <w:rPr>
-          <w:b w:val="0"/>
-        </w:rPr>
-        <w:t>; explain the rule or learned component.</w:t>
+        <w:t>.</w:t>
       </w:r>
     </w:p>
     <w:p>
       <w:pPr>
-        <w:spacing w:line="336" w:lineRule="auto" w:after="180"/>
-      </w:pPr>
-      <w:r>
-        <w:rPr>
-          <w:b w:val="0"/>
-        </w:rPr>
-        <w:t xml:space="preserve">Use the weekly teacher answer for topic-specific reasoning. A saved progress tick is an activity record; judge mastery from the learner’s explanation and </w:t>
-      </w:r>
-      <w:r>
-        <w:rPr>
-          <w:b/>
-        </w:rPr>
-        <w:t>evidence</w:t>
-      </w:r>
-      <w:r>
-        <w:rPr>
-          <w:b w:val="0"/>
-        </w:rPr>
-        <w:t>.</w:t>
+        <w:pStyle w:val="Heading1"/>
+      </w:pPr>
+      <w:r>
+        <w:t>08. Reference · Feedback,labs and repair paths</w:t>
       </w:r>
     </w:p>
     <w:p>
-      <w:pPr>
-        <w:pStyle w:val="Heading1"/>
-      </w:pPr>
-      <w:r>
-        <w:t>08. Use feedback, labs and repair paths</w:t>
+      <w:r>
+        <w:t>Retain the first attempt and the evidence used for a repair.</w:t>
       </w:r>
     </w:p>
     <w:p>
-      <w:r>
-        <w:t>Use feedback, earlier review and portfolios purposefully. Apply the coding routine only when this lesson has an executable lab.</w:t>
+      <w:pPr>
+        <w:pStyle w:val="Heading2"/>
+      </w:pPr>
+      <w:r>
+        <w:t>Feedback and record guidance</w:t>
       </w:r>
     </w:p>
     <w:p>
@@ -4721,40 +5847,17 @@
         <w:pStyle w:val="Heading1"/>
       </w:pPr>
       <w:r>
-        <w:t>09. Visual concept journey</w:t>
+        <w:t>09. Reference · Teach with the six pictures</w:t>
       </w:r>
     </w:p>
     <w:p>
       <w:r>
-        <w:t>Show one Sampling variability graphic at a time, request a prediction and discuss its trace before the independent assessment.</w:t>
+        <w:t>Choose one picture for a particular reasoning move.</w:t>
       </w:r>
     </w:p>
     <w:p>
       <w:pPr>
-        <w:spacing w:line="336" w:lineRule="auto" w:after="180"/>
-      </w:pPr>
-      <w:r>
-        <w:rPr>
-          <w:b w:val="0"/>
-        </w:rPr>
-        <w:t xml:space="preserve">Use one picture at a time. Hide a worked result before asking for a </w:t>
-      </w:r>
-      <w:r>
-        <w:rPr>
-          <w:b/>
-        </w:rPr>
-        <w:t>prediction</w:t>
-      </w:r>
-      <w:r>
-        <w:rPr>
-          <w:b w:val="0"/>
-        </w:rPr>
-        <w:t>, then reveal it for feedback. These are supported teaching cases; retain the separate independent assessment for a fresh first attempt.</w:t>
-      </w:r>
-    </w:p>
-    <w:p>
-      <w:pPr>
-        <w:pStyle w:val="Heading3"/>
+        <w:pStyle w:val="Heading2"/>
       </w:pPr>
       <w:r>
         <w:t>01. Sampling variability: the case</w:t>
@@ -4765,7 +5868,7 @@
         <w:drawing>
           <wp:inline xmlns:a="http://schemas.openxmlformats.org/drawingml/2006/main" xmlns:pic="http://schemas.openxmlformats.org/drawingml/2006/picture">
             <wp:extent cx="5486400" cy="2834640"/>
-            <wp:docPr id="3" name="Picture 3" descr="Two small samples can differ. A fixed classifier is scored on two distinct four-case samples from a declared collection. Supplied facts: Sample A has 3 correct of 4; sample B has 2 correct of 4. The model and rubric are unchanged."/>
+            <wp:docPr id="5" name="Picture 5" descr="Two small samples can differ. A fixed classifier is scored on two distinct four-case samples from a declared collection. Supplied facts: Sample A has 3 correct of 4; sample B has 2 correct of 4. The model and rubric are unchanged."/>
             <wp:cNvGraphicFramePr>
               <a:graphicFrameLocks noChangeAspect="1"/>
             </wp:cNvGraphicFramePr>
@@ -4774,227 +5877,6 @@
                 <pic:pic>
                   <pic:nvPicPr>
                     <pic:cNvPr id="0" name="academy-story-ai-7-11-01.png"/>
-                    <pic:cNvPicPr/>
-                  </pic:nvPicPr>
-                  <pic:blipFill>
-                    <a:blip r:embed="rId11"/>
-                    <a:stretch>
-                      <a:fillRect/>
-                    </a:stretch>
-                  </pic:blipFill>
-                  <pic:spPr>
-                    <a:xfrm>
-                      <a:off x="0" y="0"/>
-                      <a:ext cx="5486400" cy="2834640"/>
-                    </a:xfrm>
-                    <a:prstGeom prst="rect"/>
-                  </pic:spPr>
-                </pic:pic>
-              </a:graphicData>
-            </a:graphic>
-          </wp:inline>
-        </w:drawing>
-      </w:r>
-    </w:p>
-    <w:p>
-      <w:pPr>
-        <w:spacing w:line="336" w:lineRule="auto" w:after="180"/>
-      </w:pPr>
-      <w:r>
-        <w:rPr>
-          <w:b w:val="0"/>
-        </w:rPr>
-        <w:t>Two small samples can differ. A fixed classifier is scored on two distinct four-case samples from a declared collection. Supplied facts: Sample A has 3 correct of 4; sample B has 2 correct of 4.</w:t>
-      </w:r>
-    </w:p>
-    <w:p>
-      <w:pPr>
-        <w:spacing w:line="336" w:lineRule="auto" w:after="180"/>
-      </w:pPr>
-      <w:r>
-        <w:rPr>
-          <w:b w:val="0"/>
-        </w:rPr>
-        <w:t>The model and rubric are unchanged.</w:t>
-      </w:r>
-    </w:p>
-    <w:p>
-      <w:pPr>
-        <w:spacing w:line="336" w:lineRule="auto" w:after="180"/>
-        <w:shd w:fill="F5F1FB"/>
-      </w:pPr>
-      <w:r>
-        <w:rPr>
-          <w:b w:val="0"/>
-        </w:rPr>
-        <w:t>Point to the given fact that matters most. Explain why it matters.</w:t>
-      </w:r>
-    </w:p>
-    <w:p>
-      <w:pPr>
-        <w:pStyle w:val="Heading3"/>
-      </w:pPr>
-      <w:r>
-        <w:t>Discuss while showing the picture</w:t>
-      </w:r>
-    </w:p>
-    <w:p>
-      <w:pPr>
-        <w:spacing w:line="336" w:lineRule="auto" w:after="180"/>
-        <w:shd w:fill="F1F6F8"/>
-      </w:pPr>
-      <w:r>
-        <w:rPr>
-          <w:b w:val="0"/>
-        </w:rPr>
-        <w:t>Teacher prompt: Point to the given fact that matters most. Explain why it matters. Ask learners to describe one label or arrow in ordinary words. Use the adjacent transcript if the image is difficult to see.</w:t>
-      </w:r>
-    </w:p>
-    <w:p>
-      <w:pPr>
-        <w:pStyle w:val="Heading3"/>
-      </w:pPr>
-      <w:r>
-        <w:t>02. Follow the deciding steps</w:t>
-      </w:r>
-    </w:p>
-    <w:p>
-      <w:r>
-        <w:drawing>
-          <wp:inline xmlns:a="http://schemas.openxmlformats.org/drawingml/2006/main" xmlns:pic="http://schemas.openxmlformats.org/drawingml/2006/picture">
-            <wp:extent cx="5486400" cy="3182112"/>
-            <wp:docPr id="4" name="Picture 4" descr="Keep model fixed: No training or threshold change occurs between samples. → Compute observed rates: A is 75%; B is 50%, differing by 25 percentage points. → Consider sampling: Different included cases can change a small-sample rate."/>
-            <wp:cNvGraphicFramePr>
-              <a:graphicFrameLocks noChangeAspect="1"/>
-            </wp:cNvGraphicFramePr>
-            <a:graphic>
-              <a:graphicData uri="http://schemas.openxmlformats.org/drawingml/2006/picture">
-                <pic:pic>
-                  <pic:nvPicPr>
-                    <pic:cNvPr id="0" name="academy-story-ai-7-11-02.png"/>
-                    <pic:cNvPicPr/>
-                  </pic:nvPicPr>
-                  <pic:blipFill>
-                    <a:blip r:embed="rId12"/>
-                    <a:stretch>
-                      <a:fillRect/>
-                    </a:stretch>
-                  </pic:blipFill>
-                  <pic:spPr>
-                    <a:xfrm>
-                      <a:off x="0" y="0"/>
-                      <a:ext cx="5486400" cy="3182112"/>
-                    </a:xfrm>
-                    <a:prstGeom prst="rect"/>
-                  </pic:spPr>
-                </pic:pic>
-              </a:graphicData>
-            </a:graphic>
-          </wp:inline>
-        </w:drawing>
-      </w:r>
-    </w:p>
-    <w:p>
-      <w:pPr>
-        <w:spacing w:line="336" w:lineRule="auto" w:after="180"/>
-      </w:pPr>
-      <w:r>
-        <w:rPr>
-          <w:b w:val="0"/>
-        </w:rPr>
-        <w:t xml:space="preserve">Keep model fixed: No </w:t>
-      </w:r>
-      <w:r>
-        <w:rPr>
-          <w:b/>
-        </w:rPr>
-        <w:t>training</w:t>
-      </w:r>
-      <w:r>
-        <w:rPr>
-          <w:b w:val="0"/>
-        </w:rPr>
-        <w:t xml:space="preserve"> or threshold change occurs between samples. → Compute observed rates: A is 75%; B is 50%, differing by 25 percentage points. → Consider sampling: Different included cases can change a small-sample rate.</w:t>
-      </w:r>
-    </w:p>
-    <w:p>
-      <w:pPr>
-        <w:spacing w:line="336" w:lineRule="auto" w:after="180"/>
-        <w:shd w:fill="F5F1FB"/>
-      </w:pPr>
-      <w:r>
-        <w:rPr>
-          <w:b w:val="0"/>
-        </w:rPr>
-        <w:t xml:space="preserve">Point to each numbered stage and explain which recorded </w:t>
-      </w:r>
-      <w:r>
-        <w:rPr>
-          <w:b/>
-        </w:rPr>
-        <w:t>input</w:t>
-      </w:r>
-      <w:r>
-        <w:rPr>
-          <w:b w:val="0"/>
-        </w:rPr>
-        <w:t xml:space="preserve"> it uses.</w:t>
-      </w:r>
-    </w:p>
-    <w:p>
-      <w:pPr>
-        <w:pStyle w:val="Heading3"/>
-      </w:pPr>
-      <w:r>
-        <w:t>Discuss while showing the picture</w:t>
-      </w:r>
-    </w:p>
-    <w:p>
-      <w:pPr>
-        <w:spacing w:line="336" w:lineRule="auto" w:after="180"/>
-        <w:shd w:fill="F1F6F8"/>
-      </w:pPr>
-      <w:r>
-        <w:rPr>
-          <w:b w:val="0"/>
-        </w:rPr>
-        <w:t xml:space="preserve">Teacher prompt: Point to each numbered stage and explain which recorded </w:t>
-      </w:r>
-      <w:r>
-        <w:rPr>
-          <w:b/>
-        </w:rPr>
-        <w:t>input</w:t>
-      </w:r>
-      <w:r>
-        <w:rPr>
-          <w:b w:val="0"/>
-        </w:rPr>
-        <w:t xml:space="preserve"> it uses. Ask learners to describe one label or arrow in ordinary words. Use the adjacent transcript if the image is difficult to see.</w:t>
-      </w:r>
-    </w:p>
-    <w:p>
-      <w:pPr>
-        <w:pStyle w:val="Heading3"/>
-      </w:pPr>
-      <w:r>
-        <w:t>03. Two distinct samples, fixed model</w:t>
-      </w:r>
-    </w:p>
-    <w:p>
-      <w:r>
-        <w:drawing>
-          <wp:inline xmlns:a="http://schemas.openxmlformats.org/drawingml/2006/main" xmlns:pic="http://schemas.openxmlformats.org/drawingml/2006/picture">
-            <wp:extent cx="5486400" cy="2834640"/>
-            <wp:docPr id="5" name="Picture 5" descr="Two distinct samples, fixed model. Units: correct cases out of 4 in each sample. Sample A: 3. Sample B: 2."/>
-            <wp:cNvGraphicFramePr>
-              <a:graphicFrameLocks noChangeAspect="1"/>
-            </wp:cNvGraphicFramePr>
-            <a:graphic>
-              <a:graphicData uri="http://schemas.openxmlformats.org/drawingml/2006/picture">
-                <pic:pic>
-                  <pic:nvPicPr>
-                    <pic:cNvPr id="0" name="academy-story-ai-7-11-03.png"/>
                     <pic:cNvPicPr/>
                   </pic:nvPicPr>
                   <pic:blipFill>
@@ -5025,56 +5907,246 @@
         <w:rPr>
           <w:b w:val="0"/>
         </w:rPr>
-        <w:t>Two distinct samples, fixed model. Units: correct cases out of 4 in each sample. Sample A: 3. Sample B: 2.</w:t>
+        <w:t>Two small samples can differ. A fixed classifier is scored on two distinct four-case samples from a declared collection. Supplied facts: Sample A has 3 correct of 4; sample B has 2 correct of 4.</w:t>
       </w:r>
     </w:p>
     <w:p>
       <w:pPr>
         <w:spacing w:line="336" w:lineRule="auto" w:after="180"/>
-        <w:shd w:fill="F5F1FB"/>
       </w:pPr>
       <w:r>
         <w:rPr>
           <w:b w:val="0"/>
         </w:rPr>
-        <w:t>Read the labels and values. Explain the relationship the model shows.</w:t>
+        <w:t>The model and rubric are unchanged.</w:t>
       </w:r>
     </w:p>
     <w:p>
       <w:pPr>
-        <w:pStyle w:val="Heading3"/>
-      </w:pPr>
-      <w:r>
-        <w:t>Discuss while showing the picture</w:t>
+        <w:spacing w:line="336" w:lineRule="auto" w:after="180"/>
+      </w:pPr>
+      <w:r>
+        <w:rPr>
+          <w:b w:val="0"/>
+        </w:rPr>
+        <w:t>Point to the given fact that matters most. Explain why it matters.</w:t>
       </w:r>
     </w:p>
     <w:p>
       <w:pPr>
         <w:spacing w:line="336" w:lineRule="auto" w:after="180"/>
-        <w:shd w:fill="F1F6F8"/>
       </w:pPr>
       <w:r>
         <w:rPr>
           <w:b w:val="0"/>
         </w:rPr>
-        <w:t>Teacher prompt: Read the labels and values. Explain the relationship the model shows. Ask learners to describe one label or arrow in ordinary words. Use the adjacent transcript if the image is difficult to see.</w:t>
+        <w:t>Teacher prompt: Point to the given fact that matters most. Explain why it matters. Ask learners to describe one label or arrow in ordinary words. Use the adjacent transcript if the image is difficult to see.</w:t>
       </w:r>
     </w:p>
     <w:p>
       <w:pPr>
-        <w:spacing w:line="336" w:lineRule="auto" w:after="180"/>
-        <w:shd w:fill="F1F6F8"/>
-      </w:pPr>
-      <w:r>
-        <w:rPr>
-          <w:b w:val="0"/>
-        </w:rPr>
-        <w:t>Check row/column meanings, units and denominators before discussing a difference. Supplied toy values are not real class or model results.</w:t>
+        <w:pStyle w:val="Heading2"/>
+      </w:pPr>
+      <w:r>
+        <w:t>02. Follow the deciding steps</w:t>
       </w:r>
     </w:p>
     <w:p>
-      <w:pPr>
-        <w:pStyle w:val="Heading3"/>
+      <w:r>
+        <w:drawing>
+          <wp:inline xmlns:a="http://schemas.openxmlformats.org/drawingml/2006/main" xmlns:pic="http://schemas.openxmlformats.org/drawingml/2006/picture">
+            <wp:extent cx="5486400" cy="3182112"/>
+            <wp:docPr id="6" name="Picture 6" descr="Keep model fixed: No training or threshold change occurs between samples. → Compute observed rates: A is 75%; B is 50%, differing by 25 percentage points. → Consider sampling: Different included cases can change a small-sample rate."/>
+            <wp:cNvGraphicFramePr>
+              <a:graphicFrameLocks noChangeAspect="1"/>
+            </wp:cNvGraphicFramePr>
+            <a:graphic>
+              <a:graphicData uri="http://schemas.openxmlformats.org/drawingml/2006/picture">
+                <pic:pic>
+                  <pic:nvPicPr>
+                    <pic:cNvPr id="0" name="academy-story-ai-7-11-02.png"/>
+                    <pic:cNvPicPr/>
+                  </pic:nvPicPr>
+                  <pic:blipFill>
+                    <a:blip r:embed="rId10"/>
+                    <a:stretch>
+                      <a:fillRect/>
+                    </a:stretch>
+                  </pic:blipFill>
+                  <pic:spPr>
+                    <a:xfrm>
+                      <a:off x="0" y="0"/>
+                      <a:ext cx="5486400" cy="3182112"/>
+                    </a:xfrm>
+                    <a:prstGeom prst="rect"/>
+                  </pic:spPr>
+                </pic:pic>
+              </a:graphicData>
+            </a:graphic>
+          </wp:inline>
+        </w:drawing>
+      </w:r>
+    </w:p>
+    <w:p>
+      <w:pPr>
+        <w:spacing w:line="336" w:lineRule="auto" w:after="180"/>
+      </w:pPr>
+      <w:r>
+        <w:rPr>
+          <w:b w:val="0"/>
+        </w:rPr>
+        <w:t xml:space="preserve">Keep model fixed: No </w:t>
+      </w:r>
+      <w:r>
+        <w:rPr>
+          <w:b/>
+        </w:rPr>
+        <w:t>training</w:t>
+      </w:r>
+      <w:r>
+        <w:rPr>
+          <w:b w:val="0"/>
+        </w:rPr>
+        <w:t xml:space="preserve"> or threshold change occurs between samples. → Compute observed rates: A is 75%; B is 50%, differing by 25 percentage points. → Consider sampling: Different included cases can change a small-sample rate.</w:t>
+      </w:r>
+    </w:p>
+    <w:p>
+      <w:pPr>
+        <w:spacing w:line="336" w:lineRule="auto" w:after="180"/>
+      </w:pPr>
+      <w:r>
+        <w:rPr>
+          <w:b w:val="0"/>
+        </w:rPr>
+        <w:t xml:space="preserve">Point to each numbered stage and explain which recorded </w:t>
+      </w:r>
+      <w:r>
+        <w:rPr>
+          <w:b/>
+        </w:rPr>
+        <w:t>input</w:t>
+      </w:r>
+      <w:r>
+        <w:rPr>
+          <w:b w:val="0"/>
+        </w:rPr>
+        <w:t xml:space="preserve"> it uses.</w:t>
+      </w:r>
+    </w:p>
+    <w:p>
+      <w:pPr>
+        <w:spacing w:line="336" w:lineRule="auto" w:after="180"/>
+      </w:pPr>
+      <w:r>
+        <w:rPr>
+          <w:b w:val="0"/>
+        </w:rPr>
+        <w:t xml:space="preserve">Teacher prompt: Point to each numbered stage and explain which recorded </w:t>
+      </w:r>
+      <w:r>
+        <w:rPr>
+          <w:b/>
+        </w:rPr>
+        <w:t>input</w:t>
+      </w:r>
+      <w:r>
+        <w:rPr>
+          <w:b w:val="0"/>
+        </w:rPr>
+        <w:t xml:space="preserve"> it uses. Ask learners to describe one label or arrow in ordinary words. Use the adjacent transcript if the image is difficult to see.</w:t>
+      </w:r>
+    </w:p>
+    <w:p>
+      <w:pPr>
+        <w:pStyle w:val="Heading2"/>
+      </w:pPr>
+      <w:r>
+        <w:t>03. Two distinct samples, fixed model</w:t>
+      </w:r>
+    </w:p>
+    <w:p>
+      <w:r>
+        <w:drawing>
+          <wp:inline xmlns:a="http://schemas.openxmlformats.org/drawingml/2006/main" xmlns:pic="http://schemas.openxmlformats.org/drawingml/2006/picture">
+            <wp:extent cx="5486400" cy="2834640"/>
+            <wp:docPr id="7" name="Picture 7" descr="Two distinct samples, fixed model. Units: correct cases out of 4 in each sample. Sample A: 3. Sample B: 2."/>
+            <wp:cNvGraphicFramePr>
+              <a:graphicFrameLocks noChangeAspect="1"/>
+            </wp:cNvGraphicFramePr>
+            <a:graphic>
+              <a:graphicData uri="http://schemas.openxmlformats.org/drawingml/2006/picture">
+                <pic:pic>
+                  <pic:nvPicPr>
+                    <pic:cNvPr id="0" name="academy-story-ai-7-11-03.png"/>
+                    <pic:cNvPicPr/>
+                  </pic:nvPicPr>
+                  <pic:blipFill>
+                    <a:blip r:embed="rId14"/>
+                    <a:stretch>
+                      <a:fillRect/>
+                    </a:stretch>
+                  </pic:blipFill>
+                  <pic:spPr>
+                    <a:xfrm>
+                      <a:off x="0" y="0"/>
+                      <a:ext cx="5486400" cy="2834640"/>
+                    </a:xfrm>
+                    <a:prstGeom prst="rect"/>
+                  </pic:spPr>
+                </pic:pic>
+              </a:graphicData>
+            </a:graphic>
+          </wp:inline>
+        </w:drawing>
+      </w:r>
+    </w:p>
+    <w:p>
+      <w:pPr>
+        <w:spacing w:line="336" w:lineRule="auto" w:after="180"/>
+      </w:pPr>
+      <w:r>
+        <w:rPr>
+          <w:b w:val="0"/>
+        </w:rPr>
+        <w:t>Two distinct samples, fixed model. Units: correct cases out of 4 in each sample. Sample A: 3. Sample B: 2.</w:t>
+      </w:r>
+    </w:p>
+    <w:p>
+      <w:pPr>
+        <w:spacing w:line="336" w:lineRule="auto" w:after="180"/>
+      </w:pPr>
+      <w:r>
+        <w:rPr>
+          <w:b w:val="0"/>
+        </w:rPr>
+        <w:t>Read the labels and values. Explain the relationship the model shows.</w:t>
+      </w:r>
+    </w:p>
+    <w:p>
+      <w:pPr>
+        <w:spacing w:line="336" w:lineRule="auto" w:after="180"/>
+      </w:pPr>
+      <w:r>
+        <w:rPr>
+          <w:b w:val="0"/>
+        </w:rPr>
+        <w:t>Teacher prompt: Read the labels and values. Explain the relationship the model shows. Ask learners to describe one label or arrow in ordinary words. Use the adjacent transcript if the image is difficult to see.</w:t>
+      </w:r>
+    </w:p>
+    <w:p>
+      <w:pPr>
+        <w:spacing w:line="336" w:lineRule="auto" w:after="180"/>
+      </w:pPr>
+      <w:r>
+        <w:rPr>
+          <w:b w:val="0"/>
+        </w:rPr>
+        <w:t>Check row/column meanings, units and denominators before discussing a difference. Supplied toy values are not real class or model results.</w:t>
+      </w:r>
+    </w:p>
+    <w:p>
+      <w:pPr>
+        <w:pStyle w:val="Heading2"/>
       </w:pPr>
       <w:r>
         <w:t>04. Change one thing. Trace what follows.</w:t>
@@ -5085,7 +6157,7 @@
         <w:drawing>
           <wp:inline xmlns:a="http://schemas.openxmlformats.org/drawingml/2006/main" xmlns:pic="http://schemas.openxmlformats.org/drawingml/2006/picture">
             <wp:extent cx="5486400" cy="3026664"/>
-            <wp:docPr id="6" name="Picture 6" descr="Original case: Different included cases can change a small-sample rate. Changed condition: Evaluate the exact same fixed four cases twice with deterministic predictions. Expected result: The counts should agree unless some condition, data or scoring changed. Reason: The sampling explanation no longer applies when the records are identical."/>
+            <wp:docPr id="8" name="Picture 8" descr="Original case: Different included cases can change a small-sample rate. Changed condition: Evaluate the exact same fixed four cases twice with deterministic predictions. Expected result: The counts should agree unless some condition, data or scoring changed. Reason: The sampling explanation no longer applies when the records are identical."/>
             <wp:cNvGraphicFramePr>
               <a:graphicFrameLocks noChangeAspect="1"/>
             </wp:cNvGraphicFramePr>
@@ -5097,7 +6169,7 @@
                     <pic:cNvPicPr/>
                   </pic:nvPicPr>
                   <pic:blipFill>
-                    <a:blip r:embed="rId14"/>
+                    <a:blip r:embed="rId15"/>
                     <a:stretch>
                       <a:fillRect/>
                     </a:stretch>
@@ -5153,7 +6225,6 @@
     <w:p>
       <w:pPr>
         <w:spacing w:line="336" w:lineRule="auto" w:after="180"/>
-        <w:shd w:fill="F5F1FB"/>
       </w:pPr>
       <w:r>
         <w:rPr>
@@ -5164,39 +6235,29 @@
     </w:p>
     <w:p>
       <w:pPr>
-        <w:pStyle w:val="Heading3"/>
-      </w:pPr>
-      <w:r>
-        <w:t>Discuss while showing the picture</w:t>
+        <w:spacing w:line="336" w:lineRule="auto" w:after="180"/>
+      </w:pPr>
+      <w:r>
+        <w:rPr>
+          <w:b w:val="0"/>
+        </w:rPr>
+        <w:t>Teacher prompt: Predict before checking the worked changed-case result. Name what changed and what the supplied facts allow you to conclude. Ask learners to describe one label or arrow in ordinary words.</w:t>
       </w:r>
     </w:p>
     <w:p>
       <w:pPr>
         <w:spacing w:line="336" w:lineRule="auto" w:after="180"/>
-        <w:shd w:fill="F1F6F8"/>
       </w:pPr>
       <w:r>
         <w:rPr>
           <w:b w:val="0"/>
         </w:rPr>
-        <w:t>Teacher prompt: Predict before checking the worked changed-case result. Name what changed and what the supplied facts allow you to conclude. Ask learners to describe one label or arrow in ordinary words.</w:t>
+        <w:t>Use the adjacent transcript if the image is difficult to see. Changed-case reasoning: The sampling explanation no longer applies when the records are identical.</w:t>
       </w:r>
     </w:p>
     <w:p>
       <w:pPr>
-        <w:spacing w:line="336" w:lineRule="auto" w:after="180"/>
-        <w:shd w:fill="F1F6F8"/>
-      </w:pPr>
-      <w:r>
-        <w:rPr>
-          <w:b w:val="0"/>
-        </w:rPr>
-        <w:t>Use the adjacent transcript if the image is difficult to see. Changed-case reasoning: The sampling explanation no longer applies when the records are identical.</w:t>
-      </w:r>
-    </w:p>
-    <w:p>
-      <w:pPr>
-        <w:pStyle w:val="Heading3"/>
+        <w:pStyle w:val="Heading2"/>
       </w:pPr>
       <w:r>
         <w:t>05. Connect the explanation to its limit</w:t>
@@ -5207,7 +6268,7 @@
         <w:drawing>
           <wp:inline xmlns:a="http://schemas.openxmlformats.org/drawingml/2006/main" xmlns:pic="http://schemas.openxmlformats.org/drawingml/2006/picture">
             <wp:extent cx="5486400" cy="2834640"/>
-            <wp:docPr id="7" name="Picture 7" descr="Sampling variability means a statistic can vary because different units were observed. Do not automatically attribute every rate change to a model improvement or deterioration. Limit: These two samples do not supply a probability model or confidence interval; none is invented."/>
+            <wp:docPr id="9" name="Picture 9" descr="Sampling variability means a statistic can vary because different units were observed. Do not automatically attribute every rate change to a model improvement or deterioration. Limit: These two samples do not supply a probability model or confidence interval; none is invented."/>
             <wp:cNvGraphicFramePr>
               <a:graphicFrameLocks noChangeAspect="1"/>
             </wp:cNvGraphicFramePr>
@@ -5219,7 +6280,7 @@
                     <pic:cNvPicPr/>
                   </pic:nvPicPr>
                   <pic:blipFill>
-                    <a:blip r:embed="rId15"/>
+                    <a:blip r:embed="rId16"/>
                     <a:stretch>
                       <a:fillRect/>
                     </a:stretch>
@@ -5269,7 +6330,6 @@
     <w:p>
       <w:pPr>
         <w:spacing w:line="336" w:lineRule="auto" w:after="180"/>
-        <w:shd w:fill="F5F1FB"/>
       </w:pPr>
       <w:r>
         <w:rPr>
@@ -5280,39 +6340,29 @@
     </w:p>
     <w:p>
       <w:pPr>
-        <w:pStyle w:val="Heading3"/>
-      </w:pPr>
-      <w:r>
-        <w:t>Discuss while showing the picture</w:t>
+        <w:spacing w:line="336" w:lineRule="auto" w:after="180"/>
+      </w:pPr>
+      <w:r>
+        <w:rPr>
+          <w:b w:val="0"/>
+        </w:rPr>
+        <w:t>Teacher prompt: Explain the case, then point to a limit on the claim. Ask learners to describe one label or arrow in ordinary words. Use the adjacent transcript if the image is difficult to see.</w:t>
       </w:r>
     </w:p>
     <w:p>
       <w:pPr>
         <w:spacing w:line="336" w:lineRule="auto" w:after="180"/>
-        <w:shd w:fill="F1F6F8"/>
       </w:pPr>
       <w:r>
         <w:rPr>
           <w:b w:val="0"/>
         </w:rPr>
-        <w:t>Teacher prompt: Explain the case, then point to a limit on the claim. Ask learners to describe one label or arrow in ordinary words. Use the adjacent transcript if the image is difficult to see.</w:t>
+        <w:t>Keep the stated scope: These two samples do not supply a probability model or confidence interval; none is invented.</w:t>
       </w:r>
     </w:p>
     <w:p>
       <w:pPr>
-        <w:spacing w:line="336" w:lineRule="auto" w:after="180"/>
-        <w:shd w:fill="F1F6F8"/>
-      </w:pPr>
-      <w:r>
-        <w:rPr>
-          <w:b w:val="0"/>
-        </w:rPr>
-        <w:t>Keep the stated scope: These two samples do not supply a probability model or confidence interval; none is invented.</w:t>
-      </w:r>
-    </w:p>
-    <w:p>
-      <w:pPr>
-        <w:pStyle w:val="Heading3"/>
+        <w:pStyle w:val="Heading2"/>
       </w:pPr>
       <w:r>
         <w:t>06. Make the idea visible in your project</w:t>
@@ -5323,7 +6373,7 @@
         <w:drawing>
           <wp:inline xmlns:a="http://schemas.openxmlformats.org/drawingml/2006/main" xmlns:pic="http://schemas.openxmlformats.org/drawingml/2006/picture">
             <wp:extent cx="5486400" cy="3681984"/>
-            <wp:docPr id="8" name="Picture 8" descr="For the Reproducible AI Research Study, retain an annotated worked trace and the changed-case reasoning. Connect the claim to its records, units and assumptions so another investigator can challenge or reproduce it. Draw your input, deciding step, result and limit. Supported question: Calculate the two four-case rates and their difference. Explain how changed included cases can affect a fixed model, and why identical deterministic records should not differ on a rerun."/>
+            <wp:docPr id="10" name="Picture 10" descr="For the Reproducible AI Research Study, retain an annotated worked trace and the changed-case reasoning. Connect the claim to its records, units and assumptions so another investigator can challenge or reproduce it. Draw your input, deciding step, result and limit. Supported question: Calculate the two four-case rates and their difference. Explain how changed included cases can affect a fixed model, and why identical deterministic records should not differ on a rerun."/>
             <wp:cNvGraphicFramePr>
               <a:graphicFrameLocks noChangeAspect="1"/>
             </wp:cNvGraphicFramePr>
@@ -5335,7 +6385,7 @@
                     <pic:cNvPicPr/>
                   </pic:nvPicPr>
                   <pic:blipFill>
-                    <a:blip r:embed="rId16"/>
+                    <a:blip r:embed="rId17"/>
                     <a:stretch>
                       <a:fillRect/>
                     </a:stretch>
@@ -5402,7 +6452,6 @@
     <w:p>
       <w:pPr>
         <w:spacing w:line="336" w:lineRule="auto" w:after="180"/>
-        <w:shd w:fill="F5F1FB"/>
       </w:pPr>
       <w:r>
         <w:rPr>
@@ -5425,70 +6474,138 @@
     </w:p>
     <w:p>
       <w:pPr>
-        <w:pStyle w:val="Heading3"/>
-      </w:pPr>
-      <w:r>
-        <w:t>Discuss while showing the picture</w:t>
+        <w:spacing w:line="336" w:lineRule="auto" w:after="180"/>
+      </w:pPr>
+      <w:r>
+        <w:rPr>
+          <w:b w:val="0"/>
+        </w:rPr>
+        <w:t xml:space="preserve">Teacher prompt: Draw your project trace and justify the deciding step using </w:t>
+      </w:r>
+      <w:r>
+        <w:rPr>
+          <w:b/>
+        </w:rPr>
+        <w:t>evidence</w:t>
+      </w:r>
+      <w:r>
+        <w:rPr>
+          <w:b w:val="0"/>
+        </w:rPr>
+        <w:t>. Ask learners to describe one label or arrow in ordinary words. Use the adjacent transcript if the image is difficult to see.</w:t>
       </w:r>
     </w:p>
     <w:p>
       <w:pPr>
         <w:spacing w:line="336" w:lineRule="auto" w:after="180"/>
-        <w:shd w:fill="F1F6F8"/>
       </w:pPr>
       <w:r>
         <w:rPr>
           <w:b w:val="0"/>
         </w:rPr>
-        <w:t xml:space="preserve">Teacher prompt: Draw your project trace and justify the deciding step using </w:t>
+        <w:t xml:space="preserve">Supported practice key: No </w:t>
       </w:r>
       <w:r>
         <w:rPr>
           <w:b/>
         </w:rPr>
-        <w:t>evidence</w:t>
+        <w:t>training</w:t>
       </w:r>
       <w:r>
         <w:rPr>
           <w:b w:val="0"/>
         </w:rPr>
-        <w:t>. Ask learners to describe one label or arrow in ordinary words. Use the adjacent transcript if the image is difficult to see.</w:t>
+        <w:t xml:space="preserve"> or threshold change occurs between samples. A is 75%; B is 50%, differing by 25 percentage points. Different included cases can change a small-sample rate.</w:t>
       </w:r>
     </w:p>
     <w:p>
       <w:pPr>
         <w:spacing w:line="336" w:lineRule="auto" w:after="180"/>
-        <w:shd w:fill="F1F6F8"/>
       </w:pPr>
       <w:r>
         <w:rPr>
           <w:b w:val="0"/>
         </w:rPr>
-        <w:t xml:space="preserve">Supported practice key: No </w:t>
-      </w:r>
-      <w:r>
-        <w:rPr>
-          <w:b/>
-        </w:rPr>
-        <w:t>training</w:t>
-      </w:r>
-      <w:r>
-        <w:rPr>
-          <w:b w:val="0"/>
-        </w:rPr>
-        <w:t xml:space="preserve"> or threshold change occurs between samples. A is 75%; B is 50%, differing by 25 percentage points. Different included cases can change a small-sample rate.</w:t>
+        <w:t>Changed case: The counts should agree unless some condition, data or scoring changed. The sampling explanation no longer applies when the records are identical.</w:t>
       </w:r>
     </w:p>
     <w:p>
       <w:pPr>
+        <w:pStyle w:val="Heading2"/>
+      </w:pPr>
+      <w:r>
+        <w:t>Earlier wording, alternatives and picture transcripts · reference / check after trying</w:t>
+      </w:r>
+    </w:p>
+    <w:p>
+      <w:pPr>
         <w:spacing w:line="336" w:lineRule="auto" w:after="180"/>
-        <w:shd w:fill="F1F6F8"/>
       </w:pPr>
       <w:r>
         <w:rPr>
           <w:b w:val="0"/>
         </w:rPr>
-        <w:t>Changed case: The counts should agree unless some condition, data or scoring changed. The sampling explanation no longer applies when the records are identical.</w:t>
+        <w:t xml:space="preserve">Use one picture at a time. Hide a worked result before asking for a </w:t>
+      </w:r>
+      <w:r>
+        <w:rPr>
+          <w:b/>
+        </w:rPr>
+        <w:t>prediction</w:t>
+      </w:r>
+      <w:r>
+        <w:rPr>
+          <w:b w:val="0"/>
+        </w:rPr>
+        <w:t>, then reveal it for feedback. These are supported teaching cases; retain the separate independent assessment for a fresh first attempt.</w:t>
+      </w:r>
+    </w:p>
+    <w:p>
+      <w:pPr>
+        <w:pStyle w:val="Heading3"/>
+      </w:pPr>
+      <w:r>
+        <w:t>01. Sampling variability: the case</w:t>
+      </w:r>
+    </w:p>
+    <w:p>
+      <w:pPr>
+        <w:pStyle w:val="Heading3"/>
+      </w:pPr>
+      <w:r>
+        <w:t>02. Follow the deciding steps</w:t>
+      </w:r>
+    </w:p>
+    <w:p>
+      <w:pPr>
+        <w:pStyle w:val="Heading3"/>
+      </w:pPr>
+      <w:r>
+        <w:t>03. Two distinct samples, fixed model</w:t>
+      </w:r>
+    </w:p>
+    <w:p>
+      <w:pPr>
+        <w:pStyle w:val="Heading3"/>
+      </w:pPr>
+      <w:r>
+        <w:t>04. Change one thing. Trace what follows.</w:t>
+      </w:r>
+    </w:p>
+    <w:p>
+      <w:pPr>
+        <w:pStyle w:val="Heading3"/>
+      </w:pPr>
+      <w:r>
+        <w:t>05. Connect the explanation to its limit</w:t>
+      </w:r>
+    </w:p>
+    <w:p>
+      <w:pPr>
+        <w:pStyle w:val="Heading3"/>
+      </w:pPr>
+      <w:r>
+        <w:t>06. Make the idea visible in your project</w:t>
       </w:r>
     </w:p>
     <w:sectPr>
